--- a/public/exports/Informe_Cafe_Combo_RM.docx
+++ b/public/exports/Informe_Cafe_Combo_RM.docx
@@ -184,7 +184,7 @@
           <w:sz w:val="22"/>
           <w:szCs w:val="22"/>
         </w:rPr>
-        <w:t xml:space="preserve">La inversión inicial promedio se estima en CLP 30 millones (CLP 20,5 M en activos depreciables más CLP 9,5 M en capital de trabajo), con horizonte de evaluación de 5 años más perpetuidad. Bajo los supuestos del caso base, las tres ubicaciones más rentables son: El Golf · Las Condes (VAN CLP 543 M, TIR 119%, payback 1,18 años); Providencia · Pedro de Valdivia (VAN CLP 317 M, TIR 87%); y Santiago Centro · Ahumada (VAN CLP 307 M, TIR 82%).</w:t>
+        <w:t xml:space="preserve">La inversión inicial total promedia CLP 44.5 millones (CLP 20.5 M en activos depreciables más capital de trabajo equivalente a 2,5 meses de egresos), con horizonte de evaluación de 5 años y valor terminal por múltiplo de EBITDA (3.5x). Tras la auditoría y corrección del modelo financiero —que ajusta los costos fijos al universo real del retail food chileno, incorpora la comisión de tarjetas, sustituye el valor terminal por perpetuidad creciente por uno de múltiplo conservador y eleva la tasa de descuento al riesgo medio sectorial (14.0%)— solo una de las siete localizaciones evaluadas es claramente recomendable: El Golf · Las Condes (VAN CLP 47.2 M, TIR 38.5%, payback 3.39 años). Las dos siguientes (Santiago Centro · Ahumada y Providencia · Pedro de Valdivia) presentan VAN positivo pero marginal, en el borde de la viabilidad económica.</w:t>
       </w:r>
     </w:p>
     <w:p>
@@ -214,7 +214,818 @@
           <w:sz w:val="22"/>
           <w:szCs w:val="22"/>
         </w:rPr>
-        <w:t xml:space="preserve">La recomendación final es ejecutar el proyecto en la localización de El Golf, Las Condes, sujeto a verificación de los supuestos sensibles mediante un estudio primario de demanda en el local específico previo a la firma del contrato de arriendo.</w:t>
+        <w:t xml:space="preserve">La recomendación final es ejecutar el proyecto en la localización de El Golf · Las Condes, sujeto a verificación de los supuestos sensibles mediante un estudio primario de demanda en el local específico previo a la firma del contrato de arriendo. El escenario pesimista (caída del 35-40% en demanda) genera valor presente neto negativo en todas las ubicaciones evaluadas, lo que obliga a contar con un plan de contingencia operativo robusto y a monitorear mensualmente los KPIs críticos del negocio.</w:t>
+      </w:r>
+    </w:p>
+    <w:p>
+      <w:r>
+        <w:br w:type="page"/>
+      </w:r>
+    </w:p>
+    <w:p>
+      <w:pPr>
+        <w:pStyle w:val="Heading1"/>
+        <w:spacing w:after="240" w:before="480"/>
+      </w:pPr>
+      <w:r>
+        <w:rPr>
+          <w:rFonts w:ascii="Cambria" w:cs="Cambria" w:eastAsia="Cambria" w:hAnsi="Cambria"/>
+          <w:b/>
+          <w:bCs/>
+          <w:color w:val="1F2937"/>
+          <w:sz w:val="32"/>
+          <w:szCs w:val="32"/>
+        </w:rPr>
+        <w:t xml:space="preserve">Auditoría del modelo financiero (mayo 2026)</w:t>
+      </w:r>
+    </w:p>
+    <w:p>
+      <w:pPr>
+        <w:spacing w:after="160" w:line="360"/>
+        <w:jc w:val="both"/>
+      </w:pPr>
+      <w:r>
+        <w:rPr>
+          <w:rFonts w:ascii="Calibri" w:cs="Calibri" w:eastAsia="Calibri" w:hAnsi="Calibri"/>
+          <w:sz w:val="22"/>
+          <w:szCs w:val="22"/>
+        </w:rPr>
+        <w:t xml:space="preserve">El modelo financiero original presentaba un valor presente neto cercano a los CLP 543 millones para la mejor ubicación, lo que tras revisión técnica resultó incompatible con la realidad operativa del retail food en Chile. Una cafetería pequeña (30-35 m²) con un combo único no genera, en condiciones razonables, retornos absolutos superiores a 5x la inversión inicial en cinco años. La presente versión del informe incorpora seis correcciones documentadas a continuación, que reducen el VAN base de la ubicación ganadora a un nivel coherente con benchmarks sectoriales (Achiga 2024, Procafé 2024) y con la tasa de fracaso observada en cafeterías independientes en Chile (50-55% antes de los tres años, según el estudio Achiga 2024).</w:t>
+      </w:r>
+    </w:p>
+    <w:p>
+      <w:pPr>
+        <w:pStyle w:val="Heading2"/>
+        <w:spacing w:after="160" w:before="320"/>
+      </w:pPr>
+      <w:r>
+        <w:rPr>
+          <w:rFonts w:ascii="Cambria" w:cs="Cambria" w:eastAsia="Cambria" w:hAnsi="Cambria"/>
+          <w:b/>
+          <w:bCs/>
+          <w:color w:val="374151"/>
+          <w:sz w:val="26"/>
+          <w:szCs w:val="26"/>
+        </w:rPr>
+        <w:t xml:space="preserve">Correcciones aplicadas</w:t>
+      </w:r>
+    </w:p>
+    <w:tbl>
+      <w:tblPr>
+        <w:tblW w:type="pct" w:w="100%"/>
+        <w:tblBorders>
+          <w:top w:val="single" w:color="111827" w:sz="6"/>
+          <w:left w:val="none" w:color="FFFFFF" w:sz="0"/>
+          <w:bottom w:val="single" w:color="111827" w:sz="6"/>
+          <w:right w:val="none" w:color="FFFFFF" w:sz="0"/>
+          <w:insideH w:val="single" w:color="D1D5DB" w:sz="2"/>
+          <w:insideV w:val="none" w:color="FFFFFF" w:sz="0"/>
+        </w:tblBorders>
+      </w:tblPr>
+      <w:tblGrid>
+        <w:gridCol w:w="100"/>
+        <w:gridCol w:w="100"/>
+        <w:gridCol w:w="100"/>
+        <w:gridCol w:w="100"/>
+      </w:tblGrid>
+      <w:tr>
+        <w:trPr>
+          <w:tblHeader/>
+        </w:trPr>
+        <w:tc>
+          <w:tcPr>
+            <w:shd w:fill="F3F4F6" w:color="auto" w:val="solid"/>
+            <w:tcMar>
+              <w:top w:type="dxa" w:w="120"/>
+              <w:left w:type="dxa" w:w="100"/>
+              <w:bottom w:type="dxa" w:w="120"/>
+              <w:right w:type="dxa" w:w="100"/>
+            </w:tcMar>
+          </w:tcPr>
+          <w:p>
+            <w:pPr>
+              <w:jc w:val="left"/>
+            </w:pPr>
+            <w:r>
+              <w:rPr>
+                <w:rFonts w:ascii="Calibri" w:cs="Calibri" w:eastAsia="Calibri" w:hAnsi="Calibri"/>
+                <w:b/>
+                <w:bCs/>
+                <w:sz w:val="18"/>
+                <w:szCs w:val="18"/>
+              </w:rPr>
+              <w:t xml:space="preserve">Variable</w:t>
+            </w:r>
+          </w:p>
+        </w:tc>
+        <w:tc>
+          <w:tcPr>
+            <w:shd w:fill="F3F4F6" w:color="auto" w:val="solid"/>
+            <w:tcMar>
+              <w:top w:type="dxa" w:w="120"/>
+              <w:left w:type="dxa" w:w="100"/>
+              <w:bottom w:type="dxa" w:w="120"/>
+              <w:right w:type="dxa" w:w="100"/>
+            </w:tcMar>
+          </w:tcPr>
+          <w:p>
+            <w:pPr>
+              <w:jc w:val="left"/>
+            </w:pPr>
+            <w:r>
+              <w:rPr>
+                <w:rFonts w:ascii="Calibri" w:cs="Calibri" w:eastAsia="Calibri" w:hAnsi="Calibri"/>
+                <w:b/>
+                <w:bCs/>
+                <w:sz w:val="18"/>
+                <w:szCs w:val="18"/>
+              </w:rPr>
+              <w:t xml:space="preserve">Antes</w:t>
+            </w:r>
+          </w:p>
+        </w:tc>
+        <w:tc>
+          <w:tcPr>
+            <w:shd w:fill="F3F4F6" w:color="auto" w:val="solid"/>
+            <w:tcMar>
+              <w:top w:type="dxa" w:w="120"/>
+              <w:left w:type="dxa" w:w="100"/>
+              <w:bottom w:type="dxa" w:w="120"/>
+              <w:right w:type="dxa" w:w="100"/>
+            </w:tcMar>
+          </w:tcPr>
+          <w:p>
+            <w:pPr>
+              <w:jc w:val="left"/>
+            </w:pPr>
+            <w:r>
+              <w:rPr>
+                <w:rFonts w:ascii="Calibri" w:cs="Calibri" w:eastAsia="Calibri" w:hAnsi="Calibri"/>
+                <w:b/>
+                <w:bCs/>
+                <w:sz w:val="18"/>
+                <w:szCs w:val="18"/>
+              </w:rPr>
+              <w:t xml:space="preserve">Ahora</w:t>
+            </w:r>
+          </w:p>
+        </w:tc>
+        <w:tc>
+          <w:tcPr>
+            <w:shd w:fill="F3F4F6" w:color="auto" w:val="solid"/>
+            <w:tcMar>
+              <w:top w:type="dxa" w:w="120"/>
+              <w:left w:type="dxa" w:w="100"/>
+              <w:bottom w:type="dxa" w:w="120"/>
+              <w:right w:type="dxa" w:w="100"/>
+            </w:tcMar>
+          </w:tcPr>
+          <w:p>
+            <w:pPr>
+              <w:jc w:val="left"/>
+            </w:pPr>
+            <w:r>
+              <w:rPr>
+                <w:rFonts w:ascii="Calibri" w:cs="Calibri" w:eastAsia="Calibri" w:hAnsi="Calibri"/>
+                <w:b/>
+                <w:bCs/>
+                <w:sz w:val="18"/>
+                <w:szCs w:val="18"/>
+              </w:rPr>
+              <w:t xml:space="preserve">Justificación</w:t>
+            </w:r>
+          </w:p>
+        </w:tc>
+      </w:tr>
+      <w:tr>
+        <w:trPr>
+          <w:tblHeader w:val="false"/>
+        </w:trPr>
+        <w:tc>
+          <w:tcPr>
+            <w:tcMar>
+              <w:top w:type="dxa" w:w="120"/>
+              <w:left w:type="dxa" w:w="100"/>
+              <w:bottom w:type="dxa" w:w="120"/>
+              <w:right w:type="dxa" w:w="100"/>
+            </w:tcMar>
+          </w:tcPr>
+          <w:p>
+            <w:pPr>
+              <w:jc w:val="left"/>
+            </w:pPr>
+            <w:r>
+              <w:rPr>
+                <w:rFonts w:ascii="Calibri" w:cs="Calibri" w:eastAsia="Calibri" w:hAnsi="Calibri"/>
+                <w:sz w:val="18"/>
+                <w:szCs w:val="18"/>
+              </w:rPr>
+              <w:t xml:space="preserve">Costo variable / combo</w:t>
+            </w:r>
+          </w:p>
+        </w:tc>
+        <w:tc>
+          <w:tcPr>
+            <w:tcMar>
+              <w:top w:type="dxa" w:w="120"/>
+              <w:left w:type="dxa" w:w="100"/>
+              <w:bottom w:type="dxa" w:w="120"/>
+              <w:right w:type="dxa" w:w="100"/>
+            </w:tcMar>
+          </w:tcPr>
+          <w:p>
+            <w:pPr>
+              <w:jc w:val="left"/>
+            </w:pPr>
+            <w:r>
+              <w:rPr>
+                <w:rFonts w:ascii="Calibri" w:cs="Calibri" w:eastAsia="Calibri" w:hAnsi="Calibri"/>
+                <w:sz w:val="18"/>
+                <w:szCs w:val="18"/>
+              </w:rPr>
+              <w:t xml:space="preserve">CLP 1.100 fijo</w:t>
+            </w:r>
+          </w:p>
+        </w:tc>
+        <w:tc>
+          <w:tcPr>
+            <w:tcMar>
+              <w:top w:type="dxa" w:w="120"/>
+              <w:left w:type="dxa" w:w="100"/>
+              <w:bottom w:type="dxa" w:w="120"/>
+              <w:right w:type="dxa" w:w="100"/>
+            </w:tcMar>
+          </w:tcPr>
+          <w:p>
+            <w:pPr>
+              <w:jc w:val="left"/>
+            </w:pPr>
+            <w:r>
+              <w:rPr>
+                <w:rFonts w:ascii="Calibri" w:cs="Calibri" w:eastAsia="Calibri" w:hAnsi="Calibri"/>
+                <w:sz w:val="18"/>
+                <w:szCs w:val="18"/>
+              </w:rPr>
+              <w:t xml:space="preserve">CLP 1.300 a 1.700 según zona</w:t>
+            </w:r>
+          </w:p>
+        </w:tc>
+        <w:tc>
+          <w:tcPr>
+            <w:tcMar>
+              <w:top w:type="dxa" w:w="120"/>
+              <w:left w:type="dxa" w:w="100"/>
+              <w:bottom w:type="dxa" w:w="120"/>
+              <w:right w:type="dxa" w:w="100"/>
+            </w:tcMar>
+          </w:tcPr>
+          <w:p>
+            <w:pPr>
+              <w:jc w:val="left"/>
+            </w:pPr>
+            <w:r>
+              <w:rPr>
+                <w:rFonts w:ascii="Calibri" w:cs="Calibri" w:eastAsia="Calibri" w:hAnsi="Calibri"/>
+                <w:sz w:val="18"/>
+                <w:szCs w:val="18"/>
+              </w:rPr>
+              <w:t xml:space="preserve">Combos con producto envasado real: insumos café, leche, vasos, sleeves, tapas. 40-50% del ticket en lugar del 24% original.</w:t>
+            </w:r>
+          </w:p>
+        </w:tc>
+      </w:tr>
+      <w:tr>
+        <w:trPr>
+          <w:tblHeader w:val="false"/>
+        </w:trPr>
+        <w:tc>
+          <w:tcPr>
+            <w:tcMar>
+              <w:top w:type="dxa" w:w="120"/>
+              <w:left w:type="dxa" w:w="100"/>
+              <w:bottom w:type="dxa" w:w="120"/>
+              <w:right w:type="dxa" w:w="100"/>
+            </w:tcMar>
+          </w:tcPr>
+          <w:p>
+            <w:pPr>
+              <w:jc w:val="left"/>
+            </w:pPr>
+            <w:r>
+              <w:rPr>
+                <w:rFonts w:ascii="Calibri" w:cs="Calibri" w:eastAsia="Calibri" w:hAnsi="Calibri"/>
+                <w:sz w:val="18"/>
+                <w:szCs w:val="18"/>
+              </w:rPr>
+              <w:t xml:space="preserve">Costos fijos no laborales</w:t>
+            </w:r>
+          </w:p>
+        </w:tc>
+        <w:tc>
+          <w:tcPr>
+            <w:tcMar>
+              <w:top w:type="dxa" w:w="120"/>
+              <w:left w:type="dxa" w:w="100"/>
+              <w:bottom w:type="dxa" w:w="120"/>
+              <w:right w:type="dxa" w:w="100"/>
+            </w:tcMar>
+          </w:tcPr>
+          <w:p>
+            <w:pPr>
+              <w:jc w:val="left"/>
+            </w:pPr>
+            <w:r>
+              <w:rPr>
+                <w:rFonts w:ascii="Calibri" w:cs="Calibri" w:eastAsia="Calibri" w:hAnsi="Calibri"/>
+                <w:sz w:val="18"/>
+                <w:szCs w:val="18"/>
+              </w:rPr>
+              <w:t xml:space="preserve">CLP 350.000 / mes</w:t>
+            </w:r>
+          </w:p>
+        </w:tc>
+        <w:tc>
+          <w:tcPr>
+            <w:tcMar>
+              <w:top w:type="dxa" w:w="120"/>
+              <w:left w:type="dxa" w:w="100"/>
+              <w:bottom w:type="dxa" w:w="120"/>
+              <w:right w:type="dxa" w:w="100"/>
+            </w:tcMar>
+          </w:tcPr>
+          <w:p>
+            <w:pPr>
+              <w:jc w:val="left"/>
+            </w:pPr>
+            <w:r>
+              <w:rPr>
+                <w:rFonts w:ascii="Calibri" w:cs="Calibri" w:eastAsia="Calibri" w:hAnsi="Calibri"/>
+                <w:sz w:val="18"/>
+                <w:szCs w:val="18"/>
+              </w:rPr>
+              <w:t xml:space="preserve">CLP 850.000 / mes</w:t>
+            </w:r>
+          </w:p>
+        </w:tc>
+        <w:tc>
+          <w:tcPr>
+            <w:tcMar>
+              <w:top w:type="dxa" w:w="120"/>
+              <w:left w:type="dxa" w:w="100"/>
+              <w:bottom w:type="dxa" w:w="120"/>
+              <w:right w:type="dxa" w:w="100"/>
+            </w:tcMar>
+          </w:tcPr>
+          <w:p>
+            <w:pPr>
+              <w:jc w:val="left"/>
+            </w:pPr>
+            <w:r>
+              <w:rPr>
+                <w:rFonts w:ascii="Calibri" w:cs="Calibri" w:eastAsia="Calibri" w:hAnsi="Calibri"/>
+                <w:sz w:val="18"/>
+                <w:szCs w:val="18"/>
+              </w:rPr>
+              <w:t xml:space="preserve">Faltaban: marketing (CLP 200k), aseo y pest control (CLP 100k), software y contador externo (CLP 150k), seguros y provisión de mantenciones (CLP 150k), servicios (CLP 250k).</w:t>
+            </w:r>
+          </w:p>
+        </w:tc>
+      </w:tr>
+      <w:tr>
+        <w:trPr>
+          <w:tblHeader w:val="false"/>
+        </w:trPr>
+        <w:tc>
+          <w:tcPr>
+            <w:tcMar>
+              <w:top w:type="dxa" w:w="120"/>
+              <w:left w:type="dxa" w:w="100"/>
+              <w:bottom w:type="dxa" w:w="120"/>
+              <w:right w:type="dxa" w:w="100"/>
+            </w:tcMar>
+          </w:tcPr>
+          <w:p>
+            <w:pPr>
+              <w:jc w:val="left"/>
+            </w:pPr>
+            <w:r>
+              <w:rPr>
+                <w:rFonts w:ascii="Calibri" w:cs="Calibri" w:eastAsia="Calibri" w:hAnsi="Calibri"/>
+                <w:sz w:val="18"/>
+                <w:szCs w:val="18"/>
+              </w:rPr>
+              <w:t xml:space="preserve">Comisión tarjetas</w:t>
+            </w:r>
+          </w:p>
+        </w:tc>
+        <w:tc>
+          <w:tcPr>
+            <w:tcMar>
+              <w:top w:type="dxa" w:w="120"/>
+              <w:left w:type="dxa" w:w="100"/>
+              <w:bottom w:type="dxa" w:w="120"/>
+              <w:right w:type="dxa" w:w="100"/>
+            </w:tcMar>
+          </w:tcPr>
+          <w:p>
+            <w:pPr>
+              <w:jc w:val="left"/>
+            </w:pPr>
+            <w:r>
+              <w:rPr>
+                <w:rFonts w:ascii="Calibri" w:cs="Calibri" w:eastAsia="Calibri" w:hAnsi="Calibri"/>
+                <w:sz w:val="18"/>
+                <w:szCs w:val="18"/>
+              </w:rPr>
+              <w:t xml:space="preserve">No considerada</w:t>
+            </w:r>
+          </w:p>
+        </w:tc>
+        <w:tc>
+          <w:tcPr>
+            <w:tcMar>
+              <w:top w:type="dxa" w:w="120"/>
+              <w:left w:type="dxa" w:w="100"/>
+              <w:bottom w:type="dxa" w:w="120"/>
+              <w:right w:type="dxa" w:w="100"/>
+            </w:tcMar>
+          </w:tcPr>
+          <w:p>
+            <w:pPr>
+              <w:jc w:val="left"/>
+            </w:pPr>
+            <w:r>
+              <w:rPr>
+                <w:rFonts w:ascii="Calibri" w:cs="Calibri" w:eastAsia="Calibri" w:hAnsi="Calibri"/>
+                <w:sz w:val="18"/>
+                <w:szCs w:val="18"/>
+              </w:rPr>
+              <w:t xml:space="preserve">2,8% sobre ingresos</w:t>
+            </w:r>
+          </w:p>
+        </w:tc>
+        <w:tc>
+          <w:tcPr>
+            <w:tcMar>
+              <w:top w:type="dxa" w:w="120"/>
+              <w:left w:type="dxa" w:w="100"/>
+              <w:bottom w:type="dxa" w:w="120"/>
+              <w:right w:type="dxa" w:w="100"/>
+            </w:tcMar>
+          </w:tcPr>
+          <w:p>
+            <w:pPr>
+              <w:jc w:val="left"/>
+            </w:pPr>
+            <w:r>
+              <w:rPr>
+                <w:rFonts w:ascii="Calibri" w:cs="Calibri" w:eastAsia="Calibri" w:hAnsi="Calibri"/>
+                <w:sz w:val="18"/>
+                <w:szCs w:val="18"/>
+              </w:rPr>
+              <w:t xml:space="preserve">Transbank o Getnet ~3,5% sobre el ~80% de pago electrónico observado en cafeterías chilenas.</w:t>
+            </w:r>
+          </w:p>
+        </w:tc>
+      </w:tr>
+      <w:tr>
+        <w:trPr>
+          <w:tblHeader w:val="false"/>
+        </w:trPr>
+        <w:tc>
+          <w:tcPr>
+            <w:tcMar>
+              <w:top w:type="dxa" w:w="120"/>
+              <w:left w:type="dxa" w:w="100"/>
+              <w:bottom w:type="dxa" w:w="120"/>
+              <w:right w:type="dxa" w:w="100"/>
+            </w:tcMar>
+          </w:tcPr>
+          <w:p>
+            <w:pPr>
+              <w:jc w:val="left"/>
+            </w:pPr>
+            <w:r>
+              <w:rPr>
+                <w:rFonts w:ascii="Calibri" w:cs="Calibri" w:eastAsia="Calibri" w:hAnsi="Calibri"/>
+                <w:sz w:val="18"/>
+                <w:szCs w:val="18"/>
+              </w:rPr>
+              <w:t xml:space="preserve">Crecimiento demanda anual</w:t>
+            </w:r>
+          </w:p>
+        </w:tc>
+        <w:tc>
+          <w:tcPr>
+            <w:tcMar>
+              <w:top w:type="dxa" w:w="120"/>
+              <w:left w:type="dxa" w:w="100"/>
+              <w:bottom w:type="dxa" w:w="120"/>
+              <w:right w:type="dxa" w:w="100"/>
+            </w:tcMar>
+          </w:tcPr>
+          <w:p>
+            <w:pPr>
+              <w:jc w:val="left"/>
+            </w:pPr>
+            <w:r>
+              <w:rPr>
+                <w:rFonts w:ascii="Calibri" w:cs="Calibri" w:eastAsia="Calibri" w:hAnsi="Calibri"/>
+                <w:sz w:val="18"/>
+                <w:szCs w:val="18"/>
+              </w:rPr>
+              <w:t xml:space="preserve">5,0%</w:t>
+            </w:r>
+          </w:p>
+        </w:tc>
+        <w:tc>
+          <w:tcPr>
+            <w:tcMar>
+              <w:top w:type="dxa" w:w="120"/>
+              <w:left w:type="dxa" w:w="100"/>
+              <w:bottom w:type="dxa" w:w="120"/>
+              <w:right w:type="dxa" w:w="100"/>
+            </w:tcMar>
+          </w:tcPr>
+          <w:p>
+            <w:pPr>
+              <w:jc w:val="left"/>
+            </w:pPr>
+            <w:r>
+              <w:rPr>
+                <w:rFonts w:ascii="Calibri" w:cs="Calibri" w:eastAsia="Calibri" w:hAnsi="Calibri"/>
+                <w:sz w:val="18"/>
+                <w:szCs w:val="18"/>
+              </w:rPr>
+              <w:t xml:space="preserve">2,5%</w:t>
+            </w:r>
+          </w:p>
+        </w:tc>
+        <w:tc>
+          <w:tcPr>
+            <w:tcMar>
+              <w:top w:type="dxa" w:w="120"/>
+              <w:left w:type="dxa" w:w="100"/>
+              <w:bottom w:type="dxa" w:w="120"/>
+              <w:right w:type="dxa" w:w="100"/>
+            </w:tcMar>
+          </w:tcPr>
+          <w:p>
+            <w:pPr>
+              <w:jc w:val="left"/>
+            </w:pPr>
+            <w:r>
+              <w:rPr>
+                <w:rFonts w:ascii="Calibri" w:cs="Calibri" w:eastAsia="Calibri" w:hAnsi="Calibri"/>
+                <w:sz w:val="18"/>
+                <w:szCs w:val="18"/>
+              </w:rPr>
+              <w:t xml:space="preserve">Sectorial cafetería sin reinversión; 5% requeriría marketing adicional o expansión de capacidad.</w:t>
+            </w:r>
+          </w:p>
+        </w:tc>
+      </w:tr>
+      <w:tr>
+        <w:trPr>
+          <w:tblHeader w:val="false"/>
+        </w:trPr>
+        <w:tc>
+          <w:tcPr>
+            <w:tcMar>
+              <w:top w:type="dxa" w:w="120"/>
+              <w:left w:type="dxa" w:w="100"/>
+              <w:bottom w:type="dxa" w:w="120"/>
+              <w:right w:type="dxa" w:w="100"/>
+            </w:tcMar>
+          </w:tcPr>
+          <w:p>
+            <w:pPr>
+              <w:jc w:val="left"/>
+            </w:pPr>
+            <w:r>
+              <w:rPr>
+                <w:rFonts w:ascii="Calibri" w:cs="Calibri" w:eastAsia="Calibri" w:hAnsi="Calibri"/>
+                <w:sz w:val="18"/>
+                <w:szCs w:val="18"/>
+              </w:rPr>
+              <w:t xml:space="preserve">Valor terminal</w:t>
+            </w:r>
+          </w:p>
+        </w:tc>
+        <w:tc>
+          <w:tcPr>
+            <w:tcMar>
+              <w:top w:type="dxa" w:w="120"/>
+              <w:left w:type="dxa" w:w="100"/>
+              <w:bottom w:type="dxa" w:w="120"/>
+              <w:right w:type="dxa" w:w="100"/>
+            </w:tcMar>
+          </w:tcPr>
+          <w:p>
+            <w:pPr>
+              <w:jc w:val="left"/>
+            </w:pPr>
+            <w:r>
+              <w:rPr>
+                <w:rFonts w:ascii="Calibri" w:cs="Calibri" w:eastAsia="Calibri" w:hAnsi="Calibri"/>
+                <w:sz w:val="18"/>
+                <w:szCs w:val="18"/>
+              </w:rPr>
+              <w:t xml:space="preserve">Gordon Growth (multiplicador 10,7x)</w:t>
+            </w:r>
+          </w:p>
+        </w:tc>
+        <w:tc>
+          <w:tcPr>
+            <w:tcMar>
+              <w:top w:type="dxa" w:w="120"/>
+              <w:left w:type="dxa" w:w="100"/>
+              <w:bottom w:type="dxa" w:w="120"/>
+              <w:right w:type="dxa" w:w="100"/>
+            </w:tcMar>
+          </w:tcPr>
+          <w:p>
+            <w:pPr>
+              <w:jc w:val="left"/>
+            </w:pPr>
+            <w:r>
+              <w:rPr>
+                <w:rFonts w:ascii="Calibri" w:cs="Calibri" w:eastAsia="Calibri" w:hAnsi="Calibri"/>
+                <w:sz w:val="18"/>
+                <w:szCs w:val="18"/>
+              </w:rPr>
+              <w:t xml:space="preserve">Múltiplo EBITDA 3,5x</w:t>
+            </w:r>
+          </w:p>
+        </w:tc>
+        <w:tc>
+          <w:tcPr>
+            <w:tcMar>
+              <w:top w:type="dxa" w:w="120"/>
+              <w:left w:type="dxa" w:w="100"/>
+              <w:bottom w:type="dxa" w:w="120"/>
+              <w:right w:type="dxa" w:w="100"/>
+            </w:tcMar>
+          </w:tcPr>
+          <w:p>
+            <w:pPr>
+              <w:jc w:val="left"/>
+            </w:pPr>
+            <w:r>
+              <w:rPr>
+                <w:rFonts w:ascii="Calibri" w:cs="Calibri" w:eastAsia="Calibri" w:hAnsi="Calibri"/>
+                <w:sz w:val="18"/>
+                <w:szCs w:val="18"/>
+              </w:rPr>
+              <w:t xml:space="preserve">Cafetería independiente no opera a perpetuidad sin reposición de equipos. Múltiplo de salida es estándar en M&amp;A retail food Chile (3-5x EBITDA).</w:t>
+            </w:r>
+          </w:p>
+        </w:tc>
+      </w:tr>
+      <w:tr>
+        <w:trPr>
+          <w:tblHeader w:val="false"/>
+        </w:trPr>
+        <w:tc>
+          <w:tcPr>
+            <w:tcMar>
+              <w:top w:type="dxa" w:w="120"/>
+              <w:left w:type="dxa" w:w="100"/>
+              <w:bottom w:type="dxa" w:w="120"/>
+              <w:right w:type="dxa" w:w="100"/>
+            </w:tcMar>
+          </w:tcPr>
+          <w:p>
+            <w:pPr>
+              <w:jc w:val="left"/>
+            </w:pPr>
+            <w:r>
+              <w:rPr>
+                <w:rFonts w:ascii="Calibri" w:cs="Calibri" w:eastAsia="Calibri" w:hAnsi="Calibri"/>
+                <w:sz w:val="18"/>
+                <w:szCs w:val="18"/>
+              </w:rPr>
+              <w:t xml:space="preserve">Tasa de costo de capital</w:t>
+            </w:r>
+          </w:p>
+        </w:tc>
+        <w:tc>
+          <w:tcPr>
+            <w:tcMar>
+              <w:top w:type="dxa" w:w="120"/>
+              <w:left w:type="dxa" w:w="100"/>
+              <w:bottom w:type="dxa" w:w="120"/>
+              <w:right w:type="dxa" w:w="100"/>
+            </w:tcMar>
+          </w:tcPr>
+          <w:p>
+            <w:pPr>
+              <w:jc w:val="left"/>
+            </w:pPr>
+            <w:r>
+              <w:rPr>
+                <w:rFonts w:ascii="Calibri" w:cs="Calibri" w:eastAsia="Calibri" w:hAnsi="Calibri"/>
+                <w:sz w:val="18"/>
+                <w:szCs w:val="18"/>
+              </w:rPr>
+              <w:t xml:space="preserve">11,5%</w:t>
+            </w:r>
+          </w:p>
+        </w:tc>
+        <w:tc>
+          <w:tcPr>
+            <w:tcMar>
+              <w:top w:type="dxa" w:w="120"/>
+              <w:left w:type="dxa" w:w="100"/>
+              <w:bottom w:type="dxa" w:w="120"/>
+              <w:right w:type="dxa" w:w="100"/>
+            </w:tcMar>
+          </w:tcPr>
+          <w:p>
+            <w:pPr>
+              <w:jc w:val="left"/>
+            </w:pPr>
+            <w:r>
+              <w:rPr>
+                <w:rFonts w:ascii="Calibri" w:cs="Calibri" w:eastAsia="Calibri" w:hAnsi="Calibri"/>
+                <w:sz w:val="18"/>
+                <w:szCs w:val="18"/>
+              </w:rPr>
+              <w:t xml:space="preserve">14,0%</w:t>
+            </w:r>
+          </w:p>
+        </w:tc>
+        <w:tc>
+          <w:tcPr>
+            <w:tcMar>
+              <w:top w:type="dxa" w:w="120"/>
+              <w:left w:type="dxa" w:w="100"/>
+              <w:bottom w:type="dxa" w:w="120"/>
+              <w:right w:type="dxa" w:w="100"/>
+            </w:tcMar>
+          </w:tcPr>
+          <w:p>
+            <w:pPr>
+              <w:jc w:val="left"/>
+            </w:pPr>
+            <w:r>
+              <w:rPr>
+                <w:rFonts w:ascii="Calibri" w:cs="Calibri" w:eastAsia="Calibri" w:hAnsi="Calibri"/>
+                <w:sz w:val="18"/>
+                <w:szCs w:val="18"/>
+              </w:rPr>
+              <w:t xml:space="preserve">Retail food en Chile es riesgo medio-alto (alta tasa de fracaso). CAPM: Rf 5,5% + β 1,3 × ERP 6,5%.</w:t>
+            </w:r>
+          </w:p>
+        </w:tc>
+      </w:tr>
+    </w:tbl>
+    <w:p>
+      <w:pPr>
+        <w:spacing w:after="240" w:before="60"/>
+        <w:jc w:val="center"/>
+      </w:pPr>
+      <w:r>
+        <w:rPr>
+          <w:rFonts w:ascii="Calibri" w:cs="Calibri" w:eastAsia="Calibri" w:hAnsi="Calibri"/>
+          <w:i/>
+          <w:iCs/>
+          <w:color w:val="6B7280"/>
+          <w:sz w:val="18"/>
+          <w:szCs w:val="18"/>
+        </w:rPr>
+        <w:t xml:space="preserve">Tabla A.1 — Correcciones aplicadas al modelo financiero entre la versión inicial y la versión auditada. Fuentes: Achiga 2024, Procafé 2024, Damodaran 2024, BCN 2025.</w:t>
+      </w:r>
+    </w:p>
+    <w:p>
+      <w:pPr>
+        <w:pStyle w:val="Heading2"/>
+        <w:spacing w:after="160" w:before="320"/>
+      </w:pPr>
+      <w:r>
+        <w:rPr>
+          <w:rFonts w:ascii="Cambria" w:cs="Cambria" w:eastAsia="Cambria" w:hAnsi="Cambria"/>
+          <w:b/>
+          <w:bCs/>
+          <w:color w:val="374151"/>
+          <w:sz w:val="26"/>
+          <w:szCs w:val="26"/>
+        </w:rPr>
+        <w:t xml:space="preserve">Impacto en los resultados</w:t>
+      </w:r>
+    </w:p>
+    <w:p>
+      <w:pPr>
+        <w:spacing w:after="160" w:line="360"/>
+        <w:jc w:val="both"/>
+      </w:pPr>
+      <w:r>
+        <w:rPr>
+          <w:rFonts w:ascii="Calibri" w:cs="Calibri" w:eastAsia="Calibri" w:hAnsi="Calibri"/>
+          <w:sz w:val="22"/>
+          <w:szCs w:val="22"/>
+        </w:rPr>
+        <w:t xml:space="preserve">El conjunto de correcciones reduce el VAN de la ubicación ganadora desde CLP 543 millones a CLP 47.2 M, una magnitud coherente con benchmarks sectoriales para cafeterías independientes en zonas premium de la Región Metropolitana. La TIR se ajusta desde 119% a 38.5%, valor que sigue siendo atractivo respecto al costo de capital exigido pero ya no presenta el sesgo de "asset light" extremo del modelo original. El payback aumenta de 1,18 a 3.39 años, también dentro de rangos sectoriales razonables. Tras esta corrección, el ranking de localizaciones también cambia: solo una ubicación (El Golf) presenta veredicto de viabilidad económica positiva con resiliencia razonable; otras dos (Santiago Centro y Providencia) presentan VAN marginalmente positivo en el caso base pero no resisten el escenario pesimista; las cuatro restantes presentan VAN claramente negativo y se desestiman.</w:t>
       </w:r>
     </w:p>
     <w:p>
@@ -9557,1136 +10368,7 @@
           <w:sz w:val="26"/>
           <w:szCs w:val="26"/>
         </w:rPr>
-        <w:t xml:space="preserve">13.1 Resumen de indicadores por ubicación</w:t>
-      </w:r>
-    </w:p>
-    <w:tbl>
-      <w:tblPr>
-        <w:tblW w:type="pct" w:w="100%"/>
-        <w:tblBorders>
-          <w:top w:val="single" w:color="111827" w:sz="6"/>
-          <w:left w:val="none" w:color="FFFFFF" w:sz="0"/>
-          <w:bottom w:val="single" w:color="111827" w:sz="6"/>
-          <w:right w:val="none" w:color="FFFFFF" w:sz="0"/>
-          <w:insideH w:val="single" w:color="D1D5DB" w:sz="2"/>
-          <w:insideV w:val="none" w:color="FFFFFF" w:sz="0"/>
-        </w:tblBorders>
-      </w:tblPr>
-      <w:tblGrid>
-        <w:gridCol w:w="100"/>
-        <w:gridCol w:w="100"/>
-        <w:gridCol w:w="100"/>
-        <w:gridCol w:w="100"/>
-        <w:gridCol w:w="100"/>
-      </w:tblGrid>
-      <w:tr>
-        <w:trPr>
-          <w:tblHeader/>
-        </w:trPr>
-        <w:tc>
-          <w:tcPr>
-            <w:shd w:fill="F3F4F6" w:color="auto" w:val="solid"/>
-            <w:tcMar>
-              <w:top w:type="dxa" w:w="120"/>
-              <w:left w:type="dxa" w:w="100"/>
-              <w:bottom w:type="dxa" w:w="120"/>
-              <w:right w:type="dxa" w:w="100"/>
-            </w:tcMar>
-          </w:tcPr>
-          <w:p>
-            <w:pPr>
-              <w:jc w:val="left"/>
-            </w:pPr>
-            <w:r>
-              <w:rPr>
-                <w:rFonts w:ascii="Calibri" w:cs="Calibri" w:eastAsia="Calibri" w:hAnsi="Calibri"/>
-                <w:b/>
-                <w:bCs/>
-                <w:sz w:val="18"/>
-                <w:szCs w:val="18"/>
-              </w:rPr>
-              <w:t xml:space="preserve">Ubicación</w:t>
-            </w:r>
-          </w:p>
-        </w:tc>
-        <w:tc>
-          <w:tcPr>
-            <w:shd w:fill="F3F4F6" w:color="auto" w:val="solid"/>
-            <w:tcMar>
-              <w:top w:type="dxa" w:w="120"/>
-              <w:left w:type="dxa" w:w="100"/>
-              <w:bottom w:type="dxa" w:w="120"/>
-              <w:right w:type="dxa" w:w="100"/>
-            </w:tcMar>
-          </w:tcPr>
-          <w:p>
-            <w:pPr>
-              <w:jc w:val="left"/>
-            </w:pPr>
-            <w:r>
-              <w:rPr>
-                <w:rFonts w:ascii="Calibri" w:cs="Calibri" w:eastAsia="Calibri" w:hAnsi="Calibri"/>
-                <w:b/>
-                <w:bCs/>
-                <w:sz w:val="18"/>
-                <w:szCs w:val="18"/>
-              </w:rPr>
-              <w:t xml:space="preserve">VAN base (CLP)</w:t>
-            </w:r>
-          </w:p>
-        </w:tc>
-        <w:tc>
-          <w:tcPr>
-            <w:shd w:fill="F3F4F6" w:color="auto" w:val="solid"/>
-            <w:tcMar>
-              <w:top w:type="dxa" w:w="120"/>
-              <w:left w:type="dxa" w:w="100"/>
-              <w:bottom w:type="dxa" w:w="120"/>
-              <w:right w:type="dxa" w:w="100"/>
-            </w:tcMar>
-          </w:tcPr>
-          <w:p>
-            <w:pPr>
-              <w:jc w:val="left"/>
-            </w:pPr>
-            <w:r>
-              <w:rPr>
-                <w:rFonts w:ascii="Calibri" w:cs="Calibri" w:eastAsia="Calibri" w:hAnsi="Calibri"/>
-                <w:b/>
-                <w:bCs/>
-                <w:sz w:val="18"/>
-                <w:szCs w:val="18"/>
-              </w:rPr>
-              <w:t xml:space="preserve">TIR base</w:t>
-            </w:r>
-          </w:p>
-        </w:tc>
-        <w:tc>
-          <w:tcPr>
-            <w:shd w:fill="F3F4F6" w:color="auto" w:val="solid"/>
-            <w:tcMar>
-              <w:top w:type="dxa" w:w="120"/>
-              <w:left w:type="dxa" w:w="100"/>
-              <w:bottom w:type="dxa" w:w="120"/>
-              <w:right w:type="dxa" w:w="100"/>
-            </w:tcMar>
-          </w:tcPr>
-          <w:p>
-            <w:pPr>
-              <w:jc w:val="left"/>
-            </w:pPr>
-            <w:r>
-              <w:rPr>
-                <w:rFonts w:ascii="Calibri" w:cs="Calibri" w:eastAsia="Calibri" w:hAnsi="Calibri"/>
-                <w:b/>
-                <w:bCs/>
-                <w:sz w:val="18"/>
-                <w:szCs w:val="18"/>
-              </w:rPr>
-              <w:t xml:space="preserve">Payback</w:t>
-            </w:r>
-          </w:p>
-        </w:tc>
-        <w:tc>
-          <w:tcPr>
-            <w:shd w:fill="F3F4F6" w:color="auto" w:val="solid"/>
-            <w:tcMar>
-              <w:top w:type="dxa" w:w="120"/>
-              <w:left w:type="dxa" w:w="100"/>
-              <w:bottom w:type="dxa" w:w="120"/>
-              <w:right w:type="dxa" w:w="100"/>
-            </w:tcMar>
-          </w:tcPr>
-          <w:p>
-            <w:pPr>
-              <w:jc w:val="left"/>
-            </w:pPr>
-            <w:r>
-              <w:rPr>
-                <w:rFonts w:ascii="Calibri" w:cs="Calibri" w:eastAsia="Calibri" w:hAnsi="Calibri"/>
-                <w:b/>
-                <w:bCs/>
-                <w:sz w:val="18"/>
-                <w:szCs w:val="18"/>
-              </w:rPr>
-              <w:t xml:space="preserve">Veredicto</w:t>
-            </w:r>
-          </w:p>
-        </w:tc>
-      </w:tr>
-      <w:tr>
-        <w:trPr>
-          <w:tblHeader w:val="false"/>
-        </w:trPr>
-        <w:tc>
-          <w:tcPr>
-            <w:tcMar>
-              <w:top w:type="dxa" w:w="120"/>
-              <w:left w:type="dxa" w:w="100"/>
-              <w:bottom w:type="dxa" w:w="120"/>
-              <w:right w:type="dxa" w:w="100"/>
-            </w:tcMar>
-          </w:tcPr>
-          <w:p>
-            <w:pPr>
-              <w:jc w:val="left"/>
-            </w:pPr>
-            <w:r>
-              <w:rPr>
-                <w:rFonts w:ascii="Calibri" w:cs="Calibri" w:eastAsia="Calibri" w:hAnsi="Calibri"/>
-                <w:sz w:val="18"/>
-                <w:szCs w:val="18"/>
-              </w:rPr>
-              <w:t xml:space="preserve">El Golf · Las Condes</w:t>
-            </w:r>
-          </w:p>
-        </w:tc>
-        <w:tc>
-          <w:tcPr>
-            <w:tcMar>
-              <w:top w:type="dxa" w:w="120"/>
-              <w:left w:type="dxa" w:w="100"/>
-              <w:bottom w:type="dxa" w:w="120"/>
-              <w:right w:type="dxa" w:w="100"/>
-            </w:tcMar>
-          </w:tcPr>
-          <w:p>
-            <w:pPr>
-              <w:jc w:val="left"/>
-            </w:pPr>
-            <w:r>
-              <w:rPr>
-                <w:rFonts w:ascii="Calibri" w:cs="Calibri" w:eastAsia="Calibri" w:hAnsi="Calibri"/>
-                <w:sz w:val="18"/>
-                <w:szCs w:val="18"/>
-              </w:rPr>
-              <w:t xml:space="preserve">$543.652.000</w:t>
-            </w:r>
-          </w:p>
-        </w:tc>
-        <w:tc>
-          <w:tcPr>
-            <w:tcMar>
-              <w:top w:type="dxa" w:w="120"/>
-              <w:left w:type="dxa" w:w="100"/>
-              <w:bottom w:type="dxa" w:w="120"/>
-              <w:right w:type="dxa" w:w="100"/>
-            </w:tcMar>
-          </w:tcPr>
-          <w:p>
-            <w:pPr>
-              <w:jc w:val="left"/>
-            </w:pPr>
-            <w:r>
-              <w:rPr>
-                <w:rFonts w:ascii="Calibri" w:cs="Calibri" w:eastAsia="Calibri" w:hAnsi="Calibri"/>
-                <w:sz w:val="18"/>
-                <w:szCs w:val="18"/>
-              </w:rPr>
-              <w:t xml:space="preserve">119,0%</w:t>
-            </w:r>
-          </w:p>
-        </w:tc>
-        <w:tc>
-          <w:tcPr>
-            <w:tcMar>
-              <w:top w:type="dxa" w:w="120"/>
-              <w:left w:type="dxa" w:w="100"/>
-              <w:bottom w:type="dxa" w:w="120"/>
-              <w:right w:type="dxa" w:w="100"/>
-            </w:tcMar>
-          </w:tcPr>
-          <w:p>
-            <w:pPr>
-              <w:jc w:val="left"/>
-            </w:pPr>
-            <w:r>
-              <w:rPr>
-                <w:rFonts w:ascii="Calibri" w:cs="Calibri" w:eastAsia="Calibri" w:hAnsi="Calibri"/>
-                <w:sz w:val="18"/>
-                <w:szCs w:val="18"/>
-              </w:rPr>
-              <w:t xml:space="preserve">1,18 años</w:t>
-            </w:r>
-          </w:p>
-        </w:tc>
-        <w:tc>
-          <w:tcPr>
-            <w:tcMar>
-              <w:top w:type="dxa" w:w="120"/>
-              <w:left w:type="dxa" w:w="100"/>
-              <w:bottom w:type="dxa" w:w="120"/>
-              <w:right w:type="dxa" w:w="100"/>
-            </w:tcMar>
-          </w:tcPr>
-          <w:p>
-            <w:pPr>
-              <w:jc w:val="left"/>
-            </w:pPr>
-            <w:r>
-              <w:rPr>
-                <w:rFonts w:ascii="Calibri" w:cs="Calibri" w:eastAsia="Calibri" w:hAnsi="Calibri"/>
-                <w:sz w:val="18"/>
-                <w:szCs w:val="18"/>
-              </w:rPr>
-              <w:t xml:space="preserve">✓ Recomendado</w:t>
-            </w:r>
-          </w:p>
-        </w:tc>
-      </w:tr>
-      <w:tr>
-        <w:trPr>
-          <w:tblHeader w:val="false"/>
-        </w:trPr>
-        <w:tc>
-          <w:tcPr>
-            <w:tcMar>
-              <w:top w:type="dxa" w:w="120"/>
-              <w:left w:type="dxa" w:w="100"/>
-              <w:bottom w:type="dxa" w:w="120"/>
-              <w:right w:type="dxa" w:w="100"/>
-            </w:tcMar>
-          </w:tcPr>
-          <w:p>
-            <w:pPr>
-              <w:jc w:val="left"/>
-            </w:pPr>
-            <w:r>
-              <w:rPr>
-                <w:rFonts w:ascii="Calibri" w:cs="Calibri" w:eastAsia="Calibri" w:hAnsi="Calibri"/>
-                <w:sz w:val="18"/>
-                <w:szCs w:val="18"/>
-              </w:rPr>
-              <w:t xml:space="preserve">Providencia · Pedro de Valdivia</w:t>
-            </w:r>
-          </w:p>
-        </w:tc>
-        <w:tc>
-          <w:tcPr>
-            <w:tcMar>
-              <w:top w:type="dxa" w:w="120"/>
-              <w:left w:type="dxa" w:w="100"/>
-              <w:bottom w:type="dxa" w:w="120"/>
-              <w:right w:type="dxa" w:w="100"/>
-            </w:tcMar>
-          </w:tcPr>
-          <w:p>
-            <w:pPr>
-              <w:jc w:val="left"/>
-            </w:pPr>
-            <w:r>
-              <w:rPr>
-                <w:rFonts w:ascii="Calibri" w:cs="Calibri" w:eastAsia="Calibri" w:hAnsi="Calibri"/>
-                <w:sz w:val="18"/>
-                <w:szCs w:val="18"/>
-              </w:rPr>
-              <w:t xml:space="preserve">$317.226.000</w:t>
-            </w:r>
-          </w:p>
-        </w:tc>
-        <w:tc>
-          <w:tcPr>
-            <w:tcMar>
-              <w:top w:type="dxa" w:w="120"/>
-              <w:left w:type="dxa" w:w="100"/>
-              <w:bottom w:type="dxa" w:w="120"/>
-              <w:right w:type="dxa" w:w="100"/>
-            </w:tcMar>
-          </w:tcPr>
-          <w:p>
-            <w:pPr>
-              <w:jc w:val="left"/>
-            </w:pPr>
-            <w:r>
-              <w:rPr>
-                <w:rFonts w:ascii="Calibri" w:cs="Calibri" w:eastAsia="Calibri" w:hAnsi="Calibri"/>
-                <w:sz w:val="18"/>
-                <w:szCs w:val="18"/>
-              </w:rPr>
-              <w:t xml:space="preserve">86,7%</w:t>
-            </w:r>
-          </w:p>
-        </w:tc>
-        <w:tc>
-          <w:tcPr>
-            <w:tcMar>
-              <w:top w:type="dxa" w:w="120"/>
-              <w:left w:type="dxa" w:w="100"/>
-              <w:bottom w:type="dxa" w:w="120"/>
-              <w:right w:type="dxa" w:w="100"/>
-            </w:tcMar>
-          </w:tcPr>
-          <w:p>
-            <w:pPr>
-              <w:jc w:val="left"/>
-            </w:pPr>
-            <w:r>
-              <w:rPr>
-                <w:rFonts w:ascii="Calibri" w:cs="Calibri" w:eastAsia="Calibri" w:hAnsi="Calibri"/>
-                <w:sz w:val="18"/>
-                <w:szCs w:val="18"/>
-              </w:rPr>
-              <w:t xml:space="preserve">1,90 años</w:t>
-            </w:r>
-          </w:p>
-        </w:tc>
-        <w:tc>
-          <w:tcPr>
-            <w:tcMar>
-              <w:top w:type="dxa" w:w="120"/>
-              <w:left w:type="dxa" w:w="100"/>
-              <w:bottom w:type="dxa" w:w="120"/>
-              <w:right w:type="dxa" w:w="100"/>
-            </w:tcMar>
-          </w:tcPr>
-          <w:p>
-            <w:pPr>
-              <w:jc w:val="left"/>
-            </w:pPr>
-            <w:r>
-              <w:rPr>
-                <w:rFonts w:ascii="Calibri" w:cs="Calibri" w:eastAsia="Calibri" w:hAnsi="Calibri"/>
-                <w:sz w:val="18"/>
-                <w:szCs w:val="18"/>
-              </w:rPr>
-              <w:t xml:space="preserve">✓ Recomendado</w:t>
-            </w:r>
-          </w:p>
-        </w:tc>
-      </w:tr>
-      <w:tr>
-        <w:trPr>
-          <w:tblHeader w:val="false"/>
-        </w:trPr>
-        <w:tc>
-          <w:tcPr>
-            <w:tcMar>
-              <w:top w:type="dxa" w:w="120"/>
-              <w:left w:type="dxa" w:w="100"/>
-              <w:bottom w:type="dxa" w:w="120"/>
-              <w:right w:type="dxa" w:w="100"/>
-            </w:tcMar>
-          </w:tcPr>
-          <w:p>
-            <w:pPr>
-              <w:jc w:val="left"/>
-            </w:pPr>
-            <w:r>
-              <w:rPr>
-                <w:rFonts w:ascii="Calibri" w:cs="Calibri" w:eastAsia="Calibri" w:hAnsi="Calibri"/>
-                <w:sz w:val="18"/>
-                <w:szCs w:val="18"/>
-              </w:rPr>
-              <w:t xml:space="preserve">Santiago Centro · Ahumada</w:t>
-            </w:r>
-          </w:p>
-        </w:tc>
-        <w:tc>
-          <w:tcPr>
-            <w:tcMar>
-              <w:top w:type="dxa" w:w="120"/>
-              <w:left w:type="dxa" w:w="100"/>
-              <w:bottom w:type="dxa" w:w="120"/>
-              <w:right w:type="dxa" w:w="100"/>
-            </w:tcMar>
-          </w:tcPr>
-          <w:p>
-            <w:pPr>
-              <w:jc w:val="left"/>
-            </w:pPr>
-            <w:r>
-              <w:rPr>
-                <w:rFonts w:ascii="Calibri" w:cs="Calibri" w:eastAsia="Calibri" w:hAnsi="Calibri"/>
-                <w:sz w:val="18"/>
-                <w:szCs w:val="18"/>
-              </w:rPr>
-              <w:t xml:space="preserve">$307.013.000</w:t>
-            </w:r>
-          </w:p>
-        </w:tc>
-        <w:tc>
-          <w:tcPr>
-            <w:tcMar>
-              <w:top w:type="dxa" w:w="120"/>
-              <w:left w:type="dxa" w:w="100"/>
-              <w:bottom w:type="dxa" w:w="120"/>
-              <w:right w:type="dxa" w:w="100"/>
-            </w:tcMar>
-          </w:tcPr>
-          <w:p>
-            <w:pPr>
-              <w:jc w:val="left"/>
-            </w:pPr>
-            <w:r>
-              <w:rPr>
-                <w:rFonts w:ascii="Calibri" w:cs="Calibri" w:eastAsia="Calibri" w:hAnsi="Calibri"/>
-                <w:sz w:val="18"/>
-                <w:szCs w:val="18"/>
-              </w:rPr>
-              <w:t xml:space="preserve">81,8%</w:t>
-            </w:r>
-          </w:p>
-        </w:tc>
-        <w:tc>
-          <w:tcPr>
-            <w:tcMar>
-              <w:top w:type="dxa" w:w="120"/>
-              <w:left w:type="dxa" w:w="100"/>
-              <w:bottom w:type="dxa" w:w="120"/>
-              <w:right w:type="dxa" w:w="100"/>
-            </w:tcMar>
-          </w:tcPr>
-          <w:p>
-            <w:pPr>
-              <w:jc w:val="left"/>
-            </w:pPr>
-            <w:r>
-              <w:rPr>
-                <w:rFonts w:ascii="Calibri" w:cs="Calibri" w:eastAsia="Calibri" w:hAnsi="Calibri"/>
-                <w:sz w:val="18"/>
-                <w:szCs w:val="18"/>
-              </w:rPr>
-              <w:t xml:space="preserve">2,05 años</w:t>
-            </w:r>
-          </w:p>
-        </w:tc>
-        <w:tc>
-          <w:tcPr>
-            <w:tcMar>
-              <w:top w:type="dxa" w:w="120"/>
-              <w:left w:type="dxa" w:w="100"/>
-              <w:bottom w:type="dxa" w:w="120"/>
-              <w:right w:type="dxa" w:w="100"/>
-            </w:tcMar>
-          </w:tcPr>
-          <w:p>
-            <w:pPr>
-              <w:jc w:val="left"/>
-            </w:pPr>
-            <w:r>
-              <w:rPr>
-                <w:rFonts w:ascii="Calibri" w:cs="Calibri" w:eastAsia="Calibri" w:hAnsi="Calibri"/>
-                <w:sz w:val="18"/>
-                <w:szCs w:val="18"/>
-              </w:rPr>
-              <w:t xml:space="preserve">✓ Recomendado</w:t>
-            </w:r>
-          </w:p>
-        </w:tc>
-      </w:tr>
-      <w:tr>
-        <w:trPr>
-          <w:tblHeader w:val="false"/>
-        </w:trPr>
-        <w:tc>
-          <w:tcPr>
-            <w:tcMar>
-              <w:top w:type="dxa" w:w="120"/>
-              <w:left w:type="dxa" w:w="100"/>
-              <w:bottom w:type="dxa" w:w="120"/>
-              <w:right w:type="dxa" w:w="100"/>
-            </w:tcMar>
-          </w:tcPr>
-          <w:p>
-            <w:pPr>
-              <w:jc w:val="left"/>
-            </w:pPr>
-            <w:r>
-              <w:rPr>
-                <w:rFonts w:ascii="Calibri" w:cs="Calibri" w:eastAsia="Calibri" w:hAnsi="Calibri"/>
-                <w:sz w:val="18"/>
-                <w:szCs w:val="18"/>
-              </w:rPr>
-              <w:t xml:space="preserve">Estación Central · USACH</w:t>
-            </w:r>
-          </w:p>
-        </w:tc>
-        <w:tc>
-          <w:tcPr>
-            <w:tcMar>
-              <w:top w:type="dxa" w:w="120"/>
-              <w:left w:type="dxa" w:w="100"/>
-              <w:bottom w:type="dxa" w:w="120"/>
-              <w:right w:type="dxa" w:w="100"/>
-            </w:tcMar>
-          </w:tcPr>
-          <w:p>
-            <w:pPr>
-              <w:jc w:val="left"/>
-            </w:pPr>
-            <w:r>
-              <w:rPr>
-                <w:rFonts w:ascii="Calibri" w:cs="Calibri" w:eastAsia="Calibri" w:hAnsi="Calibri"/>
-                <w:sz w:val="18"/>
-                <w:szCs w:val="18"/>
-              </w:rPr>
-              <w:t xml:space="preserve">$245.000.000</w:t>
-            </w:r>
-          </w:p>
-        </w:tc>
-        <w:tc>
-          <w:tcPr>
-            <w:tcMar>
-              <w:top w:type="dxa" w:w="120"/>
-              <w:left w:type="dxa" w:w="100"/>
-              <w:bottom w:type="dxa" w:w="120"/>
-              <w:right w:type="dxa" w:w="100"/>
-            </w:tcMar>
-          </w:tcPr>
-          <w:p>
-            <w:pPr>
-              <w:jc w:val="left"/>
-            </w:pPr>
-            <w:r>
-              <w:rPr>
-                <w:rFonts w:ascii="Calibri" w:cs="Calibri" w:eastAsia="Calibri" w:hAnsi="Calibri"/>
-                <w:sz w:val="18"/>
-                <w:szCs w:val="18"/>
-              </w:rPr>
-              <w:t xml:space="preserve">70,0%</w:t>
-            </w:r>
-          </w:p>
-        </w:tc>
-        <w:tc>
-          <w:tcPr>
-            <w:tcMar>
-              <w:top w:type="dxa" w:w="120"/>
-              <w:left w:type="dxa" w:w="100"/>
-              <w:bottom w:type="dxa" w:w="120"/>
-              <w:right w:type="dxa" w:w="100"/>
-            </w:tcMar>
-          </w:tcPr>
-          <w:p>
-            <w:pPr>
-              <w:jc w:val="left"/>
-            </w:pPr>
-            <w:r>
-              <w:rPr>
-                <w:rFonts w:ascii="Calibri" w:cs="Calibri" w:eastAsia="Calibri" w:hAnsi="Calibri"/>
-                <w:sz w:val="18"/>
-                <w:szCs w:val="18"/>
-              </w:rPr>
-              <w:t xml:space="preserve">2,30 años</w:t>
-            </w:r>
-          </w:p>
-        </w:tc>
-        <w:tc>
-          <w:tcPr>
-            <w:tcMar>
-              <w:top w:type="dxa" w:w="120"/>
-              <w:left w:type="dxa" w:w="100"/>
-              <w:bottom w:type="dxa" w:w="120"/>
-              <w:right w:type="dxa" w:w="100"/>
-            </w:tcMar>
-          </w:tcPr>
-          <w:p>
-            <w:pPr>
-              <w:jc w:val="left"/>
-            </w:pPr>
-            <w:r>
-              <w:rPr>
-                <w:rFonts w:ascii="Calibri" w:cs="Calibri" w:eastAsia="Calibri" w:hAnsi="Calibri"/>
-                <w:sz w:val="18"/>
-                <w:szCs w:val="18"/>
-              </w:rPr>
-              <w:t xml:space="preserve">✓ Recomendado</w:t>
-            </w:r>
-          </w:p>
-        </w:tc>
-      </w:tr>
-      <w:tr>
-        <w:trPr>
-          <w:tblHeader w:val="false"/>
-        </w:trPr>
-        <w:tc>
-          <w:tcPr>
-            <w:tcMar>
-              <w:top w:type="dxa" w:w="120"/>
-              <w:left w:type="dxa" w:w="100"/>
-              <w:bottom w:type="dxa" w:w="120"/>
-              <w:right w:type="dxa" w:w="100"/>
-            </w:tcMar>
-          </w:tcPr>
-          <w:p>
-            <w:pPr>
-              <w:jc w:val="left"/>
-            </w:pPr>
-            <w:r>
-              <w:rPr>
-                <w:rFonts w:ascii="Calibri" w:cs="Calibri" w:eastAsia="Calibri" w:hAnsi="Calibri"/>
-                <w:sz w:val="18"/>
-                <w:szCs w:val="18"/>
-              </w:rPr>
-              <w:t xml:space="preserve">Apoquindo / El Bosque</w:t>
-            </w:r>
-          </w:p>
-        </w:tc>
-        <w:tc>
-          <w:tcPr>
-            <w:tcMar>
-              <w:top w:type="dxa" w:w="120"/>
-              <w:left w:type="dxa" w:w="100"/>
-              <w:bottom w:type="dxa" w:w="120"/>
-              <w:right w:type="dxa" w:w="100"/>
-            </w:tcMar>
-          </w:tcPr>
-          <w:p>
-            <w:pPr>
-              <w:jc w:val="left"/>
-            </w:pPr>
-            <w:r>
-              <w:rPr>
-                <w:rFonts w:ascii="Calibri" w:cs="Calibri" w:eastAsia="Calibri" w:hAnsi="Calibri"/>
-                <w:sz w:val="18"/>
-                <w:szCs w:val="18"/>
-              </w:rPr>
-              <w:t xml:space="preserve">$220.000.000</w:t>
-            </w:r>
-          </w:p>
-        </w:tc>
-        <w:tc>
-          <w:tcPr>
-            <w:tcMar>
-              <w:top w:type="dxa" w:w="120"/>
-              <w:left w:type="dxa" w:w="100"/>
-              <w:bottom w:type="dxa" w:w="120"/>
-              <w:right w:type="dxa" w:w="100"/>
-            </w:tcMar>
-          </w:tcPr>
-          <w:p>
-            <w:pPr>
-              <w:jc w:val="left"/>
-            </w:pPr>
-            <w:r>
-              <w:rPr>
-                <w:rFonts w:ascii="Calibri" w:cs="Calibri" w:eastAsia="Calibri" w:hAnsi="Calibri"/>
-                <w:sz w:val="18"/>
-                <w:szCs w:val="18"/>
-              </w:rPr>
-              <w:t xml:space="preserve">65,0%</w:t>
-            </w:r>
-          </w:p>
-        </w:tc>
-        <w:tc>
-          <w:tcPr>
-            <w:tcMar>
-              <w:top w:type="dxa" w:w="120"/>
-              <w:left w:type="dxa" w:w="100"/>
-              <w:bottom w:type="dxa" w:w="120"/>
-              <w:right w:type="dxa" w:w="100"/>
-            </w:tcMar>
-          </w:tcPr>
-          <w:p>
-            <w:pPr>
-              <w:jc w:val="left"/>
-            </w:pPr>
-            <w:r>
-              <w:rPr>
-                <w:rFonts w:ascii="Calibri" w:cs="Calibri" w:eastAsia="Calibri" w:hAnsi="Calibri"/>
-                <w:sz w:val="18"/>
-                <w:szCs w:val="18"/>
-              </w:rPr>
-              <w:t xml:space="preserve">2,50 años</w:t>
-            </w:r>
-          </w:p>
-        </w:tc>
-        <w:tc>
-          <w:tcPr>
-            <w:tcMar>
-              <w:top w:type="dxa" w:w="120"/>
-              <w:left w:type="dxa" w:w="100"/>
-              <w:bottom w:type="dxa" w:w="120"/>
-              <w:right w:type="dxa" w:w="100"/>
-            </w:tcMar>
-          </w:tcPr>
-          <w:p>
-            <w:pPr>
-              <w:jc w:val="left"/>
-            </w:pPr>
-            <w:r>
-              <w:rPr>
-                <w:rFonts w:ascii="Calibri" w:cs="Calibri" w:eastAsia="Calibri" w:hAnsi="Calibri"/>
-                <w:sz w:val="18"/>
-                <w:szCs w:val="18"/>
-              </w:rPr>
-              <w:t xml:space="preserve">✓ Aceptable</w:t>
-            </w:r>
-          </w:p>
-        </w:tc>
-      </w:tr>
-      <w:tr>
-        <w:trPr>
-          <w:tblHeader w:val="false"/>
-        </w:trPr>
-        <w:tc>
-          <w:tcPr>
-            <w:tcMar>
-              <w:top w:type="dxa" w:w="120"/>
-              <w:left w:type="dxa" w:w="100"/>
-              <w:bottom w:type="dxa" w:w="120"/>
-              <w:right w:type="dxa" w:w="100"/>
-            </w:tcMar>
-          </w:tcPr>
-          <w:p>
-            <w:pPr>
-              <w:jc w:val="left"/>
-            </w:pPr>
-            <w:r>
-              <w:rPr>
-                <w:rFonts w:ascii="Calibri" w:cs="Calibri" w:eastAsia="Calibri" w:hAnsi="Calibri"/>
-                <w:sz w:val="18"/>
-                <w:szCs w:val="18"/>
-              </w:rPr>
-              <w:t xml:space="preserve">Ñuñoa · Plaza Ñuñoa</w:t>
-            </w:r>
-          </w:p>
-        </w:tc>
-        <w:tc>
-          <w:tcPr>
-            <w:tcMar>
-              <w:top w:type="dxa" w:w="120"/>
-              <w:left w:type="dxa" w:w="100"/>
-              <w:bottom w:type="dxa" w:w="120"/>
-              <w:right w:type="dxa" w:w="100"/>
-            </w:tcMar>
-          </w:tcPr>
-          <w:p>
-            <w:pPr>
-              <w:jc w:val="left"/>
-            </w:pPr>
-            <w:r>
-              <w:rPr>
-                <w:rFonts w:ascii="Calibri" w:cs="Calibri" w:eastAsia="Calibri" w:hAnsi="Calibri"/>
-                <w:sz w:val="18"/>
-                <w:szCs w:val="18"/>
-              </w:rPr>
-              <w:t xml:space="preserve">$190.000.000</w:t>
-            </w:r>
-          </w:p>
-        </w:tc>
-        <w:tc>
-          <w:tcPr>
-            <w:tcMar>
-              <w:top w:type="dxa" w:w="120"/>
-              <w:left w:type="dxa" w:w="100"/>
-              <w:bottom w:type="dxa" w:w="120"/>
-              <w:right w:type="dxa" w:w="100"/>
-            </w:tcMar>
-          </w:tcPr>
-          <w:p>
-            <w:pPr>
-              <w:jc w:val="left"/>
-            </w:pPr>
-            <w:r>
-              <w:rPr>
-                <w:rFonts w:ascii="Calibri" w:cs="Calibri" w:eastAsia="Calibri" w:hAnsi="Calibri"/>
-                <w:sz w:val="18"/>
-                <w:szCs w:val="18"/>
-              </w:rPr>
-              <w:t xml:space="preserve">58,0%</w:t>
-            </w:r>
-          </w:p>
-        </w:tc>
-        <w:tc>
-          <w:tcPr>
-            <w:tcMar>
-              <w:top w:type="dxa" w:w="120"/>
-              <w:left w:type="dxa" w:w="100"/>
-              <w:bottom w:type="dxa" w:w="120"/>
-              <w:right w:type="dxa" w:w="100"/>
-            </w:tcMar>
-          </w:tcPr>
-          <w:p>
-            <w:pPr>
-              <w:jc w:val="left"/>
-            </w:pPr>
-            <w:r>
-              <w:rPr>
-                <w:rFonts w:ascii="Calibri" w:cs="Calibri" w:eastAsia="Calibri" w:hAnsi="Calibri"/>
-                <w:sz w:val="18"/>
-                <w:szCs w:val="18"/>
-              </w:rPr>
-              <w:t xml:space="preserve">2,80 años</w:t>
-            </w:r>
-          </w:p>
-        </w:tc>
-        <w:tc>
-          <w:tcPr>
-            <w:tcMar>
-              <w:top w:type="dxa" w:w="120"/>
-              <w:left w:type="dxa" w:w="100"/>
-              <w:bottom w:type="dxa" w:w="120"/>
-              <w:right w:type="dxa" w:w="100"/>
-            </w:tcMar>
-          </w:tcPr>
-          <w:p>
-            <w:pPr>
-              <w:jc w:val="left"/>
-            </w:pPr>
-            <w:r>
-              <w:rPr>
-                <w:rFonts w:ascii="Calibri" w:cs="Calibri" w:eastAsia="Calibri" w:hAnsi="Calibri"/>
-                <w:sz w:val="18"/>
-                <w:szCs w:val="18"/>
-              </w:rPr>
-              <w:t xml:space="preserve">✓ Aceptable</w:t>
-            </w:r>
-          </w:p>
-        </w:tc>
-      </w:tr>
-      <w:tr>
-        <w:trPr>
-          <w:tblHeader w:val="false"/>
-        </w:trPr>
-        <w:tc>
-          <w:tcPr>
-            <w:tcMar>
-              <w:top w:type="dxa" w:w="120"/>
-              <w:left w:type="dxa" w:w="100"/>
-              <w:bottom w:type="dxa" w:w="120"/>
-              <w:right w:type="dxa" w:w="100"/>
-            </w:tcMar>
-          </w:tcPr>
-          <w:p>
-            <w:pPr>
-              <w:jc w:val="left"/>
-            </w:pPr>
-            <w:r>
-              <w:rPr>
-                <w:rFonts w:ascii="Calibri" w:cs="Calibri" w:eastAsia="Calibri" w:hAnsi="Calibri"/>
-                <w:sz w:val="18"/>
-                <w:szCs w:val="18"/>
-              </w:rPr>
-              <w:t xml:space="preserve">Vitacura · Alonso de Córdova</w:t>
-            </w:r>
-          </w:p>
-        </w:tc>
-        <w:tc>
-          <w:tcPr>
-            <w:tcMar>
-              <w:top w:type="dxa" w:w="120"/>
-              <w:left w:type="dxa" w:w="100"/>
-              <w:bottom w:type="dxa" w:w="120"/>
-              <w:right w:type="dxa" w:w="100"/>
-            </w:tcMar>
-          </w:tcPr>
-          <w:p>
-            <w:pPr>
-              <w:jc w:val="left"/>
-            </w:pPr>
-            <w:r>
-              <w:rPr>
-                <w:rFonts w:ascii="Calibri" w:cs="Calibri" w:eastAsia="Calibri" w:hAnsi="Calibri"/>
-                <w:sz w:val="18"/>
-                <w:szCs w:val="18"/>
-              </w:rPr>
-              <w:t xml:space="preserve">$165.000.000</w:t>
-            </w:r>
-          </w:p>
-        </w:tc>
-        <w:tc>
-          <w:tcPr>
-            <w:tcMar>
-              <w:top w:type="dxa" w:w="120"/>
-              <w:left w:type="dxa" w:w="100"/>
-              <w:bottom w:type="dxa" w:w="120"/>
-              <w:right w:type="dxa" w:w="100"/>
-            </w:tcMar>
-          </w:tcPr>
-          <w:p>
-            <w:pPr>
-              <w:jc w:val="left"/>
-            </w:pPr>
-            <w:r>
-              <w:rPr>
-                <w:rFonts w:ascii="Calibri" w:cs="Calibri" w:eastAsia="Calibri" w:hAnsi="Calibri"/>
-                <w:sz w:val="18"/>
-                <w:szCs w:val="18"/>
-              </w:rPr>
-              <w:t xml:space="preserve">52,0%</w:t>
-            </w:r>
-          </w:p>
-        </w:tc>
-        <w:tc>
-          <w:tcPr>
-            <w:tcMar>
-              <w:top w:type="dxa" w:w="120"/>
-              <w:left w:type="dxa" w:w="100"/>
-              <w:bottom w:type="dxa" w:w="120"/>
-              <w:right w:type="dxa" w:w="100"/>
-            </w:tcMar>
-          </w:tcPr>
-          <w:p>
-            <w:pPr>
-              <w:jc w:val="left"/>
-            </w:pPr>
-            <w:r>
-              <w:rPr>
-                <w:rFonts w:ascii="Calibri" w:cs="Calibri" w:eastAsia="Calibri" w:hAnsi="Calibri"/>
-                <w:sz w:val="18"/>
-                <w:szCs w:val="18"/>
-              </w:rPr>
-              <w:t xml:space="preserve">3,10 años</w:t>
-            </w:r>
-          </w:p>
-        </w:tc>
-        <w:tc>
-          <w:tcPr>
-            <w:tcMar>
-              <w:top w:type="dxa" w:w="120"/>
-              <w:left w:type="dxa" w:w="100"/>
-              <w:bottom w:type="dxa" w:w="120"/>
-              <w:right w:type="dxa" w:w="100"/>
-            </w:tcMar>
-          </w:tcPr>
-          <w:p>
-            <w:pPr>
-              <w:jc w:val="left"/>
-            </w:pPr>
-            <w:r>
-              <w:rPr>
-                <w:rFonts w:ascii="Calibri" w:cs="Calibri" w:eastAsia="Calibri" w:hAnsi="Calibri"/>
-                <w:sz w:val="18"/>
-                <w:szCs w:val="18"/>
-              </w:rPr>
-              <w:t xml:space="preserve">⚠ Aceptable con riesgo</w:t>
-            </w:r>
-          </w:p>
-        </w:tc>
-      </w:tr>
-    </w:tbl>
-    <w:p>
-      <w:pPr>
-        <w:spacing w:after="240" w:before="60"/>
-        <w:jc w:val="center"/>
-      </w:pPr>
-      <w:r>
-        <w:rPr>
-          <w:rFonts w:ascii="Calibri" w:cs="Calibri" w:eastAsia="Calibri" w:hAnsi="Calibri"/>
-          <w:i/>
-          <w:iCs/>
-          <w:color w:val="6B7280"/>
-          <w:sz w:val="18"/>
-          <w:szCs w:val="18"/>
-        </w:rPr>
-        <w:t xml:space="preserve">Tabla 13.1 — Indicadores de evaluación por ubicación, ordenados por VAN base.</w:t>
-      </w:r>
-    </w:p>
-    <w:p>
-      <w:pPr>
-        <w:pStyle w:val="Heading2"/>
-        <w:spacing w:after="160" w:before="320"/>
-      </w:pPr>
-      <w:r>
-        <w:rPr>
-          <w:rFonts w:ascii="Cambria" w:cs="Cambria" w:eastAsia="Cambria" w:hAnsi="Cambria"/>
-          <w:b/>
-          <w:bCs/>
-          <w:color w:val="374151"/>
-          <w:sz w:val="26"/>
-          <w:szCs w:val="26"/>
-        </w:rPr>
-        <w:t xml:space="preserve">13.2 Lectura crítica de los TIR</w:t>
-      </w:r>
-    </w:p>
-    <w:p>
-      <w:pPr>
-        <w:spacing w:after="160" w:line="360"/>
-        <w:jc w:val="both"/>
-      </w:pPr>
-      <w:r>
-        <w:rPr>
-          <w:rFonts w:ascii="Calibri" w:cs="Calibri" w:eastAsia="Calibri" w:hAnsi="Calibri"/>
-          <w:sz w:val="22"/>
-          <w:szCs w:val="22"/>
-        </w:rPr>
-        <w:t xml:space="preserve">Los valores de TIR observados son altos (52-119%) por dos razones legítimas del modelo. Primero, la inversión inicial es modesta (CLP 30 millones) en relación con los ingresos anuales proyectados (CLP 130-180 millones), generando un ratio inversión/ingresos cercano a 0,18, lo que caracteriza a este proyecto como "asset light" o de bajo capex. Segundo, el valor terminal calculado por perpetuidad creciente (Gordon Growth con g = 2% y Tcc = 11,5%) capitalizado al final del año 5 representa el 50-70% del VAN total, coherente con la metodología del curso pero significativo en magnitud.</w:t>
-      </w:r>
-    </w:p>
-    <w:p>
-      <w:pPr>
-        <w:spacing w:after="160" w:line="360"/>
-        <w:jc w:val="both"/>
-      </w:pPr>
-      <w:r>
-        <w:rPr>
-          <w:rFonts w:ascii="Calibri" w:cs="Calibri" w:eastAsia="Calibri" w:hAnsi="Calibri"/>
-          <w:i/>
-          <w:iCs/>
-          <w:sz w:val="22"/>
-          <w:szCs w:val="22"/>
-        </w:rPr>
-        <w:t xml:space="preserve">Para fortalecer el rigor analítico, se recomienda presentar dos versiones del VAN en la decisión: una con perpetuidad (visión completa de generación de valor) y una sin perpetuidad (horizonte estricto de 5 años, más conservadora). La diferencia entre ambas constituye una medida de la sensibilidad del resultado al supuesto de continuidad operacional.</w:t>
-      </w:r>
-    </w:p>
-    <w:p>
-      <w:r>
-        <w:br w:type="page"/>
-      </w:r>
-    </w:p>
-    <w:p>
-      <w:pPr>
-        <w:pStyle w:val="Heading1"/>
-        <w:spacing w:after="240" w:before="480"/>
-      </w:pPr>
-      <w:r>
-        <w:rPr>
-          <w:rFonts w:ascii="Cambria" w:cs="Cambria" w:eastAsia="Cambria" w:hAnsi="Cambria"/>
-          <w:b/>
-          <w:bCs/>
-          <w:color w:val="1F2937"/>
-          <w:sz w:val="32"/>
-          <w:szCs w:val="32"/>
-        </w:rPr>
-        <w:t xml:space="preserve">14. Análisis de sensibilidad</w:t>
-      </w:r>
-    </w:p>
-    <w:p>
-      <w:pPr>
-        <w:pStyle w:val="Heading2"/>
-        <w:spacing w:after="160" w:before="320"/>
-      </w:pPr>
-      <w:r>
-        <w:rPr>
-          <w:rFonts w:ascii="Cambria" w:cs="Cambria" w:eastAsia="Cambria" w:hAnsi="Cambria"/>
-          <w:b/>
-          <w:bCs/>
-          <w:color w:val="374151"/>
-          <w:sz w:val="26"/>
-          <w:szCs w:val="26"/>
-        </w:rPr>
-        <w:t xml:space="preserve">14.1 Variables analizadas</w:t>
-      </w:r>
-    </w:p>
-    <w:p>
-      <w:pPr>
-        <w:spacing w:after="160" w:line="360"/>
-        <w:jc w:val="both"/>
-      </w:pPr>
-      <w:r>
-        <w:rPr>
-          <w:rFonts w:ascii="Calibri" w:cs="Calibri" w:eastAsia="Calibri" w:hAnsi="Calibri"/>
-          <w:sz w:val="22"/>
-          <w:szCs w:val="22"/>
-        </w:rPr>
-        <w:t xml:space="preserve">Se aplicó análisis de sensibilidad univariado sobre seis variables consideradas críticas. Cada variable fue modificada en cuatro deltas (-20%, -10%, +10%, +20%) manteniendo las restantes en su valor base. El impacto se mide en variación absoluta del VAN respecto al caso base.</w:t>
-      </w:r>
-    </w:p>
-    <w:p>
-      <w:pPr>
-        <w:pStyle w:val="Heading2"/>
-        <w:spacing w:after="160" w:before="320"/>
-      </w:pPr>
-      <w:r>
-        <w:rPr>
-          <w:rFonts w:ascii="Cambria" w:cs="Cambria" w:eastAsia="Cambria" w:hAnsi="Cambria"/>
-          <w:b/>
-          <w:bCs/>
-          <w:color w:val="374151"/>
-          <w:sz w:val="26"/>
-          <w:szCs w:val="26"/>
-        </w:rPr>
-        <w:t xml:space="preserve">14.2 Resultados (ubicación El Golf · Las Condes)</w:t>
+        <w:t xml:space="preserve">13.1 Resumen de indicadores por ubicación (modelo corregido)</w:t>
       </w:r>
     </w:p>
     <w:tbl>
@@ -10735,7 +10417,7 @@
                 <w:sz w:val="18"/>
                 <w:szCs w:val="18"/>
               </w:rPr>
-              <w:t xml:space="preserve">Variable</w:t>
+              <w:t xml:space="preserve">Ubicación</w:t>
             </w:r>
           </w:p>
         </w:tc>
@@ -10761,7 +10443,7 @@
                 <w:sz w:val="18"/>
                 <w:szCs w:val="18"/>
               </w:rPr>
-              <w:t xml:space="preserve">Δ -20%</w:t>
+              <w:t xml:space="preserve">VAN base</w:t>
             </w:r>
           </w:p>
         </w:tc>
@@ -10787,7 +10469,7 @@
                 <w:sz w:val="18"/>
                 <w:szCs w:val="18"/>
               </w:rPr>
-              <w:t xml:space="preserve">Δ -10%</w:t>
+              <w:t xml:space="preserve">TIR base</w:t>
             </w:r>
           </w:p>
         </w:tc>
@@ -10813,7 +10495,7 @@
                 <w:sz w:val="18"/>
                 <w:szCs w:val="18"/>
               </w:rPr>
-              <w:t xml:space="preserve">Δ +10%</w:t>
+              <w:t xml:space="preserve">Payback</w:t>
             </w:r>
           </w:p>
         </w:tc>
@@ -10839,7 +10521,7 @@
                 <w:sz w:val="18"/>
                 <w:szCs w:val="18"/>
               </w:rPr>
-              <w:t xml:space="preserve">Δ +20%</w:t>
+              <w:t xml:space="preserve">Score</w:t>
             </w:r>
           </w:p>
         </w:tc>
@@ -10865,7 +10547,7 @@
                 <w:sz w:val="18"/>
                 <w:szCs w:val="18"/>
               </w:rPr>
-              <w:t xml:space="preserve">Rango total</w:t>
+              <w:t xml:space="preserve">Veredicto</w:t>
             </w:r>
           </w:p>
         </w:tc>
@@ -10893,122 +10575,122 @@
                 <w:sz w:val="18"/>
                 <w:szCs w:val="18"/>
               </w:rPr>
-              <w:t xml:space="preserve">Ticket promedio</w:t>
-            </w:r>
-          </w:p>
-        </w:tc>
-        <w:tc>
-          <w:tcPr>
-            <w:tcMar>
-              <w:top w:type="dxa" w:w="120"/>
-              <w:left w:type="dxa" w:w="100"/>
-              <w:bottom w:type="dxa" w:w="120"/>
-              <w:right w:type="dxa" w:w="100"/>
-            </w:tcMar>
-          </w:tcPr>
-          <w:p>
-            <w:pPr>
-              <w:jc w:val="left"/>
-            </w:pPr>
-            <w:r>
-              <w:rPr>
-                <w:rFonts w:ascii="Calibri" w:cs="Calibri" w:eastAsia="Calibri" w:hAnsi="Calibri"/>
-                <w:sz w:val="18"/>
-                <w:szCs w:val="18"/>
-              </w:rPr>
-              <w:t xml:space="preserve">($165 M)</w:t>
-            </w:r>
-          </w:p>
-        </w:tc>
-        <w:tc>
-          <w:tcPr>
-            <w:tcMar>
-              <w:top w:type="dxa" w:w="120"/>
-              <w:left w:type="dxa" w:w="100"/>
-              <w:bottom w:type="dxa" w:w="120"/>
-              <w:right w:type="dxa" w:w="100"/>
-            </w:tcMar>
-          </w:tcPr>
-          <w:p>
-            <w:pPr>
-              <w:jc w:val="left"/>
-            </w:pPr>
-            <w:r>
-              <w:rPr>
-                <w:rFonts w:ascii="Calibri" w:cs="Calibri" w:eastAsia="Calibri" w:hAnsi="Calibri"/>
-                <w:sz w:val="18"/>
-                <w:szCs w:val="18"/>
-              </w:rPr>
-              <w:t xml:space="preserve">($82 M)</w:t>
-            </w:r>
-          </w:p>
-        </w:tc>
-        <w:tc>
-          <w:tcPr>
-            <w:tcMar>
-              <w:top w:type="dxa" w:w="120"/>
-              <w:left w:type="dxa" w:w="100"/>
-              <w:bottom w:type="dxa" w:w="120"/>
-              <w:right w:type="dxa" w:w="100"/>
-            </w:tcMar>
-          </w:tcPr>
-          <w:p>
-            <w:pPr>
-              <w:jc w:val="left"/>
-            </w:pPr>
-            <w:r>
-              <w:rPr>
-                <w:rFonts w:ascii="Calibri" w:cs="Calibri" w:eastAsia="Calibri" w:hAnsi="Calibri"/>
-                <w:sz w:val="18"/>
-                <w:szCs w:val="18"/>
-              </w:rPr>
-              <w:t xml:space="preserve">+$82 M</w:t>
-            </w:r>
-          </w:p>
-        </w:tc>
-        <w:tc>
-          <w:tcPr>
-            <w:tcMar>
-              <w:top w:type="dxa" w:w="120"/>
-              <w:left w:type="dxa" w:w="100"/>
-              <w:bottom w:type="dxa" w:w="120"/>
-              <w:right w:type="dxa" w:w="100"/>
-            </w:tcMar>
-          </w:tcPr>
-          <w:p>
-            <w:pPr>
-              <w:jc w:val="left"/>
-            </w:pPr>
-            <w:r>
-              <w:rPr>
-                <w:rFonts w:ascii="Calibri" w:cs="Calibri" w:eastAsia="Calibri" w:hAnsi="Calibri"/>
-                <w:sz w:val="18"/>
-                <w:szCs w:val="18"/>
-              </w:rPr>
-              <w:t xml:space="preserve">+$165 M</w:t>
-            </w:r>
-          </w:p>
-        </w:tc>
-        <w:tc>
-          <w:tcPr>
-            <w:tcMar>
-              <w:top w:type="dxa" w:w="120"/>
-              <w:left w:type="dxa" w:w="100"/>
-              <w:bottom w:type="dxa" w:w="120"/>
-              <w:right w:type="dxa" w:w="100"/>
-            </w:tcMar>
-          </w:tcPr>
-          <w:p>
-            <w:pPr>
-              <w:jc w:val="left"/>
-            </w:pPr>
-            <w:r>
-              <w:rPr>
-                <w:rFonts w:ascii="Calibri" w:cs="Calibri" w:eastAsia="Calibri" w:hAnsi="Calibri"/>
-                <w:sz w:val="18"/>
-                <w:szCs w:val="18"/>
-              </w:rPr>
-              <w:t xml:space="preserve">$330 M</w:t>
+              <w:t xml:space="preserve">El Golf · Las Condes</w:t>
+            </w:r>
+          </w:p>
+        </w:tc>
+        <w:tc>
+          <w:tcPr>
+            <w:tcMar>
+              <w:top w:type="dxa" w:w="120"/>
+              <w:left w:type="dxa" w:w="100"/>
+              <w:bottom w:type="dxa" w:w="120"/>
+              <w:right w:type="dxa" w:w="100"/>
+            </w:tcMar>
+          </w:tcPr>
+          <w:p>
+            <w:pPr>
+              <w:jc w:val="left"/>
+            </w:pPr>
+            <w:r>
+              <w:rPr>
+                <w:rFonts w:ascii="Calibri" w:cs="Calibri" w:eastAsia="Calibri" w:hAnsi="Calibri"/>
+                <w:sz w:val="18"/>
+                <w:szCs w:val="18"/>
+              </w:rPr>
+              <w:t xml:space="preserve">CLP 47.2 M</w:t>
+            </w:r>
+          </w:p>
+        </w:tc>
+        <w:tc>
+          <w:tcPr>
+            <w:tcMar>
+              <w:top w:type="dxa" w:w="120"/>
+              <w:left w:type="dxa" w:w="100"/>
+              <w:bottom w:type="dxa" w:w="120"/>
+              <w:right w:type="dxa" w:w="100"/>
+            </w:tcMar>
+          </w:tcPr>
+          <w:p>
+            <w:pPr>
+              <w:jc w:val="left"/>
+            </w:pPr>
+            <w:r>
+              <w:rPr>
+                <w:rFonts w:ascii="Calibri" w:cs="Calibri" w:eastAsia="Calibri" w:hAnsi="Calibri"/>
+                <w:sz w:val="18"/>
+                <w:szCs w:val="18"/>
+              </w:rPr>
+              <w:t xml:space="preserve">38.5%</w:t>
+            </w:r>
+          </w:p>
+        </w:tc>
+        <w:tc>
+          <w:tcPr>
+            <w:tcMar>
+              <w:top w:type="dxa" w:w="120"/>
+              <w:left w:type="dxa" w:w="100"/>
+              <w:bottom w:type="dxa" w:w="120"/>
+              <w:right w:type="dxa" w:w="100"/>
+            </w:tcMar>
+          </w:tcPr>
+          <w:p>
+            <w:pPr>
+              <w:jc w:val="left"/>
+            </w:pPr>
+            <w:r>
+              <w:rPr>
+                <w:rFonts w:ascii="Calibri" w:cs="Calibri" w:eastAsia="Calibri" w:hAnsi="Calibri"/>
+                <w:sz w:val="18"/>
+                <w:szCs w:val="18"/>
+              </w:rPr>
+              <w:t xml:space="preserve">3.39 años</w:t>
+            </w:r>
+          </w:p>
+        </w:tc>
+        <w:tc>
+          <w:tcPr>
+            <w:tcMar>
+              <w:top w:type="dxa" w:w="120"/>
+              <w:left w:type="dxa" w:w="100"/>
+              <w:bottom w:type="dxa" w:w="120"/>
+              <w:right w:type="dxa" w:w="100"/>
+            </w:tcMar>
+          </w:tcPr>
+          <w:p>
+            <w:pPr>
+              <w:jc w:val="left"/>
+            </w:pPr>
+            <w:r>
+              <w:rPr>
+                <w:rFonts w:ascii="Calibri" w:cs="Calibri" w:eastAsia="Calibri" w:hAnsi="Calibri"/>
+                <w:sz w:val="18"/>
+                <w:szCs w:val="18"/>
+              </w:rPr>
+              <w:t xml:space="preserve">65 / 100</w:t>
+            </w:r>
+          </w:p>
+        </w:tc>
+        <w:tc>
+          <w:tcPr>
+            <w:tcMar>
+              <w:top w:type="dxa" w:w="120"/>
+              <w:left w:type="dxa" w:w="100"/>
+              <w:bottom w:type="dxa" w:w="120"/>
+              <w:right w:type="dxa" w:w="100"/>
+            </w:tcMar>
+          </w:tcPr>
+          <w:p>
+            <w:pPr>
+              <w:jc w:val="left"/>
+            </w:pPr>
+            <w:r>
+              <w:rPr>
+                <w:rFonts w:ascii="Calibri" w:cs="Calibri" w:eastAsia="Calibri" w:hAnsi="Calibri"/>
+                <w:sz w:val="18"/>
+                <w:szCs w:val="18"/>
+              </w:rPr>
+              <w:t xml:space="preserve">⚠ Aceptable con riesgo</w:t>
             </w:r>
           </w:p>
         </w:tc>
@@ -11036,122 +10718,122 @@
                 <w:sz w:val="18"/>
                 <w:szCs w:val="18"/>
               </w:rPr>
-              <w:t xml:space="preserve">Demanda (combos/día)</w:t>
-            </w:r>
-          </w:p>
-        </w:tc>
-        <w:tc>
-          <w:tcPr>
-            <w:tcMar>
-              <w:top w:type="dxa" w:w="120"/>
-              <w:left w:type="dxa" w:w="100"/>
-              <w:bottom w:type="dxa" w:w="120"/>
-              <w:right w:type="dxa" w:w="100"/>
-            </w:tcMar>
-          </w:tcPr>
-          <w:p>
-            <w:pPr>
-              <w:jc w:val="left"/>
-            </w:pPr>
-            <w:r>
-              <w:rPr>
-                <w:rFonts w:ascii="Calibri" w:cs="Calibri" w:eastAsia="Calibri" w:hAnsi="Calibri"/>
-                <w:sz w:val="18"/>
-                <w:szCs w:val="18"/>
-              </w:rPr>
-              <w:t xml:space="preserve">($154 M)</w:t>
-            </w:r>
-          </w:p>
-        </w:tc>
-        <w:tc>
-          <w:tcPr>
-            <w:tcMar>
-              <w:top w:type="dxa" w:w="120"/>
-              <w:left w:type="dxa" w:w="100"/>
-              <w:bottom w:type="dxa" w:w="120"/>
-              <w:right w:type="dxa" w:w="100"/>
-            </w:tcMar>
-          </w:tcPr>
-          <w:p>
-            <w:pPr>
-              <w:jc w:val="left"/>
-            </w:pPr>
-            <w:r>
-              <w:rPr>
-                <w:rFonts w:ascii="Calibri" w:cs="Calibri" w:eastAsia="Calibri" w:hAnsi="Calibri"/>
-                <w:sz w:val="18"/>
-                <w:szCs w:val="18"/>
-              </w:rPr>
-              <w:t xml:space="preserve">($77 M)</w:t>
-            </w:r>
-          </w:p>
-        </w:tc>
-        <w:tc>
-          <w:tcPr>
-            <w:tcMar>
-              <w:top w:type="dxa" w:w="120"/>
-              <w:left w:type="dxa" w:w="100"/>
-              <w:bottom w:type="dxa" w:w="120"/>
-              <w:right w:type="dxa" w:w="100"/>
-            </w:tcMar>
-          </w:tcPr>
-          <w:p>
-            <w:pPr>
-              <w:jc w:val="left"/>
-            </w:pPr>
-            <w:r>
-              <w:rPr>
-                <w:rFonts w:ascii="Calibri" w:cs="Calibri" w:eastAsia="Calibri" w:hAnsi="Calibri"/>
-                <w:sz w:val="18"/>
-                <w:szCs w:val="18"/>
-              </w:rPr>
-              <w:t xml:space="preserve">+$77 M</w:t>
-            </w:r>
-          </w:p>
-        </w:tc>
-        <w:tc>
-          <w:tcPr>
-            <w:tcMar>
-              <w:top w:type="dxa" w:w="120"/>
-              <w:left w:type="dxa" w:w="100"/>
-              <w:bottom w:type="dxa" w:w="120"/>
-              <w:right w:type="dxa" w:w="100"/>
-            </w:tcMar>
-          </w:tcPr>
-          <w:p>
-            <w:pPr>
-              <w:jc w:val="left"/>
-            </w:pPr>
-            <w:r>
-              <w:rPr>
-                <w:rFonts w:ascii="Calibri" w:cs="Calibri" w:eastAsia="Calibri" w:hAnsi="Calibri"/>
-                <w:sz w:val="18"/>
-                <w:szCs w:val="18"/>
-              </w:rPr>
-              <w:t xml:space="preserve">+$154 M</w:t>
-            </w:r>
-          </w:p>
-        </w:tc>
-        <w:tc>
-          <w:tcPr>
-            <w:tcMar>
-              <w:top w:type="dxa" w:w="120"/>
-              <w:left w:type="dxa" w:w="100"/>
-              <w:bottom w:type="dxa" w:w="120"/>
-              <w:right w:type="dxa" w:w="100"/>
-            </w:tcMar>
-          </w:tcPr>
-          <w:p>
-            <w:pPr>
-              <w:jc w:val="left"/>
-            </w:pPr>
-            <w:r>
-              <w:rPr>
-                <w:rFonts w:ascii="Calibri" w:cs="Calibri" w:eastAsia="Calibri" w:hAnsi="Calibri"/>
-                <w:sz w:val="18"/>
-                <w:szCs w:val="18"/>
-              </w:rPr>
-              <w:t xml:space="preserve">$308 M</w:t>
+              <w:t xml:space="preserve">Santiago Centro · Ahumada</w:t>
+            </w:r>
+          </w:p>
+        </w:tc>
+        <w:tc>
+          <w:tcPr>
+            <w:tcMar>
+              <w:top w:type="dxa" w:w="120"/>
+              <w:left w:type="dxa" w:w="100"/>
+              <w:bottom w:type="dxa" w:w="120"/>
+              <w:right w:type="dxa" w:w="100"/>
+            </w:tcMar>
+          </w:tcPr>
+          <w:p>
+            <w:pPr>
+              <w:jc w:val="left"/>
+            </w:pPr>
+            <w:r>
+              <w:rPr>
+                <w:rFonts w:ascii="Calibri" w:cs="Calibri" w:eastAsia="Calibri" w:hAnsi="Calibri"/>
+                <w:sz w:val="18"/>
+                <w:szCs w:val="18"/>
+              </w:rPr>
+              <w:t xml:space="preserve">CLP 2.1 M</w:t>
+            </w:r>
+          </w:p>
+        </w:tc>
+        <w:tc>
+          <w:tcPr>
+            <w:tcMar>
+              <w:top w:type="dxa" w:w="120"/>
+              <w:left w:type="dxa" w:w="100"/>
+              <w:bottom w:type="dxa" w:w="120"/>
+              <w:right w:type="dxa" w:w="100"/>
+            </w:tcMar>
+          </w:tcPr>
+          <w:p>
+            <w:pPr>
+              <w:jc w:val="left"/>
+            </w:pPr>
+            <w:r>
+              <w:rPr>
+                <w:rFonts w:ascii="Calibri" w:cs="Calibri" w:eastAsia="Calibri" w:hAnsi="Calibri"/>
+                <w:sz w:val="18"/>
+                <w:szCs w:val="18"/>
+              </w:rPr>
+              <w:t xml:space="preserve">15.3%</w:t>
+            </w:r>
+          </w:p>
+        </w:tc>
+        <w:tc>
+          <w:tcPr>
+            <w:tcMar>
+              <w:top w:type="dxa" w:w="120"/>
+              <w:left w:type="dxa" w:w="100"/>
+              <w:bottom w:type="dxa" w:w="120"/>
+              <w:right w:type="dxa" w:w="100"/>
+            </w:tcMar>
+          </w:tcPr>
+          <w:p>
+            <w:pPr>
+              <w:jc w:val="left"/>
+            </w:pPr>
+            <w:r>
+              <w:rPr>
+                <w:rFonts w:ascii="Calibri" w:cs="Calibri" w:eastAsia="Calibri" w:hAnsi="Calibri"/>
+                <w:sz w:val="18"/>
+                <w:szCs w:val="18"/>
+              </w:rPr>
+              <w:t xml:space="preserve">4.38 años</w:t>
+            </w:r>
+          </w:p>
+        </w:tc>
+        <w:tc>
+          <w:tcPr>
+            <w:tcMar>
+              <w:top w:type="dxa" w:w="120"/>
+              <w:left w:type="dxa" w:w="100"/>
+              <w:bottom w:type="dxa" w:w="120"/>
+              <w:right w:type="dxa" w:w="100"/>
+            </w:tcMar>
+          </w:tcPr>
+          <w:p>
+            <w:pPr>
+              <w:jc w:val="left"/>
+            </w:pPr>
+            <w:r>
+              <w:rPr>
+                <w:rFonts w:ascii="Calibri" w:cs="Calibri" w:eastAsia="Calibri" w:hAnsi="Calibri"/>
+                <w:sz w:val="18"/>
+                <w:szCs w:val="18"/>
+              </w:rPr>
+              <w:t xml:space="preserve">52 / 100</w:t>
+            </w:r>
+          </w:p>
+        </w:tc>
+        <w:tc>
+          <w:tcPr>
+            <w:tcMar>
+              <w:top w:type="dxa" w:w="120"/>
+              <w:left w:type="dxa" w:w="100"/>
+              <w:bottom w:type="dxa" w:w="120"/>
+              <w:right w:type="dxa" w:w="100"/>
+            </w:tcMar>
+          </w:tcPr>
+          <w:p>
+            <w:pPr>
+              <w:jc w:val="left"/>
+            </w:pPr>
+            <w:r>
+              <w:rPr>
+                <w:rFonts w:ascii="Calibri" w:cs="Calibri" w:eastAsia="Calibri" w:hAnsi="Calibri"/>
+                <w:sz w:val="18"/>
+                <w:szCs w:val="18"/>
+              </w:rPr>
+              <w:t xml:space="preserve">✗ No conviene</w:t>
             </w:r>
           </w:p>
         </w:tc>
@@ -11179,122 +10861,122 @@
                 <w:sz w:val="18"/>
                 <w:szCs w:val="18"/>
               </w:rPr>
-              <w:t xml:space="preserve">Costo variable (insumos)</w:t>
-            </w:r>
-          </w:p>
-        </w:tc>
-        <w:tc>
-          <w:tcPr>
-            <w:tcMar>
-              <w:top w:type="dxa" w:w="120"/>
-              <w:left w:type="dxa" w:w="100"/>
-              <w:bottom w:type="dxa" w:w="120"/>
-              <w:right w:type="dxa" w:w="100"/>
-            </w:tcMar>
-          </w:tcPr>
-          <w:p>
-            <w:pPr>
-              <w:jc w:val="left"/>
-            </w:pPr>
-            <w:r>
-              <w:rPr>
-                <w:rFonts w:ascii="Calibri" w:cs="Calibri" w:eastAsia="Calibri" w:hAnsi="Calibri"/>
-                <w:sz w:val="18"/>
-                <w:szCs w:val="18"/>
-              </w:rPr>
-              <w:t xml:space="preserve">+$58 M</w:t>
-            </w:r>
-          </w:p>
-        </w:tc>
-        <w:tc>
-          <w:tcPr>
-            <w:tcMar>
-              <w:top w:type="dxa" w:w="120"/>
-              <w:left w:type="dxa" w:w="100"/>
-              <w:bottom w:type="dxa" w:w="120"/>
-              <w:right w:type="dxa" w:w="100"/>
-            </w:tcMar>
-          </w:tcPr>
-          <w:p>
-            <w:pPr>
-              <w:jc w:val="left"/>
-            </w:pPr>
-            <w:r>
-              <w:rPr>
-                <w:rFonts w:ascii="Calibri" w:cs="Calibri" w:eastAsia="Calibri" w:hAnsi="Calibri"/>
-                <w:sz w:val="18"/>
-                <w:szCs w:val="18"/>
-              </w:rPr>
-              <w:t xml:space="preserve">+$29 M</w:t>
-            </w:r>
-          </w:p>
-        </w:tc>
-        <w:tc>
-          <w:tcPr>
-            <w:tcMar>
-              <w:top w:type="dxa" w:w="120"/>
-              <w:left w:type="dxa" w:w="100"/>
-              <w:bottom w:type="dxa" w:w="120"/>
-              <w:right w:type="dxa" w:w="100"/>
-            </w:tcMar>
-          </w:tcPr>
-          <w:p>
-            <w:pPr>
-              <w:jc w:val="left"/>
-            </w:pPr>
-            <w:r>
-              <w:rPr>
-                <w:rFonts w:ascii="Calibri" w:cs="Calibri" w:eastAsia="Calibri" w:hAnsi="Calibri"/>
-                <w:sz w:val="18"/>
-                <w:szCs w:val="18"/>
-              </w:rPr>
-              <w:t xml:space="preserve">($29 M)</w:t>
-            </w:r>
-          </w:p>
-        </w:tc>
-        <w:tc>
-          <w:tcPr>
-            <w:tcMar>
-              <w:top w:type="dxa" w:w="120"/>
-              <w:left w:type="dxa" w:w="100"/>
-              <w:bottom w:type="dxa" w:w="120"/>
-              <w:right w:type="dxa" w:w="100"/>
-            </w:tcMar>
-          </w:tcPr>
-          <w:p>
-            <w:pPr>
-              <w:jc w:val="left"/>
-            </w:pPr>
-            <w:r>
-              <w:rPr>
-                <w:rFonts w:ascii="Calibri" w:cs="Calibri" w:eastAsia="Calibri" w:hAnsi="Calibri"/>
-                <w:sz w:val="18"/>
-                <w:szCs w:val="18"/>
-              </w:rPr>
-              <w:t xml:space="preserve">($58 M)</w:t>
-            </w:r>
-          </w:p>
-        </w:tc>
-        <w:tc>
-          <w:tcPr>
-            <w:tcMar>
-              <w:top w:type="dxa" w:w="120"/>
-              <w:left w:type="dxa" w:w="100"/>
-              <w:bottom w:type="dxa" w:w="120"/>
-              <w:right w:type="dxa" w:w="100"/>
-            </w:tcMar>
-          </w:tcPr>
-          <w:p>
-            <w:pPr>
-              <w:jc w:val="left"/>
-            </w:pPr>
-            <w:r>
-              <w:rPr>
-                <w:rFonts w:ascii="Calibri" w:cs="Calibri" w:eastAsia="Calibri" w:hAnsi="Calibri"/>
-                <w:sz w:val="18"/>
-                <w:szCs w:val="18"/>
-              </w:rPr>
-              <w:t xml:space="preserve">$116 M</w:t>
+              <w:t xml:space="preserve">Providencia · Pedro de Valdivia</w:t>
+            </w:r>
+          </w:p>
+        </w:tc>
+        <w:tc>
+          <w:tcPr>
+            <w:tcMar>
+              <w:top w:type="dxa" w:w="120"/>
+              <w:left w:type="dxa" w:w="100"/>
+              <w:bottom w:type="dxa" w:w="120"/>
+              <w:right w:type="dxa" w:w="100"/>
+            </w:tcMar>
+          </w:tcPr>
+          <w:p>
+            <w:pPr>
+              <w:jc w:val="left"/>
+            </w:pPr>
+            <w:r>
+              <w:rPr>
+                <w:rFonts w:ascii="Calibri" w:cs="Calibri" w:eastAsia="Calibri" w:hAnsi="Calibri"/>
+                <w:sz w:val="18"/>
+                <w:szCs w:val="18"/>
+              </w:rPr>
+              <w:t xml:space="preserve">CLP 924.515</w:t>
+            </w:r>
+          </w:p>
+        </w:tc>
+        <w:tc>
+          <w:tcPr>
+            <w:tcMar>
+              <w:top w:type="dxa" w:w="120"/>
+              <w:left w:type="dxa" w:w="100"/>
+              <w:bottom w:type="dxa" w:w="120"/>
+              <w:right w:type="dxa" w:w="100"/>
+            </w:tcMar>
+          </w:tcPr>
+          <w:p>
+            <w:pPr>
+              <w:jc w:val="left"/>
+            </w:pPr>
+            <w:r>
+              <w:rPr>
+                <w:rFonts w:ascii="Calibri" w:cs="Calibri" w:eastAsia="Calibri" w:hAnsi="Calibri"/>
+                <w:sz w:val="18"/>
+                <w:szCs w:val="18"/>
+              </w:rPr>
+              <w:t xml:space="preserve">14.6%</w:t>
+            </w:r>
+          </w:p>
+        </w:tc>
+        <w:tc>
+          <w:tcPr>
+            <w:tcMar>
+              <w:top w:type="dxa" w:w="120"/>
+              <w:left w:type="dxa" w:w="100"/>
+              <w:bottom w:type="dxa" w:w="120"/>
+              <w:right w:type="dxa" w:w="100"/>
+            </w:tcMar>
+          </w:tcPr>
+          <w:p>
+            <w:pPr>
+              <w:jc w:val="left"/>
+            </w:pPr>
+            <w:r>
+              <w:rPr>
+                <w:rFonts w:ascii="Calibri" w:cs="Calibri" w:eastAsia="Calibri" w:hAnsi="Calibri"/>
+                <w:sz w:val="18"/>
+                <w:szCs w:val="18"/>
+              </w:rPr>
+              <w:t xml:space="preserve">4.40 años</w:t>
+            </w:r>
+          </w:p>
+        </w:tc>
+        <w:tc>
+          <w:tcPr>
+            <w:tcMar>
+              <w:top w:type="dxa" w:w="120"/>
+              <w:left w:type="dxa" w:w="100"/>
+              <w:bottom w:type="dxa" w:w="120"/>
+              <w:right w:type="dxa" w:w="100"/>
+            </w:tcMar>
+          </w:tcPr>
+          <w:p>
+            <w:pPr>
+              <w:jc w:val="left"/>
+            </w:pPr>
+            <w:r>
+              <w:rPr>
+                <w:rFonts w:ascii="Calibri" w:cs="Calibri" w:eastAsia="Calibri" w:hAnsi="Calibri"/>
+                <w:sz w:val="18"/>
+                <w:szCs w:val="18"/>
+              </w:rPr>
+              <w:t xml:space="preserve">50 / 100</w:t>
+            </w:r>
+          </w:p>
+        </w:tc>
+        <w:tc>
+          <w:tcPr>
+            <w:tcMar>
+              <w:top w:type="dxa" w:w="120"/>
+              <w:left w:type="dxa" w:w="100"/>
+              <w:bottom w:type="dxa" w:w="120"/>
+              <w:right w:type="dxa" w:w="100"/>
+            </w:tcMar>
+          </w:tcPr>
+          <w:p>
+            <w:pPr>
+              <w:jc w:val="left"/>
+            </w:pPr>
+            <w:r>
+              <w:rPr>
+                <w:rFonts w:ascii="Calibri" w:cs="Calibri" w:eastAsia="Calibri" w:hAnsi="Calibri"/>
+                <w:sz w:val="18"/>
+                <w:szCs w:val="18"/>
+              </w:rPr>
+              <w:t xml:space="preserve">✗ No conviene</w:t>
             </w:r>
           </w:p>
         </w:tc>
@@ -11322,122 +11004,122 @@
                 <w:sz w:val="18"/>
                 <w:szCs w:val="18"/>
               </w:rPr>
-              <w:t xml:space="preserve">Arriendo</w:t>
-            </w:r>
-          </w:p>
-        </w:tc>
-        <w:tc>
-          <w:tcPr>
-            <w:tcMar>
-              <w:top w:type="dxa" w:w="120"/>
-              <w:left w:type="dxa" w:w="100"/>
-              <w:bottom w:type="dxa" w:w="120"/>
-              <w:right w:type="dxa" w:w="100"/>
-            </w:tcMar>
-          </w:tcPr>
-          <w:p>
-            <w:pPr>
-              <w:jc w:val="left"/>
-            </w:pPr>
-            <w:r>
-              <w:rPr>
-                <w:rFonts w:ascii="Calibri" w:cs="Calibri" w:eastAsia="Calibri" w:hAnsi="Calibri"/>
-                <w:sz w:val="18"/>
-                <w:szCs w:val="18"/>
-              </w:rPr>
-              <w:t xml:space="preserve">+$48 M</w:t>
-            </w:r>
-          </w:p>
-        </w:tc>
-        <w:tc>
-          <w:tcPr>
-            <w:tcMar>
-              <w:top w:type="dxa" w:w="120"/>
-              <w:left w:type="dxa" w:w="100"/>
-              <w:bottom w:type="dxa" w:w="120"/>
-              <w:right w:type="dxa" w:w="100"/>
-            </w:tcMar>
-          </w:tcPr>
-          <w:p>
-            <w:pPr>
-              <w:jc w:val="left"/>
-            </w:pPr>
-            <w:r>
-              <w:rPr>
-                <w:rFonts w:ascii="Calibri" w:cs="Calibri" w:eastAsia="Calibri" w:hAnsi="Calibri"/>
-                <w:sz w:val="18"/>
-                <w:szCs w:val="18"/>
-              </w:rPr>
-              <w:t xml:space="preserve">+$24 M</w:t>
-            </w:r>
-          </w:p>
-        </w:tc>
-        <w:tc>
-          <w:tcPr>
-            <w:tcMar>
-              <w:top w:type="dxa" w:w="120"/>
-              <w:left w:type="dxa" w:w="100"/>
-              <w:bottom w:type="dxa" w:w="120"/>
-              <w:right w:type="dxa" w:w="100"/>
-            </w:tcMar>
-          </w:tcPr>
-          <w:p>
-            <w:pPr>
-              <w:jc w:val="left"/>
-            </w:pPr>
-            <w:r>
-              <w:rPr>
-                <w:rFonts w:ascii="Calibri" w:cs="Calibri" w:eastAsia="Calibri" w:hAnsi="Calibri"/>
-                <w:sz w:val="18"/>
-                <w:szCs w:val="18"/>
-              </w:rPr>
-              <w:t xml:space="preserve">($24 M)</w:t>
-            </w:r>
-          </w:p>
-        </w:tc>
-        <w:tc>
-          <w:tcPr>
-            <w:tcMar>
-              <w:top w:type="dxa" w:w="120"/>
-              <w:left w:type="dxa" w:w="100"/>
-              <w:bottom w:type="dxa" w:w="120"/>
-              <w:right w:type="dxa" w:w="100"/>
-            </w:tcMar>
-          </w:tcPr>
-          <w:p>
-            <w:pPr>
-              <w:jc w:val="left"/>
-            </w:pPr>
-            <w:r>
-              <w:rPr>
-                <w:rFonts w:ascii="Calibri" w:cs="Calibri" w:eastAsia="Calibri" w:hAnsi="Calibri"/>
-                <w:sz w:val="18"/>
-                <w:szCs w:val="18"/>
-              </w:rPr>
-              <w:t xml:space="preserve">($48 M)</w:t>
-            </w:r>
-          </w:p>
-        </w:tc>
-        <w:tc>
-          <w:tcPr>
-            <w:tcMar>
-              <w:top w:type="dxa" w:w="120"/>
-              <w:left w:type="dxa" w:w="100"/>
-              <w:bottom w:type="dxa" w:w="120"/>
-              <w:right w:type="dxa" w:w="100"/>
-            </w:tcMar>
-          </w:tcPr>
-          <w:p>
-            <w:pPr>
-              <w:jc w:val="left"/>
-            </w:pPr>
-            <w:r>
-              <w:rPr>
-                <w:rFonts w:ascii="Calibri" w:cs="Calibri" w:eastAsia="Calibri" w:hAnsi="Calibri"/>
-                <w:sz w:val="18"/>
-                <w:szCs w:val="18"/>
-              </w:rPr>
-              <w:t xml:space="preserve">$96 M</w:t>
+              <w:t xml:space="preserve">Apoquindo / El Bosque · Las Condes</w:t>
+            </w:r>
+          </w:p>
+        </w:tc>
+        <w:tc>
+          <w:tcPr>
+            <w:tcMar>
+              <w:top w:type="dxa" w:w="120"/>
+              <w:left w:type="dxa" w:w="100"/>
+              <w:bottom w:type="dxa" w:w="120"/>
+              <w:right w:type="dxa" w:w="100"/>
+            </w:tcMar>
+          </w:tcPr>
+          <w:p>
+            <w:pPr>
+              <w:jc w:val="left"/>
+            </w:pPr>
+            <w:r>
+              <w:rPr>
+                <w:rFonts w:ascii="Calibri" w:cs="Calibri" w:eastAsia="Calibri" w:hAnsi="Calibri"/>
+                <w:sz w:val="18"/>
+                <w:szCs w:val="18"/>
+              </w:rPr>
+              <w:t xml:space="preserve">−CLP 16.4 M</w:t>
+            </w:r>
+          </w:p>
+        </w:tc>
+        <w:tc>
+          <w:tcPr>
+            <w:tcMar>
+              <w:top w:type="dxa" w:w="120"/>
+              <w:left w:type="dxa" w:w="100"/>
+              <w:bottom w:type="dxa" w:w="120"/>
+              <w:right w:type="dxa" w:w="100"/>
+            </w:tcMar>
+          </w:tcPr>
+          <w:p>
+            <w:pPr>
+              <w:jc w:val="left"/>
+            </w:pPr>
+            <w:r>
+              <w:rPr>
+                <w:rFonts w:ascii="Calibri" w:cs="Calibri" w:eastAsia="Calibri" w:hAnsi="Calibri"/>
+                <w:sz w:val="18"/>
+                <w:szCs w:val="18"/>
+              </w:rPr>
+              <w:t xml:space="preserve">3.0%</w:t>
+            </w:r>
+          </w:p>
+        </w:tc>
+        <w:tc>
+          <w:tcPr>
+            <w:tcMar>
+              <w:top w:type="dxa" w:w="120"/>
+              <w:left w:type="dxa" w:w="100"/>
+              <w:bottom w:type="dxa" w:w="120"/>
+              <w:right w:type="dxa" w:w="100"/>
+            </w:tcMar>
+          </w:tcPr>
+          <w:p>
+            <w:pPr>
+              <w:jc w:val="left"/>
+            </w:pPr>
+            <w:r>
+              <w:rPr>
+                <w:rFonts w:ascii="Calibri" w:cs="Calibri" w:eastAsia="Calibri" w:hAnsi="Calibri"/>
+                <w:sz w:val="18"/>
+                <w:szCs w:val="18"/>
+              </w:rPr>
+              <w:t xml:space="preserve">4.85 años</w:t>
+            </w:r>
+          </w:p>
+        </w:tc>
+        <w:tc>
+          <w:tcPr>
+            <w:tcMar>
+              <w:top w:type="dxa" w:w="120"/>
+              <w:left w:type="dxa" w:w="100"/>
+              <w:bottom w:type="dxa" w:w="120"/>
+              <w:right w:type="dxa" w:w="100"/>
+            </w:tcMar>
+          </w:tcPr>
+          <w:p>
+            <w:pPr>
+              <w:jc w:val="left"/>
+            </w:pPr>
+            <w:r>
+              <w:rPr>
+                <w:rFonts w:ascii="Calibri" w:cs="Calibri" w:eastAsia="Calibri" w:hAnsi="Calibri"/>
+                <w:sz w:val="18"/>
+                <w:szCs w:val="18"/>
+              </w:rPr>
+              <w:t xml:space="preserve">35 / 100</w:t>
+            </w:r>
+          </w:p>
+        </w:tc>
+        <w:tc>
+          <w:tcPr>
+            <w:tcMar>
+              <w:top w:type="dxa" w:w="120"/>
+              <w:left w:type="dxa" w:w="100"/>
+              <w:bottom w:type="dxa" w:w="120"/>
+              <w:right w:type="dxa" w:w="100"/>
+            </w:tcMar>
+          </w:tcPr>
+          <w:p>
+            <w:pPr>
+              <w:jc w:val="left"/>
+            </w:pPr>
+            <w:r>
+              <w:rPr>
+                <w:rFonts w:ascii="Calibri" w:cs="Calibri" w:eastAsia="Calibri" w:hAnsi="Calibri"/>
+                <w:sz w:val="18"/>
+                <w:szCs w:val="18"/>
+              </w:rPr>
+              <w:t xml:space="preserve">✗ No conviene</w:t>
             </w:r>
           </w:p>
         </w:tc>
@@ -11465,122 +11147,122 @@
                 <w:sz w:val="18"/>
                 <w:szCs w:val="18"/>
               </w:rPr>
-              <w:t xml:space="preserve">Sueldos planilla</w:t>
-            </w:r>
-          </w:p>
-        </w:tc>
-        <w:tc>
-          <w:tcPr>
-            <w:tcMar>
-              <w:top w:type="dxa" w:w="120"/>
-              <w:left w:type="dxa" w:w="100"/>
-              <w:bottom w:type="dxa" w:w="120"/>
-              <w:right w:type="dxa" w:w="100"/>
-            </w:tcMar>
-          </w:tcPr>
-          <w:p>
-            <w:pPr>
-              <w:jc w:val="left"/>
-            </w:pPr>
-            <w:r>
-              <w:rPr>
-                <w:rFonts w:ascii="Calibri" w:cs="Calibri" w:eastAsia="Calibri" w:hAnsi="Calibri"/>
-                <w:sz w:val="18"/>
-                <w:szCs w:val="18"/>
-              </w:rPr>
-              <w:t xml:space="preserve">+$45 M</w:t>
-            </w:r>
-          </w:p>
-        </w:tc>
-        <w:tc>
-          <w:tcPr>
-            <w:tcMar>
-              <w:top w:type="dxa" w:w="120"/>
-              <w:left w:type="dxa" w:w="100"/>
-              <w:bottom w:type="dxa" w:w="120"/>
-              <w:right w:type="dxa" w:w="100"/>
-            </w:tcMar>
-          </w:tcPr>
-          <w:p>
-            <w:pPr>
-              <w:jc w:val="left"/>
-            </w:pPr>
-            <w:r>
-              <w:rPr>
-                <w:rFonts w:ascii="Calibri" w:cs="Calibri" w:eastAsia="Calibri" w:hAnsi="Calibri"/>
-                <w:sz w:val="18"/>
-                <w:szCs w:val="18"/>
-              </w:rPr>
-              <w:t xml:space="preserve">+$22 M</w:t>
-            </w:r>
-          </w:p>
-        </w:tc>
-        <w:tc>
-          <w:tcPr>
-            <w:tcMar>
-              <w:top w:type="dxa" w:w="120"/>
-              <w:left w:type="dxa" w:w="100"/>
-              <w:bottom w:type="dxa" w:w="120"/>
-              <w:right w:type="dxa" w:w="100"/>
-            </w:tcMar>
-          </w:tcPr>
-          <w:p>
-            <w:pPr>
-              <w:jc w:val="left"/>
-            </w:pPr>
-            <w:r>
-              <w:rPr>
-                <w:rFonts w:ascii="Calibri" w:cs="Calibri" w:eastAsia="Calibri" w:hAnsi="Calibri"/>
-                <w:sz w:val="18"/>
-                <w:szCs w:val="18"/>
-              </w:rPr>
-              <w:t xml:space="preserve">($22 M)</w:t>
-            </w:r>
-          </w:p>
-        </w:tc>
-        <w:tc>
-          <w:tcPr>
-            <w:tcMar>
-              <w:top w:type="dxa" w:w="120"/>
-              <w:left w:type="dxa" w:w="100"/>
-              <w:bottom w:type="dxa" w:w="120"/>
-              <w:right w:type="dxa" w:w="100"/>
-            </w:tcMar>
-          </w:tcPr>
-          <w:p>
-            <w:pPr>
-              <w:jc w:val="left"/>
-            </w:pPr>
-            <w:r>
-              <w:rPr>
-                <w:rFonts w:ascii="Calibri" w:cs="Calibri" w:eastAsia="Calibri" w:hAnsi="Calibri"/>
-                <w:sz w:val="18"/>
-                <w:szCs w:val="18"/>
-              </w:rPr>
-              <w:t xml:space="preserve">($45 M)</w:t>
-            </w:r>
-          </w:p>
-        </w:tc>
-        <w:tc>
-          <w:tcPr>
-            <w:tcMar>
-              <w:top w:type="dxa" w:w="120"/>
-              <w:left w:type="dxa" w:w="100"/>
-              <w:bottom w:type="dxa" w:w="120"/>
-              <w:right w:type="dxa" w:w="100"/>
-            </w:tcMar>
-          </w:tcPr>
-          <w:p>
-            <w:pPr>
-              <w:jc w:val="left"/>
-            </w:pPr>
-            <w:r>
-              <w:rPr>
-                <w:rFonts w:ascii="Calibri" w:cs="Calibri" w:eastAsia="Calibri" w:hAnsi="Calibri"/>
-                <w:sz w:val="18"/>
-                <w:szCs w:val="18"/>
-              </w:rPr>
-              <w:t xml:space="preserve">$90 M</w:t>
+              <w:t xml:space="preserve">Estación Central · USACH</w:t>
+            </w:r>
+          </w:p>
+        </w:tc>
+        <w:tc>
+          <w:tcPr>
+            <w:tcMar>
+              <w:top w:type="dxa" w:w="120"/>
+              <w:left w:type="dxa" w:w="100"/>
+              <w:bottom w:type="dxa" w:w="120"/>
+              <w:right w:type="dxa" w:w="100"/>
+            </w:tcMar>
+          </w:tcPr>
+          <w:p>
+            <w:pPr>
+              <w:jc w:val="left"/>
+            </w:pPr>
+            <w:r>
+              <w:rPr>
+                <w:rFonts w:ascii="Calibri" w:cs="Calibri" w:eastAsia="Calibri" w:hAnsi="Calibri"/>
+                <w:sz w:val="18"/>
+                <w:szCs w:val="18"/>
+              </w:rPr>
+              <w:t xml:space="preserve">−CLP 48.8 M</w:t>
+            </w:r>
+          </w:p>
+        </w:tc>
+        <w:tc>
+          <w:tcPr>
+            <w:tcMar>
+              <w:top w:type="dxa" w:w="120"/>
+              <w:left w:type="dxa" w:w="100"/>
+              <w:bottom w:type="dxa" w:w="120"/>
+              <w:right w:type="dxa" w:w="100"/>
+            </w:tcMar>
+          </w:tcPr>
+          <w:p>
+            <w:pPr>
+              <w:jc w:val="left"/>
+            </w:pPr>
+            <w:r>
+              <w:rPr>
+                <w:rFonts w:ascii="Calibri" w:cs="Calibri" w:eastAsia="Calibri" w:hAnsi="Calibri"/>
+                <w:sz w:val="18"/>
+                <w:szCs w:val="18"/>
+              </w:rPr>
+              <w:t xml:space="preserve">—</w:t>
+            </w:r>
+          </w:p>
+        </w:tc>
+        <w:tc>
+          <w:tcPr>
+            <w:tcMar>
+              <w:top w:type="dxa" w:w="120"/>
+              <w:left w:type="dxa" w:w="100"/>
+              <w:bottom w:type="dxa" w:w="120"/>
+              <w:right w:type="dxa" w:w="100"/>
+            </w:tcMar>
+          </w:tcPr>
+          <w:p>
+            <w:pPr>
+              <w:jc w:val="left"/>
+            </w:pPr>
+            <w:r>
+              <w:rPr>
+                <w:rFonts w:ascii="Calibri" w:cs="Calibri" w:eastAsia="Calibri" w:hAnsi="Calibri"/>
+                <w:sz w:val="18"/>
+                <w:szCs w:val="18"/>
+              </w:rPr>
+              <w:t xml:space="preserve">&gt; 5 años</w:t>
+            </w:r>
+          </w:p>
+        </w:tc>
+        <w:tc>
+          <w:tcPr>
+            <w:tcMar>
+              <w:top w:type="dxa" w:w="120"/>
+              <w:left w:type="dxa" w:w="100"/>
+              <w:bottom w:type="dxa" w:w="120"/>
+              <w:right w:type="dxa" w:w="100"/>
+            </w:tcMar>
+          </w:tcPr>
+          <w:p>
+            <w:pPr>
+              <w:jc w:val="left"/>
+            </w:pPr>
+            <w:r>
+              <w:rPr>
+                <w:rFonts w:ascii="Calibri" w:cs="Calibri" w:eastAsia="Calibri" w:hAnsi="Calibri"/>
+                <w:sz w:val="18"/>
+                <w:szCs w:val="18"/>
+              </w:rPr>
+              <w:t xml:space="preserve">4 / 100</w:t>
+            </w:r>
+          </w:p>
+        </w:tc>
+        <w:tc>
+          <w:tcPr>
+            <w:tcMar>
+              <w:top w:type="dxa" w:w="120"/>
+              <w:left w:type="dxa" w:w="100"/>
+              <w:bottom w:type="dxa" w:w="120"/>
+              <w:right w:type="dxa" w:w="100"/>
+            </w:tcMar>
+          </w:tcPr>
+          <w:p>
+            <w:pPr>
+              <w:jc w:val="left"/>
+            </w:pPr>
+            <w:r>
+              <w:rPr>
+                <w:rFonts w:ascii="Calibri" w:cs="Calibri" w:eastAsia="Calibri" w:hAnsi="Calibri"/>
+                <w:sz w:val="18"/>
+                <w:szCs w:val="18"/>
+              </w:rPr>
+              <w:t xml:space="preserve">✗ No conviene</w:t>
             </w:r>
           </w:p>
         </w:tc>
@@ -11608,122 +11290,265 @@
                 <w:sz w:val="18"/>
                 <w:szCs w:val="18"/>
               </w:rPr>
-              <w:t xml:space="preserve">Tasa banco</w:t>
-            </w:r>
-          </w:p>
-        </w:tc>
-        <w:tc>
-          <w:tcPr>
-            <w:tcMar>
-              <w:top w:type="dxa" w:w="120"/>
-              <w:left w:type="dxa" w:w="100"/>
-              <w:bottom w:type="dxa" w:w="120"/>
-              <w:right w:type="dxa" w:w="100"/>
-            </w:tcMar>
-          </w:tcPr>
-          <w:p>
-            <w:pPr>
-              <w:jc w:val="left"/>
-            </w:pPr>
-            <w:r>
-              <w:rPr>
-                <w:rFonts w:ascii="Calibri" w:cs="Calibri" w:eastAsia="Calibri" w:hAnsi="Calibri"/>
-                <w:sz w:val="18"/>
-                <w:szCs w:val="18"/>
-              </w:rPr>
-              <w:t xml:space="preserve">($12 M)</w:t>
-            </w:r>
-          </w:p>
-        </w:tc>
-        <w:tc>
-          <w:tcPr>
-            <w:tcMar>
-              <w:top w:type="dxa" w:w="120"/>
-              <w:left w:type="dxa" w:w="100"/>
-              <w:bottom w:type="dxa" w:w="120"/>
-              <w:right w:type="dxa" w:w="100"/>
-            </w:tcMar>
-          </w:tcPr>
-          <w:p>
-            <w:pPr>
-              <w:jc w:val="left"/>
-            </w:pPr>
-            <w:r>
-              <w:rPr>
-                <w:rFonts w:ascii="Calibri" w:cs="Calibri" w:eastAsia="Calibri" w:hAnsi="Calibri"/>
-                <w:sz w:val="18"/>
-                <w:szCs w:val="18"/>
-              </w:rPr>
-              <w:t xml:space="preserve">($6 M)</w:t>
-            </w:r>
-          </w:p>
-        </w:tc>
-        <w:tc>
-          <w:tcPr>
-            <w:tcMar>
-              <w:top w:type="dxa" w:w="120"/>
-              <w:left w:type="dxa" w:w="100"/>
-              <w:bottom w:type="dxa" w:w="120"/>
-              <w:right w:type="dxa" w:w="100"/>
-            </w:tcMar>
-          </w:tcPr>
-          <w:p>
-            <w:pPr>
-              <w:jc w:val="left"/>
-            </w:pPr>
-            <w:r>
-              <w:rPr>
-                <w:rFonts w:ascii="Calibri" w:cs="Calibri" w:eastAsia="Calibri" w:hAnsi="Calibri"/>
-                <w:sz w:val="18"/>
-                <w:szCs w:val="18"/>
-              </w:rPr>
-              <w:t xml:space="preserve">+$6 M</w:t>
-            </w:r>
-          </w:p>
-        </w:tc>
-        <w:tc>
-          <w:tcPr>
-            <w:tcMar>
-              <w:top w:type="dxa" w:w="120"/>
-              <w:left w:type="dxa" w:w="100"/>
-              <w:bottom w:type="dxa" w:w="120"/>
-              <w:right w:type="dxa" w:w="100"/>
-            </w:tcMar>
-          </w:tcPr>
-          <w:p>
-            <w:pPr>
-              <w:jc w:val="left"/>
-            </w:pPr>
-            <w:r>
-              <w:rPr>
-                <w:rFonts w:ascii="Calibri" w:cs="Calibri" w:eastAsia="Calibri" w:hAnsi="Calibri"/>
-                <w:sz w:val="18"/>
-                <w:szCs w:val="18"/>
-              </w:rPr>
-              <w:t xml:space="preserve">+$12 M</w:t>
-            </w:r>
-          </w:p>
-        </w:tc>
-        <w:tc>
-          <w:tcPr>
-            <w:tcMar>
-              <w:top w:type="dxa" w:w="120"/>
-              <w:left w:type="dxa" w:w="100"/>
-              <w:bottom w:type="dxa" w:w="120"/>
-              <w:right w:type="dxa" w:w="100"/>
-            </w:tcMar>
-          </w:tcPr>
-          <w:p>
-            <w:pPr>
-              <w:jc w:val="left"/>
-            </w:pPr>
-            <w:r>
-              <w:rPr>
-                <w:rFonts w:ascii="Calibri" w:cs="Calibri" w:eastAsia="Calibri" w:hAnsi="Calibri"/>
-                <w:sz w:val="18"/>
-                <w:szCs w:val="18"/>
-              </w:rPr>
-              <w:t xml:space="preserve">$24 M</w:t>
+              <w:t xml:space="preserve">Vitacura · Alonso de Córdova</w:t>
+            </w:r>
+          </w:p>
+        </w:tc>
+        <w:tc>
+          <w:tcPr>
+            <w:tcMar>
+              <w:top w:type="dxa" w:w="120"/>
+              <w:left w:type="dxa" w:w="100"/>
+              <w:bottom w:type="dxa" w:w="120"/>
+              <w:right w:type="dxa" w:w="100"/>
+            </w:tcMar>
+          </w:tcPr>
+          <w:p>
+            <w:pPr>
+              <w:jc w:val="left"/>
+            </w:pPr>
+            <w:r>
+              <w:rPr>
+                <w:rFonts w:ascii="Calibri" w:cs="Calibri" w:eastAsia="Calibri" w:hAnsi="Calibri"/>
+                <w:sz w:val="18"/>
+                <w:szCs w:val="18"/>
+              </w:rPr>
+              <w:t xml:space="preserve">−CLP 57.7 M</w:t>
+            </w:r>
+          </w:p>
+        </w:tc>
+        <w:tc>
+          <w:tcPr>
+            <w:tcMar>
+              <w:top w:type="dxa" w:w="120"/>
+              <w:left w:type="dxa" w:w="100"/>
+              <w:bottom w:type="dxa" w:w="120"/>
+              <w:right w:type="dxa" w:w="100"/>
+            </w:tcMar>
+          </w:tcPr>
+          <w:p>
+            <w:pPr>
+              <w:jc w:val="left"/>
+            </w:pPr>
+            <w:r>
+              <w:rPr>
+                <w:rFonts w:ascii="Calibri" w:cs="Calibri" w:eastAsia="Calibri" w:hAnsi="Calibri"/>
+                <w:sz w:val="18"/>
+                <w:szCs w:val="18"/>
+              </w:rPr>
+              <w:t xml:space="preserve">—</w:t>
+            </w:r>
+          </w:p>
+        </w:tc>
+        <w:tc>
+          <w:tcPr>
+            <w:tcMar>
+              <w:top w:type="dxa" w:w="120"/>
+              <w:left w:type="dxa" w:w="100"/>
+              <w:bottom w:type="dxa" w:w="120"/>
+              <w:right w:type="dxa" w:w="100"/>
+            </w:tcMar>
+          </w:tcPr>
+          <w:p>
+            <w:pPr>
+              <w:jc w:val="left"/>
+            </w:pPr>
+            <w:r>
+              <w:rPr>
+                <w:rFonts w:ascii="Calibri" w:cs="Calibri" w:eastAsia="Calibri" w:hAnsi="Calibri"/>
+                <w:sz w:val="18"/>
+                <w:szCs w:val="18"/>
+              </w:rPr>
+              <w:t xml:space="preserve">&gt; 5 años</w:t>
+            </w:r>
+          </w:p>
+        </w:tc>
+        <w:tc>
+          <w:tcPr>
+            <w:tcMar>
+              <w:top w:type="dxa" w:w="120"/>
+              <w:left w:type="dxa" w:w="100"/>
+              <w:bottom w:type="dxa" w:w="120"/>
+              <w:right w:type="dxa" w:w="100"/>
+            </w:tcMar>
+          </w:tcPr>
+          <w:p>
+            <w:pPr>
+              <w:jc w:val="left"/>
+            </w:pPr>
+            <w:r>
+              <w:rPr>
+                <w:rFonts w:ascii="Calibri" w:cs="Calibri" w:eastAsia="Calibri" w:hAnsi="Calibri"/>
+                <w:sz w:val="18"/>
+                <w:szCs w:val="18"/>
+              </w:rPr>
+              <w:t xml:space="preserve">0 / 100</w:t>
+            </w:r>
+          </w:p>
+        </w:tc>
+        <w:tc>
+          <w:tcPr>
+            <w:tcMar>
+              <w:top w:type="dxa" w:w="120"/>
+              <w:left w:type="dxa" w:w="100"/>
+              <w:bottom w:type="dxa" w:w="120"/>
+              <w:right w:type="dxa" w:w="100"/>
+            </w:tcMar>
+          </w:tcPr>
+          <w:p>
+            <w:pPr>
+              <w:jc w:val="left"/>
+            </w:pPr>
+            <w:r>
+              <w:rPr>
+                <w:rFonts w:ascii="Calibri" w:cs="Calibri" w:eastAsia="Calibri" w:hAnsi="Calibri"/>
+                <w:sz w:val="18"/>
+                <w:szCs w:val="18"/>
+              </w:rPr>
+              <w:t xml:space="preserve">✗ No conviene</w:t>
+            </w:r>
+          </w:p>
+        </w:tc>
+      </w:tr>
+      <w:tr>
+        <w:trPr>
+          <w:tblHeader w:val="false"/>
+        </w:trPr>
+        <w:tc>
+          <w:tcPr>
+            <w:tcMar>
+              <w:top w:type="dxa" w:w="120"/>
+              <w:left w:type="dxa" w:w="100"/>
+              <w:bottom w:type="dxa" w:w="120"/>
+              <w:right w:type="dxa" w:w="100"/>
+            </w:tcMar>
+          </w:tcPr>
+          <w:p>
+            <w:pPr>
+              <w:jc w:val="left"/>
+            </w:pPr>
+            <w:r>
+              <w:rPr>
+                <w:rFonts w:ascii="Calibri" w:cs="Calibri" w:eastAsia="Calibri" w:hAnsi="Calibri"/>
+                <w:sz w:val="18"/>
+                <w:szCs w:val="18"/>
+              </w:rPr>
+              <w:t xml:space="preserve">Ñuñoa · Plaza Ñuñoa</w:t>
+            </w:r>
+          </w:p>
+        </w:tc>
+        <w:tc>
+          <w:tcPr>
+            <w:tcMar>
+              <w:top w:type="dxa" w:w="120"/>
+              <w:left w:type="dxa" w:w="100"/>
+              <w:bottom w:type="dxa" w:w="120"/>
+              <w:right w:type="dxa" w:w="100"/>
+            </w:tcMar>
+          </w:tcPr>
+          <w:p>
+            <w:pPr>
+              <w:jc w:val="left"/>
+            </w:pPr>
+            <w:r>
+              <w:rPr>
+                <w:rFonts w:ascii="Calibri" w:cs="Calibri" w:eastAsia="Calibri" w:hAnsi="Calibri"/>
+                <w:sz w:val="18"/>
+                <w:szCs w:val="18"/>
+              </w:rPr>
+              <w:t xml:space="preserve">−CLP 64.7 M</w:t>
+            </w:r>
+          </w:p>
+        </w:tc>
+        <w:tc>
+          <w:tcPr>
+            <w:tcMar>
+              <w:top w:type="dxa" w:w="120"/>
+              <w:left w:type="dxa" w:w="100"/>
+              <w:bottom w:type="dxa" w:w="120"/>
+              <w:right w:type="dxa" w:w="100"/>
+            </w:tcMar>
+          </w:tcPr>
+          <w:p>
+            <w:pPr>
+              <w:jc w:val="left"/>
+            </w:pPr>
+            <w:r>
+              <w:rPr>
+                <w:rFonts w:ascii="Calibri" w:cs="Calibri" w:eastAsia="Calibri" w:hAnsi="Calibri"/>
+                <w:sz w:val="18"/>
+                <w:szCs w:val="18"/>
+              </w:rPr>
+              <w:t xml:space="preserve">—</w:t>
+            </w:r>
+          </w:p>
+        </w:tc>
+        <w:tc>
+          <w:tcPr>
+            <w:tcMar>
+              <w:top w:type="dxa" w:w="120"/>
+              <w:left w:type="dxa" w:w="100"/>
+              <w:bottom w:type="dxa" w:w="120"/>
+              <w:right w:type="dxa" w:w="100"/>
+            </w:tcMar>
+          </w:tcPr>
+          <w:p>
+            <w:pPr>
+              <w:jc w:val="left"/>
+            </w:pPr>
+            <w:r>
+              <w:rPr>
+                <w:rFonts w:ascii="Calibri" w:cs="Calibri" w:eastAsia="Calibri" w:hAnsi="Calibri"/>
+                <w:sz w:val="18"/>
+                <w:szCs w:val="18"/>
+              </w:rPr>
+              <w:t xml:space="preserve">&gt; 5 años</w:t>
+            </w:r>
+          </w:p>
+        </w:tc>
+        <w:tc>
+          <w:tcPr>
+            <w:tcMar>
+              <w:top w:type="dxa" w:w="120"/>
+              <w:left w:type="dxa" w:w="100"/>
+              <w:bottom w:type="dxa" w:w="120"/>
+              <w:right w:type="dxa" w:w="100"/>
+            </w:tcMar>
+          </w:tcPr>
+          <w:p>
+            <w:pPr>
+              <w:jc w:val="left"/>
+            </w:pPr>
+            <w:r>
+              <w:rPr>
+                <w:rFonts w:ascii="Calibri" w:cs="Calibri" w:eastAsia="Calibri" w:hAnsi="Calibri"/>
+                <w:sz w:val="18"/>
+                <w:szCs w:val="18"/>
+              </w:rPr>
+              <w:t xml:space="preserve">0 / 100</w:t>
+            </w:r>
+          </w:p>
+        </w:tc>
+        <w:tc>
+          <w:tcPr>
+            <w:tcMar>
+              <w:top w:type="dxa" w:w="120"/>
+              <w:left w:type="dxa" w:w="100"/>
+              <w:bottom w:type="dxa" w:w="120"/>
+              <w:right w:type="dxa" w:w="100"/>
+            </w:tcMar>
+          </w:tcPr>
+          <w:p>
+            <w:pPr>
+              <w:jc w:val="left"/>
+            </w:pPr>
+            <w:r>
+              <w:rPr>
+                <w:rFonts w:ascii="Calibri" w:cs="Calibri" w:eastAsia="Calibri" w:hAnsi="Calibri"/>
+                <w:sz w:val="18"/>
+                <w:szCs w:val="18"/>
+              </w:rPr>
+              <w:t xml:space="preserve">✗ No conviene</w:t>
             </w:r>
           </w:p>
         </w:tc>
@@ -11743,7 +11568,7 @@
           <w:sz w:val="18"/>
           <w:szCs w:val="18"/>
         </w:rPr>
-        <w:t xml:space="preserve">Tabla 14.1 — Análisis de sensibilidad sobre VAN. Ordenado por rango total descendente.</w:t>
+        <w:t xml:space="preserve">Tabla 13.1 — Indicadores de evaluación por ubicación, ordenados por VAN base. Modelo corregido (Tcc 14%, valor terminal por múltiplo EBITDA 3,5x, comisión tarjetas 2,8%, costos fijos reales).</w:t>
       </w:r>
     </w:p>
     <w:p>
@@ -11760,7 +11585,7 @@
           <w:sz w:val="26"/>
           <w:szCs w:val="26"/>
         </w:rPr>
-        <w:t xml:space="preserve">14.3 Interpretación</w:t>
+        <w:t xml:space="preserve">13.2 Interpretación</w:t>
       </w:r>
     </w:p>
     <w:p>
@@ -11774,7 +11599,7 @@
           <w:sz w:val="22"/>
           <w:szCs w:val="22"/>
         </w:rPr>
-        <w:t xml:space="preserve">Las dos variables más críticas para el VAN del proyecto son el ticket promedio y el volumen de demanda, con rangos de impacto de CLP 330 millones y CLP 308 millones respectivamente para variaciones de ±20%. Esto significa que una caída del 20% en el ticket o en la demanda reduce el VAN del proyecto en alrededor de la mitad. Estas dos variables son, por tanto, las que requieren mayor atención en la fase de implementación: validación primaria del ticket alcanzable en la zona específica y monitoreo continuo del volumen de ventas con planes de respuesta tácticos en caso de desviación.</w:t>
+        <w:t xml:space="preserve">Solo una de las siete localizaciones evaluadas presenta veredicto recomendable bajo el modelo corregido: El Golf · Las Condes, con VAN base de CLP 47.2 M, TIR de 38.5% y payback de 3.39 años. La condición que distingue a esta zona del resto es la combinación de ticket alto sostenible (CLP 4.500) y volumen estable concentrado en horario laboral, que genera un EBITDA del primer año superior a CLP 14.2 M, suficiente para cubrir la estructura de costos fijos elevada del retail food.</w:t>
       </w:r>
     </w:p>
     <w:p>
@@ -11788,7 +11613,21 @@
           <w:sz w:val="22"/>
           <w:szCs w:val="22"/>
         </w:rPr>
-        <w:t xml:space="preserve">La tercera variable más impactante es el costo variable (insumos), seguida del arriendo y los sueldos. La tasa bancaria, en contraste, tiene impacto marginal sobre el VAN, lo que es esperable dado que la deuda representa solo el 40% del financiamiento total y el plazo es de 5 años.</w:t>
+        <w:t xml:space="preserve">Las dos siguientes ubicaciones (Santiago Centro · Ahumada y Providencia · Pedro de Valdivia) presentan VAN positivo pero marginal (CLP 2.1 M y CLP 924.515 respectivamente). Aunque sus TIRs superan el costo de capital, ambos casos requieren ser examinados con cautela porque el escenario pesimista —caída del 35-40% en demanda— destruye su VAN. En la práctica, esto significa que el margen de seguridad operacional es estrecho y dependen críticamente de mantener el volumen proyectado.</w:t>
+      </w:r>
+    </w:p>
+    <w:p>
+      <w:pPr>
+        <w:spacing w:after="160" w:line="360"/>
+        <w:jc w:val="both"/>
+      </w:pPr>
+      <w:r>
+        <w:rPr>
+          <w:rFonts w:ascii="Calibri" w:cs="Calibri" w:eastAsia="Calibri" w:hAnsi="Calibri"/>
+          <w:sz w:val="22"/>
+          <w:szCs w:val="22"/>
+        </w:rPr>
+        <w:t xml:space="preserve">Las cuatro localizaciones restantes (Apoquindo, Vitacura, Ñuñoa y Estación Central) presentan VAN claramente negativo en el caso base. Sus razones de descarte son específicas de cada zona: ticket insuficiente combinado con volumen bajo (Vitacura, Ñuñoa), o ticket muy bajo aunque volumen alto (Estación Central), o costos fijos elevados sin compensación de margen (Apoquindo).</w:t>
       </w:r>
     </w:p>
     <w:p>
@@ -11805,7 +11644,7 @@
           <w:sz w:val="26"/>
           <w:szCs w:val="26"/>
         </w:rPr>
-        <w:t xml:space="preserve">14.4 Variables de mínimos (Buscar Objetivo)</w:t>
+        <w:t xml:space="preserve">13.3 Lectura crítica de la TIR</w:t>
       </w:r>
     </w:p>
     <w:p>
@@ -11816,82 +11655,12 @@
       <w:r>
         <w:rPr>
           <w:rFonts w:ascii="Calibri" w:cs="Calibri" w:eastAsia="Calibri" w:hAnsi="Calibri"/>
-          <w:sz w:val="22"/>
-          <w:szCs w:val="22"/>
-        </w:rPr>
-        <w:t xml:space="preserve">Mediante la herramienta Buscar Objetivo de Excel se determina el valor mínimo de cada variable que mantiene el VAN en cero (punto de indiferencia):</w:t>
-      </w:r>
-    </w:p>
-    <w:p>
-      <w:pPr>
-        <w:pStyle w:val="ListParagraph"/>
-        <w:numPr>
-          <w:ilvl w:val="0"/>
-          <w:numId w:val="1"/>
-        </w:numPr>
-        <w:spacing w:after="80" w:line="320"/>
-      </w:pPr>
-      <w:r>
-        <w:rPr>
-          <w:rFonts w:ascii="Calibri" w:cs="Calibri" w:eastAsia="Calibri" w:hAnsi="Calibri"/>
-          <w:sz w:val="22"/>
-          <w:szCs w:val="22"/>
-        </w:rPr>
-        <w:t xml:space="preserve">Demanda mínima diaria (VAN = 0): aproximadamente 65 combos/día (vs. 110 del caso base) → margen de seguridad del 41%.</w:t>
-      </w:r>
-    </w:p>
-    <w:p>
-      <w:pPr>
-        <w:pStyle w:val="ListParagraph"/>
-        <w:numPr>
-          <w:ilvl w:val="0"/>
-          <w:numId w:val="1"/>
-        </w:numPr>
-        <w:spacing w:after="80" w:line="320"/>
-      </w:pPr>
-      <w:r>
-        <w:rPr>
-          <w:rFonts w:ascii="Calibri" w:cs="Calibri" w:eastAsia="Calibri" w:hAnsi="Calibri"/>
-          <w:sz w:val="22"/>
-          <w:szCs w:val="22"/>
-        </w:rPr>
-        <w:t xml:space="preserve">Ticket mínimo (VAN = 0): aproximadamente CLP 2.700 (vs. CLP 4.500 del caso base) → margen de seguridad del 40%.</w:t>
-      </w:r>
-    </w:p>
-    <w:p>
-      <w:pPr>
-        <w:pStyle w:val="ListParagraph"/>
-        <w:numPr>
-          <w:ilvl w:val="0"/>
-          <w:numId w:val="1"/>
-        </w:numPr>
-        <w:spacing w:after="80" w:line="320"/>
-      </w:pPr>
-      <w:r>
-        <w:rPr>
-          <w:rFonts w:ascii="Calibri" w:cs="Calibri" w:eastAsia="Calibri" w:hAnsi="Calibri"/>
-          <w:sz w:val="22"/>
-          <w:szCs w:val="22"/>
-        </w:rPr>
-        <w:t xml:space="preserve">Costo variable máximo (VAN = 0): aproximadamente CLP 1.900 por combo (vs. CLP 1.100 del caso base) → 73% de margen.</w:t>
-      </w:r>
-    </w:p>
-    <w:p>
-      <w:pPr>
-        <w:pStyle w:val="ListParagraph"/>
-        <w:numPr>
-          <w:ilvl w:val="0"/>
-          <w:numId w:val="1"/>
-        </w:numPr>
-        <w:spacing w:after="80" w:line="320"/>
-      </w:pPr>
-      <w:r>
-        <w:rPr>
-          <w:rFonts w:ascii="Calibri" w:cs="Calibri" w:eastAsia="Calibri" w:hAnsi="Calibri"/>
-          <w:sz w:val="22"/>
-          <w:szCs w:val="22"/>
-        </w:rPr>
-        <w:t xml:space="preserve">Arriendo máximo (VAN = 0): aproximadamente 1,8 UF/m²/mes (vs. 0,95 del caso base) → 89% de margen.</w:t>
+          <w:i/>
+          <w:iCs/>
+          <w:sz w:val="22"/>
+          <w:szCs w:val="22"/>
+        </w:rPr>
+        <w:t xml:space="preserve">La TIR de la ubicación recomendada se ubica en torno al 38%, valor que resulta atractivo respecto al costo de capital exigido (14%) pero conserva un sesgo "asset light" propio de las cafeterías compactas: la inversión inicial total (CAPEX más capital de trabajo) representa entre el 30 y 35% de los ingresos anuales proyectados, y el valor terminal calculado por múltiplo EBITDA representa cerca del 65% del VAN base. La descomposición del VAN en componente operacional (años 1-5) y componente terminal permite al evaluador medir la sensibilidad del resultado al supuesto de venta del going concern al cabo del horizonte.</w:t>
       </w:r>
     </w:p>
     <w:p>
@@ -11913,7 +11682,7 @@
           <w:sz w:val="32"/>
           <w:szCs w:val="32"/>
         </w:rPr>
-        <w:t xml:space="preserve">15. Análisis cualitativo de riesgos</w:t>
+        <w:t xml:space="preserve">14. Análisis de sensibilidad</w:t>
       </w:r>
     </w:p>
     <w:p>
@@ -11930,7 +11699,7 @@
           <w:sz w:val="26"/>
           <w:szCs w:val="26"/>
         </w:rPr>
-        <w:t xml:space="preserve">15.1 Matriz de riesgos</w:t>
+        <w:t xml:space="preserve">14.1 Variables analizadas</w:t>
       </w:r>
     </w:p>
     <w:p>
@@ -11944,7 +11713,24 @@
           <w:sz w:val="22"/>
           <w:szCs w:val="22"/>
         </w:rPr>
-        <w:t xml:space="preserve">Se identifican doce riesgos relevantes, clasificados según probabilidad e impacto en una matriz cualitativa. La columna "Score" combina ambas dimensiones (probabilidad × impacto) para priorizar el seguimiento.</w:t>
+        <w:t xml:space="preserve">Se aplicó análisis de sensibilidad univariado sobre seis variables consideradas críticas. Cada variable fue modificada en cuatro deltas (-20%, -10%, +10%, +20%) manteniendo las restantes en su valor base. El impacto se mide en variación absoluta del VAN respecto al caso base.</w:t>
+      </w:r>
+    </w:p>
+    <w:p>
+      <w:pPr>
+        <w:pStyle w:val="Heading2"/>
+        <w:spacing w:after="160" w:before="320"/>
+      </w:pPr>
+      <w:r>
+        <w:rPr>
+          <w:rFonts w:ascii="Cambria" w:cs="Cambria" w:eastAsia="Cambria" w:hAnsi="Cambria"/>
+          <w:b/>
+          <w:bCs/>
+          <w:color w:val="374151"/>
+          <w:sz w:val="26"/>
+          <w:szCs w:val="26"/>
+        </w:rPr>
+        <w:t xml:space="preserve">14.2 Resultados (ubicación El Golf · Las Condes)</w:t>
       </w:r>
     </w:p>
     <w:tbl>
@@ -11993,7 +11779,7 @@
                 <w:sz w:val="18"/>
                 <w:szCs w:val="18"/>
               </w:rPr>
-              <w:t xml:space="preserve"># </w:t>
+              <w:t xml:space="preserve">Variable</w:t>
             </w:r>
           </w:p>
         </w:tc>
@@ -12019,7 +11805,7 @@
                 <w:sz w:val="18"/>
                 <w:szCs w:val="18"/>
               </w:rPr>
-              <w:t xml:space="preserve">Riesgo</w:t>
+              <w:t xml:space="preserve">Δ -20%</w:t>
             </w:r>
           </w:p>
         </w:tc>
@@ -12045,7 +11831,7 @@
                 <w:sz w:val="18"/>
                 <w:szCs w:val="18"/>
               </w:rPr>
-              <w:t xml:space="preserve">Probab.</w:t>
+              <w:t xml:space="preserve">Δ -10%</w:t>
             </w:r>
           </w:p>
         </w:tc>
@@ -12071,7 +11857,7 @@
                 <w:sz w:val="18"/>
                 <w:szCs w:val="18"/>
               </w:rPr>
-              <w:t xml:space="preserve">Impacto</w:t>
+              <w:t xml:space="preserve">Δ +10%</w:t>
             </w:r>
           </w:p>
         </w:tc>
@@ -12097,7 +11883,7 @@
                 <w:sz w:val="18"/>
                 <w:szCs w:val="18"/>
               </w:rPr>
-              <w:t xml:space="preserve">Score</w:t>
+              <w:t xml:space="preserve">Δ +20%</w:t>
             </w:r>
           </w:p>
         </w:tc>
@@ -12123,7 +11909,7 @@
                 <w:sz w:val="18"/>
                 <w:szCs w:val="18"/>
               </w:rPr>
-              <w:t xml:space="preserve">Categoría</w:t>
+              <w:t xml:space="preserve">Rango total</w:t>
             </w:r>
           </w:p>
         </w:tc>
@@ -12151,122 +11937,122 @@
                 <w:sz w:val="18"/>
                 <w:szCs w:val="18"/>
               </w:rPr>
-              <w:t xml:space="preserve">1</w:t>
-            </w:r>
-          </w:p>
-        </w:tc>
-        <w:tc>
-          <w:tcPr>
-            <w:tcMar>
-              <w:top w:type="dxa" w:w="120"/>
-              <w:left w:type="dxa" w:w="100"/>
-              <w:bottom w:type="dxa" w:w="120"/>
-              <w:right w:type="dxa" w:w="100"/>
-            </w:tcMar>
-          </w:tcPr>
-          <w:p>
-            <w:pPr>
-              <w:jc w:val="left"/>
-            </w:pPr>
-            <w:r>
-              <w:rPr>
-                <w:rFonts w:ascii="Calibri" w:cs="Calibri" w:eastAsia="Calibri" w:hAnsi="Calibri"/>
-                <w:sz w:val="18"/>
-                <w:szCs w:val="18"/>
-              </w:rPr>
-              <w:t xml:space="preserve">Subida de arriendo al renovar contrato</w:t>
-            </w:r>
-          </w:p>
-        </w:tc>
-        <w:tc>
-          <w:tcPr>
-            <w:tcMar>
-              <w:top w:type="dxa" w:w="120"/>
-              <w:left w:type="dxa" w:w="100"/>
-              <w:bottom w:type="dxa" w:w="120"/>
-              <w:right w:type="dxa" w:w="100"/>
-            </w:tcMar>
-          </w:tcPr>
-          <w:p>
-            <w:pPr>
-              <w:jc w:val="left"/>
-            </w:pPr>
-            <w:r>
-              <w:rPr>
-                <w:rFonts w:ascii="Calibri" w:cs="Calibri" w:eastAsia="Calibri" w:hAnsi="Calibri"/>
-                <w:sz w:val="18"/>
-                <w:szCs w:val="18"/>
-              </w:rPr>
-              <w:t xml:space="preserve">Alta</w:t>
-            </w:r>
-          </w:p>
-        </w:tc>
-        <w:tc>
-          <w:tcPr>
-            <w:tcMar>
-              <w:top w:type="dxa" w:w="120"/>
-              <w:left w:type="dxa" w:w="100"/>
-              <w:bottom w:type="dxa" w:w="120"/>
-              <w:right w:type="dxa" w:w="100"/>
-            </w:tcMar>
-          </w:tcPr>
-          <w:p>
-            <w:pPr>
-              <w:jc w:val="left"/>
-            </w:pPr>
-            <w:r>
-              <w:rPr>
-                <w:rFonts w:ascii="Calibri" w:cs="Calibri" w:eastAsia="Calibri" w:hAnsi="Calibri"/>
-                <w:sz w:val="18"/>
-                <w:szCs w:val="18"/>
-              </w:rPr>
-              <w:t xml:space="preserve">Alto</w:t>
-            </w:r>
-          </w:p>
-        </w:tc>
-        <w:tc>
-          <w:tcPr>
-            <w:tcMar>
-              <w:top w:type="dxa" w:w="120"/>
-              <w:left w:type="dxa" w:w="100"/>
-              <w:bottom w:type="dxa" w:w="120"/>
-              <w:right w:type="dxa" w:w="100"/>
-            </w:tcMar>
-          </w:tcPr>
-          <w:p>
-            <w:pPr>
-              <w:jc w:val="left"/>
-            </w:pPr>
-            <w:r>
-              <w:rPr>
-                <w:rFonts w:ascii="Calibri" w:cs="Calibri" w:eastAsia="Calibri" w:hAnsi="Calibri"/>
-                <w:sz w:val="18"/>
-                <w:szCs w:val="18"/>
-              </w:rPr>
-              <w:t xml:space="preserve">Crítico</w:t>
-            </w:r>
-          </w:p>
-        </w:tc>
-        <w:tc>
-          <w:tcPr>
-            <w:tcMar>
-              <w:top w:type="dxa" w:w="120"/>
-              <w:left w:type="dxa" w:w="100"/>
-              <w:bottom w:type="dxa" w:w="120"/>
-              <w:right w:type="dxa" w:w="100"/>
-            </w:tcMar>
-          </w:tcPr>
-          <w:p>
-            <w:pPr>
-              <w:jc w:val="left"/>
-            </w:pPr>
-            <w:r>
-              <w:rPr>
-                <w:rFonts w:ascii="Calibri" w:cs="Calibri" w:eastAsia="Calibri" w:hAnsi="Calibri"/>
-                <w:sz w:val="18"/>
-                <w:szCs w:val="18"/>
-              </w:rPr>
-              <w:t xml:space="preserve">Inmobiliario</w:t>
+              <w:t xml:space="preserve">Ticket promedio</w:t>
+            </w:r>
+          </w:p>
+        </w:tc>
+        <w:tc>
+          <w:tcPr>
+            <w:tcMar>
+              <w:top w:type="dxa" w:w="120"/>
+              <w:left w:type="dxa" w:w="100"/>
+              <w:bottom w:type="dxa" w:w="120"/>
+              <w:right w:type="dxa" w:w="100"/>
+            </w:tcMar>
+          </w:tcPr>
+          <w:p>
+            <w:pPr>
+              <w:jc w:val="left"/>
+            </w:pPr>
+            <w:r>
+              <w:rPr>
+                <w:rFonts w:ascii="Calibri" w:cs="Calibri" w:eastAsia="Calibri" w:hAnsi="Calibri"/>
+                <w:sz w:val="18"/>
+                <w:szCs w:val="18"/>
+              </w:rPr>
+              <w:t xml:space="preserve">($165 M)</w:t>
+            </w:r>
+          </w:p>
+        </w:tc>
+        <w:tc>
+          <w:tcPr>
+            <w:tcMar>
+              <w:top w:type="dxa" w:w="120"/>
+              <w:left w:type="dxa" w:w="100"/>
+              <w:bottom w:type="dxa" w:w="120"/>
+              <w:right w:type="dxa" w:w="100"/>
+            </w:tcMar>
+          </w:tcPr>
+          <w:p>
+            <w:pPr>
+              <w:jc w:val="left"/>
+            </w:pPr>
+            <w:r>
+              <w:rPr>
+                <w:rFonts w:ascii="Calibri" w:cs="Calibri" w:eastAsia="Calibri" w:hAnsi="Calibri"/>
+                <w:sz w:val="18"/>
+                <w:szCs w:val="18"/>
+              </w:rPr>
+              <w:t xml:space="preserve">($82 M)</w:t>
+            </w:r>
+          </w:p>
+        </w:tc>
+        <w:tc>
+          <w:tcPr>
+            <w:tcMar>
+              <w:top w:type="dxa" w:w="120"/>
+              <w:left w:type="dxa" w:w="100"/>
+              <w:bottom w:type="dxa" w:w="120"/>
+              <w:right w:type="dxa" w:w="100"/>
+            </w:tcMar>
+          </w:tcPr>
+          <w:p>
+            <w:pPr>
+              <w:jc w:val="left"/>
+            </w:pPr>
+            <w:r>
+              <w:rPr>
+                <w:rFonts w:ascii="Calibri" w:cs="Calibri" w:eastAsia="Calibri" w:hAnsi="Calibri"/>
+                <w:sz w:val="18"/>
+                <w:szCs w:val="18"/>
+              </w:rPr>
+              <w:t xml:space="preserve">+$82 M</w:t>
+            </w:r>
+          </w:p>
+        </w:tc>
+        <w:tc>
+          <w:tcPr>
+            <w:tcMar>
+              <w:top w:type="dxa" w:w="120"/>
+              <w:left w:type="dxa" w:w="100"/>
+              <w:bottom w:type="dxa" w:w="120"/>
+              <w:right w:type="dxa" w:w="100"/>
+            </w:tcMar>
+          </w:tcPr>
+          <w:p>
+            <w:pPr>
+              <w:jc w:val="left"/>
+            </w:pPr>
+            <w:r>
+              <w:rPr>
+                <w:rFonts w:ascii="Calibri" w:cs="Calibri" w:eastAsia="Calibri" w:hAnsi="Calibri"/>
+                <w:sz w:val="18"/>
+                <w:szCs w:val="18"/>
+              </w:rPr>
+              <w:t xml:space="preserve">+$165 M</w:t>
+            </w:r>
+          </w:p>
+        </w:tc>
+        <w:tc>
+          <w:tcPr>
+            <w:tcMar>
+              <w:top w:type="dxa" w:w="120"/>
+              <w:left w:type="dxa" w:w="100"/>
+              <w:bottom w:type="dxa" w:w="120"/>
+              <w:right w:type="dxa" w:w="100"/>
+            </w:tcMar>
+          </w:tcPr>
+          <w:p>
+            <w:pPr>
+              <w:jc w:val="left"/>
+            </w:pPr>
+            <w:r>
+              <w:rPr>
+                <w:rFonts w:ascii="Calibri" w:cs="Calibri" w:eastAsia="Calibri" w:hAnsi="Calibri"/>
+                <w:sz w:val="18"/>
+                <w:szCs w:val="18"/>
+              </w:rPr>
+              <w:t xml:space="preserve">$330 M</w:t>
             </w:r>
           </w:p>
         </w:tc>
@@ -12294,122 +12080,122 @@
                 <w:sz w:val="18"/>
                 <w:szCs w:val="18"/>
               </w:rPr>
-              <w:t xml:space="preserve">2</w:t>
-            </w:r>
-          </w:p>
-        </w:tc>
-        <w:tc>
-          <w:tcPr>
-            <w:tcMar>
-              <w:top w:type="dxa" w:w="120"/>
-              <w:left w:type="dxa" w:w="100"/>
-              <w:bottom w:type="dxa" w:w="120"/>
-              <w:right w:type="dxa" w:w="100"/>
-            </w:tcMar>
-          </w:tcPr>
-          <w:p>
-            <w:pPr>
-              <w:jc w:val="left"/>
-            </w:pPr>
-            <w:r>
-              <w:rPr>
-                <w:rFonts w:ascii="Calibri" w:cs="Calibri" w:eastAsia="Calibri" w:hAnsi="Calibri"/>
-                <w:sz w:val="18"/>
-                <w:szCs w:val="18"/>
-              </w:rPr>
-              <w:t xml:space="preserve">Caída demanda por contracción económica</w:t>
-            </w:r>
-          </w:p>
-        </w:tc>
-        <w:tc>
-          <w:tcPr>
-            <w:tcMar>
-              <w:top w:type="dxa" w:w="120"/>
-              <w:left w:type="dxa" w:w="100"/>
-              <w:bottom w:type="dxa" w:w="120"/>
-              <w:right w:type="dxa" w:w="100"/>
-            </w:tcMar>
-          </w:tcPr>
-          <w:p>
-            <w:pPr>
-              <w:jc w:val="left"/>
-            </w:pPr>
-            <w:r>
-              <w:rPr>
-                <w:rFonts w:ascii="Calibri" w:cs="Calibri" w:eastAsia="Calibri" w:hAnsi="Calibri"/>
-                <w:sz w:val="18"/>
-                <w:szCs w:val="18"/>
-              </w:rPr>
-              <w:t xml:space="preserve">Media</w:t>
-            </w:r>
-          </w:p>
-        </w:tc>
-        <w:tc>
-          <w:tcPr>
-            <w:tcMar>
-              <w:top w:type="dxa" w:w="120"/>
-              <w:left w:type="dxa" w:w="100"/>
-              <w:bottom w:type="dxa" w:w="120"/>
-              <w:right w:type="dxa" w:w="100"/>
-            </w:tcMar>
-          </w:tcPr>
-          <w:p>
-            <w:pPr>
-              <w:jc w:val="left"/>
-            </w:pPr>
-            <w:r>
-              <w:rPr>
-                <w:rFonts w:ascii="Calibri" w:cs="Calibri" w:eastAsia="Calibri" w:hAnsi="Calibri"/>
-                <w:sz w:val="18"/>
-                <w:szCs w:val="18"/>
-              </w:rPr>
-              <w:t xml:space="preserve">Alto</w:t>
-            </w:r>
-          </w:p>
-        </w:tc>
-        <w:tc>
-          <w:tcPr>
-            <w:tcMar>
-              <w:top w:type="dxa" w:w="120"/>
-              <w:left w:type="dxa" w:w="100"/>
-              <w:bottom w:type="dxa" w:w="120"/>
-              <w:right w:type="dxa" w:w="100"/>
-            </w:tcMar>
-          </w:tcPr>
-          <w:p>
-            <w:pPr>
-              <w:jc w:val="left"/>
-            </w:pPr>
-            <w:r>
-              <w:rPr>
-                <w:rFonts w:ascii="Calibri" w:cs="Calibri" w:eastAsia="Calibri" w:hAnsi="Calibri"/>
-                <w:sz w:val="18"/>
-                <w:szCs w:val="18"/>
-              </w:rPr>
-              <w:t xml:space="preserve">Alto</w:t>
-            </w:r>
-          </w:p>
-        </w:tc>
-        <w:tc>
-          <w:tcPr>
-            <w:tcMar>
-              <w:top w:type="dxa" w:w="120"/>
-              <w:left w:type="dxa" w:w="100"/>
-              <w:bottom w:type="dxa" w:w="120"/>
-              <w:right w:type="dxa" w:w="100"/>
-            </w:tcMar>
-          </w:tcPr>
-          <w:p>
-            <w:pPr>
-              <w:jc w:val="left"/>
-            </w:pPr>
-            <w:r>
-              <w:rPr>
-                <w:rFonts w:ascii="Calibri" w:cs="Calibri" w:eastAsia="Calibri" w:hAnsi="Calibri"/>
-                <w:sz w:val="18"/>
-                <w:szCs w:val="18"/>
-              </w:rPr>
-              <w:t xml:space="preserve">Mercado</w:t>
+              <w:t xml:space="preserve">Demanda (combos/día)</w:t>
+            </w:r>
+          </w:p>
+        </w:tc>
+        <w:tc>
+          <w:tcPr>
+            <w:tcMar>
+              <w:top w:type="dxa" w:w="120"/>
+              <w:left w:type="dxa" w:w="100"/>
+              <w:bottom w:type="dxa" w:w="120"/>
+              <w:right w:type="dxa" w:w="100"/>
+            </w:tcMar>
+          </w:tcPr>
+          <w:p>
+            <w:pPr>
+              <w:jc w:val="left"/>
+            </w:pPr>
+            <w:r>
+              <w:rPr>
+                <w:rFonts w:ascii="Calibri" w:cs="Calibri" w:eastAsia="Calibri" w:hAnsi="Calibri"/>
+                <w:sz w:val="18"/>
+                <w:szCs w:val="18"/>
+              </w:rPr>
+              <w:t xml:space="preserve">($154 M)</w:t>
+            </w:r>
+          </w:p>
+        </w:tc>
+        <w:tc>
+          <w:tcPr>
+            <w:tcMar>
+              <w:top w:type="dxa" w:w="120"/>
+              <w:left w:type="dxa" w:w="100"/>
+              <w:bottom w:type="dxa" w:w="120"/>
+              <w:right w:type="dxa" w:w="100"/>
+            </w:tcMar>
+          </w:tcPr>
+          <w:p>
+            <w:pPr>
+              <w:jc w:val="left"/>
+            </w:pPr>
+            <w:r>
+              <w:rPr>
+                <w:rFonts w:ascii="Calibri" w:cs="Calibri" w:eastAsia="Calibri" w:hAnsi="Calibri"/>
+                <w:sz w:val="18"/>
+                <w:szCs w:val="18"/>
+              </w:rPr>
+              <w:t xml:space="preserve">($77 M)</w:t>
+            </w:r>
+          </w:p>
+        </w:tc>
+        <w:tc>
+          <w:tcPr>
+            <w:tcMar>
+              <w:top w:type="dxa" w:w="120"/>
+              <w:left w:type="dxa" w:w="100"/>
+              <w:bottom w:type="dxa" w:w="120"/>
+              <w:right w:type="dxa" w:w="100"/>
+            </w:tcMar>
+          </w:tcPr>
+          <w:p>
+            <w:pPr>
+              <w:jc w:val="left"/>
+            </w:pPr>
+            <w:r>
+              <w:rPr>
+                <w:rFonts w:ascii="Calibri" w:cs="Calibri" w:eastAsia="Calibri" w:hAnsi="Calibri"/>
+                <w:sz w:val="18"/>
+                <w:szCs w:val="18"/>
+              </w:rPr>
+              <w:t xml:space="preserve">+$77 M</w:t>
+            </w:r>
+          </w:p>
+        </w:tc>
+        <w:tc>
+          <w:tcPr>
+            <w:tcMar>
+              <w:top w:type="dxa" w:w="120"/>
+              <w:left w:type="dxa" w:w="100"/>
+              <w:bottom w:type="dxa" w:w="120"/>
+              <w:right w:type="dxa" w:w="100"/>
+            </w:tcMar>
+          </w:tcPr>
+          <w:p>
+            <w:pPr>
+              <w:jc w:val="left"/>
+            </w:pPr>
+            <w:r>
+              <w:rPr>
+                <w:rFonts w:ascii="Calibri" w:cs="Calibri" w:eastAsia="Calibri" w:hAnsi="Calibri"/>
+                <w:sz w:val="18"/>
+                <w:szCs w:val="18"/>
+              </w:rPr>
+              <w:t xml:space="preserve">+$154 M</w:t>
+            </w:r>
+          </w:p>
+        </w:tc>
+        <w:tc>
+          <w:tcPr>
+            <w:tcMar>
+              <w:top w:type="dxa" w:w="120"/>
+              <w:left w:type="dxa" w:w="100"/>
+              <w:bottom w:type="dxa" w:w="120"/>
+              <w:right w:type="dxa" w:w="100"/>
+            </w:tcMar>
+          </w:tcPr>
+          <w:p>
+            <w:pPr>
+              <w:jc w:val="left"/>
+            </w:pPr>
+            <w:r>
+              <w:rPr>
+                <w:rFonts w:ascii="Calibri" w:cs="Calibri" w:eastAsia="Calibri" w:hAnsi="Calibri"/>
+                <w:sz w:val="18"/>
+                <w:szCs w:val="18"/>
+              </w:rPr>
+              <w:t xml:space="preserve">$308 M</w:t>
             </w:r>
           </w:p>
         </w:tc>
@@ -12437,122 +12223,122 @@
                 <w:sz w:val="18"/>
                 <w:szCs w:val="18"/>
               </w:rPr>
-              <w:t xml:space="preserve">3</w:t>
-            </w:r>
-          </w:p>
-        </w:tc>
-        <w:tc>
-          <w:tcPr>
-            <w:tcMar>
-              <w:top w:type="dxa" w:w="120"/>
-              <w:left w:type="dxa" w:w="100"/>
-              <w:bottom w:type="dxa" w:w="120"/>
-              <w:right w:type="dxa" w:w="100"/>
-            </w:tcMar>
-          </w:tcPr>
-          <w:p>
-            <w:pPr>
-              <w:jc w:val="left"/>
-            </w:pPr>
-            <w:r>
-              <w:rPr>
-                <w:rFonts w:ascii="Calibri" w:cs="Calibri" w:eastAsia="Calibri" w:hAnsi="Calibri"/>
-                <w:sz w:val="18"/>
-                <w:szCs w:val="18"/>
-              </w:rPr>
-              <w:t xml:space="preserve">Apertura competencia directa adyacente</w:t>
-            </w:r>
-          </w:p>
-        </w:tc>
-        <w:tc>
-          <w:tcPr>
-            <w:tcMar>
-              <w:top w:type="dxa" w:w="120"/>
-              <w:left w:type="dxa" w:w="100"/>
-              <w:bottom w:type="dxa" w:w="120"/>
-              <w:right w:type="dxa" w:w="100"/>
-            </w:tcMar>
-          </w:tcPr>
-          <w:p>
-            <w:pPr>
-              <w:jc w:val="left"/>
-            </w:pPr>
-            <w:r>
-              <w:rPr>
-                <w:rFonts w:ascii="Calibri" w:cs="Calibri" w:eastAsia="Calibri" w:hAnsi="Calibri"/>
-                <w:sz w:val="18"/>
-                <w:szCs w:val="18"/>
-              </w:rPr>
-              <w:t xml:space="preserve">Media</w:t>
-            </w:r>
-          </w:p>
-        </w:tc>
-        <w:tc>
-          <w:tcPr>
-            <w:tcMar>
-              <w:top w:type="dxa" w:w="120"/>
-              <w:left w:type="dxa" w:w="100"/>
-              <w:bottom w:type="dxa" w:w="120"/>
-              <w:right w:type="dxa" w:w="100"/>
-            </w:tcMar>
-          </w:tcPr>
-          <w:p>
-            <w:pPr>
-              <w:jc w:val="left"/>
-            </w:pPr>
-            <w:r>
-              <w:rPr>
-                <w:rFonts w:ascii="Calibri" w:cs="Calibri" w:eastAsia="Calibri" w:hAnsi="Calibri"/>
-                <w:sz w:val="18"/>
-                <w:szCs w:val="18"/>
-              </w:rPr>
-              <w:t xml:space="preserve">Alto</w:t>
-            </w:r>
-          </w:p>
-        </w:tc>
-        <w:tc>
-          <w:tcPr>
-            <w:tcMar>
-              <w:top w:type="dxa" w:w="120"/>
-              <w:left w:type="dxa" w:w="100"/>
-              <w:bottom w:type="dxa" w:w="120"/>
-              <w:right w:type="dxa" w:w="100"/>
-            </w:tcMar>
-          </w:tcPr>
-          <w:p>
-            <w:pPr>
-              <w:jc w:val="left"/>
-            </w:pPr>
-            <w:r>
-              <w:rPr>
-                <w:rFonts w:ascii="Calibri" w:cs="Calibri" w:eastAsia="Calibri" w:hAnsi="Calibri"/>
-                <w:sz w:val="18"/>
-                <w:szCs w:val="18"/>
-              </w:rPr>
-              <w:t xml:space="preserve">Alto</w:t>
-            </w:r>
-          </w:p>
-        </w:tc>
-        <w:tc>
-          <w:tcPr>
-            <w:tcMar>
-              <w:top w:type="dxa" w:w="120"/>
-              <w:left w:type="dxa" w:w="100"/>
-              <w:bottom w:type="dxa" w:w="120"/>
-              <w:right w:type="dxa" w:w="100"/>
-            </w:tcMar>
-          </w:tcPr>
-          <w:p>
-            <w:pPr>
-              <w:jc w:val="left"/>
-            </w:pPr>
-            <w:r>
-              <w:rPr>
-                <w:rFonts w:ascii="Calibri" w:cs="Calibri" w:eastAsia="Calibri" w:hAnsi="Calibri"/>
-                <w:sz w:val="18"/>
-                <w:szCs w:val="18"/>
-              </w:rPr>
-              <w:t xml:space="preserve">Competencia</w:t>
+              <w:t xml:space="preserve">Costo variable (insumos)</w:t>
+            </w:r>
+          </w:p>
+        </w:tc>
+        <w:tc>
+          <w:tcPr>
+            <w:tcMar>
+              <w:top w:type="dxa" w:w="120"/>
+              <w:left w:type="dxa" w:w="100"/>
+              <w:bottom w:type="dxa" w:w="120"/>
+              <w:right w:type="dxa" w:w="100"/>
+            </w:tcMar>
+          </w:tcPr>
+          <w:p>
+            <w:pPr>
+              <w:jc w:val="left"/>
+            </w:pPr>
+            <w:r>
+              <w:rPr>
+                <w:rFonts w:ascii="Calibri" w:cs="Calibri" w:eastAsia="Calibri" w:hAnsi="Calibri"/>
+                <w:sz w:val="18"/>
+                <w:szCs w:val="18"/>
+              </w:rPr>
+              <w:t xml:space="preserve">+$58 M</w:t>
+            </w:r>
+          </w:p>
+        </w:tc>
+        <w:tc>
+          <w:tcPr>
+            <w:tcMar>
+              <w:top w:type="dxa" w:w="120"/>
+              <w:left w:type="dxa" w:w="100"/>
+              <w:bottom w:type="dxa" w:w="120"/>
+              <w:right w:type="dxa" w:w="100"/>
+            </w:tcMar>
+          </w:tcPr>
+          <w:p>
+            <w:pPr>
+              <w:jc w:val="left"/>
+            </w:pPr>
+            <w:r>
+              <w:rPr>
+                <w:rFonts w:ascii="Calibri" w:cs="Calibri" w:eastAsia="Calibri" w:hAnsi="Calibri"/>
+                <w:sz w:val="18"/>
+                <w:szCs w:val="18"/>
+              </w:rPr>
+              <w:t xml:space="preserve">+$29 M</w:t>
+            </w:r>
+          </w:p>
+        </w:tc>
+        <w:tc>
+          <w:tcPr>
+            <w:tcMar>
+              <w:top w:type="dxa" w:w="120"/>
+              <w:left w:type="dxa" w:w="100"/>
+              <w:bottom w:type="dxa" w:w="120"/>
+              <w:right w:type="dxa" w:w="100"/>
+            </w:tcMar>
+          </w:tcPr>
+          <w:p>
+            <w:pPr>
+              <w:jc w:val="left"/>
+            </w:pPr>
+            <w:r>
+              <w:rPr>
+                <w:rFonts w:ascii="Calibri" w:cs="Calibri" w:eastAsia="Calibri" w:hAnsi="Calibri"/>
+                <w:sz w:val="18"/>
+                <w:szCs w:val="18"/>
+              </w:rPr>
+              <w:t xml:space="preserve">($29 M)</w:t>
+            </w:r>
+          </w:p>
+        </w:tc>
+        <w:tc>
+          <w:tcPr>
+            <w:tcMar>
+              <w:top w:type="dxa" w:w="120"/>
+              <w:left w:type="dxa" w:w="100"/>
+              <w:bottom w:type="dxa" w:w="120"/>
+              <w:right w:type="dxa" w:w="100"/>
+            </w:tcMar>
+          </w:tcPr>
+          <w:p>
+            <w:pPr>
+              <w:jc w:val="left"/>
+            </w:pPr>
+            <w:r>
+              <w:rPr>
+                <w:rFonts w:ascii="Calibri" w:cs="Calibri" w:eastAsia="Calibri" w:hAnsi="Calibri"/>
+                <w:sz w:val="18"/>
+                <w:szCs w:val="18"/>
+              </w:rPr>
+              <w:t xml:space="preserve">($58 M)</w:t>
+            </w:r>
+          </w:p>
+        </w:tc>
+        <w:tc>
+          <w:tcPr>
+            <w:tcMar>
+              <w:top w:type="dxa" w:w="120"/>
+              <w:left w:type="dxa" w:w="100"/>
+              <w:bottom w:type="dxa" w:w="120"/>
+              <w:right w:type="dxa" w:w="100"/>
+            </w:tcMar>
+          </w:tcPr>
+          <w:p>
+            <w:pPr>
+              <w:jc w:val="left"/>
+            </w:pPr>
+            <w:r>
+              <w:rPr>
+                <w:rFonts w:ascii="Calibri" w:cs="Calibri" w:eastAsia="Calibri" w:hAnsi="Calibri"/>
+                <w:sz w:val="18"/>
+                <w:szCs w:val="18"/>
+              </w:rPr>
+              <w:t xml:space="preserve">$116 M</w:t>
             </w:r>
           </w:p>
         </w:tc>
@@ -12580,122 +12366,122 @@
                 <w:sz w:val="18"/>
                 <w:szCs w:val="18"/>
               </w:rPr>
-              <w:t xml:space="preserve">4</w:t>
-            </w:r>
-          </w:p>
-        </w:tc>
-        <w:tc>
-          <w:tcPr>
-            <w:tcMar>
-              <w:top w:type="dxa" w:w="120"/>
-              <w:left w:type="dxa" w:w="100"/>
-              <w:bottom w:type="dxa" w:w="120"/>
-              <w:right w:type="dxa" w:w="100"/>
-            </w:tcMar>
-          </w:tcPr>
-          <w:p>
-            <w:pPr>
-              <w:jc w:val="left"/>
-            </w:pPr>
-            <w:r>
-              <w:rPr>
-                <w:rFonts w:ascii="Calibri" w:cs="Calibri" w:eastAsia="Calibri" w:hAnsi="Calibri"/>
-                <w:sz w:val="18"/>
-                <w:szCs w:val="18"/>
-              </w:rPr>
-              <w:t xml:space="preserve">Rotación alta de baristas</w:t>
-            </w:r>
-          </w:p>
-        </w:tc>
-        <w:tc>
-          <w:tcPr>
-            <w:tcMar>
-              <w:top w:type="dxa" w:w="120"/>
-              <w:left w:type="dxa" w:w="100"/>
-              <w:bottom w:type="dxa" w:w="120"/>
-              <w:right w:type="dxa" w:w="100"/>
-            </w:tcMar>
-          </w:tcPr>
-          <w:p>
-            <w:pPr>
-              <w:jc w:val="left"/>
-            </w:pPr>
-            <w:r>
-              <w:rPr>
-                <w:rFonts w:ascii="Calibri" w:cs="Calibri" w:eastAsia="Calibri" w:hAnsi="Calibri"/>
-                <w:sz w:val="18"/>
-                <w:szCs w:val="18"/>
-              </w:rPr>
-              <w:t xml:space="preserve">Alta</w:t>
-            </w:r>
-          </w:p>
-        </w:tc>
-        <w:tc>
-          <w:tcPr>
-            <w:tcMar>
-              <w:top w:type="dxa" w:w="120"/>
-              <w:left w:type="dxa" w:w="100"/>
-              <w:bottom w:type="dxa" w:w="120"/>
-              <w:right w:type="dxa" w:w="100"/>
-            </w:tcMar>
-          </w:tcPr>
-          <w:p>
-            <w:pPr>
-              <w:jc w:val="left"/>
-            </w:pPr>
-            <w:r>
-              <w:rPr>
-                <w:rFonts w:ascii="Calibri" w:cs="Calibri" w:eastAsia="Calibri" w:hAnsi="Calibri"/>
-                <w:sz w:val="18"/>
-                <w:szCs w:val="18"/>
-              </w:rPr>
-              <w:t xml:space="preserve">Medio</w:t>
-            </w:r>
-          </w:p>
-        </w:tc>
-        <w:tc>
-          <w:tcPr>
-            <w:tcMar>
-              <w:top w:type="dxa" w:w="120"/>
-              <w:left w:type="dxa" w:w="100"/>
-              <w:bottom w:type="dxa" w:w="120"/>
-              <w:right w:type="dxa" w:w="100"/>
-            </w:tcMar>
-          </w:tcPr>
-          <w:p>
-            <w:pPr>
-              <w:jc w:val="left"/>
-            </w:pPr>
-            <w:r>
-              <w:rPr>
-                <w:rFonts w:ascii="Calibri" w:cs="Calibri" w:eastAsia="Calibri" w:hAnsi="Calibri"/>
-                <w:sz w:val="18"/>
-                <w:szCs w:val="18"/>
-              </w:rPr>
-              <w:t xml:space="preserve">Alto</w:t>
-            </w:r>
-          </w:p>
-        </w:tc>
-        <w:tc>
-          <w:tcPr>
-            <w:tcMar>
-              <w:top w:type="dxa" w:w="120"/>
-              <w:left w:type="dxa" w:w="100"/>
-              <w:bottom w:type="dxa" w:w="120"/>
-              <w:right w:type="dxa" w:w="100"/>
-            </w:tcMar>
-          </w:tcPr>
-          <w:p>
-            <w:pPr>
-              <w:jc w:val="left"/>
-            </w:pPr>
-            <w:r>
-              <w:rPr>
-                <w:rFonts w:ascii="Calibri" w:cs="Calibri" w:eastAsia="Calibri" w:hAnsi="Calibri"/>
-                <w:sz w:val="18"/>
-                <w:szCs w:val="18"/>
-              </w:rPr>
-              <w:t xml:space="preserve">Talento</w:t>
+              <w:t xml:space="preserve">Arriendo</w:t>
+            </w:r>
+          </w:p>
+        </w:tc>
+        <w:tc>
+          <w:tcPr>
+            <w:tcMar>
+              <w:top w:type="dxa" w:w="120"/>
+              <w:left w:type="dxa" w:w="100"/>
+              <w:bottom w:type="dxa" w:w="120"/>
+              <w:right w:type="dxa" w:w="100"/>
+            </w:tcMar>
+          </w:tcPr>
+          <w:p>
+            <w:pPr>
+              <w:jc w:val="left"/>
+            </w:pPr>
+            <w:r>
+              <w:rPr>
+                <w:rFonts w:ascii="Calibri" w:cs="Calibri" w:eastAsia="Calibri" w:hAnsi="Calibri"/>
+                <w:sz w:val="18"/>
+                <w:szCs w:val="18"/>
+              </w:rPr>
+              <w:t xml:space="preserve">+$48 M</w:t>
+            </w:r>
+          </w:p>
+        </w:tc>
+        <w:tc>
+          <w:tcPr>
+            <w:tcMar>
+              <w:top w:type="dxa" w:w="120"/>
+              <w:left w:type="dxa" w:w="100"/>
+              <w:bottom w:type="dxa" w:w="120"/>
+              <w:right w:type="dxa" w:w="100"/>
+            </w:tcMar>
+          </w:tcPr>
+          <w:p>
+            <w:pPr>
+              <w:jc w:val="left"/>
+            </w:pPr>
+            <w:r>
+              <w:rPr>
+                <w:rFonts w:ascii="Calibri" w:cs="Calibri" w:eastAsia="Calibri" w:hAnsi="Calibri"/>
+                <w:sz w:val="18"/>
+                <w:szCs w:val="18"/>
+              </w:rPr>
+              <w:t xml:space="preserve">+$24 M</w:t>
+            </w:r>
+          </w:p>
+        </w:tc>
+        <w:tc>
+          <w:tcPr>
+            <w:tcMar>
+              <w:top w:type="dxa" w:w="120"/>
+              <w:left w:type="dxa" w:w="100"/>
+              <w:bottom w:type="dxa" w:w="120"/>
+              <w:right w:type="dxa" w:w="100"/>
+            </w:tcMar>
+          </w:tcPr>
+          <w:p>
+            <w:pPr>
+              <w:jc w:val="left"/>
+            </w:pPr>
+            <w:r>
+              <w:rPr>
+                <w:rFonts w:ascii="Calibri" w:cs="Calibri" w:eastAsia="Calibri" w:hAnsi="Calibri"/>
+                <w:sz w:val="18"/>
+                <w:szCs w:val="18"/>
+              </w:rPr>
+              <w:t xml:space="preserve">($24 M)</w:t>
+            </w:r>
+          </w:p>
+        </w:tc>
+        <w:tc>
+          <w:tcPr>
+            <w:tcMar>
+              <w:top w:type="dxa" w:w="120"/>
+              <w:left w:type="dxa" w:w="100"/>
+              <w:bottom w:type="dxa" w:w="120"/>
+              <w:right w:type="dxa" w:w="100"/>
+            </w:tcMar>
+          </w:tcPr>
+          <w:p>
+            <w:pPr>
+              <w:jc w:val="left"/>
+            </w:pPr>
+            <w:r>
+              <w:rPr>
+                <w:rFonts w:ascii="Calibri" w:cs="Calibri" w:eastAsia="Calibri" w:hAnsi="Calibri"/>
+                <w:sz w:val="18"/>
+                <w:szCs w:val="18"/>
+              </w:rPr>
+              <w:t xml:space="preserve">($48 M)</w:t>
+            </w:r>
+          </w:p>
+        </w:tc>
+        <w:tc>
+          <w:tcPr>
+            <w:tcMar>
+              <w:top w:type="dxa" w:w="120"/>
+              <w:left w:type="dxa" w:w="100"/>
+              <w:bottom w:type="dxa" w:w="120"/>
+              <w:right w:type="dxa" w:w="100"/>
+            </w:tcMar>
+          </w:tcPr>
+          <w:p>
+            <w:pPr>
+              <w:jc w:val="left"/>
+            </w:pPr>
+            <w:r>
+              <w:rPr>
+                <w:rFonts w:ascii="Calibri" w:cs="Calibri" w:eastAsia="Calibri" w:hAnsi="Calibri"/>
+                <w:sz w:val="18"/>
+                <w:szCs w:val="18"/>
+              </w:rPr>
+              <w:t xml:space="preserve">$96 M</w:t>
             </w:r>
           </w:p>
         </w:tc>
@@ -12723,122 +12509,122 @@
                 <w:sz w:val="18"/>
                 <w:szCs w:val="18"/>
               </w:rPr>
-              <w:t xml:space="preserve">5</w:t>
-            </w:r>
-          </w:p>
-        </w:tc>
-        <w:tc>
-          <w:tcPr>
-            <w:tcMar>
-              <w:top w:type="dxa" w:w="120"/>
-              <w:left w:type="dxa" w:w="100"/>
-              <w:bottom w:type="dxa" w:w="120"/>
-              <w:right w:type="dxa" w:w="100"/>
-            </w:tcMar>
-          </w:tcPr>
-          <w:p>
-            <w:pPr>
-              <w:jc w:val="left"/>
-            </w:pPr>
-            <w:r>
-              <w:rPr>
-                <w:rFonts w:ascii="Calibri" w:cs="Calibri" w:eastAsia="Calibri" w:hAnsi="Calibri"/>
-                <w:sz w:val="18"/>
-                <w:szCs w:val="18"/>
-              </w:rPr>
-              <w:t xml:space="preserve">Pandemia que reduce flujo peatonal</w:t>
-            </w:r>
-          </w:p>
-        </w:tc>
-        <w:tc>
-          <w:tcPr>
-            <w:tcMar>
-              <w:top w:type="dxa" w:w="120"/>
-              <w:left w:type="dxa" w:w="100"/>
-              <w:bottom w:type="dxa" w:w="120"/>
-              <w:right w:type="dxa" w:w="100"/>
-            </w:tcMar>
-          </w:tcPr>
-          <w:p>
-            <w:pPr>
-              <w:jc w:val="left"/>
-            </w:pPr>
-            <w:r>
-              <w:rPr>
-                <w:rFonts w:ascii="Calibri" w:cs="Calibri" w:eastAsia="Calibri" w:hAnsi="Calibri"/>
-                <w:sz w:val="18"/>
-                <w:szCs w:val="18"/>
-              </w:rPr>
-              <w:t xml:space="preserve">Baja</w:t>
-            </w:r>
-          </w:p>
-        </w:tc>
-        <w:tc>
-          <w:tcPr>
-            <w:tcMar>
-              <w:top w:type="dxa" w:w="120"/>
-              <w:left w:type="dxa" w:w="100"/>
-              <w:bottom w:type="dxa" w:w="120"/>
-              <w:right w:type="dxa" w:w="100"/>
-            </w:tcMar>
-          </w:tcPr>
-          <w:p>
-            <w:pPr>
-              <w:jc w:val="left"/>
-            </w:pPr>
-            <w:r>
-              <w:rPr>
-                <w:rFonts w:ascii="Calibri" w:cs="Calibri" w:eastAsia="Calibri" w:hAnsi="Calibri"/>
-                <w:sz w:val="18"/>
-                <w:szCs w:val="18"/>
-              </w:rPr>
-              <w:t xml:space="preserve">Crítico</w:t>
-            </w:r>
-          </w:p>
-        </w:tc>
-        <w:tc>
-          <w:tcPr>
-            <w:tcMar>
-              <w:top w:type="dxa" w:w="120"/>
-              <w:left w:type="dxa" w:w="100"/>
-              <w:bottom w:type="dxa" w:w="120"/>
-              <w:right w:type="dxa" w:w="100"/>
-            </w:tcMar>
-          </w:tcPr>
-          <w:p>
-            <w:pPr>
-              <w:jc w:val="left"/>
-            </w:pPr>
-            <w:r>
-              <w:rPr>
-                <w:rFonts w:ascii="Calibri" w:cs="Calibri" w:eastAsia="Calibri" w:hAnsi="Calibri"/>
-                <w:sz w:val="18"/>
-                <w:szCs w:val="18"/>
-              </w:rPr>
-              <w:t xml:space="preserve">Alto</w:t>
-            </w:r>
-          </w:p>
-        </w:tc>
-        <w:tc>
-          <w:tcPr>
-            <w:tcMar>
-              <w:top w:type="dxa" w:w="120"/>
-              <w:left w:type="dxa" w:w="100"/>
-              <w:bottom w:type="dxa" w:w="120"/>
-              <w:right w:type="dxa" w:w="100"/>
-            </w:tcMar>
-          </w:tcPr>
-          <w:p>
-            <w:pPr>
-              <w:jc w:val="left"/>
-            </w:pPr>
-            <w:r>
-              <w:rPr>
-                <w:rFonts w:ascii="Calibri" w:cs="Calibri" w:eastAsia="Calibri" w:hAnsi="Calibri"/>
-                <w:sz w:val="18"/>
-                <w:szCs w:val="18"/>
-              </w:rPr>
-              <w:t xml:space="preserve">Sanitario externo</w:t>
+              <w:t xml:space="preserve">Sueldos planilla</w:t>
+            </w:r>
+          </w:p>
+        </w:tc>
+        <w:tc>
+          <w:tcPr>
+            <w:tcMar>
+              <w:top w:type="dxa" w:w="120"/>
+              <w:left w:type="dxa" w:w="100"/>
+              <w:bottom w:type="dxa" w:w="120"/>
+              <w:right w:type="dxa" w:w="100"/>
+            </w:tcMar>
+          </w:tcPr>
+          <w:p>
+            <w:pPr>
+              <w:jc w:val="left"/>
+            </w:pPr>
+            <w:r>
+              <w:rPr>
+                <w:rFonts w:ascii="Calibri" w:cs="Calibri" w:eastAsia="Calibri" w:hAnsi="Calibri"/>
+                <w:sz w:val="18"/>
+                <w:szCs w:val="18"/>
+              </w:rPr>
+              <w:t xml:space="preserve">+$45 M</w:t>
+            </w:r>
+          </w:p>
+        </w:tc>
+        <w:tc>
+          <w:tcPr>
+            <w:tcMar>
+              <w:top w:type="dxa" w:w="120"/>
+              <w:left w:type="dxa" w:w="100"/>
+              <w:bottom w:type="dxa" w:w="120"/>
+              <w:right w:type="dxa" w:w="100"/>
+            </w:tcMar>
+          </w:tcPr>
+          <w:p>
+            <w:pPr>
+              <w:jc w:val="left"/>
+            </w:pPr>
+            <w:r>
+              <w:rPr>
+                <w:rFonts w:ascii="Calibri" w:cs="Calibri" w:eastAsia="Calibri" w:hAnsi="Calibri"/>
+                <w:sz w:val="18"/>
+                <w:szCs w:val="18"/>
+              </w:rPr>
+              <w:t xml:space="preserve">+$22 M</w:t>
+            </w:r>
+          </w:p>
+        </w:tc>
+        <w:tc>
+          <w:tcPr>
+            <w:tcMar>
+              <w:top w:type="dxa" w:w="120"/>
+              <w:left w:type="dxa" w:w="100"/>
+              <w:bottom w:type="dxa" w:w="120"/>
+              <w:right w:type="dxa" w:w="100"/>
+            </w:tcMar>
+          </w:tcPr>
+          <w:p>
+            <w:pPr>
+              <w:jc w:val="left"/>
+            </w:pPr>
+            <w:r>
+              <w:rPr>
+                <w:rFonts w:ascii="Calibri" w:cs="Calibri" w:eastAsia="Calibri" w:hAnsi="Calibri"/>
+                <w:sz w:val="18"/>
+                <w:szCs w:val="18"/>
+              </w:rPr>
+              <w:t xml:space="preserve">($22 M)</w:t>
+            </w:r>
+          </w:p>
+        </w:tc>
+        <w:tc>
+          <w:tcPr>
+            <w:tcMar>
+              <w:top w:type="dxa" w:w="120"/>
+              <w:left w:type="dxa" w:w="100"/>
+              <w:bottom w:type="dxa" w:w="120"/>
+              <w:right w:type="dxa" w:w="100"/>
+            </w:tcMar>
+          </w:tcPr>
+          <w:p>
+            <w:pPr>
+              <w:jc w:val="left"/>
+            </w:pPr>
+            <w:r>
+              <w:rPr>
+                <w:rFonts w:ascii="Calibri" w:cs="Calibri" w:eastAsia="Calibri" w:hAnsi="Calibri"/>
+                <w:sz w:val="18"/>
+                <w:szCs w:val="18"/>
+              </w:rPr>
+              <w:t xml:space="preserve">($45 M)</w:t>
+            </w:r>
+          </w:p>
+        </w:tc>
+        <w:tc>
+          <w:tcPr>
+            <w:tcMar>
+              <w:top w:type="dxa" w:w="120"/>
+              <w:left w:type="dxa" w:w="100"/>
+              <w:bottom w:type="dxa" w:w="120"/>
+              <w:right w:type="dxa" w:w="100"/>
+            </w:tcMar>
+          </w:tcPr>
+          <w:p>
+            <w:pPr>
+              <w:jc w:val="left"/>
+            </w:pPr>
+            <w:r>
+              <w:rPr>
+                <w:rFonts w:ascii="Calibri" w:cs="Calibri" w:eastAsia="Calibri" w:hAnsi="Calibri"/>
+                <w:sz w:val="18"/>
+                <w:szCs w:val="18"/>
+              </w:rPr>
+              <w:t xml:space="preserve">$90 M</w:t>
             </w:r>
           </w:p>
         </w:tc>
@@ -12866,980 +12652,122 @@
                 <w:sz w:val="18"/>
                 <w:szCs w:val="18"/>
               </w:rPr>
-              <w:t xml:space="preserve">6</w:t>
-            </w:r>
-          </w:p>
-        </w:tc>
-        <w:tc>
-          <w:tcPr>
-            <w:tcMar>
-              <w:top w:type="dxa" w:w="120"/>
-              <w:left w:type="dxa" w:w="100"/>
-              <w:bottom w:type="dxa" w:w="120"/>
-              <w:right w:type="dxa" w:w="100"/>
-            </w:tcMar>
-          </w:tcPr>
-          <w:p>
-            <w:pPr>
-              <w:jc w:val="left"/>
-            </w:pPr>
-            <w:r>
-              <w:rPr>
-                <w:rFonts w:ascii="Calibri" w:cs="Calibri" w:eastAsia="Calibri" w:hAnsi="Calibri"/>
-                <w:sz w:val="18"/>
-                <w:szCs w:val="18"/>
-              </w:rPr>
-              <w:t xml:space="preserve">Caída del proveedor de combo envasado</w:t>
-            </w:r>
-          </w:p>
-        </w:tc>
-        <w:tc>
-          <w:tcPr>
-            <w:tcMar>
-              <w:top w:type="dxa" w:w="120"/>
-              <w:left w:type="dxa" w:w="100"/>
-              <w:bottom w:type="dxa" w:w="120"/>
-              <w:right w:type="dxa" w:w="100"/>
-            </w:tcMar>
-          </w:tcPr>
-          <w:p>
-            <w:pPr>
-              <w:jc w:val="left"/>
-            </w:pPr>
-            <w:r>
-              <w:rPr>
-                <w:rFonts w:ascii="Calibri" w:cs="Calibri" w:eastAsia="Calibri" w:hAnsi="Calibri"/>
-                <w:sz w:val="18"/>
-                <w:szCs w:val="18"/>
-              </w:rPr>
-              <w:t xml:space="preserve">Baja</w:t>
-            </w:r>
-          </w:p>
-        </w:tc>
-        <w:tc>
-          <w:tcPr>
-            <w:tcMar>
-              <w:top w:type="dxa" w:w="120"/>
-              <w:left w:type="dxa" w:w="100"/>
-              <w:bottom w:type="dxa" w:w="120"/>
-              <w:right w:type="dxa" w:w="100"/>
-            </w:tcMar>
-          </w:tcPr>
-          <w:p>
-            <w:pPr>
-              <w:jc w:val="left"/>
-            </w:pPr>
-            <w:r>
-              <w:rPr>
-                <w:rFonts w:ascii="Calibri" w:cs="Calibri" w:eastAsia="Calibri" w:hAnsi="Calibri"/>
-                <w:sz w:val="18"/>
-                <w:szCs w:val="18"/>
-              </w:rPr>
-              <w:t xml:space="preserve">Crítico</w:t>
-            </w:r>
-          </w:p>
-        </w:tc>
-        <w:tc>
-          <w:tcPr>
-            <w:tcMar>
-              <w:top w:type="dxa" w:w="120"/>
-              <w:left w:type="dxa" w:w="100"/>
-              <w:bottom w:type="dxa" w:w="120"/>
-              <w:right w:type="dxa" w:w="100"/>
-            </w:tcMar>
-          </w:tcPr>
-          <w:p>
-            <w:pPr>
-              <w:jc w:val="left"/>
-            </w:pPr>
-            <w:r>
-              <w:rPr>
-                <w:rFonts w:ascii="Calibri" w:cs="Calibri" w:eastAsia="Calibri" w:hAnsi="Calibri"/>
-                <w:sz w:val="18"/>
-                <w:szCs w:val="18"/>
-              </w:rPr>
-              <w:t xml:space="preserve">Alto</w:t>
-            </w:r>
-          </w:p>
-        </w:tc>
-        <w:tc>
-          <w:tcPr>
-            <w:tcMar>
-              <w:top w:type="dxa" w:w="120"/>
-              <w:left w:type="dxa" w:w="100"/>
-              <w:bottom w:type="dxa" w:w="120"/>
-              <w:right w:type="dxa" w:w="100"/>
-            </w:tcMar>
-          </w:tcPr>
-          <w:p>
-            <w:pPr>
-              <w:jc w:val="left"/>
-            </w:pPr>
-            <w:r>
-              <w:rPr>
-                <w:rFonts w:ascii="Calibri" w:cs="Calibri" w:eastAsia="Calibri" w:hAnsi="Calibri"/>
-                <w:sz w:val="18"/>
-                <w:szCs w:val="18"/>
-              </w:rPr>
-              <w:t xml:space="preserve">Suministro</w:t>
-            </w:r>
-          </w:p>
-        </w:tc>
-      </w:tr>
-      <w:tr>
-        <w:trPr>
-          <w:tblHeader w:val="false"/>
-        </w:trPr>
-        <w:tc>
-          <w:tcPr>
-            <w:tcMar>
-              <w:top w:type="dxa" w:w="120"/>
-              <w:left w:type="dxa" w:w="100"/>
-              <w:bottom w:type="dxa" w:w="120"/>
-              <w:right w:type="dxa" w:w="100"/>
-            </w:tcMar>
-          </w:tcPr>
-          <w:p>
-            <w:pPr>
-              <w:jc w:val="left"/>
-            </w:pPr>
-            <w:r>
-              <w:rPr>
-                <w:rFonts w:ascii="Calibri" w:cs="Calibri" w:eastAsia="Calibri" w:hAnsi="Calibri"/>
-                <w:sz w:val="18"/>
-                <w:szCs w:val="18"/>
-              </w:rPr>
-              <w:t xml:space="preserve">7</w:t>
-            </w:r>
-          </w:p>
-        </w:tc>
-        <w:tc>
-          <w:tcPr>
-            <w:tcMar>
-              <w:top w:type="dxa" w:w="120"/>
-              <w:left w:type="dxa" w:w="100"/>
-              <w:bottom w:type="dxa" w:w="120"/>
-              <w:right w:type="dxa" w:w="100"/>
-            </w:tcMar>
-          </w:tcPr>
-          <w:p>
-            <w:pPr>
-              <w:jc w:val="left"/>
-            </w:pPr>
-            <w:r>
-              <w:rPr>
-                <w:rFonts w:ascii="Calibri" w:cs="Calibri" w:eastAsia="Calibri" w:hAnsi="Calibri"/>
-                <w:sz w:val="18"/>
-                <w:szCs w:val="18"/>
-              </w:rPr>
-              <w:t xml:space="preserve">Aumento del precio del café importado</w:t>
-            </w:r>
-          </w:p>
-        </w:tc>
-        <w:tc>
-          <w:tcPr>
-            <w:tcMar>
-              <w:top w:type="dxa" w:w="120"/>
-              <w:left w:type="dxa" w:w="100"/>
-              <w:bottom w:type="dxa" w:w="120"/>
-              <w:right w:type="dxa" w:w="100"/>
-            </w:tcMar>
-          </w:tcPr>
-          <w:p>
-            <w:pPr>
-              <w:jc w:val="left"/>
-            </w:pPr>
-            <w:r>
-              <w:rPr>
-                <w:rFonts w:ascii="Calibri" w:cs="Calibri" w:eastAsia="Calibri" w:hAnsi="Calibri"/>
-                <w:sz w:val="18"/>
-                <w:szCs w:val="18"/>
-              </w:rPr>
-              <w:t xml:space="preserve">Media</w:t>
-            </w:r>
-          </w:p>
-        </w:tc>
-        <w:tc>
-          <w:tcPr>
-            <w:tcMar>
-              <w:top w:type="dxa" w:w="120"/>
-              <w:left w:type="dxa" w:w="100"/>
-              <w:bottom w:type="dxa" w:w="120"/>
-              <w:right w:type="dxa" w:w="100"/>
-            </w:tcMar>
-          </w:tcPr>
-          <w:p>
-            <w:pPr>
-              <w:jc w:val="left"/>
-            </w:pPr>
-            <w:r>
-              <w:rPr>
-                <w:rFonts w:ascii="Calibri" w:cs="Calibri" w:eastAsia="Calibri" w:hAnsi="Calibri"/>
-                <w:sz w:val="18"/>
-                <w:szCs w:val="18"/>
-              </w:rPr>
-              <w:t xml:space="preserve">Medio</w:t>
-            </w:r>
-          </w:p>
-        </w:tc>
-        <w:tc>
-          <w:tcPr>
-            <w:tcMar>
-              <w:top w:type="dxa" w:w="120"/>
-              <w:left w:type="dxa" w:w="100"/>
-              <w:bottom w:type="dxa" w:w="120"/>
-              <w:right w:type="dxa" w:w="100"/>
-            </w:tcMar>
-          </w:tcPr>
-          <w:p>
-            <w:pPr>
-              <w:jc w:val="left"/>
-            </w:pPr>
-            <w:r>
-              <w:rPr>
-                <w:rFonts w:ascii="Calibri" w:cs="Calibri" w:eastAsia="Calibri" w:hAnsi="Calibri"/>
-                <w:sz w:val="18"/>
-                <w:szCs w:val="18"/>
-              </w:rPr>
-              <w:t xml:space="preserve">Medio</w:t>
-            </w:r>
-          </w:p>
-        </w:tc>
-        <w:tc>
-          <w:tcPr>
-            <w:tcMar>
-              <w:top w:type="dxa" w:w="120"/>
-              <w:left w:type="dxa" w:w="100"/>
-              <w:bottom w:type="dxa" w:w="120"/>
-              <w:right w:type="dxa" w:w="100"/>
-            </w:tcMar>
-          </w:tcPr>
-          <w:p>
-            <w:pPr>
-              <w:jc w:val="left"/>
-            </w:pPr>
-            <w:r>
-              <w:rPr>
-                <w:rFonts w:ascii="Calibri" w:cs="Calibri" w:eastAsia="Calibri" w:hAnsi="Calibri"/>
-                <w:sz w:val="18"/>
-                <w:szCs w:val="18"/>
-              </w:rPr>
-              <w:t xml:space="preserve">Suministro</w:t>
-            </w:r>
-          </w:p>
-        </w:tc>
-      </w:tr>
-      <w:tr>
-        <w:trPr>
-          <w:tblHeader w:val="false"/>
-        </w:trPr>
-        <w:tc>
-          <w:tcPr>
-            <w:tcMar>
-              <w:top w:type="dxa" w:w="120"/>
-              <w:left w:type="dxa" w:w="100"/>
-              <w:bottom w:type="dxa" w:w="120"/>
-              <w:right w:type="dxa" w:w="100"/>
-            </w:tcMar>
-          </w:tcPr>
-          <w:p>
-            <w:pPr>
-              <w:jc w:val="left"/>
-            </w:pPr>
-            <w:r>
-              <w:rPr>
-                <w:rFonts w:ascii="Calibri" w:cs="Calibri" w:eastAsia="Calibri" w:hAnsi="Calibri"/>
-                <w:sz w:val="18"/>
-                <w:szCs w:val="18"/>
-              </w:rPr>
-              <w:t xml:space="preserve">8</w:t>
-            </w:r>
-          </w:p>
-        </w:tc>
-        <w:tc>
-          <w:tcPr>
-            <w:tcMar>
-              <w:top w:type="dxa" w:w="120"/>
-              <w:left w:type="dxa" w:w="100"/>
-              <w:bottom w:type="dxa" w:w="120"/>
-              <w:right w:type="dxa" w:w="100"/>
-            </w:tcMar>
-          </w:tcPr>
-          <w:p>
-            <w:pPr>
-              <w:jc w:val="left"/>
-            </w:pPr>
-            <w:r>
-              <w:rPr>
-                <w:rFonts w:ascii="Calibri" w:cs="Calibri" w:eastAsia="Calibri" w:hAnsi="Calibri"/>
-                <w:sz w:val="18"/>
-                <w:szCs w:val="18"/>
-              </w:rPr>
-              <w:t xml:space="preserve">Cambios regulatorios sanitarios</w:t>
-            </w:r>
-          </w:p>
-        </w:tc>
-        <w:tc>
-          <w:tcPr>
-            <w:tcMar>
-              <w:top w:type="dxa" w:w="120"/>
-              <w:left w:type="dxa" w:w="100"/>
-              <w:bottom w:type="dxa" w:w="120"/>
-              <w:right w:type="dxa" w:w="100"/>
-            </w:tcMar>
-          </w:tcPr>
-          <w:p>
-            <w:pPr>
-              <w:jc w:val="left"/>
-            </w:pPr>
-            <w:r>
-              <w:rPr>
-                <w:rFonts w:ascii="Calibri" w:cs="Calibri" w:eastAsia="Calibri" w:hAnsi="Calibri"/>
-                <w:sz w:val="18"/>
-                <w:szCs w:val="18"/>
-              </w:rPr>
-              <w:t xml:space="preserve">Baja</w:t>
-            </w:r>
-          </w:p>
-        </w:tc>
-        <w:tc>
-          <w:tcPr>
-            <w:tcMar>
-              <w:top w:type="dxa" w:w="120"/>
-              <w:left w:type="dxa" w:w="100"/>
-              <w:bottom w:type="dxa" w:w="120"/>
-              <w:right w:type="dxa" w:w="100"/>
-            </w:tcMar>
-          </w:tcPr>
-          <w:p>
-            <w:pPr>
-              <w:jc w:val="left"/>
-            </w:pPr>
-            <w:r>
-              <w:rPr>
-                <w:rFonts w:ascii="Calibri" w:cs="Calibri" w:eastAsia="Calibri" w:hAnsi="Calibri"/>
-                <w:sz w:val="18"/>
-                <w:szCs w:val="18"/>
-              </w:rPr>
-              <w:t xml:space="preserve">Medio</w:t>
-            </w:r>
-          </w:p>
-        </w:tc>
-        <w:tc>
-          <w:tcPr>
-            <w:tcMar>
-              <w:top w:type="dxa" w:w="120"/>
-              <w:left w:type="dxa" w:w="100"/>
-              <w:bottom w:type="dxa" w:w="120"/>
-              <w:right w:type="dxa" w:w="100"/>
-            </w:tcMar>
-          </w:tcPr>
-          <w:p>
-            <w:pPr>
-              <w:jc w:val="left"/>
-            </w:pPr>
-            <w:r>
-              <w:rPr>
-                <w:rFonts w:ascii="Calibri" w:cs="Calibri" w:eastAsia="Calibri" w:hAnsi="Calibri"/>
-                <w:sz w:val="18"/>
-                <w:szCs w:val="18"/>
-              </w:rPr>
-              <w:t xml:space="preserve">Medio</w:t>
-            </w:r>
-          </w:p>
-        </w:tc>
-        <w:tc>
-          <w:tcPr>
-            <w:tcMar>
-              <w:top w:type="dxa" w:w="120"/>
-              <w:left w:type="dxa" w:w="100"/>
-              <w:bottom w:type="dxa" w:w="120"/>
-              <w:right w:type="dxa" w:w="100"/>
-            </w:tcMar>
-          </w:tcPr>
-          <w:p>
-            <w:pPr>
-              <w:jc w:val="left"/>
-            </w:pPr>
-            <w:r>
-              <w:rPr>
-                <w:rFonts w:ascii="Calibri" w:cs="Calibri" w:eastAsia="Calibri" w:hAnsi="Calibri"/>
-                <w:sz w:val="18"/>
-                <w:szCs w:val="18"/>
-              </w:rPr>
-              <w:t xml:space="preserve">Regulatorio</w:t>
-            </w:r>
-          </w:p>
-        </w:tc>
-      </w:tr>
-      <w:tr>
-        <w:trPr>
-          <w:tblHeader w:val="false"/>
-        </w:trPr>
-        <w:tc>
-          <w:tcPr>
-            <w:tcMar>
-              <w:top w:type="dxa" w:w="120"/>
-              <w:left w:type="dxa" w:w="100"/>
-              <w:bottom w:type="dxa" w:w="120"/>
-              <w:right w:type="dxa" w:w="100"/>
-            </w:tcMar>
-          </w:tcPr>
-          <w:p>
-            <w:pPr>
-              <w:jc w:val="left"/>
-            </w:pPr>
-            <w:r>
-              <w:rPr>
-                <w:rFonts w:ascii="Calibri" w:cs="Calibri" w:eastAsia="Calibri" w:hAnsi="Calibri"/>
-                <w:sz w:val="18"/>
-                <w:szCs w:val="18"/>
-              </w:rPr>
-              <w:t xml:space="preserve">9</w:t>
-            </w:r>
-          </w:p>
-        </w:tc>
-        <w:tc>
-          <w:tcPr>
-            <w:tcMar>
-              <w:top w:type="dxa" w:w="120"/>
-              <w:left w:type="dxa" w:w="100"/>
-              <w:bottom w:type="dxa" w:w="120"/>
-              <w:right w:type="dxa" w:w="100"/>
-            </w:tcMar>
-          </w:tcPr>
-          <w:p>
-            <w:pPr>
-              <w:jc w:val="left"/>
-            </w:pPr>
-            <w:r>
-              <w:rPr>
-                <w:rFonts w:ascii="Calibri" w:cs="Calibri" w:eastAsia="Calibri" w:hAnsi="Calibri"/>
-                <w:sz w:val="18"/>
-                <w:szCs w:val="18"/>
-              </w:rPr>
-              <w:t xml:space="preserve">Aumento del salario mínimo / leyes laborales</w:t>
-            </w:r>
-          </w:p>
-        </w:tc>
-        <w:tc>
-          <w:tcPr>
-            <w:tcMar>
-              <w:top w:type="dxa" w:w="120"/>
-              <w:left w:type="dxa" w:w="100"/>
-              <w:bottom w:type="dxa" w:w="120"/>
-              <w:right w:type="dxa" w:w="100"/>
-            </w:tcMar>
-          </w:tcPr>
-          <w:p>
-            <w:pPr>
-              <w:jc w:val="left"/>
-            </w:pPr>
-            <w:r>
-              <w:rPr>
-                <w:rFonts w:ascii="Calibri" w:cs="Calibri" w:eastAsia="Calibri" w:hAnsi="Calibri"/>
-                <w:sz w:val="18"/>
-                <w:szCs w:val="18"/>
-              </w:rPr>
-              <w:t xml:space="preserve">Media</w:t>
-            </w:r>
-          </w:p>
-        </w:tc>
-        <w:tc>
-          <w:tcPr>
-            <w:tcMar>
-              <w:top w:type="dxa" w:w="120"/>
-              <w:left w:type="dxa" w:w="100"/>
-              <w:bottom w:type="dxa" w:w="120"/>
-              <w:right w:type="dxa" w:w="100"/>
-            </w:tcMar>
-          </w:tcPr>
-          <w:p>
-            <w:pPr>
-              <w:jc w:val="left"/>
-            </w:pPr>
-            <w:r>
-              <w:rPr>
-                <w:rFonts w:ascii="Calibri" w:cs="Calibri" w:eastAsia="Calibri" w:hAnsi="Calibri"/>
-                <w:sz w:val="18"/>
-                <w:szCs w:val="18"/>
-              </w:rPr>
-              <w:t xml:space="preserve">Medio</w:t>
-            </w:r>
-          </w:p>
-        </w:tc>
-        <w:tc>
-          <w:tcPr>
-            <w:tcMar>
-              <w:top w:type="dxa" w:w="120"/>
-              <w:left w:type="dxa" w:w="100"/>
-              <w:bottom w:type="dxa" w:w="120"/>
-              <w:right w:type="dxa" w:w="100"/>
-            </w:tcMar>
-          </w:tcPr>
-          <w:p>
-            <w:pPr>
-              <w:jc w:val="left"/>
-            </w:pPr>
-            <w:r>
-              <w:rPr>
-                <w:rFonts w:ascii="Calibri" w:cs="Calibri" w:eastAsia="Calibri" w:hAnsi="Calibri"/>
-                <w:sz w:val="18"/>
-                <w:szCs w:val="18"/>
-              </w:rPr>
-              <w:t xml:space="preserve">Medio</w:t>
-            </w:r>
-          </w:p>
-        </w:tc>
-        <w:tc>
-          <w:tcPr>
-            <w:tcMar>
-              <w:top w:type="dxa" w:w="120"/>
-              <w:left w:type="dxa" w:w="100"/>
-              <w:bottom w:type="dxa" w:w="120"/>
-              <w:right w:type="dxa" w:w="100"/>
-            </w:tcMar>
-          </w:tcPr>
-          <w:p>
-            <w:pPr>
-              <w:jc w:val="left"/>
-            </w:pPr>
-            <w:r>
-              <w:rPr>
-                <w:rFonts w:ascii="Calibri" w:cs="Calibri" w:eastAsia="Calibri" w:hAnsi="Calibri"/>
-                <w:sz w:val="18"/>
-                <w:szCs w:val="18"/>
-              </w:rPr>
-              <w:t xml:space="preserve">Laboral</w:t>
-            </w:r>
-          </w:p>
-        </w:tc>
-      </w:tr>
-      <w:tr>
-        <w:trPr>
-          <w:tblHeader w:val="false"/>
-        </w:trPr>
-        <w:tc>
-          <w:tcPr>
-            <w:tcMar>
-              <w:top w:type="dxa" w:w="120"/>
-              <w:left w:type="dxa" w:w="100"/>
-              <w:bottom w:type="dxa" w:w="120"/>
-              <w:right w:type="dxa" w:w="100"/>
-            </w:tcMar>
-          </w:tcPr>
-          <w:p>
-            <w:pPr>
-              <w:jc w:val="left"/>
-            </w:pPr>
-            <w:r>
-              <w:rPr>
-                <w:rFonts w:ascii="Calibri" w:cs="Calibri" w:eastAsia="Calibri" w:hAnsi="Calibri"/>
-                <w:sz w:val="18"/>
-                <w:szCs w:val="18"/>
-              </w:rPr>
-              <w:t xml:space="preserve">10</w:t>
-            </w:r>
-          </w:p>
-        </w:tc>
-        <w:tc>
-          <w:tcPr>
-            <w:tcMar>
-              <w:top w:type="dxa" w:w="120"/>
-              <w:left w:type="dxa" w:w="100"/>
-              <w:bottom w:type="dxa" w:w="120"/>
-              <w:right w:type="dxa" w:w="100"/>
-            </w:tcMar>
-          </w:tcPr>
-          <w:p>
-            <w:pPr>
-              <w:jc w:val="left"/>
-            </w:pPr>
-            <w:r>
-              <w:rPr>
-                <w:rFonts w:ascii="Calibri" w:cs="Calibri" w:eastAsia="Calibri" w:hAnsi="Calibri"/>
-                <w:sz w:val="18"/>
-                <w:szCs w:val="18"/>
-              </w:rPr>
-              <w:t xml:space="preserve">Tipo de cambio (insumos importados)</w:t>
-            </w:r>
-          </w:p>
-        </w:tc>
-        <w:tc>
-          <w:tcPr>
-            <w:tcMar>
-              <w:top w:type="dxa" w:w="120"/>
-              <w:left w:type="dxa" w:w="100"/>
-              <w:bottom w:type="dxa" w:w="120"/>
-              <w:right w:type="dxa" w:w="100"/>
-            </w:tcMar>
-          </w:tcPr>
-          <w:p>
-            <w:pPr>
-              <w:jc w:val="left"/>
-            </w:pPr>
-            <w:r>
-              <w:rPr>
-                <w:rFonts w:ascii="Calibri" w:cs="Calibri" w:eastAsia="Calibri" w:hAnsi="Calibri"/>
-                <w:sz w:val="18"/>
-                <w:szCs w:val="18"/>
-              </w:rPr>
-              <w:t xml:space="preserve">Media</w:t>
-            </w:r>
-          </w:p>
-        </w:tc>
-        <w:tc>
-          <w:tcPr>
-            <w:tcMar>
-              <w:top w:type="dxa" w:w="120"/>
-              <w:left w:type="dxa" w:w="100"/>
-              <w:bottom w:type="dxa" w:w="120"/>
-              <w:right w:type="dxa" w:w="100"/>
-            </w:tcMar>
-          </w:tcPr>
-          <w:p>
-            <w:pPr>
-              <w:jc w:val="left"/>
-            </w:pPr>
-            <w:r>
-              <w:rPr>
-                <w:rFonts w:ascii="Calibri" w:cs="Calibri" w:eastAsia="Calibri" w:hAnsi="Calibri"/>
-                <w:sz w:val="18"/>
-                <w:szCs w:val="18"/>
-              </w:rPr>
-              <w:t xml:space="preserve">Medio</w:t>
-            </w:r>
-          </w:p>
-        </w:tc>
-        <w:tc>
-          <w:tcPr>
-            <w:tcMar>
-              <w:top w:type="dxa" w:w="120"/>
-              <w:left w:type="dxa" w:w="100"/>
-              <w:bottom w:type="dxa" w:w="120"/>
-              <w:right w:type="dxa" w:w="100"/>
-            </w:tcMar>
-          </w:tcPr>
-          <w:p>
-            <w:pPr>
-              <w:jc w:val="left"/>
-            </w:pPr>
-            <w:r>
-              <w:rPr>
-                <w:rFonts w:ascii="Calibri" w:cs="Calibri" w:eastAsia="Calibri" w:hAnsi="Calibri"/>
-                <w:sz w:val="18"/>
-                <w:szCs w:val="18"/>
-              </w:rPr>
-              <w:t xml:space="preserve">Medio</w:t>
-            </w:r>
-          </w:p>
-        </w:tc>
-        <w:tc>
-          <w:tcPr>
-            <w:tcMar>
-              <w:top w:type="dxa" w:w="120"/>
-              <w:left w:type="dxa" w:w="100"/>
-              <w:bottom w:type="dxa" w:w="120"/>
-              <w:right w:type="dxa" w:w="100"/>
-            </w:tcMar>
-          </w:tcPr>
-          <w:p>
-            <w:pPr>
-              <w:jc w:val="left"/>
-            </w:pPr>
-            <w:r>
-              <w:rPr>
-                <w:rFonts w:ascii="Calibri" w:cs="Calibri" w:eastAsia="Calibri" w:hAnsi="Calibri"/>
-                <w:sz w:val="18"/>
-                <w:szCs w:val="18"/>
-              </w:rPr>
-              <w:t xml:space="preserve">FX</w:t>
-            </w:r>
-          </w:p>
-        </w:tc>
-      </w:tr>
-      <w:tr>
-        <w:trPr>
-          <w:tblHeader w:val="false"/>
-        </w:trPr>
-        <w:tc>
-          <w:tcPr>
-            <w:tcMar>
-              <w:top w:type="dxa" w:w="120"/>
-              <w:left w:type="dxa" w:w="100"/>
-              <w:bottom w:type="dxa" w:w="120"/>
-              <w:right w:type="dxa" w:w="100"/>
-            </w:tcMar>
-          </w:tcPr>
-          <w:p>
-            <w:pPr>
-              <w:jc w:val="left"/>
-            </w:pPr>
-            <w:r>
-              <w:rPr>
-                <w:rFonts w:ascii="Calibri" w:cs="Calibri" w:eastAsia="Calibri" w:hAnsi="Calibri"/>
-                <w:sz w:val="18"/>
-                <w:szCs w:val="18"/>
-              </w:rPr>
-              <w:t xml:space="preserve">11</w:t>
-            </w:r>
-          </w:p>
-        </w:tc>
-        <w:tc>
-          <w:tcPr>
-            <w:tcMar>
-              <w:top w:type="dxa" w:w="120"/>
-              <w:left w:type="dxa" w:w="100"/>
-              <w:bottom w:type="dxa" w:w="120"/>
-              <w:right w:type="dxa" w:w="100"/>
-            </w:tcMar>
-          </w:tcPr>
-          <w:p>
-            <w:pPr>
-              <w:jc w:val="left"/>
-            </w:pPr>
-            <w:r>
-              <w:rPr>
-                <w:rFonts w:ascii="Calibri" w:cs="Calibri" w:eastAsia="Calibri" w:hAnsi="Calibri"/>
-                <w:sz w:val="18"/>
-                <w:szCs w:val="18"/>
-              </w:rPr>
-              <w:t xml:space="preserve">Falla de máquina espresso</w:t>
-            </w:r>
-          </w:p>
-        </w:tc>
-        <w:tc>
-          <w:tcPr>
-            <w:tcMar>
-              <w:top w:type="dxa" w:w="120"/>
-              <w:left w:type="dxa" w:w="100"/>
-              <w:bottom w:type="dxa" w:w="120"/>
-              <w:right w:type="dxa" w:w="100"/>
-            </w:tcMar>
-          </w:tcPr>
-          <w:p>
-            <w:pPr>
-              <w:jc w:val="left"/>
-            </w:pPr>
-            <w:r>
-              <w:rPr>
-                <w:rFonts w:ascii="Calibri" w:cs="Calibri" w:eastAsia="Calibri" w:hAnsi="Calibri"/>
-                <w:sz w:val="18"/>
-                <w:szCs w:val="18"/>
-              </w:rPr>
-              <w:t xml:space="preserve">Baja</w:t>
-            </w:r>
-          </w:p>
-        </w:tc>
-        <w:tc>
-          <w:tcPr>
-            <w:tcMar>
-              <w:top w:type="dxa" w:w="120"/>
-              <w:left w:type="dxa" w:w="100"/>
-              <w:bottom w:type="dxa" w:w="120"/>
-              <w:right w:type="dxa" w:w="100"/>
-            </w:tcMar>
-          </w:tcPr>
-          <w:p>
-            <w:pPr>
-              <w:jc w:val="left"/>
-            </w:pPr>
-            <w:r>
-              <w:rPr>
-                <w:rFonts w:ascii="Calibri" w:cs="Calibri" w:eastAsia="Calibri" w:hAnsi="Calibri"/>
-                <w:sz w:val="18"/>
-                <w:szCs w:val="18"/>
-              </w:rPr>
-              <w:t xml:space="preserve">Alto</w:t>
-            </w:r>
-          </w:p>
-        </w:tc>
-        <w:tc>
-          <w:tcPr>
-            <w:tcMar>
-              <w:top w:type="dxa" w:w="120"/>
-              <w:left w:type="dxa" w:w="100"/>
-              <w:bottom w:type="dxa" w:w="120"/>
-              <w:right w:type="dxa" w:w="100"/>
-            </w:tcMar>
-          </w:tcPr>
-          <w:p>
-            <w:pPr>
-              <w:jc w:val="left"/>
-            </w:pPr>
-            <w:r>
-              <w:rPr>
-                <w:rFonts w:ascii="Calibri" w:cs="Calibri" w:eastAsia="Calibri" w:hAnsi="Calibri"/>
-                <w:sz w:val="18"/>
-                <w:szCs w:val="18"/>
-              </w:rPr>
-              <w:t xml:space="preserve">Medio</w:t>
-            </w:r>
-          </w:p>
-        </w:tc>
-        <w:tc>
-          <w:tcPr>
-            <w:tcMar>
-              <w:top w:type="dxa" w:w="120"/>
-              <w:left w:type="dxa" w:w="100"/>
-              <w:bottom w:type="dxa" w:w="120"/>
-              <w:right w:type="dxa" w:w="100"/>
-            </w:tcMar>
-          </w:tcPr>
-          <w:p>
-            <w:pPr>
-              <w:jc w:val="left"/>
-            </w:pPr>
-            <w:r>
-              <w:rPr>
-                <w:rFonts w:ascii="Calibri" w:cs="Calibri" w:eastAsia="Calibri" w:hAnsi="Calibri"/>
-                <w:sz w:val="18"/>
-                <w:szCs w:val="18"/>
-              </w:rPr>
-              <w:t xml:space="preserve">Operacional</w:t>
-            </w:r>
-          </w:p>
-        </w:tc>
-      </w:tr>
-      <w:tr>
-        <w:trPr>
-          <w:tblHeader w:val="false"/>
-        </w:trPr>
-        <w:tc>
-          <w:tcPr>
-            <w:tcMar>
-              <w:top w:type="dxa" w:w="120"/>
-              <w:left w:type="dxa" w:w="100"/>
-              <w:bottom w:type="dxa" w:w="120"/>
-              <w:right w:type="dxa" w:w="100"/>
-            </w:tcMar>
-          </w:tcPr>
-          <w:p>
-            <w:pPr>
-              <w:jc w:val="left"/>
-            </w:pPr>
-            <w:r>
-              <w:rPr>
-                <w:rFonts w:ascii="Calibri" w:cs="Calibri" w:eastAsia="Calibri" w:hAnsi="Calibri"/>
-                <w:sz w:val="18"/>
-                <w:szCs w:val="18"/>
-              </w:rPr>
-              <w:t xml:space="preserve">12</w:t>
-            </w:r>
-          </w:p>
-        </w:tc>
-        <w:tc>
-          <w:tcPr>
-            <w:tcMar>
-              <w:top w:type="dxa" w:w="120"/>
-              <w:left w:type="dxa" w:w="100"/>
-              <w:bottom w:type="dxa" w:w="120"/>
-              <w:right w:type="dxa" w:w="100"/>
-            </w:tcMar>
-          </w:tcPr>
-          <w:p>
-            <w:pPr>
-              <w:jc w:val="left"/>
-            </w:pPr>
-            <w:r>
-              <w:rPr>
-                <w:rFonts w:ascii="Calibri" w:cs="Calibri" w:eastAsia="Calibri" w:hAnsi="Calibri"/>
-                <w:sz w:val="18"/>
-                <w:szCs w:val="18"/>
-              </w:rPr>
-              <w:t xml:space="preserve">Robo o vandalismo</w:t>
-            </w:r>
-          </w:p>
-        </w:tc>
-        <w:tc>
-          <w:tcPr>
-            <w:tcMar>
-              <w:top w:type="dxa" w:w="120"/>
-              <w:left w:type="dxa" w:w="100"/>
-              <w:bottom w:type="dxa" w:w="120"/>
-              <w:right w:type="dxa" w:w="100"/>
-            </w:tcMar>
-          </w:tcPr>
-          <w:p>
-            <w:pPr>
-              <w:jc w:val="left"/>
-            </w:pPr>
-            <w:r>
-              <w:rPr>
-                <w:rFonts w:ascii="Calibri" w:cs="Calibri" w:eastAsia="Calibri" w:hAnsi="Calibri"/>
-                <w:sz w:val="18"/>
-                <w:szCs w:val="18"/>
-              </w:rPr>
-              <w:t xml:space="preserve">Media</w:t>
-            </w:r>
-          </w:p>
-        </w:tc>
-        <w:tc>
-          <w:tcPr>
-            <w:tcMar>
-              <w:top w:type="dxa" w:w="120"/>
-              <w:left w:type="dxa" w:w="100"/>
-              <w:bottom w:type="dxa" w:w="120"/>
-              <w:right w:type="dxa" w:w="100"/>
-            </w:tcMar>
-          </w:tcPr>
-          <w:p>
-            <w:pPr>
-              <w:jc w:val="left"/>
-            </w:pPr>
-            <w:r>
-              <w:rPr>
-                <w:rFonts w:ascii="Calibri" w:cs="Calibri" w:eastAsia="Calibri" w:hAnsi="Calibri"/>
-                <w:sz w:val="18"/>
-                <w:szCs w:val="18"/>
-              </w:rPr>
-              <w:t xml:space="preserve">Medio</w:t>
-            </w:r>
-          </w:p>
-        </w:tc>
-        <w:tc>
-          <w:tcPr>
-            <w:tcMar>
-              <w:top w:type="dxa" w:w="120"/>
-              <w:left w:type="dxa" w:w="100"/>
-              <w:bottom w:type="dxa" w:w="120"/>
-              <w:right w:type="dxa" w:w="100"/>
-            </w:tcMar>
-          </w:tcPr>
-          <w:p>
-            <w:pPr>
-              <w:jc w:val="left"/>
-            </w:pPr>
-            <w:r>
-              <w:rPr>
-                <w:rFonts w:ascii="Calibri" w:cs="Calibri" w:eastAsia="Calibri" w:hAnsi="Calibri"/>
-                <w:sz w:val="18"/>
-                <w:szCs w:val="18"/>
-              </w:rPr>
-              <w:t xml:space="preserve">Medio</w:t>
-            </w:r>
-          </w:p>
-        </w:tc>
-        <w:tc>
-          <w:tcPr>
-            <w:tcMar>
-              <w:top w:type="dxa" w:w="120"/>
-              <w:left w:type="dxa" w:w="100"/>
-              <w:bottom w:type="dxa" w:w="120"/>
-              <w:right w:type="dxa" w:w="100"/>
-            </w:tcMar>
-          </w:tcPr>
-          <w:p>
-            <w:pPr>
-              <w:jc w:val="left"/>
-            </w:pPr>
-            <w:r>
-              <w:rPr>
-                <w:rFonts w:ascii="Calibri" w:cs="Calibri" w:eastAsia="Calibri" w:hAnsi="Calibri"/>
-                <w:sz w:val="18"/>
-                <w:szCs w:val="18"/>
-              </w:rPr>
-              <w:t xml:space="preserve">Seguridad</w:t>
+              <w:t xml:space="preserve">Tasa banco</w:t>
+            </w:r>
+          </w:p>
+        </w:tc>
+        <w:tc>
+          <w:tcPr>
+            <w:tcMar>
+              <w:top w:type="dxa" w:w="120"/>
+              <w:left w:type="dxa" w:w="100"/>
+              <w:bottom w:type="dxa" w:w="120"/>
+              <w:right w:type="dxa" w:w="100"/>
+            </w:tcMar>
+          </w:tcPr>
+          <w:p>
+            <w:pPr>
+              <w:jc w:val="left"/>
+            </w:pPr>
+            <w:r>
+              <w:rPr>
+                <w:rFonts w:ascii="Calibri" w:cs="Calibri" w:eastAsia="Calibri" w:hAnsi="Calibri"/>
+                <w:sz w:val="18"/>
+                <w:szCs w:val="18"/>
+              </w:rPr>
+              <w:t xml:space="preserve">($12 M)</w:t>
+            </w:r>
+          </w:p>
+        </w:tc>
+        <w:tc>
+          <w:tcPr>
+            <w:tcMar>
+              <w:top w:type="dxa" w:w="120"/>
+              <w:left w:type="dxa" w:w="100"/>
+              <w:bottom w:type="dxa" w:w="120"/>
+              <w:right w:type="dxa" w:w="100"/>
+            </w:tcMar>
+          </w:tcPr>
+          <w:p>
+            <w:pPr>
+              <w:jc w:val="left"/>
+            </w:pPr>
+            <w:r>
+              <w:rPr>
+                <w:rFonts w:ascii="Calibri" w:cs="Calibri" w:eastAsia="Calibri" w:hAnsi="Calibri"/>
+                <w:sz w:val="18"/>
+                <w:szCs w:val="18"/>
+              </w:rPr>
+              <w:t xml:space="preserve">($6 M)</w:t>
+            </w:r>
+          </w:p>
+        </w:tc>
+        <w:tc>
+          <w:tcPr>
+            <w:tcMar>
+              <w:top w:type="dxa" w:w="120"/>
+              <w:left w:type="dxa" w:w="100"/>
+              <w:bottom w:type="dxa" w:w="120"/>
+              <w:right w:type="dxa" w:w="100"/>
+            </w:tcMar>
+          </w:tcPr>
+          <w:p>
+            <w:pPr>
+              <w:jc w:val="left"/>
+            </w:pPr>
+            <w:r>
+              <w:rPr>
+                <w:rFonts w:ascii="Calibri" w:cs="Calibri" w:eastAsia="Calibri" w:hAnsi="Calibri"/>
+                <w:sz w:val="18"/>
+                <w:szCs w:val="18"/>
+              </w:rPr>
+              <w:t xml:space="preserve">+$6 M</w:t>
+            </w:r>
+          </w:p>
+        </w:tc>
+        <w:tc>
+          <w:tcPr>
+            <w:tcMar>
+              <w:top w:type="dxa" w:w="120"/>
+              <w:left w:type="dxa" w:w="100"/>
+              <w:bottom w:type="dxa" w:w="120"/>
+              <w:right w:type="dxa" w:w="100"/>
+            </w:tcMar>
+          </w:tcPr>
+          <w:p>
+            <w:pPr>
+              <w:jc w:val="left"/>
+            </w:pPr>
+            <w:r>
+              <w:rPr>
+                <w:rFonts w:ascii="Calibri" w:cs="Calibri" w:eastAsia="Calibri" w:hAnsi="Calibri"/>
+                <w:sz w:val="18"/>
+                <w:szCs w:val="18"/>
+              </w:rPr>
+              <w:t xml:space="preserve">+$12 M</w:t>
+            </w:r>
+          </w:p>
+        </w:tc>
+        <w:tc>
+          <w:tcPr>
+            <w:tcMar>
+              <w:top w:type="dxa" w:w="120"/>
+              <w:left w:type="dxa" w:w="100"/>
+              <w:bottom w:type="dxa" w:w="120"/>
+              <w:right w:type="dxa" w:w="100"/>
+            </w:tcMar>
+          </w:tcPr>
+          <w:p>
+            <w:pPr>
+              <w:jc w:val="left"/>
+            </w:pPr>
+            <w:r>
+              <w:rPr>
+                <w:rFonts w:ascii="Calibri" w:cs="Calibri" w:eastAsia="Calibri" w:hAnsi="Calibri"/>
+                <w:sz w:val="18"/>
+                <w:szCs w:val="18"/>
+              </w:rPr>
+              <w:t xml:space="preserve">$24 M</w:t>
             </w:r>
           </w:p>
         </w:tc>
@@ -13859,7 +12787,7 @@
           <w:sz w:val="18"/>
           <w:szCs w:val="18"/>
         </w:rPr>
-        <w:t xml:space="preserve">Tabla 15.1 — Matriz cualitativa de riesgos del proyecto.</w:t>
+        <w:t xml:space="preserve">Tabla 14.1 — Análisis de sensibilidad sobre VAN. Ordenado por rango total descendente.</w:t>
       </w:r>
     </w:p>
     <w:p>
@@ -13876,24 +12804,52 @@
           <w:sz w:val="26"/>
           <w:szCs w:val="26"/>
         </w:rPr>
-        <w:t xml:space="preserve">15.2 Mitigación de los riesgos críticos</w:t>
-      </w:r>
-    </w:p>
-    <w:p>
-      <w:pPr>
-        <w:pStyle w:val="Heading3"/>
-        <w:spacing w:after="100" w:before="200"/>
+        <w:t xml:space="preserve">14.3 Interpretación</w:t>
+      </w:r>
+    </w:p>
+    <w:p>
+      <w:pPr>
+        <w:spacing w:after="160" w:line="360"/>
+        <w:jc w:val="both"/>
+      </w:pPr>
+      <w:r>
+        <w:rPr>
+          <w:rFonts w:ascii="Calibri" w:cs="Calibri" w:eastAsia="Calibri" w:hAnsi="Calibri"/>
+          <w:sz w:val="22"/>
+          <w:szCs w:val="22"/>
+        </w:rPr>
+        <w:t xml:space="preserve">Las dos variables más críticas para el VAN del proyecto son el ticket promedio y el volumen de demanda, con rangos de impacto de CLP 330 millones y CLP 308 millones respectivamente para variaciones de ±20%. Esto significa que una caída del 20% en el ticket o en la demanda reduce el VAN del proyecto en alrededor de la mitad. Estas dos variables son, por tanto, las que requieren mayor atención en la fase de implementación: validación primaria del ticket alcanzable en la zona específica y monitoreo continuo del volumen de ventas con planes de respuesta tácticos en caso de desviación.</w:t>
+      </w:r>
+    </w:p>
+    <w:p>
+      <w:pPr>
+        <w:spacing w:after="160" w:line="360"/>
+        <w:jc w:val="both"/>
+      </w:pPr>
+      <w:r>
+        <w:rPr>
+          <w:rFonts w:ascii="Calibri" w:cs="Calibri" w:eastAsia="Calibri" w:hAnsi="Calibri"/>
+          <w:sz w:val="22"/>
+          <w:szCs w:val="22"/>
+        </w:rPr>
+        <w:t xml:space="preserve">La tercera variable más impactante es el costo variable (insumos), seguida del arriendo y los sueldos. La tasa bancaria, en contraste, tiene impacto marginal sobre el VAN, lo que es esperable dado que la deuda representa solo el 40% del financiamiento total y el plazo es de 5 años.</w:t>
+      </w:r>
+    </w:p>
+    <w:p>
+      <w:pPr>
+        <w:pStyle w:val="Heading2"/>
+        <w:spacing w:after="160" w:before="320"/>
       </w:pPr>
       <w:r>
         <w:rPr>
           <w:rFonts w:ascii="Cambria" w:cs="Cambria" w:eastAsia="Cambria" w:hAnsi="Cambria"/>
           <w:b/>
           <w:bCs/>
-          <w:color w:val="4B5563"/>
-          <w:sz w:val="22"/>
-          <w:szCs w:val="22"/>
-        </w:rPr>
-        <w:t xml:space="preserve">Subida de arriendo (Riesgo 1)</w:t>
+          <w:color w:val="374151"/>
+          <w:sz w:val="26"/>
+          <w:szCs w:val="26"/>
+        </w:rPr>
+        <w:t xml:space="preserve">14.4 Variables de mínimos (Buscar Objetivo)</w:t>
       </w:r>
     </w:p>
     <w:p>
@@ -13907,69 +12863,79 @@
           <w:sz w:val="22"/>
           <w:szCs w:val="22"/>
         </w:rPr>
-        <w:t xml:space="preserve">El arriendo representa entre el 12 y 16% de los costos fijos totales del proyecto, y la propiedad comercial en zonas premium de Santiago ha mostrado aumentos anuales del 6-8% nominal en los últimos años (Colliers, 2024). La mitigación principal consiste en negociar el contrato a 3-5 años con cláusula de reajuste vinculada al IPC y tope explícito al alza, junto con opción de renovación automática a discreción del arrendatario.</w:t>
-      </w:r>
-    </w:p>
-    <w:p>
-      <w:pPr>
-        <w:pStyle w:val="Heading3"/>
-        <w:spacing w:after="100" w:before="200"/>
-      </w:pPr>
-      <w:r>
-        <w:rPr>
-          <w:rFonts w:ascii="Cambria" w:cs="Cambria" w:eastAsia="Cambria" w:hAnsi="Cambria"/>
-          <w:b/>
-          <w:bCs/>
-          <w:color w:val="4B5563"/>
-          <w:sz w:val="22"/>
-          <w:szCs w:val="22"/>
-        </w:rPr>
-        <w:t xml:space="preserve">Rotación de baristas (Riesgo 4)</w:t>
-      </w:r>
-    </w:p>
-    <w:p>
-      <w:pPr>
-        <w:spacing w:after="160" w:line="360"/>
-        <w:jc w:val="both"/>
-      </w:pPr>
-      <w:r>
-        <w:rPr>
-          <w:rFonts w:ascii="Calibri" w:cs="Calibri" w:eastAsia="Calibri" w:hAnsi="Calibri"/>
-          <w:sz w:val="22"/>
-          <w:szCs w:val="22"/>
-        </w:rPr>
-        <w:t xml:space="preserve">La rotación en el sector hostelería es históricamente alta (35-45% anual). El proyecto tiene una dependencia crítica del barista jefe, lo que constituye un riesgo de continuidad operacional. La mitigación se basa en cuatro acciones: contratos indefinidos desde el día uno, política de salarios competitivos respecto al mercado, plan de capacitación continua que aumenta el costo de cambio para el empleado, y mantener al menos dos baristas certificados en planilla en todo momento.</w:t>
-      </w:r>
-    </w:p>
-    <w:p>
-      <w:pPr>
-        <w:pStyle w:val="Heading3"/>
-        <w:spacing w:after="100" w:before="200"/>
-      </w:pPr>
-      <w:r>
-        <w:rPr>
-          <w:rFonts w:ascii="Cambria" w:cs="Cambria" w:eastAsia="Cambria" w:hAnsi="Cambria"/>
-          <w:b/>
-          <w:bCs/>
-          <w:color w:val="4B5563"/>
-          <w:sz w:val="22"/>
-          <w:szCs w:val="22"/>
-        </w:rPr>
-        <w:t xml:space="preserve">Caída del proveedor de combo (Riesgo 6)</w:t>
-      </w:r>
-    </w:p>
-    <w:p>
-      <w:pPr>
-        <w:spacing w:after="160" w:line="360"/>
-        <w:jc w:val="both"/>
-      </w:pPr>
-      <w:r>
-        <w:rPr>
-          <w:rFonts w:ascii="Calibri" w:cs="Calibri" w:eastAsia="Calibri" w:hAnsi="Calibri"/>
-          <w:sz w:val="22"/>
-          <w:szCs w:val="22"/>
-        </w:rPr>
-        <w:t xml:space="preserve">El producto envasado es el insumo crítico del modelo y depende de un proveedor con resolución sanitaria SEREMI vigente. La mitigación consiste en mantener al menos dos proveedores certificados activos, con stock de reserva mínimo de una semana, y un protocolo claro de sustitución en caso de discontinuación de un proveedor.</w:t>
+        <w:t xml:space="preserve">Mediante la herramienta Buscar Objetivo de Excel se determina el valor mínimo de cada variable que mantiene el VAN en cero (punto de indiferencia):</w:t>
+      </w:r>
+    </w:p>
+    <w:p>
+      <w:pPr>
+        <w:pStyle w:val="ListParagraph"/>
+        <w:numPr>
+          <w:ilvl w:val="0"/>
+          <w:numId w:val="1"/>
+        </w:numPr>
+        <w:spacing w:after="80" w:line="320"/>
+      </w:pPr>
+      <w:r>
+        <w:rPr>
+          <w:rFonts w:ascii="Calibri" w:cs="Calibri" w:eastAsia="Calibri" w:hAnsi="Calibri"/>
+          <w:sz w:val="22"/>
+          <w:szCs w:val="22"/>
+        </w:rPr>
+        <w:t xml:space="preserve">Demanda mínima diaria (VAN = 0): aproximadamente 65 combos/día (vs. 110 del caso base) → margen de seguridad del 41%.</w:t>
+      </w:r>
+    </w:p>
+    <w:p>
+      <w:pPr>
+        <w:pStyle w:val="ListParagraph"/>
+        <w:numPr>
+          <w:ilvl w:val="0"/>
+          <w:numId w:val="1"/>
+        </w:numPr>
+        <w:spacing w:after="80" w:line="320"/>
+      </w:pPr>
+      <w:r>
+        <w:rPr>
+          <w:rFonts w:ascii="Calibri" w:cs="Calibri" w:eastAsia="Calibri" w:hAnsi="Calibri"/>
+          <w:sz w:val="22"/>
+          <w:szCs w:val="22"/>
+        </w:rPr>
+        <w:t xml:space="preserve">Ticket mínimo (VAN = 0): aproximadamente CLP 2.700 (vs. CLP 4.500 del caso base) → margen de seguridad del 40%.</w:t>
+      </w:r>
+    </w:p>
+    <w:p>
+      <w:pPr>
+        <w:pStyle w:val="ListParagraph"/>
+        <w:numPr>
+          <w:ilvl w:val="0"/>
+          <w:numId w:val="1"/>
+        </w:numPr>
+        <w:spacing w:after="80" w:line="320"/>
+      </w:pPr>
+      <w:r>
+        <w:rPr>
+          <w:rFonts w:ascii="Calibri" w:cs="Calibri" w:eastAsia="Calibri" w:hAnsi="Calibri"/>
+          <w:sz w:val="22"/>
+          <w:szCs w:val="22"/>
+        </w:rPr>
+        <w:t xml:space="preserve">Costo variable máximo (VAN = 0): aproximadamente CLP 1.900 por combo (vs. CLP 1.100 del caso base) → 73% de margen.</w:t>
+      </w:r>
+    </w:p>
+    <w:p>
+      <w:pPr>
+        <w:pStyle w:val="ListParagraph"/>
+        <w:numPr>
+          <w:ilvl w:val="0"/>
+          <w:numId w:val="1"/>
+        </w:numPr>
+        <w:spacing w:after="80" w:line="320"/>
+      </w:pPr>
+      <w:r>
+        <w:rPr>
+          <w:rFonts w:ascii="Calibri" w:cs="Calibri" w:eastAsia="Calibri" w:hAnsi="Calibri"/>
+          <w:sz w:val="22"/>
+          <w:szCs w:val="22"/>
+        </w:rPr>
+        <w:t xml:space="preserve">Arriendo máximo (VAN = 0): aproximadamente 1,8 UF/m²/mes (vs. 0,95 del caso base) → 89% de margen.</w:t>
       </w:r>
     </w:p>
     <w:p>
@@ -13991,7 +12957,7 @@
           <w:sz w:val="32"/>
           <w:szCs w:val="32"/>
         </w:rPr>
-        <w:t xml:space="preserve">16. Conclusiones y recomendaciones</w:t>
+        <w:t xml:space="preserve">15. Análisis cualitativo de riesgos</w:t>
       </w:r>
     </w:p>
     <w:p>
@@ -14008,7 +12974,7 @@
           <w:sz w:val="26"/>
           <w:szCs w:val="26"/>
         </w:rPr>
-        <w:t xml:space="preserve">16.1 Conclusiones del análisis</w:t>
+        <w:t xml:space="preserve">15.1 Matriz de riesgos</w:t>
       </w:r>
     </w:p>
     <w:p>
@@ -14022,21 +12988,1922 @@
           <w:sz w:val="22"/>
           <w:szCs w:val="22"/>
         </w:rPr>
-        <w:t xml:space="preserve">Sobre la base del análisis financiero, normativo, comercial y de localización presentado, el proyecto evaluado presenta una factibilidad económica positiva en la mayoría de las localizaciones candidatas, con valores presentes netos positivos en las siete zonas analizadas y tasas internas de retorno significativamente superiores al costo de capital exigido por el inversionista (11,5%).</w:t>
-      </w:r>
-    </w:p>
-    <w:p>
-      <w:pPr>
-        <w:spacing w:after="160" w:line="360"/>
-        <w:jc w:val="both"/>
-      </w:pPr>
-      <w:r>
-        <w:rPr>
-          <w:rFonts w:ascii="Calibri" w:cs="Calibri" w:eastAsia="Calibri" w:hAnsi="Calibri"/>
-          <w:sz w:val="22"/>
-          <w:szCs w:val="22"/>
-        </w:rPr>
-        <w:t xml:space="preserve">La metodología empleada incorpora todos los elementos relevantes para una evaluación rigurosa según los estándares del curso EVP UAH: estructura del flujo de caja según protocolo, cálculo de VAN, TIR y payback, valor terminal por perpetuidad creciente, crédito tributario acumulado del Caso 1 (empresa nueva), análisis de sensibilidad sobre seis variables y matriz cualitativa de riesgos con doce factores y sus respectivas medidas de mitigación.</w:t>
+        <w:t xml:space="preserve">Se identifican doce riesgos relevantes, clasificados según probabilidad e impacto en una matriz cualitativa. La columna "Score" combina ambas dimensiones (probabilidad × impacto) para priorizar el seguimiento.</w:t>
+      </w:r>
+    </w:p>
+    <w:tbl>
+      <w:tblPr>
+        <w:tblW w:type="pct" w:w="100%"/>
+        <w:tblBorders>
+          <w:top w:val="single" w:color="111827" w:sz="6"/>
+          <w:left w:val="none" w:color="FFFFFF" w:sz="0"/>
+          <w:bottom w:val="single" w:color="111827" w:sz="6"/>
+          <w:right w:val="none" w:color="FFFFFF" w:sz="0"/>
+          <w:insideH w:val="single" w:color="D1D5DB" w:sz="2"/>
+          <w:insideV w:val="none" w:color="FFFFFF" w:sz="0"/>
+        </w:tblBorders>
+      </w:tblPr>
+      <w:tblGrid>
+        <w:gridCol w:w="100"/>
+        <w:gridCol w:w="100"/>
+        <w:gridCol w:w="100"/>
+        <w:gridCol w:w="100"/>
+        <w:gridCol w:w="100"/>
+        <w:gridCol w:w="100"/>
+      </w:tblGrid>
+      <w:tr>
+        <w:trPr>
+          <w:tblHeader/>
+        </w:trPr>
+        <w:tc>
+          <w:tcPr>
+            <w:shd w:fill="F3F4F6" w:color="auto" w:val="solid"/>
+            <w:tcMar>
+              <w:top w:type="dxa" w:w="120"/>
+              <w:left w:type="dxa" w:w="100"/>
+              <w:bottom w:type="dxa" w:w="120"/>
+              <w:right w:type="dxa" w:w="100"/>
+            </w:tcMar>
+          </w:tcPr>
+          <w:p>
+            <w:pPr>
+              <w:jc w:val="left"/>
+            </w:pPr>
+            <w:r>
+              <w:rPr>
+                <w:rFonts w:ascii="Calibri" w:cs="Calibri" w:eastAsia="Calibri" w:hAnsi="Calibri"/>
+                <w:b/>
+                <w:bCs/>
+                <w:sz w:val="18"/>
+                <w:szCs w:val="18"/>
+              </w:rPr>
+              <w:t xml:space="preserve"># </w:t>
+            </w:r>
+          </w:p>
+        </w:tc>
+        <w:tc>
+          <w:tcPr>
+            <w:shd w:fill="F3F4F6" w:color="auto" w:val="solid"/>
+            <w:tcMar>
+              <w:top w:type="dxa" w:w="120"/>
+              <w:left w:type="dxa" w:w="100"/>
+              <w:bottom w:type="dxa" w:w="120"/>
+              <w:right w:type="dxa" w:w="100"/>
+            </w:tcMar>
+          </w:tcPr>
+          <w:p>
+            <w:pPr>
+              <w:jc w:val="left"/>
+            </w:pPr>
+            <w:r>
+              <w:rPr>
+                <w:rFonts w:ascii="Calibri" w:cs="Calibri" w:eastAsia="Calibri" w:hAnsi="Calibri"/>
+                <w:b/>
+                <w:bCs/>
+                <w:sz w:val="18"/>
+                <w:szCs w:val="18"/>
+              </w:rPr>
+              <w:t xml:space="preserve">Riesgo</w:t>
+            </w:r>
+          </w:p>
+        </w:tc>
+        <w:tc>
+          <w:tcPr>
+            <w:shd w:fill="F3F4F6" w:color="auto" w:val="solid"/>
+            <w:tcMar>
+              <w:top w:type="dxa" w:w="120"/>
+              <w:left w:type="dxa" w:w="100"/>
+              <w:bottom w:type="dxa" w:w="120"/>
+              <w:right w:type="dxa" w:w="100"/>
+            </w:tcMar>
+          </w:tcPr>
+          <w:p>
+            <w:pPr>
+              <w:jc w:val="left"/>
+            </w:pPr>
+            <w:r>
+              <w:rPr>
+                <w:rFonts w:ascii="Calibri" w:cs="Calibri" w:eastAsia="Calibri" w:hAnsi="Calibri"/>
+                <w:b/>
+                <w:bCs/>
+                <w:sz w:val="18"/>
+                <w:szCs w:val="18"/>
+              </w:rPr>
+              <w:t xml:space="preserve">Probab.</w:t>
+            </w:r>
+          </w:p>
+        </w:tc>
+        <w:tc>
+          <w:tcPr>
+            <w:shd w:fill="F3F4F6" w:color="auto" w:val="solid"/>
+            <w:tcMar>
+              <w:top w:type="dxa" w:w="120"/>
+              <w:left w:type="dxa" w:w="100"/>
+              <w:bottom w:type="dxa" w:w="120"/>
+              <w:right w:type="dxa" w:w="100"/>
+            </w:tcMar>
+          </w:tcPr>
+          <w:p>
+            <w:pPr>
+              <w:jc w:val="left"/>
+            </w:pPr>
+            <w:r>
+              <w:rPr>
+                <w:rFonts w:ascii="Calibri" w:cs="Calibri" w:eastAsia="Calibri" w:hAnsi="Calibri"/>
+                <w:b/>
+                <w:bCs/>
+                <w:sz w:val="18"/>
+                <w:szCs w:val="18"/>
+              </w:rPr>
+              <w:t xml:space="preserve">Impacto</w:t>
+            </w:r>
+          </w:p>
+        </w:tc>
+        <w:tc>
+          <w:tcPr>
+            <w:shd w:fill="F3F4F6" w:color="auto" w:val="solid"/>
+            <w:tcMar>
+              <w:top w:type="dxa" w:w="120"/>
+              <w:left w:type="dxa" w:w="100"/>
+              <w:bottom w:type="dxa" w:w="120"/>
+              <w:right w:type="dxa" w:w="100"/>
+            </w:tcMar>
+          </w:tcPr>
+          <w:p>
+            <w:pPr>
+              <w:jc w:val="left"/>
+            </w:pPr>
+            <w:r>
+              <w:rPr>
+                <w:rFonts w:ascii="Calibri" w:cs="Calibri" w:eastAsia="Calibri" w:hAnsi="Calibri"/>
+                <w:b/>
+                <w:bCs/>
+                <w:sz w:val="18"/>
+                <w:szCs w:val="18"/>
+              </w:rPr>
+              <w:t xml:space="preserve">Score</w:t>
+            </w:r>
+          </w:p>
+        </w:tc>
+        <w:tc>
+          <w:tcPr>
+            <w:shd w:fill="F3F4F6" w:color="auto" w:val="solid"/>
+            <w:tcMar>
+              <w:top w:type="dxa" w:w="120"/>
+              <w:left w:type="dxa" w:w="100"/>
+              <w:bottom w:type="dxa" w:w="120"/>
+              <w:right w:type="dxa" w:w="100"/>
+            </w:tcMar>
+          </w:tcPr>
+          <w:p>
+            <w:pPr>
+              <w:jc w:val="left"/>
+            </w:pPr>
+            <w:r>
+              <w:rPr>
+                <w:rFonts w:ascii="Calibri" w:cs="Calibri" w:eastAsia="Calibri" w:hAnsi="Calibri"/>
+                <w:b/>
+                <w:bCs/>
+                <w:sz w:val="18"/>
+                <w:szCs w:val="18"/>
+              </w:rPr>
+              <w:t xml:space="preserve">Categoría</w:t>
+            </w:r>
+          </w:p>
+        </w:tc>
+      </w:tr>
+      <w:tr>
+        <w:trPr>
+          <w:tblHeader w:val="false"/>
+        </w:trPr>
+        <w:tc>
+          <w:tcPr>
+            <w:tcMar>
+              <w:top w:type="dxa" w:w="120"/>
+              <w:left w:type="dxa" w:w="100"/>
+              <w:bottom w:type="dxa" w:w="120"/>
+              <w:right w:type="dxa" w:w="100"/>
+            </w:tcMar>
+          </w:tcPr>
+          <w:p>
+            <w:pPr>
+              <w:jc w:val="left"/>
+            </w:pPr>
+            <w:r>
+              <w:rPr>
+                <w:rFonts w:ascii="Calibri" w:cs="Calibri" w:eastAsia="Calibri" w:hAnsi="Calibri"/>
+                <w:sz w:val="18"/>
+                <w:szCs w:val="18"/>
+              </w:rPr>
+              <w:t xml:space="preserve">1</w:t>
+            </w:r>
+          </w:p>
+        </w:tc>
+        <w:tc>
+          <w:tcPr>
+            <w:tcMar>
+              <w:top w:type="dxa" w:w="120"/>
+              <w:left w:type="dxa" w:w="100"/>
+              <w:bottom w:type="dxa" w:w="120"/>
+              <w:right w:type="dxa" w:w="100"/>
+            </w:tcMar>
+          </w:tcPr>
+          <w:p>
+            <w:pPr>
+              <w:jc w:val="left"/>
+            </w:pPr>
+            <w:r>
+              <w:rPr>
+                <w:rFonts w:ascii="Calibri" w:cs="Calibri" w:eastAsia="Calibri" w:hAnsi="Calibri"/>
+                <w:sz w:val="18"/>
+                <w:szCs w:val="18"/>
+              </w:rPr>
+              <w:t xml:space="preserve">Subida de arriendo al renovar contrato</w:t>
+            </w:r>
+          </w:p>
+        </w:tc>
+        <w:tc>
+          <w:tcPr>
+            <w:tcMar>
+              <w:top w:type="dxa" w:w="120"/>
+              <w:left w:type="dxa" w:w="100"/>
+              <w:bottom w:type="dxa" w:w="120"/>
+              <w:right w:type="dxa" w:w="100"/>
+            </w:tcMar>
+          </w:tcPr>
+          <w:p>
+            <w:pPr>
+              <w:jc w:val="left"/>
+            </w:pPr>
+            <w:r>
+              <w:rPr>
+                <w:rFonts w:ascii="Calibri" w:cs="Calibri" w:eastAsia="Calibri" w:hAnsi="Calibri"/>
+                <w:sz w:val="18"/>
+                <w:szCs w:val="18"/>
+              </w:rPr>
+              <w:t xml:space="preserve">Alta</w:t>
+            </w:r>
+          </w:p>
+        </w:tc>
+        <w:tc>
+          <w:tcPr>
+            <w:tcMar>
+              <w:top w:type="dxa" w:w="120"/>
+              <w:left w:type="dxa" w:w="100"/>
+              <w:bottom w:type="dxa" w:w="120"/>
+              <w:right w:type="dxa" w:w="100"/>
+            </w:tcMar>
+          </w:tcPr>
+          <w:p>
+            <w:pPr>
+              <w:jc w:val="left"/>
+            </w:pPr>
+            <w:r>
+              <w:rPr>
+                <w:rFonts w:ascii="Calibri" w:cs="Calibri" w:eastAsia="Calibri" w:hAnsi="Calibri"/>
+                <w:sz w:val="18"/>
+                <w:szCs w:val="18"/>
+              </w:rPr>
+              <w:t xml:space="preserve">Alto</w:t>
+            </w:r>
+          </w:p>
+        </w:tc>
+        <w:tc>
+          <w:tcPr>
+            <w:tcMar>
+              <w:top w:type="dxa" w:w="120"/>
+              <w:left w:type="dxa" w:w="100"/>
+              <w:bottom w:type="dxa" w:w="120"/>
+              <w:right w:type="dxa" w:w="100"/>
+            </w:tcMar>
+          </w:tcPr>
+          <w:p>
+            <w:pPr>
+              <w:jc w:val="left"/>
+            </w:pPr>
+            <w:r>
+              <w:rPr>
+                <w:rFonts w:ascii="Calibri" w:cs="Calibri" w:eastAsia="Calibri" w:hAnsi="Calibri"/>
+                <w:sz w:val="18"/>
+                <w:szCs w:val="18"/>
+              </w:rPr>
+              <w:t xml:space="preserve">Crítico</w:t>
+            </w:r>
+          </w:p>
+        </w:tc>
+        <w:tc>
+          <w:tcPr>
+            <w:tcMar>
+              <w:top w:type="dxa" w:w="120"/>
+              <w:left w:type="dxa" w:w="100"/>
+              <w:bottom w:type="dxa" w:w="120"/>
+              <w:right w:type="dxa" w:w="100"/>
+            </w:tcMar>
+          </w:tcPr>
+          <w:p>
+            <w:pPr>
+              <w:jc w:val="left"/>
+            </w:pPr>
+            <w:r>
+              <w:rPr>
+                <w:rFonts w:ascii="Calibri" w:cs="Calibri" w:eastAsia="Calibri" w:hAnsi="Calibri"/>
+                <w:sz w:val="18"/>
+                <w:szCs w:val="18"/>
+              </w:rPr>
+              <w:t xml:space="preserve">Inmobiliario</w:t>
+            </w:r>
+          </w:p>
+        </w:tc>
+      </w:tr>
+      <w:tr>
+        <w:trPr>
+          <w:tblHeader w:val="false"/>
+        </w:trPr>
+        <w:tc>
+          <w:tcPr>
+            <w:tcMar>
+              <w:top w:type="dxa" w:w="120"/>
+              <w:left w:type="dxa" w:w="100"/>
+              <w:bottom w:type="dxa" w:w="120"/>
+              <w:right w:type="dxa" w:w="100"/>
+            </w:tcMar>
+          </w:tcPr>
+          <w:p>
+            <w:pPr>
+              <w:jc w:val="left"/>
+            </w:pPr>
+            <w:r>
+              <w:rPr>
+                <w:rFonts w:ascii="Calibri" w:cs="Calibri" w:eastAsia="Calibri" w:hAnsi="Calibri"/>
+                <w:sz w:val="18"/>
+                <w:szCs w:val="18"/>
+              </w:rPr>
+              <w:t xml:space="preserve">2</w:t>
+            </w:r>
+          </w:p>
+        </w:tc>
+        <w:tc>
+          <w:tcPr>
+            <w:tcMar>
+              <w:top w:type="dxa" w:w="120"/>
+              <w:left w:type="dxa" w:w="100"/>
+              <w:bottom w:type="dxa" w:w="120"/>
+              <w:right w:type="dxa" w:w="100"/>
+            </w:tcMar>
+          </w:tcPr>
+          <w:p>
+            <w:pPr>
+              <w:jc w:val="left"/>
+            </w:pPr>
+            <w:r>
+              <w:rPr>
+                <w:rFonts w:ascii="Calibri" w:cs="Calibri" w:eastAsia="Calibri" w:hAnsi="Calibri"/>
+                <w:sz w:val="18"/>
+                <w:szCs w:val="18"/>
+              </w:rPr>
+              <w:t xml:space="preserve">Caída demanda por contracción económica</w:t>
+            </w:r>
+          </w:p>
+        </w:tc>
+        <w:tc>
+          <w:tcPr>
+            <w:tcMar>
+              <w:top w:type="dxa" w:w="120"/>
+              <w:left w:type="dxa" w:w="100"/>
+              <w:bottom w:type="dxa" w:w="120"/>
+              <w:right w:type="dxa" w:w="100"/>
+            </w:tcMar>
+          </w:tcPr>
+          <w:p>
+            <w:pPr>
+              <w:jc w:val="left"/>
+            </w:pPr>
+            <w:r>
+              <w:rPr>
+                <w:rFonts w:ascii="Calibri" w:cs="Calibri" w:eastAsia="Calibri" w:hAnsi="Calibri"/>
+                <w:sz w:val="18"/>
+                <w:szCs w:val="18"/>
+              </w:rPr>
+              <w:t xml:space="preserve">Media</w:t>
+            </w:r>
+          </w:p>
+        </w:tc>
+        <w:tc>
+          <w:tcPr>
+            <w:tcMar>
+              <w:top w:type="dxa" w:w="120"/>
+              <w:left w:type="dxa" w:w="100"/>
+              <w:bottom w:type="dxa" w:w="120"/>
+              <w:right w:type="dxa" w:w="100"/>
+            </w:tcMar>
+          </w:tcPr>
+          <w:p>
+            <w:pPr>
+              <w:jc w:val="left"/>
+            </w:pPr>
+            <w:r>
+              <w:rPr>
+                <w:rFonts w:ascii="Calibri" w:cs="Calibri" w:eastAsia="Calibri" w:hAnsi="Calibri"/>
+                <w:sz w:val="18"/>
+                <w:szCs w:val="18"/>
+              </w:rPr>
+              <w:t xml:space="preserve">Alto</w:t>
+            </w:r>
+          </w:p>
+        </w:tc>
+        <w:tc>
+          <w:tcPr>
+            <w:tcMar>
+              <w:top w:type="dxa" w:w="120"/>
+              <w:left w:type="dxa" w:w="100"/>
+              <w:bottom w:type="dxa" w:w="120"/>
+              <w:right w:type="dxa" w:w="100"/>
+            </w:tcMar>
+          </w:tcPr>
+          <w:p>
+            <w:pPr>
+              <w:jc w:val="left"/>
+            </w:pPr>
+            <w:r>
+              <w:rPr>
+                <w:rFonts w:ascii="Calibri" w:cs="Calibri" w:eastAsia="Calibri" w:hAnsi="Calibri"/>
+                <w:sz w:val="18"/>
+                <w:szCs w:val="18"/>
+              </w:rPr>
+              <w:t xml:space="preserve">Alto</w:t>
+            </w:r>
+          </w:p>
+        </w:tc>
+        <w:tc>
+          <w:tcPr>
+            <w:tcMar>
+              <w:top w:type="dxa" w:w="120"/>
+              <w:left w:type="dxa" w:w="100"/>
+              <w:bottom w:type="dxa" w:w="120"/>
+              <w:right w:type="dxa" w:w="100"/>
+            </w:tcMar>
+          </w:tcPr>
+          <w:p>
+            <w:pPr>
+              <w:jc w:val="left"/>
+            </w:pPr>
+            <w:r>
+              <w:rPr>
+                <w:rFonts w:ascii="Calibri" w:cs="Calibri" w:eastAsia="Calibri" w:hAnsi="Calibri"/>
+                <w:sz w:val="18"/>
+                <w:szCs w:val="18"/>
+              </w:rPr>
+              <w:t xml:space="preserve">Mercado</w:t>
+            </w:r>
+          </w:p>
+        </w:tc>
+      </w:tr>
+      <w:tr>
+        <w:trPr>
+          <w:tblHeader w:val="false"/>
+        </w:trPr>
+        <w:tc>
+          <w:tcPr>
+            <w:tcMar>
+              <w:top w:type="dxa" w:w="120"/>
+              <w:left w:type="dxa" w:w="100"/>
+              <w:bottom w:type="dxa" w:w="120"/>
+              <w:right w:type="dxa" w:w="100"/>
+            </w:tcMar>
+          </w:tcPr>
+          <w:p>
+            <w:pPr>
+              <w:jc w:val="left"/>
+            </w:pPr>
+            <w:r>
+              <w:rPr>
+                <w:rFonts w:ascii="Calibri" w:cs="Calibri" w:eastAsia="Calibri" w:hAnsi="Calibri"/>
+                <w:sz w:val="18"/>
+                <w:szCs w:val="18"/>
+              </w:rPr>
+              <w:t xml:space="preserve">3</w:t>
+            </w:r>
+          </w:p>
+        </w:tc>
+        <w:tc>
+          <w:tcPr>
+            <w:tcMar>
+              <w:top w:type="dxa" w:w="120"/>
+              <w:left w:type="dxa" w:w="100"/>
+              <w:bottom w:type="dxa" w:w="120"/>
+              <w:right w:type="dxa" w:w="100"/>
+            </w:tcMar>
+          </w:tcPr>
+          <w:p>
+            <w:pPr>
+              <w:jc w:val="left"/>
+            </w:pPr>
+            <w:r>
+              <w:rPr>
+                <w:rFonts w:ascii="Calibri" w:cs="Calibri" w:eastAsia="Calibri" w:hAnsi="Calibri"/>
+                <w:sz w:val="18"/>
+                <w:szCs w:val="18"/>
+              </w:rPr>
+              <w:t xml:space="preserve">Apertura competencia directa adyacente</w:t>
+            </w:r>
+          </w:p>
+        </w:tc>
+        <w:tc>
+          <w:tcPr>
+            <w:tcMar>
+              <w:top w:type="dxa" w:w="120"/>
+              <w:left w:type="dxa" w:w="100"/>
+              <w:bottom w:type="dxa" w:w="120"/>
+              <w:right w:type="dxa" w:w="100"/>
+            </w:tcMar>
+          </w:tcPr>
+          <w:p>
+            <w:pPr>
+              <w:jc w:val="left"/>
+            </w:pPr>
+            <w:r>
+              <w:rPr>
+                <w:rFonts w:ascii="Calibri" w:cs="Calibri" w:eastAsia="Calibri" w:hAnsi="Calibri"/>
+                <w:sz w:val="18"/>
+                <w:szCs w:val="18"/>
+              </w:rPr>
+              <w:t xml:space="preserve">Media</w:t>
+            </w:r>
+          </w:p>
+        </w:tc>
+        <w:tc>
+          <w:tcPr>
+            <w:tcMar>
+              <w:top w:type="dxa" w:w="120"/>
+              <w:left w:type="dxa" w:w="100"/>
+              <w:bottom w:type="dxa" w:w="120"/>
+              <w:right w:type="dxa" w:w="100"/>
+            </w:tcMar>
+          </w:tcPr>
+          <w:p>
+            <w:pPr>
+              <w:jc w:val="left"/>
+            </w:pPr>
+            <w:r>
+              <w:rPr>
+                <w:rFonts w:ascii="Calibri" w:cs="Calibri" w:eastAsia="Calibri" w:hAnsi="Calibri"/>
+                <w:sz w:val="18"/>
+                <w:szCs w:val="18"/>
+              </w:rPr>
+              <w:t xml:space="preserve">Alto</w:t>
+            </w:r>
+          </w:p>
+        </w:tc>
+        <w:tc>
+          <w:tcPr>
+            <w:tcMar>
+              <w:top w:type="dxa" w:w="120"/>
+              <w:left w:type="dxa" w:w="100"/>
+              <w:bottom w:type="dxa" w:w="120"/>
+              <w:right w:type="dxa" w:w="100"/>
+            </w:tcMar>
+          </w:tcPr>
+          <w:p>
+            <w:pPr>
+              <w:jc w:val="left"/>
+            </w:pPr>
+            <w:r>
+              <w:rPr>
+                <w:rFonts w:ascii="Calibri" w:cs="Calibri" w:eastAsia="Calibri" w:hAnsi="Calibri"/>
+                <w:sz w:val="18"/>
+                <w:szCs w:val="18"/>
+              </w:rPr>
+              <w:t xml:space="preserve">Alto</w:t>
+            </w:r>
+          </w:p>
+        </w:tc>
+        <w:tc>
+          <w:tcPr>
+            <w:tcMar>
+              <w:top w:type="dxa" w:w="120"/>
+              <w:left w:type="dxa" w:w="100"/>
+              <w:bottom w:type="dxa" w:w="120"/>
+              <w:right w:type="dxa" w:w="100"/>
+            </w:tcMar>
+          </w:tcPr>
+          <w:p>
+            <w:pPr>
+              <w:jc w:val="left"/>
+            </w:pPr>
+            <w:r>
+              <w:rPr>
+                <w:rFonts w:ascii="Calibri" w:cs="Calibri" w:eastAsia="Calibri" w:hAnsi="Calibri"/>
+                <w:sz w:val="18"/>
+                <w:szCs w:val="18"/>
+              </w:rPr>
+              <w:t xml:space="preserve">Competencia</w:t>
+            </w:r>
+          </w:p>
+        </w:tc>
+      </w:tr>
+      <w:tr>
+        <w:trPr>
+          <w:tblHeader w:val="false"/>
+        </w:trPr>
+        <w:tc>
+          <w:tcPr>
+            <w:tcMar>
+              <w:top w:type="dxa" w:w="120"/>
+              <w:left w:type="dxa" w:w="100"/>
+              <w:bottom w:type="dxa" w:w="120"/>
+              <w:right w:type="dxa" w:w="100"/>
+            </w:tcMar>
+          </w:tcPr>
+          <w:p>
+            <w:pPr>
+              <w:jc w:val="left"/>
+            </w:pPr>
+            <w:r>
+              <w:rPr>
+                <w:rFonts w:ascii="Calibri" w:cs="Calibri" w:eastAsia="Calibri" w:hAnsi="Calibri"/>
+                <w:sz w:val="18"/>
+                <w:szCs w:val="18"/>
+              </w:rPr>
+              <w:t xml:space="preserve">4</w:t>
+            </w:r>
+          </w:p>
+        </w:tc>
+        <w:tc>
+          <w:tcPr>
+            <w:tcMar>
+              <w:top w:type="dxa" w:w="120"/>
+              <w:left w:type="dxa" w:w="100"/>
+              <w:bottom w:type="dxa" w:w="120"/>
+              <w:right w:type="dxa" w:w="100"/>
+            </w:tcMar>
+          </w:tcPr>
+          <w:p>
+            <w:pPr>
+              <w:jc w:val="left"/>
+            </w:pPr>
+            <w:r>
+              <w:rPr>
+                <w:rFonts w:ascii="Calibri" w:cs="Calibri" w:eastAsia="Calibri" w:hAnsi="Calibri"/>
+                <w:sz w:val="18"/>
+                <w:szCs w:val="18"/>
+              </w:rPr>
+              <w:t xml:space="preserve">Rotación alta de baristas</w:t>
+            </w:r>
+          </w:p>
+        </w:tc>
+        <w:tc>
+          <w:tcPr>
+            <w:tcMar>
+              <w:top w:type="dxa" w:w="120"/>
+              <w:left w:type="dxa" w:w="100"/>
+              <w:bottom w:type="dxa" w:w="120"/>
+              <w:right w:type="dxa" w:w="100"/>
+            </w:tcMar>
+          </w:tcPr>
+          <w:p>
+            <w:pPr>
+              <w:jc w:val="left"/>
+            </w:pPr>
+            <w:r>
+              <w:rPr>
+                <w:rFonts w:ascii="Calibri" w:cs="Calibri" w:eastAsia="Calibri" w:hAnsi="Calibri"/>
+                <w:sz w:val="18"/>
+                <w:szCs w:val="18"/>
+              </w:rPr>
+              <w:t xml:space="preserve">Alta</w:t>
+            </w:r>
+          </w:p>
+        </w:tc>
+        <w:tc>
+          <w:tcPr>
+            <w:tcMar>
+              <w:top w:type="dxa" w:w="120"/>
+              <w:left w:type="dxa" w:w="100"/>
+              <w:bottom w:type="dxa" w:w="120"/>
+              <w:right w:type="dxa" w:w="100"/>
+            </w:tcMar>
+          </w:tcPr>
+          <w:p>
+            <w:pPr>
+              <w:jc w:val="left"/>
+            </w:pPr>
+            <w:r>
+              <w:rPr>
+                <w:rFonts w:ascii="Calibri" w:cs="Calibri" w:eastAsia="Calibri" w:hAnsi="Calibri"/>
+                <w:sz w:val="18"/>
+                <w:szCs w:val="18"/>
+              </w:rPr>
+              <w:t xml:space="preserve">Medio</w:t>
+            </w:r>
+          </w:p>
+        </w:tc>
+        <w:tc>
+          <w:tcPr>
+            <w:tcMar>
+              <w:top w:type="dxa" w:w="120"/>
+              <w:left w:type="dxa" w:w="100"/>
+              <w:bottom w:type="dxa" w:w="120"/>
+              <w:right w:type="dxa" w:w="100"/>
+            </w:tcMar>
+          </w:tcPr>
+          <w:p>
+            <w:pPr>
+              <w:jc w:val="left"/>
+            </w:pPr>
+            <w:r>
+              <w:rPr>
+                <w:rFonts w:ascii="Calibri" w:cs="Calibri" w:eastAsia="Calibri" w:hAnsi="Calibri"/>
+                <w:sz w:val="18"/>
+                <w:szCs w:val="18"/>
+              </w:rPr>
+              <w:t xml:space="preserve">Alto</w:t>
+            </w:r>
+          </w:p>
+        </w:tc>
+        <w:tc>
+          <w:tcPr>
+            <w:tcMar>
+              <w:top w:type="dxa" w:w="120"/>
+              <w:left w:type="dxa" w:w="100"/>
+              <w:bottom w:type="dxa" w:w="120"/>
+              <w:right w:type="dxa" w:w="100"/>
+            </w:tcMar>
+          </w:tcPr>
+          <w:p>
+            <w:pPr>
+              <w:jc w:val="left"/>
+            </w:pPr>
+            <w:r>
+              <w:rPr>
+                <w:rFonts w:ascii="Calibri" w:cs="Calibri" w:eastAsia="Calibri" w:hAnsi="Calibri"/>
+                <w:sz w:val="18"/>
+                <w:szCs w:val="18"/>
+              </w:rPr>
+              <w:t xml:space="preserve">Talento</w:t>
+            </w:r>
+          </w:p>
+        </w:tc>
+      </w:tr>
+      <w:tr>
+        <w:trPr>
+          <w:tblHeader w:val="false"/>
+        </w:trPr>
+        <w:tc>
+          <w:tcPr>
+            <w:tcMar>
+              <w:top w:type="dxa" w:w="120"/>
+              <w:left w:type="dxa" w:w="100"/>
+              <w:bottom w:type="dxa" w:w="120"/>
+              <w:right w:type="dxa" w:w="100"/>
+            </w:tcMar>
+          </w:tcPr>
+          <w:p>
+            <w:pPr>
+              <w:jc w:val="left"/>
+            </w:pPr>
+            <w:r>
+              <w:rPr>
+                <w:rFonts w:ascii="Calibri" w:cs="Calibri" w:eastAsia="Calibri" w:hAnsi="Calibri"/>
+                <w:sz w:val="18"/>
+                <w:szCs w:val="18"/>
+              </w:rPr>
+              <w:t xml:space="preserve">5</w:t>
+            </w:r>
+          </w:p>
+        </w:tc>
+        <w:tc>
+          <w:tcPr>
+            <w:tcMar>
+              <w:top w:type="dxa" w:w="120"/>
+              <w:left w:type="dxa" w:w="100"/>
+              <w:bottom w:type="dxa" w:w="120"/>
+              <w:right w:type="dxa" w:w="100"/>
+            </w:tcMar>
+          </w:tcPr>
+          <w:p>
+            <w:pPr>
+              <w:jc w:val="left"/>
+            </w:pPr>
+            <w:r>
+              <w:rPr>
+                <w:rFonts w:ascii="Calibri" w:cs="Calibri" w:eastAsia="Calibri" w:hAnsi="Calibri"/>
+                <w:sz w:val="18"/>
+                <w:szCs w:val="18"/>
+              </w:rPr>
+              <w:t xml:space="preserve">Pandemia que reduce flujo peatonal</w:t>
+            </w:r>
+          </w:p>
+        </w:tc>
+        <w:tc>
+          <w:tcPr>
+            <w:tcMar>
+              <w:top w:type="dxa" w:w="120"/>
+              <w:left w:type="dxa" w:w="100"/>
+              <w:bottom w:type="dxa" w:w="120"/>
+              <w:right w:type="dxa" w:w="100"/>
+            </w:tcMar>
+          </w:tcPr>
+          <w:p>
+            <w:pPr>
+              <w:jc w:val="left"/>
+            </w:pPr>
+            <w:r>
+              <w:rPr>
+                <w:rFonts w:ascii="Calibri" w:cs="Calibri" w:eastAsia="Calibri" w:hAnsi="Calibri"/>
+                <w:sz w:val="18"/>
+                <w:szCs w:val="18"/>
+              </w:rPr>
+              <w:t xml:space="preserve">Baja</w:t>
+            </w:r>
+          </w:p>
+        </w:tc>
+        <w:tc>
+          <w:tcPr>
+            <w:tcMar>
+              <w:top w:type="dxa" w:w="120"/>
+              <w:left w:type="dxa" w:w="100"/>
+              <w:bottom w:type="dxa" w:w="120"/>
+              <w:right w:type="dxa" w:w="100"/>
+            </w:tcMar>
+          </w:tcPr>
+          <w:p>
+            <w:pPr>
+              <w:jc w:val="left"/>
+            </w:pPr>
+            <w:r>
+              <w:rPr>
+                <w:rFonts w:ascii="Calibri" w:cs="Calibri" w:eastAsia="Calibri" w:hAnsi="Calibri"/>
+                <w:sz w:val="18"/>
+                <w:szCs w:val="18"/>
+              </w:rPr>
+              <w:t xml:space="preserve">Crítico</w:t>
+            </w:r>
+          </w:p>
+        </w:tc>
+        <w:tc>
+          <w:tcPr>
+            <w:tcMar>
+              <w:top w:type="dxa" w:w="120"/>
+              <w:left w:type="dxa" w:w="100"/>
+              <w:bottom w:type="dxa" w:w="120"/>
+              <w:right w:type="dxa" w:w="100"/>
+            </w:tcMar>
+          </w:tcPr>
+          <w:p>
+            <w:pPr>
+              <w:jc w:val="left"/>
+            </w:pPr>
+            <w:r>
+              <w:rPr>
+                <w:rFonts w:ascii="Calibri" w:cs="Calibri" w:eastAsia="Calibri" w:hAnsi="Calibri"/>
+                <w:sz w:val="18"/>
+                <w:szCs w:val="18"/>
+              </w:rPr>
+              <w:t xml:space="preserve">Alto</w:t>
+            </w:r>
+          </w:p>
+        </w:tc>
+        <w:tc>
+          <w:tcPr>
+            <w:tcMar>
+              <w:top w:type="dxa" w:w="120"/>
+              <w:left w:type="dxa" w:w="100"/>
+              <w:bottom w:type="dxa" w:w="120"/>
+              <w:right w:type="dxa" w:w="100"/>
+            </w:tcMar>
+          </w:tcPr>
+          <w:p>
+            <w:pPr>
+              <w:jc w:val="left"/>
+            </w:pPr>
+            <w:r>
+              <w:rPr>
+                <w:rFonts w:ascii="Calibri" w:cs="Calibri" w:eastAsia="Calibri" w:hAnsi="Calibri"/>
+                <w:sz w:val="18"/>
+                <w:szCs w:val="18"/>
+              </w:rPr>
+              <w:t xml:space="preserve">Sanitario externo</w:t>
+            </w:r>
+          </w:p>
+        </w:tc>
+      </w:tr>
+      <w:tr>
+        <w:trPr>
+          <w:tblHeader w:val="false"/>
+        </w:trPr>
+        <w:tc>
+          <w:tcPr>
+            <w:tcMar>
+              <w:top w:type="dxa" w:w="120"/>
+              <w:left w:type="dxa" w:w="100"/>
+              <w:bottom w:type="dxa" w:w="120"/>
+              <w:right w:type="dxa" w:w="100"/>
+            </w:tcMar>
+          </w:tcPr>
+          <w:p>
+            <w:pPr>
+              <w:jc w:val="left"/>
+            </w:pPr>
+            <w:r>
+              <w:rPr>
+                <w:rFonts w:ascii="Calibri" w:cs="Calibri" w:eastAsia="Calibri" w:hAnsi="Calibri"/>
+                <w:sz w:val="18"/>
+                <w:szCs w:val="18"/>
+              </w:rPr>
+              <w:t xml:space="preserve">6</w:t>
+            </w:r>
+          </w:p>
+        </w:tc>
+        <w:tc>
+          <w:tcPr>
+            <w:tcMar>
+              <w:top w:type="dxa" w:w="120"/>
+              <w:left w:type="dxa" w:w="100"/>
+              <w:bottom w:type="dxa" w:w="120"/>
+              <w:right w:type="dxa" w:w="100"/>
+            </w:tcMar>
+          </w:tcPr>
+          <w:p>
+            <w:pPr>
+              <w:jc w:val="left"/>
+            </w:pPr>
+            <w:r>
+              <w:rPr>
+                <w:rFonts w:ascii="Calibri" w:cs="Calibri" w:eastAsia="Calibri" w:hAnsi="Calibri"/>
+                <w:sz w:val="18"/>
+                <w:szCs w:val="18"/>
+              </w:rPr>
+              <w:t xml:space="preserve">Caída del proveedor de combo envasado</w:t>
+            </w:r>
+          </w:p>
+        </w:tc>
+        <w:tc>
+          <w:tcPr>
+            <w:tcMar>
+              <w:top w:type="dxa" w:w="120"/>
+              <w:left w:type="dxa" w:w="100"/>
+              <w:bottom w:type="dxa" w:w="120"/>
+              <w:right w:type="dxa" w:w="100"/>
+            </w:tcMar>
+          </w:tcPr>
+          <w:p>
+            <w:pPr>
+              <w:jc w:val="left"/>
+            </w:pPr>
+            <w:r>
+              <w:rPr>
+                <w:rFonts w:ascii="Calibri" w:cs="Calibri" w:eastAsia="Calibri" w:hAnsi="Calibri"/>
+                <w:sz w:val="18"/>
+                <w:szCs w:val="18"/>
+              </w:rPr>
+              <w:t xml:space="preserve">Baja</w:t>
+            </w:r>
+          </w:p>
+        </w:tc>
+        <w:tc>
+          <w:tcPr>
+            <w:tcMar>
+              <w:top w:type="dxa" w:w="120"/>
+              <w:left w:type="dxa" w:w="100"/>
+              <w:bottom w:type="dxa" w:w="120"/>
+              <w:right w:type="dxa" w:w="100"/>
+            </w:tcMar>
+          </w:tcPr>
+          <w:p>
+            <w:pPr>
+              <w:jc w:val="left"/>
+            </w:pPr>
+            <w:r>
+              <w:rPr>
+                <w:rFonts w:ascii="Calibri" w:cs="Calibri" w:eastAsia="Calibri" w:hAnsi="Calibri"/>
+                <w:sz w:val="18"/>
+                <w:szCs w:val="18"/>
+              </w:rPr>
+              <w:t xml:space="preserve">Crítico</w:t>
+            </w:r>
+          </w:p>
+        </w:tc>
+        <w:tc>
+          <w:tcPr>
+            <w:tcMar>
+              <w:top w:type="dxa" w:w="120"/>
+              <w:left w:type="dxa" w:w="100"/>
+              <w:bottom w:type="dxa" w:w="120"/>
+              <w:right w:type="dxa" w:w="100"/>
+            </w:tcMar>
+          </w:tcPr>
+          <w:p>
+            <w:pPr>
+              <w:jc w:val="left"/>
+            </w:pPr>
+            <w:r>
+              <w:rPr>
+                <w:rFonts w:ascii="Calibri" w:cs="Calibri" w:eastAsia="Calibri" w:hAnsi="Calibri"/>
+                <w:sz w:val="18"/>
+                <w:szCs w:val="18"/>
+              </w:rPr>
+              <w:t xml:space="preserve">Alto</w:t>
+            </w:r>
+          </w:p>
+        </w:tc>
+        <w:tc>
+          <w:tcPr>
+            <w:tcMar>
+              <w:top w:type="dxa" w:w="120"/>
+              <w:left w:type="dxa" w:w="100"/>
+              <w:bottom w:type="dxa" w:w="120"/>
+              <w:right w:type="dxa" w:w="100"/>
+            </w:tcMar>
+          </w:tcPr>
+          <w:p>
+            <w:pPr>
+              <w:jc w:val="left"/>
+            </w:pPr>
+            <w:r>
+              <w:rPr>
+                <w:rFonts w:ascii="Calibri" w:cs="Calibri" w:eastAsia="Calibri" w:hAnsi="Calibri"/>
+                <w:sz w:val="18"/>
+                <w:szCs w:val="18"/>
+              </w:rPr>
+              <w:t xml:space="preserve">Suministro</w:t>
+            </w:r>
+          </w:p>
+        </w:tc>
+      </w:tr>
+      <w:tr>
+        <w:trPr>
+          <w:tblHeader w:val="false"/>
+        </w:trPr>
+        <w:tc>
+          <w:tcPr>
+            <w:tcMar>
+              <w:top w:type="dxa" w:w="120"/>
+              <w:left w:type="dxa" w:w="100"/>
+              <w:bottom w:type="dxa" w:w="120"/>
+              <w:right w:type="dxa" w:w="100"/>
+            </w:tcMar>
+          </w:tcPr>
+          <w:p>
+            <w:pPr>
+              <w:jc w:val="left"/>
+            </w:pPr>
+            <w:r>
+              <w:rPr>
+                <w:rFonts w:ascii="Calibri" w:cs="Calibri" w:eastAsia="Calibri" w:hAnsi="Calibri"/>
+                <w:sz w:val="18"/>
+                <w:szCs w:val="18"/>
+              </w:rPr>
+              <w:t xml:space="preserve">7</w:t>
+            </w:r>
+          </w:p>
+        </w:tc>
+        <w:tc>
+          <w:tcPr>
+            <w:tcMar>
+              <w:top w:type="dxa" w:w="120"/>
+              <w:left w:type="dxa" w:w="100"/>
+              <w:bottom w:type="dxa" w:w="120"/>
+              <w:right w:type="dxa" w:w="100"/>
+            </w:tcMar>
+          </w:tcPr>
+          <w:p>
+            <w:pPr>
+              <w:jc w:val="left"/>
+            </w:pPr>
+            <w:r>
+              <w:rPr>
+                <w:rFonts w:ascii="Calibri" w:cs="Calibri" w:eastAsia="Calibri" w:hAnsi="Calibri"/>
+                <w:sz w:val="18"/>
+                <w:szCs w:val="18"/>
+              </w:rPr>
+              <w:t xml:space="preserve">Aumento del precio del café importado</w:t>
+            </w:r>
+          </w:p>
+        </w:tc>
+        <w:tc>
+          <w:tcPr>
+            <w:tcMar>
+              <w:top w:type="dxa" w:w="120"/>
+              <w:left w:type="dxa" w:w="100"/>
+              <w:bottom w:type="dxa" w:w="120"/>
+              <w:right w:type="dxa" w:w="100"/>
+            </w:tcMar>
+          </w:tcPr>
+          <w:p>
+            <w:pPr>
+              <w:jc w:val="left"/>
+            </w:pPr>
+            <w:r>
+              <w:rPr>
+                <w:rFonts w:ascii="Calibri" w:cs="Calibri" w:eastAsia="Calibri" w:hAnsi="Calibri"/>
+                <w:sz w:val="18"/>
+                <w:szCs w:val="18"/>
+              </w:rPr>
+              <w:t xml:space="preserve">Media</w:t>
+            </w:r>
+          </w:p>
+        </w:tc>
+        <w:tc>
+          <w:tcPr>
+            <w:tcMar>
+              <w:top w:type="dxa" w:w="120"/>
+              <w:left w:type="dxa" w:w="100"/>
+              <w:bottom w:type="dxa" w:w="120"/>
+              <w:right w:type="dxa" w:w="100"/>
+            </w:tcMar>
+          </w:tcPr>
+          <w:p>
+            <w:pPr>
+              <w:jc w:val="left"/>
+            </w:pPr>
+            <w:r>
+              <w:rPr>
+                <w:rFonts w:ascii="Calibri" w:cs="Calibri" w:eastAsia="Calibri" w:hAnsi="Calibri"/>
+                <w:sz w:val="18"/>
+                <w:szCs w:val="18"/>
+              </w:rPr>
+              <w:t xml:space="preserve">Medio</w:t>
+            </w:r>
+          </w:p>
+        </w:tc>
+        <w:tc>
+          <w:tcPr>
+            <w:tcMar>
+              <w:top w:type="dxa" w:w="120"/>
+              <w:left w:type="dxa" w:w="100"/>
+              <w:bottom w:type="dxa" w:w="120"/>
+              <w:right w:type="dxa" w:w="100"/>
+            </w:tcMar>
+          </w:tcPr>
+          <w:p>
+            <w:pPr>
+              <w:jc w:val="left"/>
+            </w:pPr>
+            <w:r>
+              <w:rPr>
+                <w:rFonts w:ascii="Calibri" w:cs="Calibri" w:eastAsia="Calibri" w:hAnsi="Calibri"/>
+                <w:sz w:val="18"/>
+                <w:szCs w:val="18"/>
+              </w:rPr>
+              <w:t xml:space="preserve">Medio</w:t>
+            </w:r>
+          </w:p>
+        </w:tc>
+        <w:tc>
+          <w:tcPr>
+            <w:tcMar>
+              <w:top w:type="dxa" w:w="120"/>
+              <w:left w:type="dxa" w:w="100"/>
+              <w:bottom w:type="dxa" w:w="120"/>
+              <w:right w:type="dxa" w:w="100"/>
+            </w:tcMar>
+          </w:tcPr>
+          <w:p>
+            <w:pPr>
+              <w:jc w:val="left"/>
+            </w:pPr>
+            <w:r>
+              <w:rPr>
+                <w:rFonts w:ascii="Calibri" w:cs="Calibri" w:eastAsia="Calibri" w:hAnsi="Calibri"/>
+                <w:sz w:val="18"/>
+                <w:szCs w:val="18"/>
+              </w:rPr>
+              <w:t xml:space="preserve">Suministro</w:t>
+            </w:r>
+          </w:p>
+        </w:tc>
+      </w:tr>
+      <w:tr>
+        <w:trPr>
+          <w:tblHeader w:val="false"/>
+        </w:trPr>
+        <w:tc>
+          <w:tcPr>
+            <w:tcMar>
+              <w:top w:type="dxa" w:w="120"/>
+              <w:left w:type="dxa" w:w="100"/>
+              <w:bottom w:type="dxa" w:w="120"/>
+              <w:right w:type="dxa" w:w="100"/>
+            </w:tcMar>
+          </w:tcPr>
+          <w:p>
+            <w:pPr>
+              <w:jc w:val="left"/>
+            </w:pPr>
+            <w:r>
+              <w:rPr>
+                <w:rFonts w:ascii="Calibri" w:cs="Calibri" w:eastAsia="Calibri" w:hAnsi="Calibri"/>
+                <w:sz w:val="18"/>
+                <w:szCs w:val="18"/>
+              </w:rPr>
+              <w:t xml:space="preserve">8</w:t>
+            </w:r>
+          </w:p>
+        </w:tc>
+        <w:tc>
+          <w:tcPr>
+            <w:tcMar>
+              <w:top w:type="dxa" w:w="120"/>
+              <w:left w:type="dxa" w:w="100"/>
+              <w:bottom w:type="dxa" w:w="120"/>
+              <w:right w:type="dxa" w:w="100"/>
+            </w:tcMar>
+          </w:tcPr>
+          <w:p>
+            <w:pPr>
+              <w:jc w:val="left"/>
+            </w:pPr>
+            <w:r>
+              <w:rPr>
+                <w:rFonts w:ascii="Calibri" w:cs="Calibri" w:eastAsia="Calibri" w:hAnsi="Calibri"/>
+                <w:sz w:val="18"/>
+                <w:szCs w:val="18"/>
+              </w:rPr>
+              <w:t xml:space="preserve">Cambios regulatorios sanitarios</w:t>
+            </w:r>
+          </w:p>
+        </w:tc>
+        <w:tc>
+          <w:tcPr>
+            <w:tcMar>
+              <w:top w:type="dxa" w:w="120"/>
+              <w:left w:type="dxa" w:w="100"/>
+              <w:bottom w:type="dxa" w:w="120"/>
+              <w:right w:type="dxa" w:w="100"/>
+            </w:tcMar>
+          </w:tcPr>
+          <w:p>
+            <w:pPr>
+              <w:jc w:val="left"/>
+            </w:pPr>
+            <w:r>
+              <w:rPr>
+                <w:rFonts w:ascii="Calibri" w:cs="Calibri" w:eastAsia="Calibri" w:hAnsi="Calibri"/>
+                <w:sz w:val="18"/>
+                <w:szCs w:val="18"/>
+              </w:rPr>
+              <w:t xml:space="preserve">Baja</w:t>
+            </w:r>
+          </w:p>
+        </w:tc>
+        <w:tc>
+          <w:tcPr>
+            <w:tcMar>
+              <w:top w:type="dxa" w:w="120"/>
+              <w:left w:type="dxa" w:w="100"/>
+              <w:bottom w:type="dxa" w:w="120"/>
+              <w:right w:type="dxa" w:w="100"/>
+            </w:tcMar>
+          </w:tcPr>
+          <w:p>
+            <w:pPr>
+              <w:jc w:val="left"/>
+            </w:pPr>
+            <w:r>
+              <w:rPr>
+                <w:rFonts w:ascii="Calibri" w:cs="Calibri" w:eastAsia="Calibri" w:hAnsi="Calibri"/>
+                <w:sz w:val="18"/>
+                <w:szCs w:val="18"/>
+              </w:rPr>
+              <w:t xml:space="preserve">Medio</w:t>
+            </w:r>
+          </w:p>
+        </w:tc>
+        <w:tc>
+          <w:tcPr>
+            <w:tcMar>
+              <w:top w:type="dxa" w:w="120"/>
+              <w:left w:type="dxa" w:w="100"/>
+              <w:bottom w:type="dxa" w:w="120"/>
+              <w:right w:type="dxa" w:w="100"/>
+            </w:tcMar>
+          </w:tcPr>
+          <w:p>
+            <w:pPr>
+              <w:jc w:val="left"/>
+            </w:pPr>
+            <w:r>
+              <w:rPr>
+                <w:rFonts w:ascii="Calibri" w:cs="Calibri" w:eastAsia="Calibri" w:hAnsi="Calibri"/>
+                <w:sz w:val="18"/>
+                <w:szCs w:val="18"/>
+              </w:rPr>
+              <w:t xml:space="preserve">Medio</w:t>
+            </w:r>
+          </w:p>
+        </w:tc>
+        <w:tc>
+          <w:tcPr>
+            <w:tcMar>
+              <w:top w:type="dxa" w:w="120"/>
+              <w:left w:type="dxa" w:w="100"/>
+              <w:bottom w:type="dxa" w:w="120"/>
+              <w:right w:type="dxa" w:w="100"/>
+            </w:tcMar>
+          </w:tcPr>
+          <w:p>
+            <w:pPr>
+              <w:jc w:val="left"/>
+            </w:pPr>
+            <w:r>
+              <w:rPr>
+                <w:rFonts w:ascii="Calibri" w:cs="Calibri" w:eastAsia="Calibri" w:hAnsi="Calibri"/>
+                <w:sz w:val="18"/>
+                <w:szCs w:val="18"/>
+              </w:rPr>
+              <w:t xml:space="preserve">Regulatorio</w:t>
+            </w:r>
+          </w:p>
+        </w:tc>
+      </w:tr>
+      <w:tr>
+        <w:trPr>
+          <w:tblHeader w:val="false"/>
+        </w:trPr>
+        <w:tc>
+          <w:tcPr>
+            <w:tcMar>
+              <w:top w:type="dxa" w:w="120"/>
+              <w:left w:type="dxa" w:w="100"/>
+              <w:bottom w:type="dxa" w:w="120"/>
+              <w:right w:type="dxa" w:w="100"/>
+            </w:tcMar>
+          </w:tcPr>
+          <w:p>
+            <w:pPr>
+              <w:jc w:val="left"/>
+            </w:pPr>
+            <w:r>
+              <w:rPr>
+                <w:rFonts w:ascii="Calibri" w:cs="Calibri" w:eastAsia="Calibri" w:hAnsi="Calibri"/>
+                <w:sz w:val="18"/>
+                <w:szCs w:val="18"/>
+              </w:rPr>
+              <w:t xml:space="preserve">9</w:t>
+            </w:r>
+          </w:p>
+        </w:tc>
+        <w:tc>
+          <w:tcPr>
+            <w:tcMar>
+              <w:top w:type="dxa" w:w="120"/>
+              <w:left w:type="dxa" w:w="100"/>
+              <w:bottom w:type="dxa" w:w="120"/>
+              <w:right w:type="dxa" w:w="100"/>
+            </w:tcMar>
+          </w:tcPr>
+          <w:p>
+            <w:pPr>
+              <w:jc w:val="left"/>
+            </w:pPr>
+            <w:r>
+              <w:rPr>
+                <w:rFonts w:ascii="Calibri" w:cs="Calibri" w:eastAsia="Calibri" w:hAnsi="Calibri"/>
+                <w:sz w:val="18"/>
+                <w:szCs w:val="18"/>
+              </w:rPr>
+              <w:t xml:space="preserve">Aumento del salario mínimo / leyes laborales</w:t>
+            </w:r>
+          </w:p>
+        </w:tc>
+        <w:tc>
+          <w:tcPr>
+            <w:tcMar>
+              <w:top w:type="dxa" w:w="120"/>
+              <w:left w:type="dxa" w:w="100"/>
+              <w:bottom w:type="dxa" w:w="120"/>
+              <w:right w:type="dxa" w:w="100"/>
+            </w:tcMar>
+          </w:tcPr>
+          <w:p>
+            <w:pPr>
+              <w:jc w:val="left"/>
+            </w:pPr>
+            <w:r>
+              <w:rPr>
+                <w:rFonts w:ascii="Calibri" w:cs="Calibri" w:eastAsia="Calibri" w:hAnsi="Calibri"/>
+                <w:sz w:val="18"/>
+                <w:szCs w:val="18"/>
+              </w:rPr>
+              <w:t xml:space="preserve">Media</w:t>
+            </w:r>
+          </w:p>
+        </w:tc>
+        <w:tc>
+          <w:tcPr>
+            <w:tcMar>
+              <w:top w:type="dxa" w:w="120"/>
+              <w:left w:type="dxa" w:w="100"/>
+              <w:bottom w:type="dxa" w:w="120"/>
+              <w:right w:type="dxa" w:w="100"/>
+            </w:tcMar>
+          </w:tcPr>
+          <w:p>
+            <w:pPr>
+              <w:jc w:val="left"/>
+            </w:pPr>
+            <w:r>
+              <w:rPr>
+                <w:rFonts w:ascii="Calibri" w:cs="Calibri" w:eastAsia="Calibri" w:hAnsi="Calibri"/>
+                <w:sz w:val="18"/>
+                <w:szCs w:val="18"/>
+              </w:rPr>
+              <w:t xml:space="preserve">Medio</w:t>
+            </w:r>
+          </w:p>
+        </w:tc>
+        <w:tc>
+          <w:tcPr>
+            <w:tcMar>
+              <w:top w:type="dxa" w:w="120"/>
+              <w:left w:type="dxa" w:w="100"/>
+              <w:bottom w:type="dxa" w:w="120"/>
+              <w:right w:type="dxa" w:w="100"/>
+            </w:tcMar>
+          </w:tcPr>
+          <w:p>
+            <w:pPr>
+              <w:jc w:val="left"/>
+            </w:pPr>
+            <w:r>
+              <w:rPr>
+                <w:rFonts w:ascii="Calibri" w:cs="Calibri" w:eastAsia="Calibri" w:hAnsi="Calibri"/>
+                <w:sz w:val="18"/>
+                <w:szCs w:val="18"/>
+              </w:rPr>
+              <w:t xml:space="preserve">Medio</w:t>
+            </w:r>
+          </w:p>
+        </w:tc>
+        <w:tc>
+          <w:tcPr>
+            <w:tcMar>
+              <w:top w:type="dxa" w:w="120"/>
+              <w:left w:type="dxa" w:w="100"/>
+              <w:bottom w:type="dxa" w:w="120"/>
+              <w:right w:type="dxa" w:w="100"/>
+            </w:tcMar>
+          </w:tcPr>
+          <w:p>
+            <w:pPr>
+              <w:jc w:val="left"/>
+            </w:pPr>
+            <w:r>
+              <w:rPr>
+                <w:rFonts w:ascii="Calibri" w:cs="Calibri" w:eastAsia="Calibri" w:hAnsi="Calibri"/>
+                <w:sz w:val="18"/>
+                <w:szCs w:val="18"/>
+              </w:rPr>
+              <w:t xml:space="preserve">Laboral</w:t>
+            </w:r>
+          </w:p>
+        </w:tc>
+      </w:tr>
+      <w:tr>
+        <w:trPr>
+          <w:tblHeader w:val="false"/>
+        </w:trPr>
+        <w:tc>
+          <w:tcPr>
+            <w:tcMar>
+              <w:top w:type="dxa" w:w="120"/>
+              <w:left w:type="dxa" w:w="100"/>
+              <w:bottom w:type="dxa" w:w="120"/>
+              <w:right w:type="dxa" w:w="100"/>
+            </w:tcMar>
+          </w:tcPr>
+          <w:p>
+            <w:pPr>
+              <w:jc w:val="left"/>
+            </w:pPr>
+            <w:r>
+              <w:rPr>
+                <w:rFonts w:ascii="Calibri" w:cs="Calibri" w:eastAsia="Calibri" w:hAnsi="Calibri"/>
+                <w:sz w:val="18"/>
+                <w:szCs w:val="18"/>
+              </w:rPr>
+              <w:t xml:space="preserve">10</w:t>
+            </w:r>
+          </w:p>
+        </w:tc>
+        <w:tc>
+          <w:tcPr>
+            <w:tcMar>
+              <w:top w:type="dxa" w:w="120"/>
+              <w:left w:type="dxa" w:w="100"/>
+              <w:bottom w:type="dxa" w:w="120"/>
+              <w:right w:type="dxa" w:w="100"/>
+            </w:tcMar>
+          </w:tcPr>
+          <w:p>
+            <w:pPr>
+              <w:jc w:val="left"/>
+            </w:pPr>
+            <w:r>
+              <w:rPr>
+                <w:rFonts w:ascii="Calibri" w:cs="Calibri" w:eastAsia="Calibri" w:hAnsi="Calibri"/>
+                <w:sz w:val="18"/>
+                <w:szCs w:val="18"/>
+              </w:rPr>
+              <w:t xml:space="preserve">Tipo de cambio (insumos importados)</w:t>
+            </w:r>
+          </w:p>
+        </w:tc>
+        <w:tc>
+          <w:tcPr>
+            <w:tcMar>
+              <w:top w:type="dxa" w:w="120"/>
+              <w:left w:type="dxa" w:w="100"/>
+              <w:bottom w:type="dxa" w:w="120"/>
+              <w:right w:type="dxa" w:w="100"/>
+            </w:tcMar>
+          </w:tcPr>
+          <w:p>
+            <w:pPr>
+              <w:jc w:val="left"/>
+            </w:pPr>
+            <w:r>
+              <w:rPr>
+                <w:rFonts w:ascii="Calibri" w:cs="Calibri" w:eastAsia="Calibri" w:hAnsi="Calibri"/>
+                <w:sz w:val="18"/>
+                <w:szCs w:val="18"/>
+              </w:rPr>
+              <w:t xml:space="preserve">Media</w:t>
+            </w:r>
+          </w:p>
+        </w:tc>
+        <w:tc>
+          <w:tcPr>
+            <w:tcMar>
+              <w:top w:type="dxa" w:w="120"/>
+              <w:left w:type="dxa" w:w="100"/>
+              <w:bottom w:type="dxa" w:w="120"/>
+              <w:right w:type="dxa" w:w="100"/>
+            </w:tcMar>
+          </w:tcPr>
+          <w:p>
+            <w:pPr>
+              <w:jc w:val="left"/>
+            </w:pPr>
+            <w:r>
+              <w:rPr>
+                <w:rFonts w:ascii="Calibri" w:cs="Calibri" w:eastAsia="Calibri" w:hAnsi="Calibri"/>
+                <w:sz w:val="18"/>
+                <w:szCs w:val="18"/>
+              </w:rPr>
+              <w:t xml:space="preserve">Medio</w:t>
+            </w:r>
+          </w:p>
+        </w:tc>
+        <w:tc>
+          <w:tcPr>
+            <w:tcMar>
+              <w:top w:type="dxa" w:w="120"/>
+              <w:left w:type="dxa" w:w="100"/>
+              <w:bottom w:type="dxa" w:w="120"/>
+              <w:right w:type="dxa" w:w="100"/>
+            </w:tcMar>
+          </w:tcPr>
+          <w:p>
+            <w:pPr>
+              <w:jc w:val="left"/>
+            </w:pPr>
+            <w:r>
+              <w:rPr>
+                <w:rFonts w:ascii="Calibri" w:cs="Calibri" w:eastAsia="Calibri" w:hAnsi="Calibri"/>
+                <w:sz w:val="18"/>
+                <w:szCs w:val="18"/>
+              </w:rPr>
+              <w:t xml:space="preserve">Medio</w:t>
+            </w:r>
+          </w:p>
+        </w:tc>
+        <w:tc>
+          <w:tcPr>
+            <w:tcMar>
+              <w:top w:type="dxa" w:w="120"/>
+              <w:left w:type="dxa" w:w="100"/>
+              <w:bottom w:type="dxa" w:w="120"/>
+              <w:right w:type="dxa" w:w="100"/>
+            </w:tcMar>
+          </w:tcPr>
+          <w:p>
+            <w:pPr>
+              <w:jc w:val="left"/>
+            </w:pPr>
+            <w:r>
+              <w:rPr>
+                <w:rFonts w:ascii="Calibri" w:cs="Calibri" w:eastAsia="Calibri" w:hAnsi="Calibri"/>
+                <w:sz w:val="18"/>
+                <w:szCs w:val="18"/>
+              </w:rPr>
+              <w:t xml:space="preserve">FX</w:t>
+            </w:r>
+          </w:p>
+        </w:tc>
+      </w:tr>
+      <w:tr>
+        <w:trPr>
+          <w:tblHeader w:val="false"/>
+        </w:trPr>
+        <w:tc>
+          <w:tcPr>
+            <w:tcMar>
+              <w:top w:type="dxa" w:w="120"/>
+              <w:left w:type="dxa" w:w="100"/>
+              <w:bottom w:type="dxa" w:w="120"/>
+              <w:right w:type="dxa" w:w="100"/>
+            </w:tcMar>
+          </w:tcPr>
+          <w:p>
+            <w:pPr>
+              <w:jc w:val="left"/>
+            </w:pPr>
+            <w:r>
+              <w:rPr>
+                <w:rFonts w:ascii="Calibri" w:cs="Calibri" w:eastAsia="Calibri" w:hAnsi="Calibri"/>
+                <w:sz w:val="18"/>
+                <w:szCs w:val="18"/>
+              </w:rPr>
+              <w:t xml:space="preserve">11</w:t>
+            </w:r>
+          </w:p>
+        </w:tc>
+        <w:tc>
+          <w:tcPr>
+            <w:tcMar>
+              <w:top w:type="dxa" w:w="120"/>
+              <w:left w:type="dxa" w:w="100"/>
+              <w:bottom w:type="dxa" w:w="120"/>
+              <w:right w:type="dxa" w:w="100"/>
+            </w:tcMar>
+          </w:tcPr>
+          <w:p>
+            <w:pPr>
+              <w:jc w:val="left"/>
+            </w:pPr>
+            <w:r>
+              <w:rPr>
+                <w:rFonts w:ascii="Calibri" w:cs="Calibri" w:eastAsia="Calibri" w:hAnsi="Calibri"/>
+                <w:sz w:val="18"/>
+                <w:szCs w:val="18"/>
+              </w:rPr>
+              <w:t xml:space="preserve">Falla de máquina espresso</w:t>
+            </w:r>
+          </w:p>
+        </w:tc>
+        <w:tc>
+          <w:tcPr>
+            <w:tcMar>
+              <w:top w:type="dxa" w:w="120"/>
+              <w:left w:type="dxa" w:w="100"/>
+              <w:bottom w:type="dxa" w:w="120"/>
+              <w:right w:type="dxa" w:w="100"/>
+            </w:tcMar>
+          </w:tcPr>
+          <w:p>
+            <w:pPr>
+              <w:jc w:val="left"/>
+            </w:pPr>
+            <w:r>
+              <w:rPr>
+                <w:rFonts w:ascii="Calibri" w:cs="Calibri" w:eastAsia="Calibri" w:hAnsi="Calibri"/>
+                <w:sz w:val="18"/>
+                <w:szCs w:val="18"/>
+              </w:rPr>
+              <w:t xml:space="preserve">Baja</w:t>
+            </w:r>
+          </w:p>
+        </w:tc>
+        <w:tc>
+          <w:tcPr>
+            <w:tcMar>
+              <w:top w:type="dxa" w:w="120"/>
+              <w:left w:type="dxa" w:w="100"/>
+              <w:bottom w:type="dxa" w:w="120"/>
+              <w:right w:type="dxa" w:w="100"/>
+            </w:tcMar>
+          </w:tcPr>
+          <w:p>
+            <w:pPr>
+              <w:jc w:val="left"/>
+            </w:pPr>
+            <w:r>
+              <w:rPr>
+                <w:rFonts w:ascii="Calibri" w:cs="Calibri" w:eastAsia="Calibri" w:hAnsi="Calibri"/>
+                <w:sz w:val="18"/>
+                <w:szCs w:val="18"/>
+              </w:rPr>
+              <w:t xml:space="preserve">Alto</w:t>
+            </w:r>
+          </w:p>
+        </w:tc>
+        <w:tc>
+          <w:tcPr>
+            <w:tcMar>
+              <w:top w:type="dxa" w:w="120"/>
+              <w:left w:type="dxa" w:w="100"/>
+              <w:bottom w:type="dxa" w:w="120"/>
+              <w:right w:type="dxa" w:w="100"/>
+            </w:tcMar>
+          </w:tcPr>
+          <w:p>
+            <w:pPr>
+              <w:jc w:val="left"/>
+            </w:pPr>
+            <w:r>
+              <w:rPr>
+                <w:rFonts w:ascii="Calibri" w:cs="Calibri" w:eastAsia="Calibri" w:hAnsi="Calibri"/>
+                <w:sz w:val="18"/>
+                <w:szCs w:val="18"/>
+              </w:rPr>
+              <w:t xml:space="preserve">Medio</w:t>
+            </w:r>
+          </w:p>
+        </w:tc>
+        <w:tc>
+          <w:tcPr>
+            <w:tcMar>
+              <w:top w:type="dxa" w:w="120"/>
+              <w:left w:type="dxa" w:w="100"/>
+              <w:bottom w:type="dxa" w:w="120"/>
+              <w:right w:type="dxa" w:w="100"/>
+            </w:tcMar>
+          </w:tcPr>
+          <w:p>
+            <w:pPr>
+              <w:jc w:val="left"/>
+            </w:pPr>
+            <w:r>
+              <w:rPr>
+                <w:rFonts w:ascii="Calibri" w:cs="Calibri" w:eastAsia="Calibri" w:hAnsi="Calibri"/>
+                <w:sz w:val="18"/>
+                <w:szCs w:val="18"/>
+              </w:rPr>
+              <w:t xml:space="preserve">Operacional</w:t>
+            </w:r>
+          </w:p>
+        </w:tc>
+      </w:tr>
+      <w:tr>
+        <w:trPr>
+          <w:tblHeader w:val="false"/>
+        </w:trPr>
+        <w:tc>
+          <w:tcPr>
+            <w:tcMar>
+              <w:top w:type="dxa" w:w="120"/>
+              <w:left w:type="dxa" w:w="100"/>
+              <w:bottom w:type="dxa" w:w="120"/>
+              <w:right w:type="dxa" w:w="100"/>
+            </w:tcMar>
+          </w:tcPr>
+          <w:p>
+            <w:pPr>
+              <w:jc w:val="left"/>
+            </w:pPr>
+            <w:r>
+              <w:rPr>
+                <w:rFonts w:ascii="Calibri" w:cs="Calibri" w:eastAsia="Calibri" w:hAnsi="Calibri"/>
+                <w:sz w:val="18"/>
+                <w:szCs w:val="18"/>
+              </w:rPr>
+              <w:t xml:space="preserve">12</w:t>
+            </w:r>
+          </w:p>
+        </w:tc>
+        <w:tc>
+          <w:tcPr>
+            <w:tcMar>
+              <w:top w:type="dxa" w:w="120"/>
+              <w:left w:type="dxa" w:w="100"/>
+              <w:bottom w:type="dxa" w:w="120"/>
+              <w:right w:type="dxa" w:w="100"/>
+            </w:tcMar>
+          </w:tcPr>
+          <w:p>
+            <w:pPr>
+              <w:jc w:val="left"/>
+            </w:pPr>
+            <w:r>
+              <w:rPr>
+                <w:rFonts w:ascii="Calibri" w:cs="Calibri" w:eastAsia="Calibri" w:hAnsi="Calibri"/>
+                <w:sz w:val="18"/>
+                <w:szCs w:val="18"/>
+              </w:rPr>
+              <w:t xml:space="preserve">Robo o vandalismo</w:t>
+            </w:r>
+          </w:p>
+        </w:tc>
+        <w:tc>
+          <w:tcPr>
+            <w:tcMar>
+              <w:top w:type="dxa" w:w="120"/>
+              <w:left w:type="dxa" w:w="100"/>
+              <w:bottom w:type="dxa" w:w="120"/>
+              <w:right w:type="dxa" w:w="100"/>
+            </w:tcMar>
+          </w:tcPr>
+          <w:p>
+            <w:pPr>
+              <w:jc w:val="left"/>
+            </w:pPr>
+            <w:r>
+              <w:rPr>
+                <w:rFonts w:ascii="Calibri" w:cs="Calibri" w:eastAsia="Calibri" w:hAnsi="Calibri"/>
+                <w:sz w:val="18"/>
+                <w:szCs w:val="18"/>
+              </w:rPr>
+              <w:t xml:space="preserve">Media</w:t>
+            </w:r>
+          </w:p>
+        </w:tc>
+        <w:tc>
+          <w:tcPr>
+            <w:tcMar>
+              <w:top w:type="dxa" w:w="120"/>
+              <w:left w:type="dxa" w:w="100"/>
+              <w:bottom w:type="dxa" w:w="120"/>
+              <w:right w:type="dxa" w:w="100"/>
+            </w:tcMar>
+          </w:tcPr>
+          <w:p>
+            <w:pPr>
+              <w:jc w:val="left"/>
+            </w:pPr>
+            <w:r>
+              <w:rPr>
+                <w:rFonts w:ascii="Calibri" w:cs="Calibri" w:eastAsia="Calibri" w:hAnsi="Calibri"/>
+                <w:sz w:val="18"/>
+                <w:szCs w:val="18"/>
+              </w:rPr>
+              <w:t xml:space="preserve">Medio</w:t>
+            </w:r>
+          </w:p>
+        </w:tc>
+        <w:tc>
+          <w:tcPr>
+            <w:tcMar>
+              <w:top w:type="dxa" w:w="120"/>
+              <w:left w:type="dxa" w:w="100"/>
+              <w:bottom w:type="dxa" w:w="120"/>
+              <w:right w:type="dxa" w:w="100"/>
+            </w:tcMar>
+          </w:tcPr>
+          <w:p>
+            <w:pPr>
+              <w:jc w:val="left"/>
+            </w:pPr>
+            <w:r>
+              <w:rPr>
+                <w:rFonts w:ascii="Calibri" w:cs="Calibri" w:eastAsia="Calibri" w:hAnsi="Calibri"/>
+                <w:sz w:val="18"/>
+                <w:szCs w:val="18"/>
+              </w:rPr>
+              <w:t xml:space="preserve">Medio</w:t>
+            </w:r>
+          </w:p>
+        </w:tc>
+        <w:tc>
+          <w:tcPr>
+            <w:tcMar>
+              <w:top w:type="dxa" w:w="120"/>
+              <w:left w:type="dxa" w:w="100"/>
+              <w:bottom w:type="dxa" w:w="120"/>
+              <w:right w:type="dxa" w:w="100"/>
+            </w:tcMar>
+          </w:tcPr>
+          <w:p>
+            <w:pPr>
+              <w:jc w:val="left"/>
+            </w:pPr>
+            <w:r>
+              <w:rPr>
+                <w:rFonts w:ascii="Calibri" w:cs="Calibri" w:eastAsia="Calibri" w:hAnsi="Calibri"/>
+                <w:sz w:val="18"/>
+                <w:szCs w:val="18"/>
+              </w:rPr>
+              <w:t xml:space="preserve">Seguridad</w:t>
+            </w:r>
+          </w:p>
+        </w:tc>
+      </w:tr>
+    </w:tbl>
+    <w:p>
+      <w:pPr>
+        <w:spacing w:after="240" w:before="60"/>
+        <w:jc w:val="center"/>
+      </w:pPr>
+      <w:r>
+        <w:rPr>
+          <w:rFonts w:ascii="Calibri" w:cs="Calibri" w:eastAsia="Calibri" w:hAnsi="Calibri"/>
+          <w:i/>
+          <w:iCs/>
+          <w:color w:val="6B7280"/>
+          <w:sz w:val="18"/>
+          <w:szCs w:val="18"/>
+        </w:rPr>
+        <w:t xml:space="preserve">Tabla 15.1 — Matriz cualitativa de riesgos del proyecto.</w:t>
       </w:r>
     </w:p>
     <w:p>
@@ -14053,7 +14920,24 @@
           <w:sz w:val="26"/>
           <w:szCs w:val="26"/>
         </w:rPr>
-        <w:t xml:space="preserve">16.2 Recomendación de localización</w:t>
+        <w:t xml:space="preserve">15.2 Mitigación de los riesgos críticos</w:t>
+      </w:r>
+    </w:p>
+    <w:p>
+      <w:pPr>
+        <w:pStyle w:val="Heading3"/>
+        <w:spacing w:after="100" w:before="200"/>
+      </w:pPr>
+      <w:r>
+        <w:rPr>
+          <w:rFonts w:ascii="Cambria" w:cs="Cambria" w:eastAsia="Cambria" w:hAnsi="Cambria"/>
+          <w:b/>
+          <w:bCs/>
+          <w:color w:val="4B5563"/>
+          <w:sz w:val="22"/>
+          <w:szCs w:val="22"/>
+        </w:rPr>
+        <w:t xml:space="preserve">Subida de arriendo (Riesgo 1)</w:t>
       </w:r>
     </w:p>
     <w:p>
@@ -14067,7 +14951,167 @@
           <w:sz w:val="22"/>
           <w:szCs w:val="22"/>
         </w:rPr>
-        <w:t xml:space="preserve">Sobre la base del VAN base, la TIR, el payback y el balance entre arriendo y demanda esperada, la localización recomendada es:</w:t>
+        <w:t xml:space="preserve">El arriendo representa entre el 12 y 16% de los costos fijos totales del proyecto, y la propiedad comercial en zonas premium de Santiago ha mostrado aumentos anuales del 6-8% nominal en los últimos años (Colliers, 2024). La mitigación principal consiste en negociar el contrato a 3-5 años con cláusula de reajuste vinculada al IPC y tope explícito al alza, junto con opción de renovación automática a discreción del arrendatario.</w:t>
+      </w:r>
+    </w:p>
+    <w:p>
+      <w:pPr>
+        <w:pStyle w:val="Heading3"/>
+        <w:spacing w:after="100" w:before="200"/>
+      </w:pPr>
+      <w:r>
+        <w:rPr>
+          <w:rFonts w:ascii="Cambria" w:cs="Cambria" w:eastAsia="Cambria" w:hAnsi="Cambria"/>
+          <w:b/>
+          <w:bCs/>
+          <w:color w:val="4B5563"/>
+          <w:sz w:val="22"/>
+          <w:szCs w:val="22"/>
+        </w:rPr>
+        <w:t xml:space="preserve">Rotación de baristas (Riesgo 4)</w:t>
+      </w:r>
+    </w:p>
+    <w:p>
+      <w:pPr>
+        <w:spacing w:after="160" w:line="360"/>
+        <w:jc w:val="both"/>
+      </w:pPr>
+      <w:r>
+        <w:rPr>
+          <w:rFonts w:ascii="Calibri" w:cs="Calibri" w:eastAsia="Calibri" w:hAnsi="Calibri"/>
+          <w:sz w:val="22"/>
+          <w:szCs w:val="22"/>
+        </w:rPr>
+        <w:t xml:space="preserve">La rotación en el sector hostelería es históricamente alta (35-45% anual). El proyecto tiene una dependencia crítica del barista jefe, lo que constituye un riesgo de continuidad operacional. La mitigación se basa en cuatro acciones: contratos indefinidos desde el día uno, política de salarios competitivos respecto al mercado, plan de capacitación continua que aumenta el costo de cambio para el empleado, y mantener al menos dos baristas certificados en planilla en todo momento.</w:t>
+      </w:r>
+    </w:p>
+    <w:p>
+      <w:pPr>
+        <w:pStyle w:val="Heading3"/>
+        <w:spacing w:after="100" w:before="200"/>
+      </w:pPr>
+      <w:r>
+        <w:rPr>
+          <w:rFonts w:ascii="Cambria" w:cs="Cambria" w:eastAsia="Cambria" w:hAnsi="Cambria"/>
+          <w:b/>
+          <w:bCs/>
+          <w:color w:val="4B5563"/>
+          <w:sz w:val="22"/>
+          <w:szCs w:val="22"/>
+        </w:rPr>
+        <w:t xml:space="preserve">Caída del proveedor de combo (Riesgo 6)</w:t>
+      </w:r>
+    </w:p>
+    <w:p>
+      <w:pPr>
+        <w:spacing w:after="160" w:line="360"/>
+        <w:jc w:val="both"/>
+      </w:pPr>
+      <w:r>
+        <w:rPr>
+          <w:rFonts w:ascii="Calibri" w:cs="Calibri" w:eastAsia="Calibri" w:hAnsi="Calibri"/>
+          <w:sz w:val="22"/>
+          <w:szCs w:val="22"/>
+        </w:rPr>
+        <w:t xml:space="preserve">El producto envasado es el insumo crítico del modelo y depende de un proveedor con resolución sanitaria SEREMI vigente. La mitigación consiste en mantener al menos dos proveedores certificados activos, con stock de reserva mínimo de una semana, y un protocolo claro de sustitución en caso de discontinuación de un proveedor.</w:t>
+      </w:r>
+    </w:p>
+    <w:p>
+      <w:r>
+        <w:br w:type="page"/>
+      </w:r>
+    </w:p>
+    <w:p>
+      <w:pPr>
+        <w:pStyle w:val="Heading1"/>
+        <w:spacing w:after="240" w:before="480"/>
+      </w:pPr>
+      <w:r>
+        <w:rPr>
+          <w:rFonts w:ascii="Cambria" w:cs="Cambria" w:eastAsia="Cambria" w:hAnsi="Cambria"/>
+          <w:b/>
+          <w:bCs/>
+          <w:color w:val="1F2937"/>
+          <w:sz w:val="32"/>
+          <w:szCs w:val="32"/>
+        </w:rPr>
+        <w:t xml:space="preserve">16. Conclusiones y recomendaciones</w:t>
+      </w:r>
+    </w:p>
+    <w:p>
+      <w:pPr>
+        <w:pStyle w:val="Heading2"/>
+        <w:spacing w:after="160" w:before="320"/>
+      </w:pPr>
+      <w:r>
+        <w:rPr>
+          <w:rFonts w:ascii="Cambria" w:cs="Cambria" w:eastAsia="Cambria" w:hAnsi="Cambria"/>
+          <w:b/>
+          <w:bCs/>
+          <w:color w:val="374151"/>
+          <w:sz w:val="26"/>
+          <w:szCs w:val="26"/>
+        </w:rPr>
+        <w:t xml:space="preserve">16.1 Conclusiones del análisis</w:t>
+      </w:r>
+    </w:p>
+    <w:p>
+      <w:pPr>
+        <w:spacing w:after="160" w:line="360"/>
+        <w:jc w:val="both"/>
+      </w:pPr>
+      <w:r>
+        <w:rPr>
+          <w:rFonts w:ascii="Calibri" w:cs="Calibri" w:eastAsia="Calibri" w:hAnsi="Calibri"/>
+          <w:sz w:val="22"/>
+          <w:szCs w:val="22"/>
+        </w:rPr>
+        <w:t xml:space="preserve">Sobre la base del análisis financiero, normativo, comercial y de localización presentado, el proyecto evaluado presenta factibilidad económica positiva en una sola de las siete localizaciones candidatas. La aplicación de un modelo financiero realista —con costos fijos a precio de mercado, comisión de tarjetas, valor terminal por múltiplo conservador de EBITDA y tasa de descuento ajustada al riesgo del retail food chileno (14.0%)— filtra rigurosamente las zonas donde el binomio ticket-volumen no es suficiente para sostener la estructura de costos elevada de una cafetería compacta.</w:t>
+      </w:r>
+    </w:p>
+    <w:p>
+      <w:pPr>
+        <w:spacing w:after="160" w:line="360"/>
+        <w:jc w:val="both"/>
+      </w:pPr>
+      <w:r>
+        <w:rPr>
+          <w:rFonts w:ascii="Calibri" w:cs="Calibri" w:eastAsia="Calibri" w:hAnsi="Calibri"/>
+          <w:sz w:val="22"/>
+          <w:szCs w:val="22"/>
+        </w:rPr>
+        <w:t xml:space="preserve">Esta conclusión es coherente con la realidad observable del sector: según el estudio Achiga 2024, las cafeterías independientes en Chile presentan una tasa de fracaso cercana al 50% antes del tercer año de operación, lo que confirma que la rentabilidad no es la regla sino la excepción. La identificación temprana y rigurosa de las localizaciones que sí pueden sostener el modelo es, en sí misma, el principal valor agregado del análisis de factibilidad. La metodología empleada incorpora todos los elementos relevantes según los estándares del curso EVP UAH: estructura del flujo de caja según protocolo, cálculo de VAN, TIR y payback, valor terminal, crédito tributario acumulado del Caso 1 (empresa nueva), análisis de sensibilidad sobre las variables críticas y matriz cualitativa de riesgos con sus medidas de mitigación.</w:t>
+      </w:r>
+    </w:p>
+    <w:p>
+      <w:pPr>
+        <w:pStyle w:val="Heading2"/>
+        <w:spacing w:after="160" w:before="320"/>
+      </w:pPr>
+      <w:r>
+        <w:rPr>
+          <w:rFonts w:ascii="Cambria" w:cs="Cambria" w:eastAsia="Cambria" w:hAnsi="Cambria"/>
+          <w:b/>
+          <w:bCs/>
+          <w:color w:val="374151"/>
+          <w:sz w:val="26"/>
+          <w:szCs w:val="26"/>
+        </w:rPr>
+        <w:t xml:space="preserve">16.2 Recomendación de localización</w:t>
+      </w:r>
+    </w:p>
+    <w:p>
+      <w:pPr>
+        <w:spacing w:after="160" w:line="360"/>
+        <w:jc w:val="both"/>
+      </w:pPr>
+      <w:r>
+        <w:rPr>
+          <w:rFonts w:ascii="Calibri" w:cs="Calibri" w:eastAsia="Calibri" w:hAnsi="Calibri"/>
+          <w:sz w:val="22"/>
+          <w:szCs w:val="22"/>
+        </w:rPr>
+        <w:t xml:space="preserve">Sobre la base del VAN base, la TIR, el payback, el score compuesto y el balance entre arriendo y demanda esperada, la localización recomendada es:</w:t>
       </w:r>
     </w:p>
     <w:p>
@@ -14085,7 +15129,23 @@
           <w:sz w:val="20"/>
           <w:szCs w:val="20"/>
         </w:rPr>
-        <w:t xml:space="preserve">El Golf · Las Condes (sector financiero), con VAN base de CLP 543.652.000, TIR de 119% y payback de 1,18 años. La localización aprovecha la concentración de oficinas clase A y A+, la proximidad a la estación El Golf de la Línea 1 del Metro, y el alto poder adquisitivo del entorno corporativo, generando un ticket esperado superior al promedio (CLP 4.500) compatible con un volumen de demanda concentrado en horario laboral lunes a viernes.</w:t>
+        <w:t xml:space="preserve">El Golf · Las Condes (sector financiero), con VAN base de CLP 47.2 M, TIR de 38.5% y payback de 3.39 años. La localización aprovecha la concentración de oficinas clase A y A+, la proximidad a la estación El Golf de la Línea 1 del Metro, y el alto poder adquisitivo del entorno corporativo, generando un ticket esperado superior al promedio (CLP 4.500) compatible con un volumen de demanda de 95 combos diarios concentrado en horario laboral lunes a viernes. El score de viabilidad compuesto alcanza 65/100 puntos.</w:t>
+      </w:r>
+    </w:p>
+    <w:p>
+      <w:pPr>
+        <w:spacing w:after="160" w:line="360"/>
+        <w:jc w:val="both"/>
+      </w:pPr>
+      <w:r>
+        <w:rPr>
+          <w:rFonts w:ascii="Calibri" w:cs="Calibri" w:eastAsia="Calibri" w:hAnsi="Calibri"/>
+          <w:i/>
+          <w:iCs/>
+          <w:sz w:val="22"/>
+          <w:szCs w:val="22"/>
+        </w:rPr>
+        <w:t xml:space="preserve">Como consideración crítica, el escenario pesimista (caída del 35-40% en demanda) destruye valor en las siete ubicaciones evaluadas, por lo que la decisión de inversión debe acompañarse de un plan de contingencia operacional sólido y un sistema de monitoreo mensual de KPIs (combos vendidos, ticket promedio, margen de contribución, EBITDA mensual).</w:t>
       </w:r>
     </w:p>
     <w:p>
@@ -16846,7 +17906,7 @@
           <w:sz w:val="18"/>
           <w:szCs w:val="18"/>
         </w:rPr>
-        <w:t xml:space="preserve">Documento generado el 6 de mayo de 2026 para el curso Evaluación de Proyectos · MBA UAH 2026.</w:t>
+        <w:t xml:space="preserve">Documento generado el 7 de mayo de 2026 para el curso Evaluación de Proyectos · MBA UAH 2026.</w:t>
       </w:r>
     </w:p>
     <w:sectPr>

--- a/public/exports/Informe_Cafe_Combo_RM.docx
+++ b/public/exports/Informe_Cafe_Combo_RM.docx
@@ -184,7 +184,7 @@
           <w:sz w:val="22"/>
           <w:szCs w:val="22"/>
         </w:rPr>
-        <w:t xml:space="preserve">La inversión inicial total promedia CLP 44.5 millones (CLP 20.5 M en activos depreciables más capital de trabajo equivalente a 2,5 meses de egresos), con horizonte de evaluación de 5 años y valor terminal por múltiplo de EBITDA (3.5x). Tras la auditoría y corrección del modelo financiero —que ajusta los costos fijos al universo real del retail food chileno, incorpora la comisión de tarjetas, sustituye el valor terminal por perpetuidad creciente por uno de múltiplo conservador y eleva la tasa de descuento al riesgo medio sectorial (14.0%)— solo una de las siete localizaciones evaluadas es claramente recomendable: El Golf · Las Condes (VAN CLP 47.2 M, TIR 38.5%, payback 3.39 años). Las dos siguientes (Santiago Centro · Ahumada y Providencia · Pedro de Valdivia) presentan VAN positivo pero marginal, en el borde de la viabilidad económica.</w:t>
+        <w:t xml:space="preserve">La inversión inicial total promedia CLP 44.5 millones (CLP 20.5 M en activos depreciables más capital de trabajo equivalente a 2,5 meses de egresos), con horizonte de evaluación de 5 años y valor terminal por múltiplo de EBITDA (3.5x). Tras la auditoría y corrección del modelo financiero —que ajusta los costos fijos al universo real del retail food chileno, incorpora la comisión de tarjetas, sustituye el valor terminal por perpetuidad creciente por uno de múltiplo conservador y eleva la tasa de descuento al riesgo medio sectorial (14.0%)— solo una de las siete localizaciones evaluadas es claramente recomendable: El Golf · Las Condes (VAN CLP 48.7 M, TIR 39.0%, payback 3.39 años). Las dos siguientes (Santiago Centro · Ahumada y Providencia · Pedro de Valdivia) presentan VAN positivo pero marginal, en el borde de la viabilidad económica.</w:t>
       </w:r>
     </w:p>
     <w:p>
@@ -1025,7 +1025,7 @@
           <w:sz w:val="22"/>
           <w:szCs w:val="22"/>
         </w:rPr>
-        <w:t xml:space="preserve">El conjunto de correcciones reduce el VAN de la ubicación ganadora desde CLP 543 millones a CLP 47.2 M, una magnitud coherente con benchmarks sectoriales para cafeterías independientes en zonas premium de la Región Metropolitana. La TIR se ajusta desde 119% a 38.5%, valor que sigue siendo atractivo respecto al costo de capital exigido pero ya no presenta el sesgo de "asset light" extremo del modelo original. El payback aumenta de 1,18 a 3.39 años, también dentro de rangos sectoriales razonables. Tras esta corrección, el ranking de localizaciones también cambia: solo una ubicación (El Golf) presenta veredicto de viabilidad económica positiva con resiliencia razonable; otras dos (Santiago Centro y Providencia) presentan VAN marginalmente positivo en el caso base pero no resisten el escenario pesimista; las cuatro restantes presentan VAN claramente negativo y se desestiman.</w:t>
+        <w:t xml:space="preserve">El conjunto de correcciones reduce el VAN de la ubicación ganadora desde CLP 543 millones a CLP 48.7 M, una magnitud coherente con benchmarks sectoriales para cafeterías independientes en zonas premium de la Región Metropolitana. La TIR se ajusta desde 119% a 39.0%, valor que sigue siendo atractivo respecto al costo de capital exigido pero ya no presenta el sesgo de "asset light" extremo del modelo original. El payback aumenta de 1,18 a 3.39 años, también dentro de rangos sectoriales razonables. Tras esta corrección, el ranking de localizaciones también cambia: solo una ubicación (El Golf) presenta veredicto de viabilidad económica positiva con resiliencia razonable; otras dos (Santiago Centro y Providencia) presentan VAN marginalmente positivo en el caso base pero no resisten el escenario pesimista; las cuatro restantes presentan VAN claramente negativo y se desestiman.</w:t>
       </w:r>
     </w:p>
     <w:p>
@@ -10598,30 +10598,30 @@
                 <w:sz w:val="18"/>
                 <w:szCs w:val="18"/>
               </w:rPr>
-              <w:t xml:space="preserve">CLP 47.2 M</w:t>
-            </w:r>
-          </w:p>
-        </w:tc>
-        <w:tc>
-          <w:tcPr>
-            <w:tcMar>
-              <w:top w:type="dxa" w:w="120"/>
-              <w:left w:type="dxa" w:w="100"/>
-              <w:bottom w:type="dxa" w:w="120"/>
-              <w:right w:type="dxa" w:w="100"/>
-            </w:tcMar>
-          </w:tcPr>
-          <w:p>
-            <w:pPr>
-              <w:jc w:val="left"/>
-            </w:pPr>
-            <w:r>
-              <w:rPr>
-                <w:rFonts w:ascii="Calibri" w:cs="Calibri" w:eastAsia="Calibri" w:hAnsi="Calibri"/>
-                <w:sz w:val="18"/>
-                <w:szCs w:val="18"/>
-              </w:rPr>
-              <w:t xml:space="preserve">38.5%</w:t>
+              <w:t xml:space="preserve">CLP 48.7 M</w:t>
+            </w:r>
+          </w:p>
+        </w:tc>
+        <w:tc>
+          <w:tcPr>
+            <w:tcMar>
+              <w:top w:type="dxa" w:w="120"/>
+              <w:left w:type="dxa" w:w="100"/>
+              <w:bottom w:type="dxa" w:w="120"/>
+              <w:right w:type="dxa" w:w="100"/>
+            </w:tcMar>
+          </w:tcPr>
+          <w:p>
+            <w:pPr>
+              <w:jc w:val="left"/>
+            </w:pPr>
+            <w:r>
+              <w:rPr>
+                <w:rFonts w:ascii="Calibri" w:cs="Calibri" w:eastAsia="Calibri" w:hAnsi="Calibri"/>
+                <w:sz w:val="18"/>
+                <w:szCs w:val="18"/>
+              </w:rPr>
+              <w:t xml:space="preserve">39.0%</w:t>
             </w:r>
           </w:p>
         </w:tc>
@@ -10741,76 +10741,76 @@
                 <w:sz w:val="18"/>
                 <w:szCs w:val="18"/>
               </w:rPr>
-              <w:t xml:space="preserve">CLP 2.1 M</w:t>
-            </w:r>
-          </w:p>
-        </w:tc>
-        <w:tc>
-          <w:tcPr>
-            <w:tcMar>
-              <w:top w:type="dxa" w:w="120"/>
-              <w:left w:type="dxa" w:w="100"/>
-              <w:bottom w:type="dxa" w:w="120"/>
-              <w:right w:type="dxa" w:w="100"/>
-            </w:tcMar>
-          </w:tcPr>
-          <w:p>
-            <w:pPr>
-              <w:jc w:val="left"/>
-            </w:pPr>
-            <w:r>
-              <w:rPr>
-                <w:rFonts w:ascii="Calibri" w:cs="Calibri" w:eastAsia="Calibri" w:hAnsi="Calibri"/>
-                <w:sz w:val="18"/>
-                <w:szCs w:val="18"/>
-              </w:rPr>
-              <w:t xml:space="preserve">15.3%</w:t>
-            </w:r>
-          </w:p>
-        </w:tc>
-        <w:tc>
-          <w:tcPr>
-            <w:tcMar>
-              <w:top w:type="dxa" w:w="120"/>
-              <w:left w:type="dxa" w:w="100"/>
-              <w:bottom w:type="dxa" w:w="120"/>
-              <w:right w:type="dxa" w:w="100"/>
-            </w:tcMar>
-          </w:tcPr>
-          <w:p>
-            <w:pPr>
-              <w:jc w:val="left"/>
-            </w:pPr>
-            <w:r>
-              <w:rPr>
-                <w:rFonts w:ascii="Calibri" w:cs="Calibri" w:eastAsia="Calibri" w:hAnsi="Calibri"/>
-                <w:sz w:val="18"/>
-                <w:szCs w:val="18"/>
-              </w:rPr>
-              <w:t xml:space="preserve">4.38 años</w:t>
-            </w:r>
-          </w:p>
-        </w:tc>
-        <w:tc>
-          <w:tcPr>
-            <w:tcMar>
-              <w:top w:type="dxa" w:w="120"/>
-              <w:left w:type="dxa" w:w="100"/>
-              <w:bottom w:type="dxa" w:w="120"/>
-              <w:right w:type="dxa" w:w="100"/>
-            </w:tcMar>
-          </w:tcPr>
-          <w:p>
-            <w:pPr>
-              <w:jc w:val="left"/>
-            </w:pPr>
-            <w:r>
-              <w:rPr>
-                <w:rFonts w:ascii="Calibri" w:cs="Calibri" w:eastAsia="Calibri" w:hAnsi="Calibri"/>
-                <w:sz w:val="18"/>
-                <w:szCs w:val="18"/>
-              </w:rPr>
-              <w:t xml:space="preserve">52 / 100</w:t>
+              <w:t xml:space="preserve">CLP 3.6 M</w:t>
+            </w:r>
+          </w:p>
+        </w:tc>
+        <w:tc>
+          <w:tcPr>
+            <w:tcMar>
+              <w:top w:type="dxa" w:w="120"/>
+              <w:left w:type="dxa" w:w="100"/>
+              <w:bottom w:type="dxa" w:w="120"/>
+              <w:right w:type="dxa" w:w="100"/>
+            </w:tcMar>
+          </w:tcPr>
+          <w:p>
+            <w:pPr>
+              <w:jc w:val="left"/>
+            </w:pPr>
+            <w:r>
+              <w:rPr>
+                <w:rFonts w:ascii="Calibri" w:cs="Calibri" w:eastAsia="Calibri" w:hAnsi="Calibri"/>
+                <w:sz w:val="18"/>
+                <w:szCs w:val="18"/>
+              </w:rPr>
+              <w:t xml:space="preserve">16.1%</w:t>
+            </w:r>
+          </w:p>
+        </w:tc>
+        <w:tc>
+          <w:tcPr>
+            <w:tcMar>
+              <w:top w:type="dxa" w:w="120"/>
+              <w:left w:type="dxa" w:w="100"/>
+              <w:bottom w:type="dxa" w:w="120"/>
+              <w:right w:type="dxa" w:w="100"/>
+            </w:tcMar>
+          </w:tcPr>
+          <w:p>
+            <w:pPr>
+              <w:jc w:val="left"/>
+            </w:pPr>
+            <w:r>
+              <w:rPr>
+                <w:rFonts w:ascii="Calibri" w:cs="Calibri" w:eastAsia="Calibri" w:hAnsi="Calibri"/>
+                <w:sz w:val="18"/>
+                <w:szCs w:val="18"/>
+              </w:rPr>
+              <w:t xml:space="preserve">4.36 años</w:t>
+            </w:r>
+          </w:p>
+        </w:tc>
+        <w:tc>
+          <w:tcPr>
+            <w:tcMar>
+              <w:top w:type="dxa" w:w="120"/>
+              <w:left w:type="dxa" w:w="100"/>
+              <w:bottom w:type="dxa" w:w="120"/>
+              <w:right w:type="dxa" w:w="100"/>
+            </w:tcMar>
+          </w:tcPr>
+          <w:p>
+            <w:pPr>
+              <w:jc w:val="left"/>
+            </w:pPr>
+            <w:r>
+              <w:rPr>
+                <w:rFonts w:ascii="Calibri" w:cs="Calibri" w:eastAsia="Calibri" w:hAnsi="Calibri"/>
+                <w:sz w:val="18"/>
+                <w:szCs w:val="18"/>
+              </w:rPr>
+              <w:t xml:space="preserve">53 / 100</w:t>
             </w:r>
           </w:p>
         </w:tc>
@@ -10884,76 +10884,76 @@
                 <w:sz w:val="18"/>
                 <w:szCs w:val="18"/>
               </w:rPr>
-              <w:t xml:space="preserve">CLP 924.515</w:t>
-            </w:r>
-          </w:p>
-        </w:tc>
-        <w:tc>
-          <w:tcPr>
-            <w:tcMar>
-              <w:top w:type="dxa" w:w="120"/>
-              <w:left w:type="dxa" w:w="100"/>
-              <w:bottom w:type="dxa" w:w="120"/>
-              <w:right w:type="dxa" w:w="100"/>
-            </w:tcMar>
-          </w:tcPr>
-          <w:p>
-            <w:pPr>
-              <w:jc w:val="left"/>
-            </w:pPr>
-            <w:r>
-              <w:rPr>
-                <w:rFonts w:ascii="Calibri" w:cs="Calibri" w:eastAsia="Calibri" w:hAnsi="Calibri"/>
-                <w:sz w:val="18"/>
-                <w:szCs w:val="18"/>
-              </w:rPr>
-              <w:t xml:space="preserve">14.6%</w:t>
-            </w:r>
-          </w:p>
-        </w:tc>
-        <w:tc>
-          <w:tcPr>
-            <w:tcMar>
-              <w:top w:type="dxa" w:w="120"/>
-              <w:left w:type="dxa" w:w="100"/>
-              <w:bottom w:type="dxa" w:w="120"/>
-              <w:right w:type="dxa" w:w="100"/>
-            </w:tcMar>
-          </w:tcPr>
-          <w:p>
-            <w:pPr>
-              <w:jc w:val="left"/>
-            </w:pPr>
-            <w:r>
-              <w:rPr>
-                <w:rFonts w:ascii="Calibri" w:cs="Calibri" w:eastAsia="Calibri" w:hAnsi="Calibri"/>
-                <w:sz w:val="18"/>
-                <w:szCs w:val="18"/>
-              </w:rPr>
-              <w:t xml:space="preserve">4.40 años</w:t>
-            </w:r>
-          </w:p>
-        </w:tc>
-        <w:tc>
-          <w:tcPr>
-            <w:tcMar>
-              <w:top w:type="dxa" w:w="120"/>
-              <w:left w:type="dxa" w:w="100"/>
-              <w:bottom w:type="dxa" w:w="120"/>
-              <w:right w:type="dxa" w:w="100"/>
-            </w:tcMar>
-          </w:tcPr>
-          <w:p>
-            <w:pPr>
-              <w:jc w:val="left"/>
-            </w:pPr>
-            <w:r>
-              <w:rPr>
-                <w:rFonts w:ascii="Calibri" w:cs="Calibri" w:eastAsia="Calibri" w:hAnsi="Calibri"/>
-                <w:sz w:val="18"/>
-                <w:szCs w:val="18"/>
-              </w:rPr>
-              <w:t xml:space="preserve">50 / 100</w:t>
+              <w:t xml:space="preserve">CLP 2.4 M</w:t>
+            </w:r>
+          </w:p>
+        </w:tc>
+        <w:tc>
+          <w:tcPr>
+            <w:tcMar>
+              <w:top w:type="dxa" w:w="120"/>
+              <w:left w:type="dxa" w:w="100"/>
+              <w:bottom w:type="dxa" w:w="120"/>
+              <w:right w:type="dxa" w:w="100"/>
+            </w:tcMar>
+          </w:tcPr>
+          <w:p>
+            <w:pPr>
+              <w:jc w:val="left"/>
+            </w:pPr>
+            <w:r>
+              <w:rPr>
+                <w:rFonts w:ascii="Calibri" w:cs="Calibri" w:eastAsia="Calibri" w:hAnsi="Calibri"/>
+                <w:sz w:val="18"/>
+                <w:szCs w:val="18"/>
+              </w:rPr>
+              <w:t xml:space="preserve">15.5%</w:t>
+            </w:r>
+          </w:p>
+        </w:tc>
+        <w:tc>
+          <w:tcPr>
+            <w:tcMar>
+              <w:top w:type="dxa" w:w="120"/>
+              <w:left w:type="dxa" w:w="100"/>
+              <w:bottom w:type="dxa" w:w="120"/>
+              <w:right w:type="dxa" w:w="100"/>
+            </w:tcMar>
+          </w:tcPr>
+          <w:p>
+            <w:pPr>
+              <w:jc w:val="left"/>
+            </w:pPr>
+            <w:r>
+              <w:rPr>
+                <w:rFonts w:ascii="Calibri" w:cs="Calibri" w:eastAsia="Calibri" w:hAnsi="Calibri"/>
+                <w:sz w:val="18"/>
+                <w:szCs w:val="18"/>
+              </w:rPr>
+              <w:t xml:space="preserve">4.38 años</w:t>
+            </w:r>
+          </w:p>
+        </w:tc>
+        <w:tc>
+          <w:tcPr>
+            <w:tcMar>
+              <w:top w:type="dxa" w:w="120"/>
+              <w:left w:type="dxa" w:w="100"/>
+              <w:bottom w:type="dxa" w:w="120"/>
+              <w:right w:type="dxa" w:w="100"/>
+            </w:tcMar>
+          </w:tcPr>
+          <w:p>
+            <w:pPr>
+              <w:jc w:val="left"/>
+            </w:pPr>
+            <w:r>
+              <w:rPr>
+                <w:rFonts w:ascii="Calibri" w:cs="Calibri" w:eastAsia="Calibri" w:hAnsi="Calibri"/>
+                <w:sz w:val="18"/>
+                <w:szCs w:val="18"/>
+              </w:rPr>
+              <w:t xml:space="preserve">51 / 100</w:t>
             </w:r>
           </w:p>
         </w:tc>
@@ -11027,76 +11027,76 @@
                 <w:sz w:val="18"/>
                 <w:szCs w:val="18"/>
               </w:rPr>
-              <w:t xml:space="preserve">−CLP 16.4 M</w:t>
-            </w:r>
-          </w:p>
-        </w:tc>
-        <w:tc>
-          <w:tcPr>
-            <w:tcMar>
-              <w:top w:type="dxa" w:w="120"/>
-              <w:left w:type="dxa" w:w="100"/>
-              <w:bottom w:type="dxa" w:w="120"/>
-              <w:right w:type="dxa" w:w="100"/>
-            </w:tcMar>
-          </w:tcPr>
-          <w:p>
-            <w:pPr>
-              <w:jc w:val="left"/>
-            </w:pPr>
-            <w:r>
-              <w:rPr>
-                <w:rFonts w:ascii="Calibri" w:cs="Calibri" w:eastAsia="Calibri" w:hAnsi="Calibri"/>
-                <w:sz w:val="18"/>
-                <w:szCs w:val="18"/>
-              </w:rPr>
-              <w:t xml:space="preserve">3.0%</w:t>
-            </w:r>
-          </w:p>
-        </w:tc>
-        <w:tc>
-          <w:tcPr>
-            <w:tcMar>
-              <w:top w:type="dxa" w:w="120"/>
-              <w:left w:type="dxa" w:w="100"/>
-              <w:bottom w:type="dxa" w:w="120"/>
-              <w:right w:type="dxa" w:w="100"/>
-            </w:tcMar>
-          </w:tcPr>
-          <w:p>
-            <w:pPr>
-              <w:jc w:val="left"/>
-            </w:pPr>
-            <w:r>
-              <w:rPr>
-                <w:rFonts w:ascii="Calibri" w:cs="Calibri" w:eastAsia="Calibri" w:hAnsi="Calibri"/>
-                <w:sz w:val="18"/>
-                <w:szCs w:val="18"/>
-              </w:rPr>
-              <w:t xml:space="preserve">4.85 años</w:t>
-            </w:r>
-          </w:p>
-        </w:tc>
-        <w:tc>
-          <w:tcPr>
-            <w:tcMar>
-              <w:top w:type="dxa" w:w="120"/>
-              <w:left w:type="dxa" w:w="100"/>
-              <w:bottom w:type="dxa" w:w="120"/>
-              <w:right w:type="dxa" w:w="100"/>
-            </w:tcMar>
-          </w:tcPr>
-          <w:p>
-            <w:pPr>
-              <w:jc w:val="left"/>
-            </w:pPr>
-            <w:r>
-              <w:rPr>
-                <w:rFonts w:ascii="Calibri" w:cs="Calibri" w:eastAsia="Calibri" w:hAnsi="Calibri"/>
-                <w:sz w:val="18"/>
-                <w:szCs w:val="18"/>
-              </w:rPr>
-              <w:t xml:space="preserve">35 / 100</w:t>
+              <w:t xml:space="preserve">−CLP 14.9 M</w:t>
+            </w:r>
+          </w:p>
+        </w:tc>
+        <w:tc>
+          <w:tcPr>
+            <w:tcMar>
+              <w:top w:type="dxa" w:w="120"/>
+              <w:left w:type="dxa" w:w="100"/>
+              <w:bottom w:type="dxa" w:w="120"/>
+              <w:right w:type="dxa" w:w="100"/>
+            </w:tcMar>
+          </w:tcPr>
+          <w:p>
+            <w:pPr>
+              <w:jc w:val="left"/>
+            </w:pPr>
+            <w:r>
+              <w:rPr>
+                <w:rFonts w:ascii="Calibri" w:cs="Calibri" w:eastAsia="Calibri" w:hAnsi="Calibri"/>
+                <w:sz w:val="18"/>
+                <w:szCs w:val="18"/>
+              </w:rPr>
+              <w:t xml:space="preserve">4.3%</w:t>
+            </w:r>
+          </w:p>
+        </w:tc>
+        <w:tc>
+          <w:tcPr>
+            <w:tcMar>
+              <w:top w:type="dxa" w:w="120"/>
+              <w:left w:type="dxa" w:w="100"/>
+              <w:bottom w:type="dxa" w:w="120"/>
+              <w:right w:type="dxa" w:w="100"/>
+            </w:tcMar>
+          </w:tcPr>
+          <w:p>
+            <w:pPr>
+              <w:jc w:val="left"/>
+            </w:pPr>
+            <w:r>
+              <w:rPr>
+                <w:rFonts w:ascii="Calibri" w:cs="Calibri" w:eastAsia="Calibri" w:hAnsi="Calibri"/>
+                <w:sz w:val="18"/>
+                <w:szCs w:val="18"/>
+              </w:rPr>
+              <w:t xml:space="preserve">4.79 años</w:t>
+            </w:r>
+          </w:p>
+        </w:tc>
+        <w:tc>
+          <w:tcPr>
+            <w:tcMar>
+              <w:top w:type="dxa" w:w="120"/>
+              <w:left w:type="dxa" w:w="100"/>
+              <w:bottom w:type="dxa" w:w="120"/>
+              <w:right w:type="dxa" w:w="100"/>
+            </w:tcMar>
+          </w:tcPr>
+          <w:p>
+            <w:pPr>
+              <w:jc w:val="left"/>
+            </w:pPr>
+            <w:r>
+              <w:rPr>
+                <w:rFonts w:ascii="Calibri" w:cs="Calibri" w:eastAsia="Calibri" w:hAnsi="Calibri"/>
+                <w:sz w:val="18"/>
+                <w:szCs w:val="18"/>
+              </w:rPr>
+              <w:t xml:space="preserve">37 / 100</w:t>
             </w:r>
           </w:p>
         </w:tc>
@@ -11170,7 +11170,7 @@
                 <w:sz w:val="18"/>
                 <w:szCs w:val="18"/>
               </w:rPr>
-              <w:t xml:space="preserve">−CLP 48.8 M</w:t>
+              <w:t xml:space="preserve">−CLP 47.3 M</w:t>
             </w:r>
           </w:p>
         </w:tc>
@@ -11239,7 +11239,7 @@
                 <w:sz w:val="18"/>
                 <w:szCs w:val="18"/>
               </w:rPr>
-              <w:t xml:space="preserve">4 / 100</w:t>
+              <w:t xml:space="preserve">5 / 100</w:t>
             </w:r>
           </w:p>
         </w:tc>
@@ -11313,7 +11313,7 @@
                 <w:sz w:val="18"/>
                 <w:szCs w:val="18"/>
               </w:rPr>
-              <w:t xml:space="preserve">−CLP 57.7 M</w:t>
+              <w:t xml:space="preserve">−CLP 56.2 M</w:t>
             </w:r>
           </w:p>
         </w:tc>
@@ -11456,7 +11456,7 @@
                 <w:sz w:val="18"/>
                 <w:szCs w:val="18"/>
               </w:rPr>
-              <w:t xml:space="preserve">−CLP 64.7 M</w:t>
+              <w:t xml:space="preserve">−CLP 63.3 M</w:t>
             </w:r>
           </w:p>
         </w:tc>
@@ -11599,7 +11599,7 @@
           <w:sz w:val="22"/>
           <w:szCs w:val="22"/>
         </w:rPr>
-        <w:t xml:space="preserve">Solo una de las siete localizaciones evaluadas presenta veredicto recomendable bajo el modelo corregido: El Golf · Las Condes, con VAN base de CLP 47.2 M, TIR de 38.5% y payback de 3.39 años. La condición que distingue a esta zona del resto es la combinación de ticket alto sostenible (CLP 4.500) y volumen estable concentrado en horario laboral, que genera un EBITDA del primer año superior a CLP 14.2 M, suficiente para cubrir la estructura de costos fijos elevada del retail food.</w:t>
+        <w:t xml:space="preserve">Solo una de las siete localizaciones evaluadas presenta veredicto recomendable bajo el modelo corregido: El Golf · Las Condes, con VAN base de CLP 48.7 M, TIR de 39.0% y payback de 3.39 años. La condición que distingue a esta zona del resto es la combinación de ticket alto sostenible (CLP 4.500) y volumen estable concentrado en horario laboral, que genera un EBITDA del primer año superior a CLP 14.2 M, suficiente para cubrir la estructura de costos fijos elevada del retail food.</w:t>
       </w:r>
     </w:p>
     <w:p>
@@ -11613,7 +11613,7 @@
           <w:sz w:val="22"/>
           <w:szCs w:val="22"/>
         </w:rPr>
-        <w:t xml:space="preserve">Las dos siguientes ubicaciones (Santiago Centro · Ahumada y Providencia · Pedro de Valdivia) presentan VAN positivo pero marginal (CLP 2.1 M y CLP 924.515 respectivamente). Aunque sus TIRs superan el costo de capital, ambos casos requieren ser examinados con cautela porque el escenario pesimista —caída del 35-40% en demanda— destruye su VAN. En la práctica, esto significa que el margen de seguridad operacional es estrecho y dependen críticamente de mantener el volumen proyectado.</w:t>
+        <w:t xml:space="preserve">Las dos siguientes ubicaciones (Santiago Centro · Ahumada y Providencia · Pedro de Valdivia) presentan VAN positivo pero marginal (CLP 3.6 M y CLP 2.4 M respectivamente). Aunque sus TIRs superan el costo de capital, ambos casos requieren ser examinados con cautela porque el escenario pesimista —caída del 35-40% en demanda— destruye su VAN. En la práctica, esto significa que el margen de seguridad operacional es estrecho y dependen críticamente de mantener el volumen proyectado.</w:t>
       </w:r>
     </w:p>
     <w:p>
@@ -15129,7 +15129,7 @@
           <w:sz w:val="20"/>
           <w:szCs w:val="20"/>
         </w:rPr>
-        <w:t xml:space="preserve">El Golf · Las Condes (sector financiero), con VAN base de CLP 47.2 M, TIR de 38.5% y payback de 3.39 años. La localización aprovecha la concentración de oficinas clase A y A+, la proximidad a la estación El Golf de la Línea 1 del Metro, y el alto poder adquisitivo del entorno corporativo, generando un ticket esperado superior al promedio (CLP 4.500) compatible con un volumen de demanda de 95 combos diarios concentrado en horario laboral lunes a viernes. El score de viabilidad compuesto alcanza 65/100 puntos.</w:t>
+        <w:t xml:space="preserve">El Golf · Las Condes (sector financiero), con VAN base de CLP 48.7 M, TIR de 39.0% y payback de 3.39 años. La localización aprovecha la concentración de oficinas clase A y A+, la proximidad a la estación El Golf de la Línea 1 del Metro, y el alto poder adquisitivo del entorno corporativo, generando un ticket esperado superior al promedio (CLP 4.500) compatible con un volumen de demanda de 95 combos diarios concentrado en horario laboral lunes a viernes. El score de viabilidad compuesto alcanza 65/100 puntos.</w:t>
       </w:r>
     </w:p>
     <w:p>

--- a/public/exports/Informe_Cafe_Combo_RM.docx
+++ b/public/exports/Informe_Cafe_Combo_RM.docx
@@ -184,7 +184,7 @@
           <w:sz w:val="22"/>
           <w:szCs w:val="22"/>
         </w:rPr>
-        <w:t xml:space="preserve">La inversión inicial total promedia CLP 44.5 millones (CLP 20.5 M en activos depreciables más capital de trabajo equivalente a 2,5 meses de egresos), con horizonte de evaluación de 5 años y valor terminal por múltiplo de EBITDA (3.5x). Tras la auditoría y corrección del modelo financiero —que ajusta los costos fijos al universo real del retail food chileno, incorpora la comisión de tarjetas, sustituye el valor terminal por perpetuidad creciente por uno de múltiplo conservador y eleva la tasa de descuento al riesgo medio sectorial (14.0%)— solo una de las siete localizaciones evaluadas es claramente recomendable: El Golf · Las Condes (VAN CLP 48.7 M, TIR 39.0%, payback 3.39 años). Las dos siguientes (Santiago Centro · Ahumada y Providencia · Pedro de Valdivia) presentan VAN positivo pero marginal, en el borde de la viabilidad económica.</w:t>
+        <w:t xml:space="preserve">La inversión inicial total promedia CLP 51.1 millones (CLP 20.5 M en activos depreciables más capital de trabajo equivalente a 2,5 meses de egresos), con horizonte de evaluación de 5 años y valor terminal por múltiplo de EBITDA (3.5x). Tras la auditoría y corrección del modelo financiero —que ajusta los costos fijos al universo real del retail food chileno, incorpora la comisión de tarjetas, sustituye el valor terminal por perpetuidad creciente por uno de múltiplo conservador y eleva la tasa de descuento al riesgo medio sectorial (14.0%)— solo una de las siete localizaciones evaluadas es claramente recomendable: El Golf · Las Condes (VAN CLP 161.7 M, TIR 62.5%, payback 2.57 años). Las dos siguientes (Providencia · Pedro de Valdivia y Apoquindo / El Bosque · Las Condes) presentan VAN positivo pero marginal, en el borde de la viabilidad económica.</w:t>
       </w:r>
     </w:p>
     <w:p>
@@ -1025,7 +1025,7 @@
           <w:sz w:val="22"/>
           <w:szCs w:val="22"/>
         </w:rPr>
-        <w:t xml:space="preserve">El conjunto de correcciones reduce el VAN de la ubicación ganadora desde CLP 543 millones a CLP 48.7 M, una magnitud coherente con benchmarks sectoriales para cafeterías independientes en zonas premium de la Región Metropolitana. La TIR se ajusta desde 119% a 39.0%, valor que sigue siendo atractivo respecto al costo de capital exigido pero ya no presenta el sesgo de "asset light" extremo del modelo original. El payback aumenta de 1,18 a 3.39 años, también dentro de rangos sectoriales razonables. Tras esta corrección, el ranking de localizaciones también cambia: solo una ubicación (El Golf) presenta veredicto de viabilidad económica positiva con resiliencia razonable; otras dos (Santiago Centro y Providencia) presentan VAN marginalmente positivo en el caso base pero no resisten el escenario pesimista; las cuatro restantes presentan VAN claramente negativo y se desestiman.</w:t>
+        <w:t xml:space="preserve">El conjunto de correcciones reduce el VAN de la ubicación ganadora desde CLP 543 millones a CLP 161.7 M, una magnitud coherente con benchmarks sectoriales para cafeterías independientes en zonas premium de la Región Metropolitana. La TIR se ajusta desde 119% a 62.5%, valor que sigue siendo atractivo respecto al costo de capital exigido pero ya no presenta el sesgo de "asset light" extremo del modelo original. El payback aumenta de 1,18 a 2.57 años, también dentro de rangos sectoriales razonables. Tras esta corrección, el ranking de localizaciones también cambia: solo una ubicación (El Golf) presenta veredicto de viabilidad económica positiva con resiliencia razonable; otras dos (Santiago Centro y Providencia) presentan VAN marginalmente positivo en el caso base pero no resisten el escenario pesimista; las cuatro restantes presentan VAN claramente negativo y se desestiman.</w:t>
       </w:r>
     </w:p>
     <w:p>
@@ -10598,99 +10598,99 @@
                 <w:sz w:val="18"/>
                 <w:szCs w:val="18"/>
               </w:rPr>
-              <w:t xml:space="preserve">CLP 48.7 M</w:t>
-            </w:r>
-          </w:p>
-        </w:tc>
-        <w:tc>
-          <w:tcPr>
-            <w:tcMar>
-              <w:top w:type="dxa" w:w="120"/>
-              <w:left w:type="dxa" w:w="100"/>
-              <w:bottom w:type="dxa" w:w="120"/>
-              <w:right w:type="dxa" w:w="100"/>
-            </w:tcMar>
-          </w:tcPr>
-          <w:p>
-            <w:pPr>
-              <w:jc w:val="left"/>
-            </w:pPr>
-            <w:r>
-              <w:rPr>
-                <w:rFonts w:ascii="Calibri" w:cs="Calibri" w:eastAsia="Calibri" w:hAnsi="Calibri"/>
-                <w:sz w:val="18"/>
-                <w:szCs w:val="18"/>
-              </w:rPr>
-              <w:t xml:space="preserve">39.0%</w:t>
-            </w:r>
-          </w:p>
-        </w:tc>
-        <w:tc>
-          <w:tcPr>
-            <w:tcMar>
-              <w:top w:type="dxa" w:w="120"/>
-              <w:left w:type="dxa" w:w="100"/>
-              <w:bottom w:type="dxa" w:w="120"/>
-              <w:right w:type="dxa" w:w="100"/>
-            </w:tcMar>
-          </w:tcPr>
-          <w:p>
-            <w:pPr>
-              <w:jc w:val="left"/>
-            </w:pPr>
-            <w:r>
-              <w:rPr>
-                <w:rFonts w:ascii="Calibri" w:cs="Calibri" w:eastAsia="Calibri" w:hAnsi="Calibri"/>
-                <w:sz w:val="18"/>
-                <w:szCs w:val="18"/>
-              </w:rPr>
-              <w:t xml:space="preserve">3.39 años</w:t>
-            </w:r>
-          </w:p>
-        </w:tc>
-        <w:tc>
-          <w:tcPr>
-            <w:tcMar>
-              <w:top w:type="dxa" w:w="120"/>
-              <w:left w:type="dxa" w:w="100"/>
-              <w:bottom w:type="dxa" w:w="120"/>
-              <w:right w:type="dxa" w:w="100"/>
-            </w:tcMar>
-          </w:tcPr>
-          <w:p>
-            <w:pPr>
-              <w:jc w:val="left"/>
-            </w:pPr>
-            <w:r>
-              <w:rPr>
-                <w:rFonts w:ascii="Calibri" w:cs="Calibri" w:eastAsia="Calibri" w:hAnsi="Calibri"/>
-                <w:sz w:val="18"/>
-                <w:szCs w:val="18"/>
-              </w:rPr>
-              <w:t xml:space="preserve">65 / 100</w:t>
-            </w:r>
-          </w:p>
-        </w:tc>
-        <w:tc>
-          <w:tcPr>
-            <w:tcMar>
-              <w:top w:type="dxa" w:w="120"/>
-              <w:left w:type="dxa" w:w="100"/>
-              <w:bottom w:type="dxa" w:w="120"/>
-              <w:right w:type="dxa" w:w="100"/>
-            </w:tcMar>
-          </w:tcPr>
-          <w:p>
-            <w:pPr>
-              <w:jc w:val="left"/>
-            </w:pPr>
-            <w:r>
-              <w:rPr>
-                <w:rFonts w:ascii="Calibri" w:cs="Calibri" w:eastAsia="Calibri" w:hAnsi="Calibri"/>
-                <w:sz w:val="18"/>
-                <w:szCs w:val="18"/>
-              </w:rPr>
-              <w:t xml:space="preserve">⚠ Aceptable con riesgo</w:t>
+              <w:t xml:space="preserve">CLP 161.7 M</w:t>
+            </w:r>
+          </w:p>
+        </w:tc>
+        <w:tc>
+          <w:tcPr>
+            <w:tcMar>
+              <w:top w:type="dxa" w:w="120"/>
+              <w:left w:type="dxa" w:w="100"/>
+              <w:bottom w:type="dxa" w:w="120"/>
+              <w:right w:type="dxa" w:w="100"/>
+            </w:tcMar>
+          </w:tcPr>
+          <w:p>
+            <w:pPr>
+              <w:jc w:val="left"/>
+            </w:pPr>
+            <w:r>
+              <w:rPr>
+                <w:rFonts w:ascii="Calibri" w:cs="Calibri" w:eastAsia="Calibri" w:hAnsi="Calibri"/>
+                <w:sz w:val="18"/>
+                <w:szCs w:val="18"/>
+              </w:rPr>
+              <w:t xml:space="preserve">62.5%</w:t>
+            </w:r>
+          </w:p>
+        </w:tc>
+        <w:tc>
+          <w:tcPr>
+            <w:tcMar>
+              <w:top w:type="dxa" w:w="120"/>
+              <w:left w:type="dxa" w:w="100"/>
+              <w:bottom w:type="dxa" w:w="120"/>
+              <w:right w:type="dxa" w:w="100"/>
+            </w:tcMar>
+          </w:tcPr>
+          <w:p>
+            <w:pPr>
+              <w:jc w:val="left"/>
+            </w:pPr>
+            <w:r>
+              <w:rPr>
+                <w:rFonts w:ascii="Calibri" w:cs="Calibri" w:eastAsia="Calibri" w:hAnsi="Calibri"/>
+                <w:sz w:val="18"/>
+                <w:szCs w:val="18"/>
+              </w:rPr>
+              <w:t xml:space="preserve">2.57 años</w:t>
+            </w:r>
+          </w:p>
+        </w:tc>
+        <w:tc>
+          <w:tcPr>
+            <w:tcMar>
+              <w:top w:type="dxa" w:w="120"/>
+              <w:left w:type="dxa" w:w="100"/>
+              <w:bottom w:type="dxa" w:w="120"/>
+              <w:right w:type="dxa" w:w="100"/>
+            </w:tcMar>
+          </w:tcPr>
+          <w:p>
+            <w:pPr>
+              <w:jc w:val="left"/>
+            </w:pPr>
+            <w:r>
+              <w:rPr>
+                <w:rFonts w:ascii="Calibri" w:cs="Calibri" w:eastAsia="Calibri" w:hAnsi="Calibri"/>
+                <w:sz w:val="18"/>
+                <w:szCs w:val="18"/>
+              </w:rPr>
+              <w:t xml:space="preserve">100 / 100</w:t>
+            </w:r>
+          </w:p>
+        </w:tc>
+        <w:tc>
+          <w:tcPr>
+            <w:tcMar>
+              <w:top w:type="dxa" w:w="120"/>
+              <w:left w:type="dxa" w:w="100"/>
+              <w:bottom w:type="dxa" w:w="120"/>
+              <w:right w:type="dxa" w:w="100"/>
+            </w:tcMar>
+          </w:tcPr>
+          <w:p>
+            <w:pPr>
+              <w:jc w:val="left"/>
+            </w:pPr>
+            <w:r>
+              <w:rPr>
+                <w:rFonts w:ascii="Calibri" w:cs="Calibri" w:eastAsia="Calibri" w:hAnsi="Calibri"/>
+                <w:sz w:val="18"/>
+                <w:szCs w:val="18"/>
+              </w:rPr>
+              <w:t xml:space="preserve">✓ Recomendado</w:t>
             </w:r>
           </w:p>
         </w:tc>
@@ -10718,122 +10718,122 @@
                 <w:sz w:val="18"/>
                 <w:szCs w:val="18"/>
               </w:rPr>
-              <w:t xml:space="preserve">Santiago Centro · Ahumada</w:t>
-            </w:r>
-          </w:p>
-        </w:tc>
-        <w:tc>
-          <w:tcPr>
-            <w:tcMar>
-              <w:top w:type="dxa" w:w="120"/>
-              <w:left w:type="dxa" w:w="100"/>
-              <w:bottom w:type="dxa" w:w="120"/>
-              <w:right w:type="dxa" w:w="100"/>
-            </w:tcMar>
-          </w:tcPr>
-          <w:p>
-            <w:pPr>
-              <w:jc w:val="left"/>
-            </w:pPr>
-            <w:r>
-              <w:rPr>
-                <w:rFonts w:ascii="Calibri" w:cs="Calibri" w:eastAsia="Calibri" w:hAnsi="Calibri"/>
-                <w:sz w:val="18"/>
-                <w:szCs w:val="18"/>
-              </w:rPr>
-              <w:t xml:space="preserve">CLP 3.6 M</w:t>
-            </w:r>
-          </w:p>
-        </w:tc>
-        <w:tc>
-          <w:tcPr>
-            <w:tcMar>
-              <w:top w:type="dxa" w:w="120"/>
-              <w:left w:type="dxa" w:w="100"/>
-              <w:bottom w:type="dxa" w:w="120"/>
-              <w:right w:type="dxa" w:w="100"/>
-            </w:tcMar>
-          </w:tcPr>
-          <w:p>
-            <w:pPr>
-              <w:jc w:val="left"/>
-            </w:pPr>
-            <w:r>
-              <w:rPr>
-                <w:rFonts w:ascii="Calibri" w:cs="Calibri" w:eastAsia="Calibri" w:hAnsi="Calibri"/>
-                <w:sz w:val="18"/>
-                <w:szCs w:val="18"/>
-              </w:rPr>
-              <w:t xml:space="preserve">16.1%</w:t>
-            </w:r>
-          </w:p>
-        </w:tc>
-        <w:tc>
-          <w:tcPr>
-            <w:tcMar>
-              <w:top w:type="dxa" w:w="120"/>
-              <w:left w:type="dxa" w:w="100"/>
-              <w:bottom w:type="dxa" w:w="120"/>
-              <w:right w:type="dxa" w:w="100"/>
-            </w:tcMar>
-          </w:tcPr>
-          <w:p>
-            <w:pPr>
-              <w:jc w:val="left"/>
-            </w:pPr>
-            <w:r>
-              <w:rPr>
-                <w:rFonts w:ascii="Calibri" w:cs="Calibri" w:eastAsia="Calibri" w:hAnsi="Calibri"/>
-                <w:sz w:val="18"/>
-                <w:szCs w:val="18"/>
-              </w:rPr>
-              <w:t xml:space="preserve">4.36 años</w:t>
-            </w:r>
-          </w:p>
-        </w:tc>
-        <w:tc>
-          <w:tcPr>
-            <w:tcMar>
-              <w:top w:type="dxa" w:w="120"/>
-              <w:left w:type="dxa" w:w="100"/>
-              <w:bottom w:type="dxa" w:w="120"/>
-              <w:right w:type="dxa" w:w="100"/>
-            </w:tcMar>
-          </w:tcPr>
-          <w:p>
-            <w:pPr>
-              <w:jc w:val="left"/>
-            </w:pPr>
-            <w:r>
-              <w:rPr>
-                <w:rFonts w:ascii="Calibri" w:cs="Calibri" w:eastAsia="Calibri" w:hAnsi="Calibri"/>
-                <w:sz w:val="18"/>
-                <w:szCs w:val="18"/>
-              </w:rPr>
-              <w:t xml:space="preserve">53 / 100</w:t>
-            </w:r>
-          </w:p>
-        </w:tc>
-        <w:tc>
-          <w:tcPr>
-            <w:tcMar>
-              <w:top w:type="dxa" w:w="120"/>
-              <w:left w:type="dxa" w:w="100"/>
-              <w:bottom w:type="dxa" w:w="120"/>
-              <w:right w:type="dxa" w:w="100"/>
-            </w:tcMar>
-          </w:tcPr>
-          <w:p>
-            <w:pPr>
-              <w:jc w:val="left"/>
-            </w:pPr>
-            <w:r>
-              <w:rPr>
-                <w:rFonts w:ascii="Calibri" w:cs="Calibri" w:eastAsia="Calibri" w:hAnsi="Calibri"/>
-                <w:sz w:val="18"/>
-                <w:szCs w:val="18"/>
-              </w:rPr>
-              <w:t xml:space="preserve">✗ No conviene</w:t>
+              <w:t xml:space="preserve">Providencia · Pedro de Valdivia</w:t>
+            </w:r>
+          </w:p>
+        </w:tc>
+        <w:tc>
+          <w:tcPr>
+            <w:tcMar>
+              <w:top w:type="dxa" w:w="120"/>
+              <w:left w:type="dxa" w:w="100"/>
+              <w:bottom w:type="dxa" w:w="120"/>
+              <w:right w:type="dxa" w:w="100"/>
+            </w:tcMar>
+          </w:tcPr>
+          <w:p>
+            <w:pPr>
+              <w:jc w:val="left"/>
+            </w:pPr>
+            <w:r>
+              <w:rPr>
+                <w:rFonts w:ascii="Calibri" w:cs="Calibri" w:eastAsia="Calibri" w:hAnsi="Calibri"/>
+                <w:sz w:val="18"/>
+                <w:szCs w:val="18"/>
+              </w:rPr>
+              <w:t xml:space="preserve">CLP 154.3 M</w:t>
+            </w:r>
+          </w:p>
+        </w:tc>
+        <w:tc>
+          <w:tcPr>
+            <w:tcMar>
+              <w:top w:type="dxa" w:w="120"/>
+              <w:left w:type="dxa" w:w="100"/>
+              <w:bottom w:type="dxa" w:w="120"/>
+              <w:right w:type="dxa" w:w="100"/>
+            </w:tcMar>
+          </w:tcPr>
+          <w:p>
+            <w:pPr>
+              <w:jc w:val="left"/>
+            </w:pPr>
+            <w:r>
+              <w:rPr>
+                <w:rFonts w:ascii="Calibri" w:cs="Calibri" w:eastAsia="Calibri" w:hAnsi="Calibri"/>
+                <w:sz w:val="18"/>
+                <w:szCs w:val="18"/>
+              </w:rPr>
+              <w:t xml:space="preserve">61.7%</w:t>
+            </w:r>
+          </w:p>
+        </w:tc>
+        <w:tc>
+          <w:tcPr>
+            <w:tcMar>
+              <w:top w:type="dxa" w:w="120"/>
+              <w:left w:type="dxa" w:w="100"/>
+              <w:bottom w:type="dxa" w:w="120"/>
+              <w:right w:type="dxa" w:w="100"/>
+            </w:tcMar>
+          </w:tcPr>
+          <w:p>
+            <w:pPr>
+              <w:jc w:val="left"/>
+            </w:pPr>
+            <w:r>
+              <w:rPr>
+                <w:rFonts w:ascii="Calibri" w:cs="Calibri" w:eastAsia="Calibri" w:hAnsi="Calibri"/>
+                <w:sz w:val="18"/>
+                <w:szCs w:val="18"/>
+              </w:rPr>
+              <w:t xml:space="preserve">2.58 años</w:t>
+            </w:r>
+          </w:p>
+        </w:tc>
+        <w:tc>
+          <w:tcPr>
+            <w:tcMar>
+              <w:top w:type="dxa" w:w="120"/>
+              <w:left w:type="dxa" w:w="100"/>
+              <w:bottom w:type="dxa" w:w="120"/>
+              <w:right w:type="dxa" w:w="100"/>
+            </w:tcMar>
+          </w:tcPr>
+          <w:p>
+            <w:pPr>
+              <w:jc w:val="left"/>
+            </w:pPr>
+            <w:r>
+              <w:rPr>
+                <w:rFonts w:ascii="Calibri" w:cs="Calibri" w:eastAsia="Calibri" w:hAnsi="Calibri"/>
+                <w:sz w:val="18"/>
+                <w:szCs w:val="18"/>
+              </w:rPr>
+              <w:t xml:space="preserve">100 / 100</w:t>
+            </w:r>
+          </w:p>
+        </w:tc>
+        <w:tc>
+          <w:tcPr>
+            <w:tcMar>
+              <w:top w:type="dxa" w:w="120"/>
+              <w:left w:type="dxa" w:w="100"/>
+              <w:bottom w:type="dxa" w:w="120"/>
+              <w:right w:type="dxa" w:w="100"/>
+            </w:tcMar>
+          </w:tcPr>
+          <w:p>
+            <w:pPr>
+              <w:jc w:val="left"/>
+            </w:pPr>
+            <w:r>
+              <w:rPr>
+                <w:rFonts w:ascii="Calibri" w:cs="Calibri" w:eastAsia="Calibri" w:hAnsi="Calibri"/>
+                <w:sz w:val="18"/>
+                <w:szCs w:val="18"/>
+              </w:rPr>
+              <w:t xml:space="preserve">✓ Recomendado</w:t>
             </w:r>
           </w:p>
         </w:tc>
@@ -10861,122 +10861,122 @@
                 <w:sz w:val="18"/>
                 <w:szCs w:val="18"/>
               </w:rPr>
-              <w:t xml:space="preserve">Providencia · Pedro de Valdivia</w:t>
-            </w:r>
-          </w:p>
-        </w:tc>
-        <w:tc>
-          <w:tcPr>
-            <w:tcMar>
-              <w:top w:type="dxa" w:w="120"/>
-              <w:left w:type="dxa" w:w="100"/>
-              <w:bottom w:type="dxa" w:w="120"/>
-              <w:right w:type="dxa" w:w="100"/>
-            </w:tcMar>
-          </w:tcPr>
-          <w:p>
-            <w:pPr>
-              <w:jc w:val="left"/>
-            </w:pPr>
-            <w:r>
-              <w:rPr>
-                <w:rFonts w:ascii="Calibri" w:cs="Calibri" w:eastAsia="Calibri" w:hAnsi="Calibri"/>
-                <w:sz w:val="18"/>
-                <w:szCs w:val="18"/>
-              </w:rPr>
-              <w:t xml:space="preserve">CLP 2.4 M</w:t>
-            </w:r>
-          </w:p>
-        </w:tc>
-        <w:tc>
-          <w:tcPr>
-            <w:tcMar>
-              <w:top w:type="dxa" w:w="120"/>
-              <w:left w:type="dxa" w:w="100"/>
-              <w:bottom w:type="dxa" w:w="120"/>
-              <w:right w:type="dxa" w:w="100"/>
-            </w:tcMar>
-          </w:tcPr>
-          <w:p>
-            <w:pPr>
-              <w:jc w:val="left"/>
-            </w:pPr>
-            <w:r>
-              <w:rPr>
-                <w:rFonts w:ascii="Calibri" w:cs="Calibri" w:eastAsia="Calibri" w:hAnsi="Calibri"/>
-                <w:sz w:val="18"/>
-                <w:szCs w:val="18"/>
-              </w:rPr>
-              <w:t xml:space="preserve">15.5%</w:t>
-            </w:r>
-          </w:p>
-        </w:tc>
-        <w:tc>
-          <w:tcPr>
-            <w:tcMar>
-              <w:top w:type="dxa" w:w="120"/>
-              <w:left w:type="dxa" w:w="100"/>
-              <w:bottom w:type="dxa" w:w="120"/>
-              <w:right w:type="dxa" w:w="100"/>
-            </w:tcMar>
-          </w:tcPr>
-          <w:p>
-            <w:pPr>
-              <w:jc w:val="left"/>
-            </w:pPr>
-            <w:r>
-              <w:rPr>
-                <w:rFonts w:ascii="Calibri" w:cs="Calibri" w:eastAsia="Calibri" w:hAnsi="Calibri"/>
-                <w:sz w:val="18"/>
-                <w:szCs w:val="18"/>
-              </w:rPr>
-              <w:t xml:space="preserve">4.38 años</w:t>
-            </w:r>
-          </w:p>
-        </w:tc>
-        <w:tc>
-          <w:tcPr>
-            <w:tcMar>
-              <w:top w:type="dxa" w:w="120"/>
-              <w:left w:type="dxa" w:w="100"/>
-              <w:bottom w:type="dxa" w:w="120"/>
-              <w:right w:type="dxa" w:w="100"/>
-            </w:tcMar>
-          </w:tcPr>
-          <w:p>
-            <w:pPr>
-              <w:jc w:val="left"/>
-            </w:pPr>
-            <w:r>
-              <w:rPr>
-                <w:rFonts w:ascii="Calibri" w:cs="Calibri" w:eastAsia="Calibri" w:hAnsi="Calibri"/>
-                <w:sz w:val="18"/>
-                <w:szCs w:val="18"/>
-              </w:rPr>
-              <w:t xml:space="preserve">51 / 100</w:t>
-            </w:r>
-          </w:p>
-        </w:tc>
-        <w:tc>
-          <w:tcPr>
-            <w:tcMar>
-              <w:top w:type="dxa" w:w="120"/>
-              <w:left w:type="dxa" w:w="100"/>
-              <w:bottom w:type="dxa" w:w="120"/>
-              <w:right w:type="dxa" w:w="100"/>
-            </w:tcMar>
-          </w:tcPr>
-          <w:p>
-            <w:pPr>
-              <w:jc w:val="left"/>
-            </w:pPr>
-            <w:r>
-              <w:rPr>
-                <w:rFonts w:ascii="Calibri" w:cs="Calibri" w:eastAsia="Calibri" w:hAnsi="Calibri"/>
-                <w:sz w:val="18"/>
-                <w:szCs w:val="18"/>
-              </w:rPr>
-              <w:t xml:space="preserve">✗ No conviene</w:t>
+              <w:t xml:space="preserve">Apoquindo / El Bosque · Las Condes</w:t>
+            </w:r>
+          </w:p>
+        </w:tc>
+        <w:tc>
+          <w:tcPr>
+            <w:tcMar>
+              <w:top w:type="dxa" w:w="120"/>
+              <w:left w:type="dxa" w:w="100"/>
+              <w:bottom w:type="dxa" w:w="120"/>
+              <w:right w:type="dxa" w:w="100"/>
+            </w:tcMar>
+          </w:tcPr>
+          <w:p>
+            <w:pPr>
+              <w:jc w:val="left"/>
+            </w:pPr>
+            <w:r>
+              <w:rPr>
+                <w:rFonts w:ascii="Calibri" w:cs="Calibri" w:eastAsia="Calibri" w:hAnsi="Calibri"/>
+                <w:sz w:val="18"/>
+                <w:szCs w:val="18"/>
+              </w:rPr>
+              <w:t xml:space="preserve">CLP 98.7 M</w:t>
+            </w:r>
+          </w:p>
+        </w:tc>
+        <w:tc>
+          <w:tcPr>
+            <w:tcMar>
+              <w:top w:type="dxa" w:w="120"/>
+              <w:left w:type="dxa" w:w="100"/>
+              <w:bottom w:type="dxa" w:w="120"/>
+              <w:right w:type="dxa" w:w="100"/>
+            </w:tcMar>
+          </w:tcPr>
+          <w:p>
+            <w:pPr>
+              <w:jc w:val="left"/>
+            </w:pPr>
+            <w:r>
+              <w:rPr>
+                <w:rFonts w:ascii="Calibri" w:cs="Calibri" w:eastAsia="Calibri" w:hAnsi="Calibri"/>
+                <w:sz w:val="18"/>
+                <w:szCs w:val="18"/>
+              </w:rPr>
+              <w:t xml:space="preserve">46.9%</w:t>
+            </w:r>
+          </w:p>
+        </w:tc>
+        <w:tc>
+          <w:tcPr>
+            <w:tcMar>
+              <w:top w:type="dxa" w:w="120"/>
+              <w:left w:type="dxa" w:w="100"/>
+              <w:bottom w:type="dxa" w:w="120"/>
+              <w:right w:type="dxa" w:w="100"/>
+            </w:tcMar>
+          </w:tcPr>
+          <w:p>
+            <w:pPr>
+              <w:jc w:val="left"/>
+            </w:pPr>
+            <w:r>
+              <w:rPr>
+                <w:rFonts w:ascii="Calibri" w:cs="Calibri" w:eastAsia="Calibri" w:hAnsi="Calibri"/>
+                <w:sz w:val="18"/>
+                <w:szCs w:val="18"/>
+              </w:rPr>
+              <w:t xml:space="preserve">3.30 años</w:t>
+            </w:r>
+          </w:p>
+        </w:tc>
+        <w:tc>
+          <w:tcPr>
+            <w:tcMar>
+              <w:top w:type="dxa" w:w="120"/>
+              <w:left w:type="dxa" w:w="100"/>
+              <w:bottom w:type="dxa" w:w="120"/>
+              <w:right w:type="dxa" w:w="100"/>
+            </w:tcMar>
+          </w:tcPr>
+          <w:p>
+            <w:pPr>
+              <w:jc w:val="left"/>
+            </w:pPr>
+            <w:r>
+              <w:rPr>
+                <w:rFonts w:ascii="Calibri" w:cs="Calibri" w:eastAsia="Calibri" w:hAnsi="Calibri"/>
+                <w:sz w:val="18"/>
+                <w:szCs w:val="18"/>
+              </w:rPr>
+              <w:t xml:space="preserve">65 / 100</w:t>
+            </w:r>
+          </w:p>
+        </w:tc>
+        <w:tc>
+          <w:tcPr>
+            <w:tcMar>
+              <w:top w:type="dxa" w:w="120"/>
+              <w:left w:type="dxa" w:w="100"/>
+              <w:bottom w:type="dxa" w:w="120"/>
+              <w:right w:type="dxa" w:w="100"/>
+            </w:tcMar>
+          </w:tcPr>
+          <w:p>
+            <w:pPr>
+              <w:jc w:val="left"/>
+            </w:pPr>
+            <w:r>
+              <w:rPr>
+                <w:rFonts w:ascii="Calibri" w:cs="Calibri" w:eastAsia="Calibri" w:hAnsi="Calibri"/>
+                <w:sz w:val="18"/>
+                <w:szCs w:val="18"/>
+              </w:rPr>
+              <w:t xml:space="preserve">⚠ Aceptable con riesgo</w:t>
             </w:r>
           </w:p>
         </w:tc>
@@ -11004,122 +11004,122 @@
                 <w:sz w:val="18"/>
                 <w:szCs w:val="18"/>
               </w:rPr>
-              <w:t xml:space="preserve">Apoquindo / El Bosque · Las Condes</w:t>
-            </w:r>
-          </w:p>
-        </w:tc>
-        <w:tc>
-          <w:tcPr>
-            <w:tcMar>
-              <w:top w:type="dxa" w:w="120"/>
-              <w:left w:type="dxa" w:w="100"/>
-              <w:bottom w:type="dxa" w:w="120"/>
-              <w:right w:type="dxa" w:w="100"/>
-            </w:tcMar>
-          </w:tcPr>
-          <w:p>
-            <w:pPr>
-              <w:jc w:val="left"/>
-            </w:pPr>
-            <w:r>
-              <w:rPr>
-                <w:rFonts w:ascii="Calibri" w:cs="Calibri" w:eastAsia="Calibri" w:hAnsi="Calibri"/>
-                <w:sz w:val="18"/>
-                <w:szCs w:val="18"/>
-              </w:rPr>
-              <w:t xml:space="preserve">−CLP 14.9 M</w:t>
-            </w:r>
-          </w:p>
-        </w:tc>
-        <w:tc>
-          <w:tcPr>
-            <w:tcMar>
-              <w:top w:type="dxa" w:w="120"/>
-              <w:left w:type="dxa" w:w="100"/>
-              <w:bottom w:type="dxa" w:w="120"/>
-              <w:right w:type="dxa" w:w="100"/>
-            </w:tcMar>
-          </w:tcPr>
-          <w:p>
-            <w:pPr>
-              <w:jc w:val="left"/>
-            </w:pPr>
-            <w:r>
-              <w:rPr>
-                <w:rFonts w:ascii="Calibri" w:cs="Calibri" w:eastAsia="Calibri" w:hAnsi="Calibri"/>
-                <w:sz w:val="18"/>
-                <w:szCs w:val="18"/>
-              </w:rPr>
-              <w:t xml:space="preserve">4.3%</w:t>
-            </w:r>
-          </w:p>
-        </w:tc>
-        <w:tc>
-          <w:tcPr>
-            <w:tcMar>
-              <w:top w:type="dxa" w:w="120"/>
-              <w:left w:type="dxa" w:w="100"/>
-              <w:bottom w:type="dxa" w:w="120"/>
-              <w:right w:type="dxa" w:w="100"/>
-            </w:tcMar>
-          </w:tcPr>
-          <w:p>
-            <w:pPr>
-              <w:jc w:val="left"/>
-            </w:pPr>
-            <w:r>
-              <w:rPr>
-                <w:rFonts w:ascii="Calibri" w:cs="Calibri" w:eastAsia="Calibri" w:hAnsi="Calibri"/>
-                <w:sz w:val="18"/>
-                <w:szCs w:val="18"/>
-              </w:rPr>
-              <w:t xml:space="preserve">4.79 años</w:t>
-            </w:r>
-          </w:p>
-        </w:tc>
-        <w:tc>
-          <w:tcPr>
-            <w:tcMar>
-              <w:top w:type="dxa" w:w="120"/>
-              <w:left w:type="dxa" w:w="100"/>
-              <w:bottom w:type="dxa" w:w="120"/>
-              <w:right w:type="dxa" w:w="100"/>
-            </w:tcMar>
-          </w:tcPr>
-          <w:p>
-            <w:pPr>
-              <w:jc w:val="left"/>
-            </w:pPr>
-            <w:r>
-              <w:rPr>
-                <w:rFonts w:ascii="Calibri" w:cs="Calibri" w:eastAsia="Calibri" w:hAnsi="Calibri"/>
-                <w:sz w:val="18"/>
-                <w:szCs w:val="18"/>
-              </w:rPr>
-              <w:t xml:space="preserve">37 / 100</w:t>
-            </w:r>
-          </w:p>
-        </w:tc>
-        <w:tc>
-          <w:tcPr>
-            <w:tcMar>
-              <w:top w:type="dxa" w:w="120"/>
-              <w:left w:type="dxa" w:w="100"/>
-              <w:bottom w:type="dxa" w:w="120"/>
-              <w:right w:type="dxa" w:w="100"/>
-            </w:tcMar>
-          </w:tcPr>
-          <w:p>
-            <w:pPr>
-              <w:jc w:val="left"/>
-            </w:pPr>
-            <w:r>
-              <w:rPr>
-                <w:rFonts w:ascii="Calibri" w:cs="Calibri" w:eastAsia="Calibri" w:hAnsi="Calibri"/>
-                <w:sz w:val="18"/>
-                <w:szCs w:val="18"/>
-              </w:rPr>
-              <w:t xml:space="preserve">✗ No conviene</w:t>
+              <w:t xml:space="preserve">Santiago Centro · Ahumada</w:t>
+            </w:r>
+          </w:p>
+        </w:tc>
+        <w:tc>
+          <w:tcPr>
+            <w:tcMar>
+              <w:top w:type="dxa" w:w="120"/>
+              <w:left w:type="dxa" w:w="100"/>
+              <w:bottom w:type="dxa" w:w="120"/>
+              <w:right w:type="dxa" w:w="100"/>
+            </w:tcMar>
+          </w:tcPr>
+          <w:p>
+            <w:pPr>
+              <w:jc w:val="left"/>
+            </w:pPr>
+            <w:r>
+              <w:rPr>
+                <w:rFonts w:ascii="Calibri" w:cs="Calibri" w:eastAsia="Calibri" w:hAnsi="Calibri"/>
+                <w:sz w:val="18"/>
+                <w:szCs w:val="18"/>
+              </w:rPr>
+              <w:t xml:space="preserve">CLP 87.1 M</w:t>
+            </w:r>
+          </w:p>
+        </w:tc>
+        <w:tc>
+          <w:tcPr>
+            <w:tcMar>
+              <w:top w:type="dxa" w:w="120"/>
+              <w:left w:type="dxa" w:w="100"/>
+              <w:bottom w:type="dxa" w:w="120"/>
+              <w:right w:type="dxa" w:w="100"/>
+            </w:tcMar>
+          </w:tcPr>
+          <w:p>
+            <w:pPr>
+              <w:jc w:val="left"/>
+            </w:pPr>
+            <w:r>
+              <w:rPr>
+                <w:rFonts w:ascii="Calibri" w:cs="Calibri" w:eastAsia="Calibri" w:hAnsi="Calibri"/>
+                <w:sz w:val="18"/>
+                <w:szCs w:val="18"/>
+              </w:rPr>
+              <w:t xml:space="preserve">43.3%</w:t>
+            </w:r>
+          </w:p>
+        </w:tc>
+        <w:tc>
+          <w:tcPr>
+            <w:tcMar>
+              <w:top w:type="dxa" w:w="120"/>
+              <w:left w:type="dxa" w:w="100"/>
+              <w:bottom w:type="dxa" w:w="120"/>
+              <w:right w:type="dxa" w:w="100"/>
+            </w:tcMar>
+          </w:tcPr>
+          <w:p>
+            <w:pPr>
+              <w:jc w:val="left"/>
+            </w:pPr>
+            <w:r>
+              <w:rPr>
+                <w:rFonts w:ascii="Calibri" w:cs="Calibri" w:eastAsia="Calibri" w:hAnsi="Calibri"/>
+                <w:sz w:val="18"/>
+                <w:szCs w:val="18"/>
+              </w:rPr>
+              <w:t xml:space="preserve">3.51 años</w:t>
+            </w:r>
+          </w:p>
+        </w:tc>
+        <w:tc>
+          <w:tcPr>
+            <w:tcMar>
+              <w:top w:type="dxa" w:w="120"/>
+              <w:left w:type="dxa" w:w="100"/>
+              <w:bottom w:type="dxa" w:w="120"/>
+              <w:right w:type="dxa" w:w="100"/>
+            </w:tcMar>
+          </w:tcPr>
+          <w:p>
+            <w:pPr>
+              <w:jc w:val="left"/>
+            </w:pPr>
+            <w:r>
+              <w:rPr>
+                <w:rFonts w:ascii="Calibri" w:cs="Calibri" w:eastAsia="Calibri" w:hAnsi="Calibri"/>
+                <w:sz w:val="18"/>
+                <w:szCs w:val="18"/>
+              </w:rPr>
+              <w:t xml:space="preserve">65 / 100</w:t>
+            </w:r>
+          </w:p>
+        </w:tc>
+        <w:tc>
+          <w:tcPr>
+            <w:tcMar>
+              <w:top w:type="dxa" w:w="120"/>
+              <w:left w:type="dxa" w:w="100"/>
+              <w:bottom w:type="dxa" w:w="120"/>
+              <w:right w:type="dxa" w:w="100"/>
+            </w:tcMar>
+          </w:tcPr>
+          <w:p>
+            <w:pPr>
+              <w:jc w:val="left"/>
+            </w:pPr>
+            <w:r>
+              <w:rPr>
+                <w:rFonts w:ascii="Calibri" w:cs="Calibri" w:eastAsia="Calibri" w:hAnsi="Calibri"/>
+                <w:sz w:val="18"/>
+                <w:szCs w:val="18"/>
+              </w:rPr>
+              <w:t xml:space="preserve">⚠ Aceptable con riesgo</w:t>
             </w:r>
           </w:p>
         </w:tc>
@@ -11147,122 +11147,122 @@
                 <w:sz w:val="18"/>
                 <w:szCs w:val="18"/>
               </w:rPr>
-              <w:t xml:space="preserve">Estación Central · USACH</w:t>
-            </w:r>
-          </w:p>
-        </w:tc>
-        <w:tc>
-          <w:tcPr>
-            <w:tcMar>
-              <w:top w:type="dxa" w:w="120"/>
-              <w:left w:type="dxa" w:w="100"/>
-              <w:bottom w:type="dxa" w:w="120"/>
-              <w:right w:type="dxa" w:w="100"/>
-            </w:tcMar>
-          </w:tcPr>
-          <w:p>
-            <w:pPr>
-              <w:jc w:val="left"/>
-            </w:pPr>
-            <w:r>
-              <w:rPr>
-                <w:rFonts w:ascii="Calibri" w:cs="Calibri" w:eastAsia="Calibri" w:hAnsi="Calibri"/>
-                <w:sz w:val="18"/>
-                <w:szCs w:val="18"/>
-              </w:rPr>
-              <w:t xml:space="preserve">−CLP 47.3 M</w:t>
-            </w:r>
-          </w:p>
-        </w:tc>
-        <w:tc>
-          <w:tcPr>
-            <w:tcMar>
-              <w:top w:type="dxa" w:w="120"/>
-              <w:left w:type="dxa" w:w="100"/>
-              <w:bottom w:type="dxa" w:w="120"/>
-              <w:right w:type="dxa" w:w="100"/>
-            </w:tcMar>
-          </w:tcPr>
-          <w:p>
-            <w:pPr>
-              <w:jc w:val="left"/>
-            </w:pPr>
-            <w:r>
-              <w:rPr>
-                <w:rFonts w:ascii="Calibri" w:cs="Calibri" w:eastAsia="Calibri" w:hAnsi="Calibri"/>
-                <w:sz w:val="18"/>
-                <w:szCs w:val="18"/>
-              </w:rPr>
-              <w:t xml:space="preserve">—</w:t>
-            </w:r>
-          </w:p>
-        </w:tc>
-        <w:tc>
-          <w:tcPr>
-            <w:tcMar>
-              <w:top w:type="dxa" w:w="120"/>
-              <w:left w:type="dxa" w:w="100"/>
-              <w:bottom w:type="dxa" w:w="120"/>
-              <w:right w:type="dxa" w:w="100"/>
-            </w:tcMar>
-          </w:tcPr>
-          <w:p>
-            <w:pPr>
-              <w:jc w:val="left"/>
-            </w:pPr>
-            <w:r>
-              <w:rPr>
-                <w:rFonts w:ascii="Calibri" w:cs="Calibri" w:eastAsia="Calibri" w:hAnsi="Calibri"/>
-                <w:sz w:val="18"/>
-                <w:szCs w:val="18"/>
-              </w:rPr>
-              <w:t xml:space="preserve">&gt; 5 años</w:t>
-            </w:r>
-          </w:p>
-        </w:tc>
-        <w:tc>
-          <w:tcPr>
-            <w:tcMar>
-              <w:top w:type="dxa" w:w="120"/>
-              <w:left w:type="dxa" w:w="100"/>
-              <w:bottom w:type="dxa" w:w="120"/>
-              <w:right w:type="dxa" w:w="100"/>
-            </w:tcMar>
-          </w:tcPr>
-          <w:p>
-            <w:pPr>
-              <w:jc w:val="left"/>
-            </w:pPr>
-            <w:r>
-              <w:rPr>
-                <w:rFonts w:ascii="Calibri" w:cs="Calibri" w:eastAsia="Calibri" w:hAnsi="Calibri"/>
-                <w:sz w:val="18"/>
-                <w:szCs w:val="18"/>
-              </w:rPr>
-              <w:t xml:space="preserve">5 / 100</w:t>
-            </w:r>
-          </w:p>
-        </w:tc>
-        <w:tc>
-          <w:tcPr>
-            <w:tcMar>
-              <w:top w:type="dxa" w:w="120"/>
-              <w:left w:type="dxa" w:w="100"/>
-              <w:bottom w:type="dxa" w:w="120"/>
-              <w:right w:type="dxa" w:w="100"/>
-            </w:tcMar>
-          </w:tcPr>
-          <w:p>
-            <w:pPr>
-              <w:jc w:val="left"/>
-            </w:pPr>
-            <w:r>
-              <w:rPr>
-                <w:rFonts w:ascii="Calibri" w:cs="Calibri" w:eastAsia="Calibri" w:hAnsi="Calibri"/>
-                <w:sz w:val="18"/>
-                <w:szCs w:val="18"/>
-              </w:rPr>
-              <w:t xml:space="preserve">✗ No conviene</w:t>
+              <w:t xml:space="preserve">Vitacura · Alonso de Córdova</w:t>
+            </w:r>
+          </w:p>
+        </w:tc>
+        <w:tc>
+          <w:tcPr>
+            <w:tcMar>
+              <w:top w:type="dxa" w:w="120"/>
+              <w:left w:type="dxa" w:w="100"/>
+              <w:bottom w:type="dxa" w:w="120"/>
+              <w:right w:type="dxa" w:w="100"/>
+            </w:tcMar>
+          </w:tcPr>
+          <w:p>
+            <w:pPr>
+              <w:jc w:val="left"/>
+            </w:pPr>
+            <w:r>
+              <w:rPr>
+                <w:rFonts w:ascii="Calibri" w:cs="Calibri" w:eastAsia="Calibri" w:hAnsi="Calibri"/>
+                <w:sz w:val="18"/>
+                <w:szCs w:val="18"/>
+              </w:rPr>
+              <w:t xml:space="preserve">CLP 46.3 M</w:t>
+            </w:r>
+          </w:p>
+        </w:tc>
+        <w:tc>
+          <w:tcPr>
+            <w:tcMar>
+              <w:top w:type="dxa" w:w="120"/>
+              <w:left w:type="dxa" w:w="100"/>
+              <w:bottom w:type="dxa" w:w="120"/>
+              <w:right w:type="dxa" w:w="100"/>
+            </w:tcMar>
+          </w:tcPr>
+          <w:p>
+            <w:pPr>
+              <w:jc w:val="left"/>
+            </w:pPr>
+            <w:r>
+              <w:rPr>
+                <w:rFonts w:ascii="Calibri" w:cs="Calibri" w:eastAsia="Calibri" w:hAnsi="Calibri"/>
+                <w:sz w:val="18"/>
+                <w:szCs w:val="18"/>
+              </w:rPr>
+              <w:t xml:space="preserve">31.2%</w:t>
+            </w:r>
+          </w:p>
+        </w:tc>
+        <w:tc>
+          <w:tcPr>
+            <w:tcMar>
+              <w:top w:type="dxa" w:w="120"/>
+              <w:left w:type="dxa" w:w="100"/>
+              <w:bottom w:type="dxa" w:w="120"/>
+              <w:right w:type="dxa" w:w="100"/>
+            </w:tcMar>
+          </w:tcPr>
+          <w:p>
+            <w:pPr>
+              <w:jc w:val="left"/>
+            </w:pPr>
+            <w:r>
+              <w:rPr>
+                <w:rFonts w:ascii="Calibri" w:cs="Calibri" w:eastAsia="Calibri" w:hAnsi="Calibri"/>
+                <w:sz w:val="18"/>
+                <w:szCs w:val="18"/>
+              </w:rPr>
+              <w:t xml:space="preserve">4.07 años</w:t>
+            </w:r>
+          </w:p>
+        </w:tc>
+        <w:tc>
+          <w:tcPr>
+            <w:tcMar>
+              <w:top w:type="dxa" w:w="120"/>
+              <w:left w:type="dxa" w:w="100"/>
+              <w:bottom w:type="dxa" w:w="120"/>
+              <w:right w:type="dxa" w:w="100"/>
+            </w:tcMar>
+          </w:tcPr>
+          <w:p>
+            <w:pPr>
+              <w:jc w:val="left"/>
+            </w:pPr>
+            <w:r>
+              <w:rPr>
+                <w:rFonts w:ascii="Calibri" w:cs="Calibri" w:eastAsia="Calibri" w:hAnsi="Calibri"/>
+                <w:sz w:val="18"/>
+                <w:szCs w:val="18"/>
+              </w:rPr>
+              <w:t xml:space="preserve">65 / 100</w:t>
+            </w:r>
+          </w:p>
+        </w:tc>
+        <w:tc>
+          <w:tcPr>
+            <w:tcMar>
+              <w:top w:type="dxa" w:w="120"/>
+              <w:left w:type="dxa" w:w="100"/>
+              <w:bottom w:type="dxa" w:w="120"/>
+              <w:right w:type="dxa" w:w="100"/>
+            </w:tcMar>
+          </w:tcPr>
+          <w:p>
+            <w:pPr>
+              <w:jc w:val="left"/>
+            </w:pPr>
+            <w:r>
+              <w:rPr>
+                <w:rFonts w:ascii="Calibri" w:cs="Calibri" w:eastAsia="Calibri" w:hAnsi="Calibri"/>
+                <w:sz w:val="18"/>
+                <w:szCs w:val="18"/>
+              </w:rPr>
+              <w:t xml:space="preserve">⚠ Aceptable con riesgo</w:t>
             </w:r>
           </w:p>
         </w:tc>
@@ -11290,122 +11290,122 @@
                 <w:sz w:val="18"/>
                 <w:szCs w:val="18"/>
               </w:rPr>
-              <w:t xml:space="preserve">Vitacura · Alonso de Córdova</w:t>
-            </w:r>
-          </w:p>
-        </w:tc>
-        <w:tc>
-          <w:tcPr>
-            <w:tcMar>
-              <w:top w:type="dxa" w:w="120"/>
-              <w:left w:type="dxa" w:w="100"/>
-              <w:bottom w:type="dxa" w:w="120"/>
-              <w:right w:type="dxa" w:w="100"/>
-            </w:tcMar>
-          </w:tcPr>
-          <w:p>
-            <w:pPr>
-              <w:jc w:val="left"/>
-            </w:pPr>
-            <w:r>
-              <w:rPr>
-                <w:rFonts w:ascii="Calibri" w:cs="Calibri" w:eastAsia="Calibri" w:hAnsi="Calibri"/>
-                <w:sz w:val="18"/>
-                <w:szCs w:val="18"/>
-              </w:rPr>
-              <w:t xml:space="preserve">−CLP 56.2 M</w:t>
-            </w:r>
-          </w:p>
-        </w:tc>
-        <w:tc>
-          <w:tcPr>
-            <w:tcMar>
-              <w:top w:type="dxa" w:w="120"/>
-              <w:left w:type="dxa" w:w="100"/>
-              <w:bottom w:type="dxa" w:w="120"/>
-              <w:right w:type="dxa" w:w="100"/>
-            </w:tcMar>
-          </w:tcPr>
-          <w:p>
-            <w:pPr>
-              <w:jc w:val="left"/>
-            </w:pPr>
-            <w:r>
-              <w:rPr>
-                <w:rFonts w:ascii="Calibri" w:cs="Calibri" w:eastAsia="Calibri" w:hAnsi="Calibri"/>
-                <w:sz w:val="18"/>
-                <w:szCs w:val="18"/>
-              </w:rPr>
-              <w:t xml:space="preserve">—</w:t>
-            </w:r>
-          </w:p>
-        </w:tc>
-        <w:tc>
-          <w:tcPr>
-            <w:tcMar>
-              <w:top w:type="dxa" w:w="120"/>
-              <w:left w:type="dxa" w:w="100"/>
-              <w:bottom w:type="dxa" w:w="120"/>
-              <w:right w:type="dxa" w:w="100"/>
-            </w:tcMar>
-          </w:tcPr>
-          <w:p>
-            <w:pPr>
-              <w:jc w:val="left"/>
-            </w:pPr>
-            <w:r>
-              <w:rPr>
-                <w:rFonts w:ascii="Calibri" w:cs="Calibri" w:eastAsia="Calibri" w:hAnsi="Calibri"/>
-                <w:sz w:val="18"/>
-                <w:szCs w:val="18"/>
-              </w:rPr>
-              <w:t xml:space="preserve">&gt; 5 años</w:t>
-            </w:r>
-          </w:p>
-        </w:tc>
-        <w:tc>
-          <w:tcPr>
-            <w:tcMar>
-              <w:top w:type="dxa" w:w="120"/>
-              <w:left w:type="dxa" w:w="100"/>
-              <w:bottom w:type="dxa" w:w="120"/>
-              <w:right w:type="dxa" w:w="100"/>
-            </w:tcMar>
-          </w:tcPr>
-          <w:p>
-            <w:pPr>
-              <w:jc w:val="left"/>
-            </w:pPr>
-            <w:r>
-              <w:rPr>
-                <w:rFonts w:ascii="Calibri" w:cs="Calibri" w:eastAsia="Calibri" w:hAnsi="Calibri"/>
-                <w:sz w:val="18"/>
-                <w:szCs w:val="18"/>
-              </w:rPr>
-              <w:t xml:space="preserve">0 / 100</w:t>
-            </w:r>
-          </w:p>
-        </w:tc>
-        <w:tc>
-          <w:tcPr>
-            <w:tcMar>
-              <w:top w:type="dxa" w:w="120"/>
-              <w:left w:type="dxa" w:w="100"/>
-              <w:bottom w:type="dxa" w:w="120"/>
-              <w:right w:type="dxa" w:w="100"/>
-            </w:tcMar>
-          </w:tcPr>
-          <w:p>
-            <w:pPr>
-              <w:jc w:val="left"/>
-            </w:pPr>
-            <w:r>
-              <w:rPr>
-                <w:rFonts w:ascii="Calibri" w:cs="Calibri" w:eastAsia="Calibri" w:hAnsi="Calibri"/>
-                <w:sz w:val="18"/>
-                <w:szCs w:val="18"/>
-              </w:rPr>
-              <w:t xml:space="preserve">✗ No conviene</w:t>
+              <w:t xml:space="preserve">Ñuñoa · Plaza Ñuñoa</w:t>
+            </w:r>
+          </w:p>
+        </w:tc>
+        <w:tc>
+          <w:tcPr>
+            <w:tcMar>
+              <w:top w:type="dxa" w:w="120"/>
+              <w:left w:type="dxa" w:w="100"/>
+              <w:bottom w:type="dxa" w:w="120"/>
+              <w:right w:type="dxa" w:w="100"/>
+            </w:tcMar>
+          </w:tcPr>
+          <w:p>
+            <w:pPr>
+              <w:jc w:val="left"/>
+            </w:pPr>
+            <w:r>
+              <w:rPr>
+                <w:rFonts w:ascii="Calibri" w:cs="Calibri" w:eastAsia="Calibri" w:hAnsi="Calibri"/>
+                <w:sz w:val="18"/>
+                <w:szCs w:val="18"/>
+              </w:rPr>
+              <w:t xml:space="preserve">CLP 27.5 M</w:t>
+            </w:r>
+          </w:p>
+        </w:tc>
+        <w:tc>
+          <w:tcPr>
+            <w:tcMar>
+              <w:top w:type="dxa" w:w="120"/>
+              <w:left w:type="dxa" w:w="100"/>
+              <w:bottom w:type="dxa" w:w="120"/>
+              <w:right w:type="dxa" w:w="100"/>
+            </w:tcMar>
+          </w:tcPr>
+          <w:p>
+            <w:pPr>
+              <w:jc w:val="left"/>
+            </w:pPr>
+            <w:r>
+              <w:rPr>
+                <w:rFonts w:ascii="Calibri" w:cs="Calibri" w:eastAsia="Calibri" w:hAnsi="Calibri"/>
+                <w:sz w:val="18"/>
+                <w:szCs w:val="18"/>
+              </w:rPr>
+              <w:t xml:space="preserve">25.2%</w:t>
+            </w:r>
+          </w:p>
+        </w:tc>
+        <w:tc>
+          <w:tcPr>
+            <w:tcMar>
+              <w:top w:type="dxa" w:w="120"/>
+              <w:left w:type="dxa" w:w="100"/>
+              <w:bottom w:type="dxa" w:w="120"/>
+              <w:right w:type="dxa" w:w="100"/>
+            </w:tcMar>
+          </w:tcPr>
+          <w:p>
+            <w:pPr>
+              <w:jc w:val="left"/>
+            </w:pPr>
+            <w:r>
+              <w:rPr>
+                <w:rFonts w:ascii="Calibri" w:cs="Calibri" w:eastAsia="Calibri" w:hAnsi="Calibri"/>
+                <w:sz w:val="18"/>
+                <w:szCs w:val="18"/>
+              </w:rPr>
+              <w:t xml:space="preserve">4.18 años</w:t>
+            </w:r>
+          </w:p>
+        </w:tc>
+        <w:tc>
+          <w:tcPr>
+            <w:tcMar>
+              <w:top w:type="dxa" w:w="120"/>
+              <w:left w:type="dxa" w:w="100"/>
+              <w:bottom w:type="dxa" w:w="120"/>
+              <w:right w:type="dxa" w:w="100"/>
+            </w:tcMar>
+          </w:tcPr>
+          <w:p>
+            <w:pPr>
+              <w:jc w:val="left"/>
+            </w:pPr>
+            <w:r>
+              <w:rPr>
+                <w:rFonts w:ascii="Calibri" w:cs="Calibri" w:eastAsia="Calibri" w:hAnsi="Calibri"/>
+                <w:sz w:val="18"/>
+                <w:szCs w:val="18"/>
+              </w:rPr>
+              <w:t xml:space="preserve">65 / 100</w:t>
+            </w:r>
+          </w:p>
+        </w:tc>
+        <w:tc>
+          <w:tcPr>
+            <w:tcMar>
+              <w:top w:type="dxa" w:w="120"/>
+              <w:left w:type="dxa" w:w="100"/>
+              <w:bottom w:type="dxa" w:w="120"/>
+              <w:right w:type="dxa" w:w="100"/>
+            </w:tcMar>
+          </w:tcPr>
+          <w:p>
+            <w:pPr>
+              <w:jc w:val="left"/>
+            </w:pPr>
+            <w:r>
+              <w:rPr>
+                <w:rFonts w:ascii="Calibri" w:cs="Calibri" w:eastAsia="Calibri" w:hAnsi="Calibri"/>
+                <w:sz w:val="18"/>
+                <w:szCs w:val="18"/>
+              </w:rPr>
+              <w:t xml:space="preserve">⚠ Aceptable con riesgo</w:t>
             </w:r>
           </w:p>
         </w:tc>
@@ -11433,99 +11433,99 @@
                 <w:sz w:val="18"/>
                 <w:szCs w:val="18"/>
               </w:rPr>
-              <w:t xml:space="preserve">Ñuñoa · Plaza Ñuñoa</w:t>
-            </w:r>
-          </w:p>
-        </w:tc>
-        <w:tc>
-          <w:tcPr>
-            <w:tcMar>
-              <w:top w:type="dxa" w:w="120"/>
-              <w:left w:type="dxa" w:w="100"/>
-              <w:bottom w:type="dxa" w:w="120"/>
-              <w:right w:type="dxa" w:w="100"/>
-            </w:tcMar>
-          </w:tcPr>
-          <w:p>
-            <w:pPr>
-              <w:jc w:val="left"/>
-            </w:pPr>
-            <w:r>
-              <w:rPr>
-                <w:rFonts w:ascii="Calibri" w:cs="Calibri" w:eastAsia="Calibri" w:hAnsi="Calibri"/>
-                <w:sz w:val="18"/>
-                <w:szCs w:val="18"/>
-              </w:rPr>
-              <w:t xml:space="preserve">−CLP 63.3 M</w:t>
-            </w:r>
-          </w:p>
-        </w:tc>
-        <w:tc>
-          <w:tcPr>
-            <w:tcMar>
-              <w:top w:type="dxa" w:w="120"/>
-              <w:left w:type="dxa" w:w="100"/>
-              <w:bottom w:type="dxa" w:w="120"/>
-              <w:right w:type="dxa" w:w="100"/>
-            </w:tcMar>
-          </w:tcPr>
-          <w:p>
-            <w:pPr>
-              <w:jc w:val="left"/>
-            </w:pPr>
-            <w:r>
-              <w:rPr>
-                <w:rFonts w:ascii="Calibri" w:cs="Calibri" w:eastAsia="Calibri" w:hAnsi="Calibri"/>
-                <w:sz w:val="18"/>
-                <w:szCs w:val="18"/>
-              </w:rPr>
-              <w:t xml:space="preserve">—</w:t>
-            </w:r>
-          </w:p>
-        </w:tc>
-        <w:tc>
-          <w:tcPr>
-            <w:tcMar>
-              <w:top w:type="dxa" w:w="120"/>
-              <w:left w:type="dxa" w:w="100"/>
-              <w:bottom w:type="dxa" w:w="120"/>
-              <w:right w:type="dxa" w:w="100"/>
-            </w:tcMar>
-          </w:tcPr>
-          <w:p>
-            <w:pPr>
-              <w:jc w:val="left"/>
-            </w:pPr>
-            <w:r>
-              <w:rPr>
-                <w:rFonts w:ascii="Calibri" w:cs="Calibri" w:eastAsia="Calibri" w:hAnsi="Calibri"/>
-                <w:sz w:val="18"/>
-                <w:szCs w:val="18"/>
-              </w:rPr>
-              <w:t xml:space="preserve">&gt; 5 años</w:t>
-            </w:r>
-          </w:p>
-        </w:tc>
-        <w:tc>
-          <w:tcPr>
-            <w:tcMar>
-              <w:top w:type="dxa" w:w="120"/>
-              <w:left w:type="dxa" w:w="100"/>
-              <w:bottom w:type="dxa" w:w="120"/>
-              <w:right w:type="dxa" w:w="100"/>
-            </w:tcMar>
-          </w:tcPr>
-          <w:p>
-            <w:pPr>
-              <w:jc w:val="left"/>
-            </w:pPr>
-            <w:r>
-              <w:rPr>
-                <w:rFonts w:ascii="Calibri" w:cs="Calibri" w:eastAsia="Calibri" w:hAnsi="Calibri"/>
-                <w:sz w:val="18"/>
-                <w:szCs w:val="18"/>
-              </w:rPr>
-              <w:t xml:space="preserve">0 / 100</w:t>
+              <w:t xml:space="preserve">Estación Central · USACH</w:t>
+            </w:r>
+          </w:p>
+        </w:tc>
+        <w:tc>
+          <w:tcPr>
+            <w:tcMar>
+              <w:top w:type="dxa" w:w="120"/>
+              <w:left w:type="dxa" w:w="100"/>
+              <w:bottom w:type="dxa" w:w="120"/>
+              <w:right w:type="dxa" w:w="100"/>
+            </w:tcMar>
+          </w:tcPr>
+          <w:p>
+            <w:pPr>
+              <w:jc w:val="left"/>
+            </w:pPr>
+            <w:r>
+              <w:rPr>
+                <w:rFonts w:ascii="Calibri" w:cs="Calibri" w:eastAsia="Calibri" w:hAnsi="Calibri"/>
+                <w:sz w:val="18"/>
+                <w:szCs w:val="18"/>
+              </w:rPr>
+              <w:t xml:space="preserve">−CLP 23.5 M</w:t>
+            </w:r>
+          </w:p>
+        </w:tc>
+        <w:tc>
+          <w:tcPr>
+            <w:tcMar>
+              <w:top w:type="dxa" w:w="120"/>
+              <w:left w:type="dxa" w:w="100"/>
+              <w:bottom w:type="dxa" w:w="120"/>
+              <w:right w:type="dxa" w:w="100"/>
+            </w:tcMar>
+          </w:tcPr>
+          <w:p>
+            <w:pPr>
+              <w:jc w:val="left"/>
+            </w:pPr>
+            <w:r>
+              <w:rPr>
+                <w:rFonts w:ascii="Calibri" w:cs="Calibri" w:eastAsia="Calibri" w:hAnsi="Calibri"/>
+                <w:sz w:val="18"/>
+                <w:szCs w:val="18"/>
+              </w:rPr>
+              <w:t xml:space="preserve">3.0%</w:t>
+            </w:r>
+          </w:p>
+        </w:tc>
+        <w:tc>
+          <w:tcPr>
+            <w:tcMar>
+              <w:top w:type="dxa" w:w="120"/>
+              <w:left w:type="dxa" w:w="100"/>
+              <w:bottom w:type="dxa" w:w="120"/>
+              <w:right w:type="dxa" w:w="100"/>
+            </w:tcMar>
+          </w:tcPr>
+          <w:p>
+            <w:pPr>
+              <w:jc w:val="left"/>
+            </w:pPr>
+            <w:r>
+              <w:rPr>
+                <w:rFonts w:ascii="Calibri" w:cs="Calibri" w:eastAsia="Calibri" w:hAnsi="Calibri"/>
+                <w:sz w:val="18"/>
+                <w:szCs w:val="18"/>
+              </w:rPr>
+              <w:t xml:space="preserve">4.86 años</w:t>
+            </w:r>
+          </w:p>
+        </w:tc>
+        <w:tc>
+          <w:tcPr>
+            <w:tcMar>
+              <w:top w:type="dxa" w:w="120"/>
+              <w:left w:type="dxa" w:w="100"/>
+              <w:bottom w:type="dxa" w:w="120"/>
+              <w:right w:type="dxa" w:w="100"/>
+            </w:tcMar>
+          </w:tcPr>
+          <w:p>
+            <w:pPr>
+              <w:jc w:val="left"/>
+            </w:pPr>
+            <w:r>
+              <w:rPr>
+                <w:rFonts w:ascii="Calibri" w:cs="Calibri" w:eastAsia="Calibri" w:hAnsi="Calibri"/>
+                <w:sz w:val="18"/>
+                <w:szCs w:val="18"/>
+              </w:rPr>
+              <w:t xml:space="preserve">38 / 100</w:t>
             </w:r>
           </w:p>
         </w:tc>
@@ -11599,7 +11599,7 @@
           <w:sz w:val="22"/>
           <w:szCs w:val="22"/>
         </w:rPr>
-        <w:t xml:space="preserve">Solo una de las siete localizaciones evaluadas presenta veredicto recomendable bajo el modelo corregido: El Golf · Las Condes, con VAN base de CLP 48.7 M, TIR de 39.0% y payback de 3.39 años. La condición que distingue a esta zona del resto es la combinación de ticket alto sostenible (CLP 4.500) y volumen estable concentrado en horario laboral, que genera un EBITDA del primer año superior a CLP 14.2 M, suficiente para cubrir la estructura de costos fijos elevada del retail food.</w:t>
+        <w:t xml:space="preserve">Solo una de las siete localizaciones evaluadas presenta veredicto recomendable bajo el modelo corregido: El Golf · Las Condes, con VAN base de CLP 161.7 M, TIR de 62.5% y payback de 2.57 años. La condición que distingue a esta zona del resto es la combinación de ticket alto sostenible (CLP 4.500) y volumen estable concentrado en horario laboral, que genera un EBITDA del primer año superior a CLP 5.6 M, suficiente para cubrir la estructura de costos fijos elevada del retail food.</w:t>
       </w:r>
     </w:p>
     <w:p>
@@ -11613,7 +11613,7 @@
           <w:sz w:val="22"/>
           <w:szCs w:val="22"/>
         </w:rPr>
-        <w:t xml:space="preserve">Las dos siguientes ubicaciones (Santiago Centro · Ahumada y Providencia · Pedro de Valdivia) presentan VAN positivo pero marginal (CLP 3.6 M y CLP 2.4 M respectivamente). Aunque sus TIRs superan el costo de capital, ambos casos requieren ser examinados con cautela porque el escenario pesimista —caída del 35-40% en demanda— destruye su VAN. En la práctica, esto significa que el margen de seguridad operacional es estrecho y dependen críticamente de mantener el volumen proyectado.</w:t>
+        <w:t xml:space="preserve">Las dos siguientes ubicaciones (Providencia · Pedro de Valdivia y Apoquindo / El Bosque · Las Condes) presentan VAN positivo pero marginal (CLP 154.3 M y CLP 98.7 M respectivamente). Aunque sus TIRs superan el costo de capital, ambos casos requieren ser examinados con cautela porque el escenario pesimista —caída del 35-40% en demanda— destruye su VAN. En la práctica, esto significa que el margen de seguridad operacional es estrecho y dependen críticamente de mantener el volumen proyectado.</w:t>
       </w:r>
     </w:p>
     <w:p>
@@ -15129,7 +15129,7 @@
           <w:sz w:val="20"/>
           <w:szCs w:val="20"/>
         </w:rPr>
-        <w:t xml:space="preserve">El Golf · Las Condes (sector financiero), con VAN base de CLP 48.7 M, TIR de 39.0% y payback de 3.39 años. La localización aprovecha la concentración de oficinas clase A y A+, la proximidad a la estación El Golf de la Línea 1 del Metro, y el alto poder adquisitivo del entorno corporativo, generando un ticket esperado superior al promedio (CLP 4.500) compatible con un volumen de demanda de 95 combos diarios concentrado en horario laboral lunes a viernes. El score de viabilidad compuesto alcanza 65/100 puntos.</w:t>
+        <w:t xml:space="preserve">El Golf · Las Condes (sector financiero), con VAN base de CLP 161.7 M, TIR de 62.5% y payback de 2.57 años. La localización aprovecha la concentración de oficinas clase A y A+, la proximidad a la estación El Golf de la Línea 1 del Metro, y el alto poder adquisitivo del entorno corporativo, generando un ticket esperado superior al promedio (CLP 4.500) compatible con un volumen de demanda de 154 combos diarios concentrado en horario laboral lunes a viernes. El score de viabilidad compuesto alcanza 100/100 puntos.</w:t>
       </w:r>
     </w:p>
     <w:p>

--- a/public/exports/Informe_Cafe_Combo_RM.docx
+++ b/public/exports/Informe_Cafe_Combo_RM.docx
@@ -184,7 +184,7 @@
           <w:sz w:val="22"/>
           <w:szCs w:val="22"/>
         </w:rPr>
-        <w:t xml:space="preserve">La inversión inicial total promedia CLP 51.1 millones (CLP 20.5 M en activos depreciables más capital de trabajo equivalente a 2,5 meses de egresos), con horizonte de evaluación de 5 años y valor terminal por múltiplo de EBITDA (3.5x). Tras la auditoría y corrección del modelo financiero —que ajusta los costos fijos al universo real del retail food chileno, incorpora la comisión de tarjetas, sustituye el valor terminal por perpetuidad creciente por uno de múltiplo conservador y eleva la tasa de descuento al riesgo medio sectorial (14.0%)— solo una de las siete localizaciones evaluadas es claramente recomendable: El Golf · Las Condes (VAN CLP 161.7 M, TIR 62.5%, payback 2.57 años). Las dos siguientes (Providencia · Pedro de Valdivia y Apoquindo / El Bosque · Las Condes) presentan VAN positivo pero marginal, en el borde de la viabilidad económica.</w:t>
+        <w:t xml:space="preserve">La inversión inicial total promedia CLP 49.0 millones (CLP 20.5 M en activos depreciables más capital de trabajo equivalente a 2,5 meses de egresos), con horizonte de evaluación de 5 años y valor terminal por múltiplo de EBITDA (3.5x). Tras la auditoría y corrección del modelo financiero —que ajusta los costos fijos al universo real del retail food chileno, incorpora la comisión de tarjetas, sustituye el valor terminal por perpetuidad creciente por uno de múltiplo conservador y eleva la tasa de descuento al riesgo medio sectorial (14.0%)— solo una de las siete localizaciones evaluadas es claramente recomendable: El Golf · Las Condes (VAN CLP 107.2 M, TIR 49.0%, payback 3.21 años). Las dos siguientes (Providencia · Pedro de Valdivia y Vitacura · Alonso de Córdova) presentan VAN positivo pero marginal, en el borde de la viabilidad económica.</w:t>
       </w:r>
     </w:p>
     <w:p>
@@ -1025,7 +1025,7 @@
           <w:sz w:val="22"/>
           <w:szCs w:val="22"/>
         </w:rPr>
-        <w:t xml:space="preserve">El conjunto de correcciones reduce el VAN de la ubicación ganadora desde CLP 543 millones a CLP 161.7 M, una magnitud coherente con benchmarks sectoriales para cafeterías independientes en zonas premium de la Región Metropolitana. La TIR se ajusta desde 119% a 62.5%, valor que sigue siendo atractivo respecto al costo de capital exigido pero ya no presenta el sesgo de "asset light" extremo del modelo original. El payback aumenta de 1,18 a 2.57 años, también dentro de rangos sectoriales razonables. Tras esta corrección, el ranking de localizaciones también cambia: solo una ubicación (El Golf) presenta veredicto de viabilidad económica positiva con resiliencia razonable; otras dos (Santiago Centro y Providencia) presentan VAN marginalmente positivo en el caso base pero no resisten el escenario pesimista; las cuatro restantes presentan VAN claramente negativo y se desestiman.</w:t>
+        <w:t xml:space="preserve">El conjunto de correcciones reduce el VAN de la ubicación ganadora desde CLP 543 millones a CLP 107.2 M, una magnitud coherente con benchmarks sectoriales para cafeterías independientes en zonas premium de la Región Metropolitana. La TIR se ajusta desde 119% a 49.0%, valor que sigue siendo atractivo respecto al costo de capital exigido pero ya no presenta el sesgo de "asset light" extremo del modelo original. El payback aumenta de 1,18 a 3.21 años, también dentro de rangos sectoriales razonables. Tras esta corrección, el ranking de localizaciones también cambia: solo una ubicación (El Golf) presenta veredicto de viabilidad económica positiva con resiliencia razonable; otras dos (Santiago Centro y Providencia) presentan VAN marginalmente positivo en el caso base pero no resisten el escenario pesimista; las cuatro restantes presentan VAN claramente negativo y se desestiman.</w:t>
       </w:r>
     </w:p>
     <w:p>
@@ -10598,99 +10598,99 @@
                 <w:sz w:val="18"/>
                 <w:szCs w:val="18"/>
               </w:rPr>
-              <w:t xml:space="preserve">CLP 161.7 M</w:t>
-            </w:r>
-          </w:p>
-        </w:tc>
-        <w:tc>
-          <w:tcPr>
-            <w:tcMar>
-              <w:top w:type="dxa" w:w="120"/>
-              <w:left w:type="dxa" w:w="100"/>
-              <w:bottom w:type="dxa" w:w="120"/>
-              <w:right w:type="dxa" w:w="100"/>
-            </w:tcMar>
-          </w:tcPr>
-          <w:p>
-            <w:pPr>
-              <w:jc w:val="left"/>
-            </w:pPr>
-            <w:r>
-              <w:rPr>
-                <w:rFonts w:ascii="Calibri" w:cs="Calibri" w:eastAsia="Calibri" w:hAnsi="Calibri"/>
-                <w:sz w:val="18"/>
-                <w:szCs w:val="18"/>
-              </w:rPr>
-              <w:t xml:space="preserve">62.5%</w:t>
-            </w:r>
-          </w:p>
-        </w:tc>
-        <w:tc>
-          <w:tcPr>
-            <w:tcMar>
-              <w:top w:type="dxa" w:w="120"/>
-              <w:left w:type="dxa" w:w="100"/>
-              <w:bottom w:type="dxa" w:w="120"/>
-              <w:right w:type="dxa" w:w="100"/>
-            </w:tcMar>
-          </w:tcPr>
-          <w:p>
-            <w:pPr>
-              <w:jc w:val="left"/>
-            </w:pPr>
-            <w:r>
-              <w:rPr>
-                <w:rFonts w:ascii="Calibri" w:cs="Calibri" w:eastAsia="Calibri" w:hAnsi="Calibri"/>
-                <w:sz w:val="18"/>
-                <w:szCs w:val="18"/>
-              </w:rPr>
-              <w:t xml:space="preserve">2.57 años</w:t>
-            </w:r>
-          </w:p>
-        </w:tc>
-        <w:tc>
-          <w:tcPr>
-            <w:tcMar>
-              <w:top w:type="dxa" w:w="120"/>
-              <w:left w:type="dxa" w:w="100"/>
-              <w:bottom w:type="dxa" w:w="120"/>
-              <w:right w:type="dxa" w:w="100"/>
-            </w:tcMar>
-          </w:tcPr>
-          <w:p>
-            <w:pPr>
-              <w:jc w:val="left"/>
-            </w:pPr>
-            <w:r>
-              <w:rPr>
-                <w:rFonts w:ascii="Calibri" w:cs="Calibri" w:eastAsia="Calibri" w:hAnsi="Calibri"/>
-                <w:sz w:val="18"/>
-                <w:szCs w:val="18"/>
-              </w:rPr>
-              <w:t xml:space="preserve">100 / 100</w:t>
-            </w:r>
-          </w:p>
-        </w:tc>
-        <w:tc>
-          <w:tcPr>
-            <w:tcMar>
-              <w:top w:type="dxa" w:w="120"/>
-              <w:left w:type="dxa" w:w="100"/>
-              <w:bottom w:type="dxa" w:w="120"/>
-              <w:right w:type="dxa" w:w="100"/>
-            </w:tcMar>
-          </w:tcPr>
-          <w:p>
-            <w:pPr>
-              <w:jc w:val="left"/>
-            </w:pPr>
-            <w:r>
-              <w:rPr>
-                <w:rFonts w:ascii="Calibri" w:cs="Calibri" w:eastAsia="Calibri" w:hAnsi="Calibri"/>
-                <w:sz w:val="18"/>
-                <w:szCs w:val="18"/>
-              </w:rPr>
-              <w:t xml:space="preserve">✓ Recomendado</w:t>
+              <w:t xml:space="preserve">CLP 107.2 M</w:t>
+            </w:r>
+          </w:p>
+        </w:tc>
+        <w:tc>
+          <w:tcPr>
+            <w:tcMar>
+              <w:top w:type="dxa" w:w="120"/>
+              <w:left w:type="dxa" w:w="100"/>
+              <w:bottom w:type="dxa" w:w="120"/>
+              <w:right w:type="dxa" w:w="100"/>
+            </w:tcMar>
+          </w:tcPr>
+          <w:p>
+            <w:pPr>
+              <w:jc w:val="left"/>
+            </w:pPr>
+            <w:r>
+              <w:rPr>
+                <w:rFonts w:ascii="Calibri" w:cs="Calibri" w:eastAsia="Calibri" w:hAnsi="Calibri"/>
+                <w:sz w:val="18"/>
+                <w:szCs w:val="18"/>
+              </w:rPr>
+              <w:t xml:space="preserve">49.0%</w:t>
+            </w:r>
+          </w:p>
+        </w:tc>
+        <w:tc>
+          <w:tcPr>
+            <w:tcMar>
+              <w:top w:type="dxa" w:w="120"/>
+              <w:left w:type="dxa" w:w="100"/>
+              <w:bottom w:type="dxa" w:w="120"/>
+              <w:right w:type="dxa" w:w="100"/>
+            </w:tcMar>
+          </w:tcPr>
+          <w:p>
+            <w:pPr>
+              <w:jc w:val="left"/>
+            </w:pPr>
+            <w:r>
+              <w:rPr>
+                <w:rFonts w:ascii="Calibri" w:cs="Calibri" w:eastAsia="Calibri" w:hAnsi="Calibri"/>
+                <w:sz w:val="18"/>
+                <w:szCs w:val="18"/>
+              </w:rPr>
+              <w:t xml:space="preserve">3.21 años</w:t>
+            </w:r>
+          </w:p>
+        </w:tc>
+        <w:tc>
+          <w:tcPr>
+            <w:tcMar>
+              <w:top w:type="dxa" w:w="120"/>
+              <w:left w:type="dxa" w:w="100"/>
+              <w:bottom w:type="dxa" w:w="120"/>
+              <w:right w:type="dxa" w:w="100"/>
+            </w:tcMar>
+          </w:tcPr>
+          <w:p>
+            <w:pPr>
+              <w:jc w:val="left"/>
+            </w:pPr>
+            <w:r>
+              <w:rPr>
+                <w:rFonts w:ascii="Calibri" w:cs="Calibri" w:eastAsia="Calibri" w:hAnsi="Calibri"/>
+                <w:sz w:val="18"/>
+                <w:szCs w:val="18"/>
+              </w:rPr>
+              <w:t xml:space="preserve">65 / 100</w:t>
+            </w:r>
+          </w:p>
+        </w:tc>
+        <w:tc>
+          <w:tcPr>
+            <w:tcMar>
+              <w:top w:type="dxa" w:w="120"/>
+              <w:left w:type="dxa" w:w="100"/>
+              <w:bottom w:type="dxa" w:w="120"/>
+              <w:right w:type="dxa" w:w="100"/>
+            </w:tcMar>
+          </w:tcPr>
+          <w:p>
+            <w:pPr>
+              <w:jc w:val="left"/>
+            </w:pPr>
+            <w:r>
+              <w:rPr>
+                <w:rFonts w:ascii="Calibri" w:cs="Calibri" w:eastAsia="Calibri" w:hAnsi="Calibri"/>
+                <w:sz w:val="18"/>
+                <w:szCs w:val="18"/>
+              </w:rPr>
+              <w:t xml:space="preserve">⚠ Aceptable con riesgo</w:t>
             </w:r>
           </w:p>
         </w:tc>
@@ -10741,99 +10741,99 @@
                 <w:sz w:val="18"/>
                 <w:szCs w:val="18"/>
               </w:rPr>
-              <w:t xml:space="preserve">CLP 154.3 M</w:t>
-            </w:r>
-          </w:p>
-        </w:tc>
-        <w:tc>
-          <w:tcPr>
-            <w:tcMar>
-              <w:top w:type="dxa" w:w="120"/>
-              <w:left w:type="dxa" w:w="100"/>
-              <w:bottom w:type="dxa" w:w="120"/>
-              <w:right w:type="dxa" w:w="100"/>
-            </w:tcMar>
-          </w:tcPr>
-          <w:p>
-            <w:pPr>
-              <w:jc w:val="left"/>
-            </w:pPr>
-            <w:r>
-              <w:rPr>
-                <w:rFonts w:ascii="Calibri" w:cs="Calibri" w:eastAsia="Calibri" w:hAnsi="Calibri"/>
-                <w:sz w:val="18"/>
-                <w:szCs w:val="18"/>
-              </w:rPr>
-              <w:t xml:space="preserve">61.7%</w:t>
-            </w:r>
-          </w:p>
-        </w:tc>
-        <w:tc>
-          <w:tcPr>
-            <w:tcMar>
-              <w:top w:type="dxa" w:w="120"/>
-              <w:left w:type="dxa" w:w="100"/>
-              <w:bottom w:type="dxa" w:w="120"/>
-              <w:right w:type="dxa" w:w="100"/>
-            </w:tcMar>
-          </w:tcPr>
-          <w:p>
-            <w:pPr>
-              <w:jc w:val="left"/>
-            </w:pPr>
-            <w:r>
-              <w:rPr>
-                <w:rFonts w:ascii="Calibri" w:cs="Calibri" w:eastAsia="Calibri" w:hAnsi="Calibri"/>
-                <w:sz w:val="18"/>
-                <w:szCs w:val="18"/>
-              </w:rPr>
-              <w:t xml:space="preserve">2.58 años</w:t>
-            </w:r>
-          </w:p>
-        </w:tc>
-        <w:tc>
-          <w:tcPr>
-            <w:tcMar>
-              <w:top w:type="dxa" w:w="120"/>
-              <w:left w:type="dxa" w:w="100"/>
-              <w:bottom w:type="dxa" w:w="120"/>
-              <w:right w:type="dxa" w:w="100"/>
-            </w:tcMar>
-          </w:tcPr>
-          <w:p>
-            <w:pPr>
-              <w:jc w:val="left"/>
-            </w:pPr>
-            <w:r>
-              <w:rPr>
-                <w:rFonts w:ascii="Calibri" w:cs="Calibri" w:eastAsia="Calibri" w:hAnsi="Calibri"/>
-                <w:sz w:val="18"/>
-                <w:szCs w:val="18"/>
-              </w:rPr>
-              <w:t xml:space="preserve">100 / 100</w:t>
-            </w:r>
-          </w:p>
-        </w:tc>
-        <w:tc>
-          <w:tcPr>
-            <w:tcMar>
-              <w:top w:type="dxa" w:w="120"/>
-              <w:left w:type="dxa" w:w="100"/>
-              <w:bottom w:type="dxa" w:w="120"/>
-              <w:right w:type="dxa" w:w="100"/>
-            </w:tcMar>
-          </w:tcPr>
-          <w:p>
-            <w:pPr>
-              <w:jc w:val="left"/>
-            </w:pPr>
-            <w:r>
-              <w:rPr>
-                <w:rFonts w:ascii="Calibri" w:cs="Calibri" w:eastAsia="Calibri" w:hAnsi="Calibri"/>
-                <w:sz w:val="18"/>
-                <w:szCs w:val="18"/>
-              </w:rPr>
-              <w:t xml:space="preserve">✓ Recomendado</w:t>
+              <w:t xml:space="preserve">CLP 46.1 M</w:t>
+            </w:r>
+          </w:p>
+        </w:tc>
+        <w:tc>
+          <w:tcPr>
+            <w:tcMar>
+              <w:top w:type="dxa" w:w="120"/>
+              <w:left w:type="dxa" w:w="100"/>
+              <w:bottom w:type="dxa" w:w="120"/>
+              <w:right w:type="dxa" w:w="100"/>
+            </w:tcMar>
+          </w:tcPr>
+          <w:p>
+            <w:pPr>
+              <w:jc w:val="left"/>
+            </w:pPr>
+            <w:r>
+              <w:rPr>
+                <w:rFonts w:ascii="Calibri" w:cs="Calibri" w:eastAsia="Calibri" w:hAnsi="Calibri"/>
+                <w:sz w:val="18"/>
+                <w:szCs w:val="18"/>
+              </w:rPr>
+              <w:t xml:space="preserve">31.5%</w:t>
+            </w:r>
+          </w:p>
+        </w:tc>
+        <w:tc>
+          <w:tcPr>
+            <w:tcMar>
+              <w:top w:type="dxa" w:w="120"/>
+              <w:left w:type="dxa" w:w="100"/>
+              <w:bottom w:type="dxa" w:w="120"/>
+              <w:right w:type="dxa" w:w="100"/>
+            </w:tcMar>
+          </w:tcPr>
+          <w:p>
+            <w:pPr>
+              <w:jc w:val="left"/>
+            </w:pPr>
+            <w:r>
+              <w:rPr>
+                <w:rFonts w:ascii="Calibri" w:cs="Calibri" w:eastAsia="Calibri" w:hAnsi="Calibri"/>
+                <w:sz w:val="18"/>
+                <w:szCs w:val="18"/>
+              </w:rPr>
+              <w:t xml:space="preserve">4.07 años</w:t>
+            </w:r>
+          </w:p>
+        </w:tc>
+        <w:tc>
+          <w:tcPr>
+            <w:tcMar>
+              <w:top w:type="dxa" w:w="120"/>
+              <w:left w:type="dxa" w:w="100"/>
+              <w:bottom w:type="dxa" w:w="120"/>
+              <w:right w:type="dxa" w:w="100"/>
+            </w:tcMar>
+          </w:tcPr>
+          <w:p>
+            <w:pPr>
+              <w:jc w:val="left"/>
+            </w:pPr>
+            <w:r>
+              <w:rPr>
+                <w:rFonts w:ascii="Calibri" w:cs="Calibri" w:eastAsia="Calibri" w:hAnsi="Calibri"/>
+                <w:sz w:val="18"/>
+                <w:szCs w:val="18"/>
+              </w:rPr>
+              <w:t xml:space="preserve">65 / 100</w:t>
+            </w:r>
+          </w:p>
+        </w:tc>
+        <w:tc>
+          <w:tcPr>
+            <w:tcMar>
+              <w:top w:type="dxa" w:w="120"/>
+              <w:left w:type="dxa" w:w="100"/>
+              <w:bottom w:type="dxa" w:w="120"/>
+              <w:right w:type="dxa" w:w="100"/>
+            </w:tcMar>
+          </w:tcPr>
+          <w:p>
+            <w:pPr>
+              <w:jc w:val="left"/>
+            </w:pPr>
+            <w:r>
+              <w:rPr>
+                <w:rFonts w:ascii="Calibri" w:cs="Calibri" w:eastAsia="Calibri" w:hAnsi="Calibri"/>
+                <w:sz w:val="18"/>
+                <w:szCs w:val="18"/>
+              </w:rPr>
+              <w:t xml:space="preserve">⚠ Aceptable con riesgo</w:t>
             </w:r>
           </w:p>
         </w:tc>
@@ -10861,76 +10861,76 @@
                 <w:sz w:val="18"/>
                 <w:szCs w:val="18"/>
               </w:rPr>
-              <w:t xml:space="preserve">Apoquindo / El Bosque · Las Condes</w:t>
-            </w:r>
-          </w:p>
-        </w:tc>
-        <w:tc>
-          <w:tcPr>
-            <w:tcMar>
-              <w:top w:type="dxa" w:w="120"/>
-              <w:left w:type="dxa" w:w="100"/>
-              <w:bottom w:type="dxa" w:w="120"/>
-              <w:right w:type="dxa" w:w="100"/>
-            </w:tcMar>
-          </w:tcPr>
-          <w:p>
-            <w:pPr>
-              <w:jc w:val="left"/>
-            </w:pPr>
-            <w:r>
-              <w:rPr>
-                <w:rFonts w:ascii="Calibri" w:cs="Calibri" w:eastAsia="Calibri" w:hAnsi="Calibri"/>
-                <w:sz w:val="18"/>
-                <w:szCs w:val="18"/>
-              </w:rPr>
-              <w:t xml:space="preserve">CLP 98.7 M</w:t>
-            </w:r>
-          </w:p>
-        </w:tc>
-        <w:tc>
-          <w:tcPr>
-            <w:tcMar>
-              <w:top w:type="dxa" w:w="120"/>
-              <w:left w:type="dxa" w:w="100"/>
-              <w:bottom w:type="dxa" w:w="120"/>
-              <w:right w:type="dxa" w:w="100"/>
-            </w:tcMar>
-          </w:tcPr>
-          <w:p>
-            <w:pPr>
-              <w:jc w:val="left"/>
-            </w:pPr>
-            <w:r>
-              <w:rPr>
-                <w:rFonts w:ascii="Calibri" w:cs="Calibri" w:eastAsia="Calibri" w:hAnsi="Calibri"/>
-                <w:sz w:val="18"/>
-                <w:szCs w:val="18"/>
-              </w:rPr>
-              <w:t xml:space="preserve">46.9%</w:t>
-            </w:r>
-          </w:p>
-        </w:tc>
-        <w:tc>
-          <w:tcPr>
-            <w:tcMar>
-              <w:top w:type="dxa" w:w="120"/>
-              <w:left w:type="dxa" w:w="100"/>
-              <w:bottom w:type="dxa" w:w="120"/>
-              <w:right w:type="dxa" w:w="100"/>
-            </w:tcMar>
-          </w:tcPr>
-          <w:p>
-            <w:pPr>
-              <w:jc w:val="left"/>
-            </w:pPr>
-            <w:r>
-              <w:rPr>
-                <w:rFonts w:ascii="Calibri" w:cs="Calibri" w:eastAsia="Calibri" w:hAnsi="Calibri"/>
-                <w:sz w:val="18"/>
-                <w:szCs w:val="18"/>
-              </w:rPr>
-              <w:t xml:space="preserve">3.30 años</w:t>
+              <w:t xml:space="preserve">Vitacura · Alonso de Córdova</w:t>
+            </w:r>
+          </w:p>
+        </w:tc>
+        <w:tc>
+          <w:tcPr>
+            <w:tcMar>
+              <w:top w:type="dxa" w:w="120"/>
+              <w:left w:type="dxa" w:w="100"/>
+              <w:bottom w:type="dxa" w:w="120"/>
+              <w:right w:type="dxa" w:w="100"/>
+            </w:tcMar>
+          </w:tcPr>
+          <w:p>
+            <w:pPr>
+              <w:jc w:val="left"/>
+            </w:pPr>
+            <w:r>
+              <w:rPr>
+                <w:rFonts w:ascii="Calibri" w:cs="Calibri" w:eastAsia="Calibri" w:hAnsi="Calibri"/>
+                <w:sz w:val="18"/>
+                <w:szCs w:val="18"/>
+              </w:rPr>
+              <w:t xml:space="preserve">CLP 41.0 M</w:t>
+            </w:r>
+          </w:p>
+        </w:tc>
+        <w:tc>
+          <w:tcPr>
+            <w:tcMar>
+              <w:top w:type="dxa" w:w="120"/>
+              <w:left w:type="dxa" w:w="100"/>
+              <w:bottom w:type="dxa" w:w="120"/>
+              <w:right w:type="dxa" w:w="100"/>
+            </w:tcMar>
+          </w:tcPr>
+          <w:p>
+            <w:pPr>
+              <w:jc w:val="left"/>
+            </w:pPr>
+            <w:r>
+              <w:rPr>
+                <w:rFonts w:ascii="Calibri" w:cs="Calibri" w:eastAsia="Calibri" w:hAnsi="Calibri"/>
+                <w:sz w:val="18"/>
+                <w:szCs w:val="18"/>
+              </w:rPr>
+              <w:t xml:space="preserve">29.4%</w:t>
+            </w:r>
+          </w:p>
+        </w:tc>
+        <w:tc>
+          <w:tcPr>
+            <w:tcMar>
+              <w:top w:type="dxa" w:w="120"/>
+              <w:left w:type="dxa" w:w="100"/>
+              <w:bottom w:type="dxa" w:w="120"/>
+              <w:right w:type="dxa" w:w="100"/>
+            </w:tcMar>
+          </w:tcPr>
+          <w:p>
+            <w:pPr>
+              <w:jc w:val="left"/>
+            </w:pPr>
+            <w:r>
+              <w:rPr>
+                <w:rFonts w:ascii="Calibri" w:cs="Calibri" w:eastAsia="Calibri" w:hAnsi="Calibri"/>
+                <w:sz w:val="18"/>
+                <w:szCs w:val="18"/>
+              </w:rPr>
+              <w:t xml:space="preserve">4.10 años</w:t>
             </w:r>
           </w:p>
         </w:tc>
@@ -11004,76 +11004,76 @@
                 <w:sz w:val="18"/>
                 <w:szCs w:val="18"/>
               </w:rPr>
-              <w:t xml:space="preserve">Santiago Centro · Ahumada</w:t>
-            </w:r>
-          </w:p>
-        </w:tc>
-        <w:tc>
-          <w:tcPr>
-            <w:tcMar>
-              <w:top w:type="dxa" w:w="120"/>
-              <w:left w:type="dxa" w:w="100"/>
-              <w:bottom w:type="dxa" w:w="120"/>
-              <w:right w:type="dxa" w:w="100"/>
-            </w:tcMar>
-          </w:tcPr>
-          <w:p>
-            <w:pPr>
-              <w:jc w:val="left"/>
-            </w:pPr>
-            <w:r>
-              <w:rPr>
-                <w:rFonts w:ascii="Calibri" w:cs="Calibri" w:eastAsia="Calibri" w:hAnsi="Calibri"/>
-                <w:sz w:val="18"/>
-                <w:szCs w:val="18"/>
-              </w:rPr>
-              <w:t xml:space="preserve">CLP 87.1 M</w:t>
-            </w:r>
-          </w:p>
-        </w:tc>
-        <w:tc>
-          <w:tcPr>
-            <w:tcMar>
-              <w:top w:type="dxa" w:w="120"/>
-              <w:left w:type="dxa" w:w="100"/>
-              <w:bottom w:type="dxa" w:w="120"/>
-              <w:right w:type="dxa" w:w="100"/>
-            </w:tcMar>
-          </w:tcPr>
-          <w:p>
-            <w:pPr>
-              <w:jc w:val="left"/>
-            </w:pPr>
-            <w:r>
-              <w:rPr>
-                <w:rFonts w:ascii="Calibri" w:cs="Calibri" w:eastAsia="Calibri" w:hAnsi="Calibri"/>
-                <w:sz w:val="18"/>
-                <w:szCs w:val="18"/>
-              </w:rPr>
-              <w:t xml:space="preserve">43.3%</w:t>
-            </w:r>
-          </w:p>
-        </w:tc>
-        <w:tc>
-          <w:tcPr>
-            <w:tcMar>
-              <w:top w:type="dxa" w:w="120"/>
-              <w:left w:type="dxa" w:w="100"/>
-              <w:bottom w:type="dxa" w:w="120"/>
-              <w:right w:type="dxa" w:w="100"/>
-            </w:tcMar>
-          </w:tcPr>
-          <w:p>
-            <w:pPr>
-              <w:jc w:val="left"/>
-            </w:pPr>
-            <w:r>
-              <w:rPr>
-                <w:rFonts w:ascii="Calibri" w:cs="Calibri" w:eastAsia="Calibri" w:hAnsi="Calibri"/>
-                <w:sz w:val="18"/>
-                <w:szCs w:val="18"/>
-              </w:rPr>
-              <w:t xml:space="preserve">3.51 años</w:t>
+              <w:t xml:space="preserve">Ñuñoa · Plaza Ñuñoa</w:t>
+            </w:r>
+          </w:p>
+        </w:tc>
+        <w:tc>
+          <w:tcPr>
+            <w:tcMar>
+              <w:top w:type="dxa" w:w="120"/>
+              <w:left w:type="dxa" w:w="100"/>
+              <w:bottom w:type="dxa" w:w="120"/>
+              <w:right w:type="dxa" w:w="100"/>
+            </w:tcMar>
+          </w:tcPr>
+          <w:p>
+            <w:pPr>
+              <w:jc w:val="left"/>
+            </w:pPr>
+            <w:r>
+              <w:rPr>
+                <w:rFonts w:ascii="Calibri" w:cs="Calibri" w:eastAsia="Calibri" w:hAnsi="Calibri"/>
+                <w:sz w:val="18"/>
+                <w:szCs w:val="18"/>
+              </w:rPr>
+              <w:t xml:space="preserve">CLP 27.5 M</w:t>
+            </w:r>
+          </w:p>
+        </w:tc>
+        <w:tc>
+          <w:tcPr>
+            <w:tcMar>
+              <w:top w:type="dxa" w:w="120"/>
+              <w:left w:type="dxa" w:w="100"/>
+              <w:bottom w:type="dxa" w:w="120"/>
+              <w:right w:type="dxa" w:w="100"/>
+            </w:tcMar>
+          </w:tcPr>
+          <w:p>
+            <w:pPr>
+              <w:jc w:val="left"/>
+            </w:pPr>
+            <w:r>
+              <w:rPr>
+                <w:rFonts w:ascii="Calibri" w:cs="Calibri" w:eastAsia="Calibri" w:hAnsi="Calibri"/>
+                <w:sz w:val="18"/>
+                <w:szCs w:val="18"/>
+              </w:rPr>
+              <w:t xml:space="preserve">25.2%</w:t>
+            </w:r>
+          </w:p>
+        </w:tc>
+        <w:tc>
+          <w:tcPr>
+            <w:tcMar>
+              <w:top w:type="dxa" w:w="120"/>
+              <w:left w:type="dxa" w:w="100"/>
+              <w:bottom w:type="dxa" w:w="120"/>
+              <w:right w:type="dxa" w:w="100"/>
+            </w:tcMar>
+          </w:tcPr>
+          <w:p>
+            <w:pPr>
+              <w:jc w:val="left"/>
+            </w:pPr>
+            <w:r>
+              <w:rPr>
+                <w:rFonts w:ascii="Calibri" w:cs="Calibri" w:eastAsia="Calibri" w:hAnsi="Calibri"/>
+                <w:sz w:val="18"/>
+                <w:szCs w:val="18"/>
+              </w:rPr>
+              <w:t xml:space="preserve">4.18 años</w:t>
             </w:r>
           </w:p>
         </w:tc>
@@ -11147,76 +11147,76 @@
                 <w:sz w:val="18"/>
                 <w:szCs w:val="18"/>
               </w:rPr>
-              <w:t xml:space="preserve">Vitacura · Alonso de Córdova</w:t>
-            </w:r>
-          </w:p>
-        </w:tc>
-        <w:tc>
-          <w:tcPr>
-            <w:tcMar>
-              <w:top w:type="dxa" w:w="120"/>
-              <w:left w:type="dxa" w:w="100"/>
-              <w:bottom w:type="dxa" w:w="120"/>
-              <w:right w:type="dxa" w:w="100"/>
-            </w:tcMar>
-          </w:tcPr>
-          <w:p>
-            <w:pPr>
-              <w:jc w:val="left"/>
-            </w:pPr>
-            <w:r>
-              <w:rPr>
-                <w:rFonts w:ascii="Calibri" w:cs="Calibri" w:eastAsia="Calibri" w:hAnsi="Calibri"/>
-                <w:sz w:val="18"/>
-                <w:szCs w:val="18"/>
-              </w:rPr>
-              <w:t xml:space="preserve">CLP 46.3 M</w:t>
-            </w:r>
-          </w:p>
-        </w:tc>
-        <w:tc>
-          <w:tcPr>
-            <w:tcMar>
-              <w:top w:type="dxa" w:w="120"/>
-              <w:left w:type="dxa" w:w="100"/>
-              <w:bottom w:type="dxa" w:w="120"/>
-              <w:right w:type="dxa" w:w="100"/>
-            </w:tcMar>
-          </w:tcPr>
-          <w:p>
-            <w:pPr>
-              <w:jc w:val="left"/>
-            </w:pPr>
-            <w:r>
-              <w:rPr>
-                <w:rFonts w:ascii="Calibri" w:cs="Calibri" w:eastAsia="Calibri" w:hAnsi="Calibri"/>
-                <w:sz w:val="18"/>
-                <w:szCs w:val="18"/>
-              </w:rPr>
-              <w:t xml:space="preserve">31.2%</w:t>
-            </w:r>
-          </w:p>
-        </w:tc>
-        <w:tc>
-          <w:tcPr>
-            <w:tcMar>
-              <w:top w:type="dxa" w:w="120"/>
-              <w:left w:type="dxa" w:w="100"/>
-              <w:bottom w:type="dxa" w:w="120"/>
-              <w:right w:type="dxa" w:w="100"/>
-            </w:tcMar>
-          </w:tcPr>
-          <w:p>
-            <w:pPr>
-              <w:jc w:val="left"/>
-            </w:pPr>
-            <w:r>
-              <w:rPr>
-                <w:rFonts w:ascii="Calibri" w:cs="Calibri" w:eastAsia="Calibri" w:hAnsi="Calibri"/>
-                <w:sz w:val="18"/>
-                <w:szCs w:val="18"/>
-              </w:rPr>
-              <w:t xml:space="preserve">4.07 años</w:t>
+              <w:t xml:space="preserve">Apoquindo / El Bosque · Las Condes</w:t>
+            </w:r>
+          </w:p>
+        </w:tc>
+        <w:tc>
+          <w:tcPr>
+            <w:tcMar>
+              <w:top w:type="dxa" w:w="120"/>
+              <w:left w:type="dxa" w:w="100"/>
+              <w:bottom w:type="dxa" w:w="120"/>
+              <w:right w:type="dxa" w:w="100"/>
+            </w:tcMar>
+          </w:tcPr>
+          <w:p>
+            <w:pPr>
+              <w:jc w:val="left"/>
+            </w:pPr>
+            <w:r>
+              <w:rPr>
+                <w:rFonts w:ascii="Calibri" w:cs="Calibri" w:eastAsia="Calibri" w:hAnsi="Calibri"/>
+                <w:sz w:val="18"/>
+                <w:szCs w:val="18"/>
+              </w:rPr>
+              <w:t xml:space="preserve">CLP 24.7 M</w:t>
+            </w:r>
+          </w:p>
+        </w:tc>
+        <w:tc>
+          <w:tcPr>
+            <w:tcMar>
+              <w:top w:type="dxa" w:w="120"/>
+              <w:left w:type="dxa" w:w="100"/>
+              <w:bottom w:type="dxa" w:w="120"/>
+              <w:right w:type="dxa" w:w="100"/>
+            </w:tcMar>
+          </w:tcPr>
+          <w:p>
+            <w:pPr>
+              <w:jc w:val="left"/>
+            </w:pPr>
+            <w:r>
+              <w:rPr>
+                <w:rFonts w:ascii="Calibri" w:cs="Calibri" w:eastAsia="Calibri" w:hAnsi="Calibri"/>
+                <w:sz w:val="18"/>
+                <w:szCs w:val="18"/>
+              </w:rPr>
+              <w:t xml:space="preserve">23.6%</w:t>
+            </w:r>
+          </w:p>
+        </w:tc>
+        <w:tc>
+          <w:tcPr>
+            <w:tcMar>
+              <w:top w:type="dxa" w:w="120"/>
+              <w:left w:type="dxa" w:w="100"/>
+              <w:bottom w:type="dxa" w:w="120"/>
+              <w:right w:type="dxa" w:w="100"/>
+            </w:tcMar>
+          </w:tcPr>
+          <w:p>
+            <w:pPr>
+              <w:jc w:val="left"/>
+            </w:pPr>
+            <w:r>
+              <w:rPr>
+                <w:rFonts w:ascii="Calibri" w:cs="Calibri" w:eastAsia="Calibri" w:hAnsi="Calibri"/>
+                <w:sz w:val="18"/>
+                <w:szCs w:val="18"/>
+              </w:rPr>
+              <w:t xml:space="preserve">4.21 años</w:t>
             </w:r>
           </w:p>
         </w:tc>
@@ -11290,122 +11290,122 @@
                 <w:sz w:val="18"/>
                 <w:szCs w:val="18"/>
               </w:rPr>
-              <w:t xml:space="preserve">Ñuñoa · Plaza Ñuñoa</w:t>
-            </w:r>
-          </w:p>
-        </w:tc>
-        <w:tc>
-          <w:tcPr>
-            <w:tcMar>
-              <w:top w:type="dxa" w:w="120"/>
-              <w:left w:type="dxa" w:w="100"/>
-              <w:bottom w:type="dxa" w:w="120"/>
-              <w:right w:type="dxa" w:w="100"/>
-            </w:tcMar>
-          </w:tcPr>
-          <w:p>
-            <w:pPr>
-              <w:jc w:val="left"/>
-            </w:pPr>
-            <w:r>
-              <w:rPr>
-                <w:rFonts w:ascii="Calibri" w:cs="Calibri" w:eastAsia="Calibri" w:hAnsi="Calibri"/>
-                <w:sz w:val="18"/>
-                <w:szCs w:val="18"/>
-              </w:rPr>
-              <w:t xml:space="preserve">CLP 27.5 M</w:t>
-            </w:r>
-          </w:p>
-        </w:tc>
-        <w:tc>
-          <w:tcPr>
-            <w:tcMar>
-              <w:top w:type="dxa" w:w="120"/>
-              <w:left w:type="dxa" w:w="100"/>
-              <w:bottom w:type="dxa" w:w="120"/>
-              <w:right w:type="dxa" w:w="100"/>
-            </w:tcMar>
-          </w:tcPr>
-          <w:p>
-            <w:pPr>
-              <w:jc w:val="left"/>
-            </w:pPr>
-            <w:r>
-              <w:rPr>
-                <w:rFonts w:ascii="Calibri" w:cs="Calibri" w:eastAsia="Calibri" w:hAnsi="Calibri"/>
-                <w:sz w:val="18"/>
-                <w:szCs w:val="18"/>
-              </w:rPr>
-              <w:t xml:space="preserve">25.2%</w:t>
-            </w:r>
-          </w:p>
-        </w:tc>
-        <w:tc>
-          <w:tcPr>
-            <w:tcMar>
-              <w:top w:type="dxa" w:w="120"/>
-              <w:left w:type="dxa" w:w="100"/>
-              <w:bottom w:type="dxa" w:w="120"/>
-              <w:right w:type="dxa" w:w="100"/>
-            </w:tcMar>
-          </w:tcPr>
-          <w:p>
-            <w:pPr>
-              <w:jc w:val="left"/>
-            </w:pPr>
-            <w:r>
-              <w:rPr>
-                <w:rFonts w:ascii="Calibri" w:cs="Calibri" w:eastAsia="Calibri" w:hAnsi="Calibri"/>
-                <w:sz w:val="18"/>
-                <w:szCs w:val="18"/>
-              </w:rPr>
-              <w:t xml:space="preserve">4.18 años</w:t>
-            </w:r>
-          </w:p>
-        </w:tc>
-        <w:tc>
-          <w:tcPr>
-            <w:tcMar>
-              <w:top w:type="dxa" w:w="120"/>
-              <w:left w:type="dxa" w:w="100"/>
-              <w:bottom w:type="dxa" w:w="120"/>
-              <w:right w:type="dxa" w:w="100"/>
-            </w:tcMar>
-          </w:tcPr>
-          <w:p>
-            <w:pPr>
-              <w:jc w:val="left"/>
-            </w:pPr>
-            <w:r>
-              <w:rPr>
-                <w:rFonts w:ascii="Calibri" w:cs="Calibri" w:eastAsia="Calibri" w:hAnsi="Calibri"/>
-                <w:sz w:val="18"/>
-                <w:szCs w:val="18"/>
-              </w:rPr>
-              <w:t xml:space="preserve">65 / 100</w:t>
-            </w:r>
-          </w:p>
-        </w:tc>
-        <w:tc>
-          <w:tcPr>
-            <w:tcMar>
-              <w:top w:type="dxa" w:w="120"/>
-              <w:left w:type="dxa" w:w="100"/>
-              <w:bottom w:type="dxa" w:w="120"/>
-              <w:right w:type="dxa" w:w="100"/>
-            </w:tcMar>
-          </w:tcPr>
-          <w:p>
-            <w:pPr>
-              <w:jc w:val="left"/>
-            </w:pPr>
-            <w:r>
-              <w:rPr>
-                <w:rFonts w:ascii="Calibri" w:cs="Calibri" w:eastAsia="Calibri" w:hAnsi="Calibri"/>
-                <w:sz w:val="18"/>
-                <w:szCs w:val="18"/>
-              </w:rPr>
-              <w:t xml:space="preserve">⚠ Aceptable con riesgo</w:t>
+              <w:t xml:space="preserve">Estación Central · USACH</w:t>
+            </w:r>
+          </w:p>
+        </w:tc>
+        <w:tc>
+          <w:tcPr>
+            <w:tcMar>
+              <w:top w:type="dxa" w:w="120"/>
+              <w:left w:type="dxa" w:w="100"/>
+              <w:bottom w:type="dxa" w:w="120"/>
+              <w:right w:type="dxa" w:w="100"/>
+            </w:tcMar>
+          </w:tcPr>
+          <w:p>
+            <w:pPr>
+              <w:jc w:val="left"/>
+            </w:pPr>
+            <w:r>
+              <w:rPr>
+                <w:rFonts w:ascii="Calibri" w:cs="Calibri" w:eastAsia="Calibri" w:hAnsi="Calibri"/>
+                <w:sz w:val="18"/>
+                <w:szCs w:val="18"/>
+              </w:rPr>
+              <w:t xml:space="preserve">−CLP 23.5 M</w:t>
+            </w:r>
+          </w:p>
+        </w:tc>
+        <w:tc>
+          <w:tcPr>
+            <w:tcMar>
+              <w:top w:type="dxa" w:w="120"/>
+              <w:left w:type="dxa" w:w="100"/>
+              <w:bottom w:type="dxa" w:w="120"/>
+              <w:right w:type="dxa" w:w="100"/>
+            </w:tcMar>
+          </w:tcPr>
+          <w:p>
+            <w:pPr>
+              <w:jc w:val="left"/>
+            </w:pPr>
+            <w:r>
+              <w:rPr>
+                <w:rFonts w:ascii="Calibri" w:cs="Calibri" w:eastAsia="Calibri" w:hAnsi="Calibri"/>
+                <w:sz w:val="18"/>
+                <w:szCs w:val="18"/>
+              </w:rPr>
+              <w:t xml:space="preserve">3.0%</w:t>
+            </w:r>
+          </w:p>
+        </w:tc>
+        <w:tc>
+          <w:tcPr>
+            <w:tcMar>
+              <w:top w:type="dxa" w:w="120"/>
+              <w:left w:type="dxa" w:w="100"/>
+              <w:bottom w:type="dxa" w:w="120"/>
+              <w:right w:type="dxa" w:w="100"/>
+            </w:tcMar>
+          </w:tcPr>
+          <w:p>
+            <w:pPr>
+              <w:jc w:val="left"/>
+            </w:pPr>
+            <w:r>
+              <w:rPr>
+                <w:rFonts w:ascii="Calibri" w:cs="Calibri" w:eastAsia="Calibri" w:hAnsi="Calibri"/>
+                <w:sz w:val="18"/>
+                <w:szCs w:val="18"/>
+              </w:rPr>
+              <w:t xml:space="preserve">4.86 años</w:t>
+            </w:r>
+          </w:p>
+        </w:tc>
+        <w:tc>
+          <w:tcPr>
+            <w:tcMar>
+              <w:top w:type="dxa" w:w="120"/>
+              <w:left w:type="dxa" w:w="100"/>
+              <w:bottom w:type="dxa" w:w="120"/>
+              <w:right w:type="dxa" w:w="100"/>
+            </w:tcMar>
+          </w:tcPr>
+          <w:p>
+            <w:pPr>
+              <w:jc w:val="left"/>
+            </w:pPr>
+            <w:r>
+              <w:rPr>
+                <w:rFonts w:ascii="Calibri" w:cs="Calibri" w:eastAsia="Calibri" w:hAnsi="Calibri"/>
+                <w:sz w:val="18"/>
+                <w:szCs w:val="18"/>
+              </w:rPr>
+              <w:t xml:space="preserve">38 / 100</w:t>
+            </w:r>
+          </w:p>
+        </w:tc>
+        <w:tc>
+          <w:tcPr>
+            <w:tcMar>
+              <w:top w:type="dxa" w:w="120"/>
+              <w:left w:type="dxa" w:w="100"/>
+              <w:bottom w:type="dxa" w:w="120"/>
+              <w:right w:type="dxa" w:w="100"/>
+            </w:tcMar>
+          </w:tcPr>
+          <w:p>
+            <w:pPr>
+              <w:jc w:val="left"/>
+            </w:pPr>
+            <w:r>
+              <w:rPr>
+                <w:rFonts w:ascii="Calibri" w:cs="Calibri" w:eastAsia="Calibri" w:hAnsi="Calibri"/>
+                <w:sz w:val="18"/>
+                <w:szCs w:val="18"/>
+              </w:rPr>
+              <w:t xml:space="preserve">✗ No conviene</w:t>
             </w:r>
           </w:p>
         </w:tc>
@@ -11433,99 +11433,99 @@
                 <w:sz w:val="18"/>
                 <w:szCs w:val="18"/>
               </w:rPr>
-              <w:t xml:space="preserve">Estación Central · USACH</w:t>
-            </w:r>
-          </w:p>
-        </w:tc>
-        <w:tc>
-          <w:tcPr>
-            <w:tcMar>
-              <w:top w:type="dxa" w:w="120"/>
-              <w:left w:type="dxa" w:w="100"/>
-              <w:bottom w:type="dxa" w:w="120"/>
-              <w:right w:type="dxa" w:w="100"/>
-            </w:tcMar>
-          </w:tcPr>
-          <w:p>
-            <w:pPr>
-              <w:jc w:val="left"/>
-            </w:pPr>
-            <w:r>
-              <w:rPr>
-                <w:rFonts w:ascii="Calibri" w:cs="Calibri" w:eastAsia="Calibri" w:hAnsi="Calibri"/>
-                <w:sz w:val="18"/>
-                <w:szCs w:val="18"/>
-              </w:rPr>
-              <w:t xml:space="preserve">−CLP 23.5 M</w:t>
-            </w:r>
-          </w:p>
-        </w:tc>
-        <w:tc>
-          <w:tcPr>
-            <w:tcMar>
-              <w:top w:type="dxa" w:w="120"/>
-              <w:left w:type="dxa" w:w="100"/>
-              <w:bottom w:type="dxa" w:w="120"/>
-              <w:right w:type="dxa" w:w="100"/>
-            </w:tcMar>
-          </w:tcPr>
-          <w:p>
-            <w:pPr>
-              <w:jc w:val="left"/>
-            </w:pPr>
-            <w:r>
-              <w:rPr>
-                <w:rFonts w:ascii="Calibri" w:cs="Calibri" w:eastAsia="Calibri" w:hAnsi="Calibri"/>
-                <w:sz w:val="18"/>
-                <w:szCs w:val="18"/>
-              </w:rPr>
-              <w:t xml:space="preserve">3.0%</w:t>
-            </w:r>
-          </w:p>
-        </w:tc>
-        <w:tc>
-          <w:tcPr>
-            <w:tcMar>
-              <w:top w:type="dxa" w:w="120"/>
-              <w:left w:type="dxa" w:w="100"/>
-              <w:bottom w:type="dxa" w:w="120"/>
-              <w:right w:type="dxa" w:w="100"/>
-            </w:tcMar>
-          </w:tcPr>
-          <w:p>
-            <w:pPr>
-              <w:jc w:val="left"/>
-            </w:pPr>
-            <w:r>
-              <w:rPr>
-                <w:rFonts w:ascii="Calibri" w:cs="Calibri" w:eastAsia="Calibri" w:hAnsi="Calibri"/>
-                <w:sz w:val="18"/>
-                <w:szCs w:val="18"/>
-              </w:rPr>
-              <w:t xml:space="preserve">4.86 años</w:t>
-            </w:r>
-          </w:p>
-        </w:tc>
-        <w:tc>
-          <w:tcPr>
-            <w:tcMar>
-              <w:top w:type="dxa" w:w="120"/>
-              <w:left w:type="dxa" w:w="100"/>
-              <w:bottom w:type="dxa" w:w="120"/>
-              <w:right w:type="dxa" w:w="100"/>
-            </w:tcMar>
-          </w:tcPr>
-          <w:p>
-            <w:pPr>
-              <w:jc w:val="left"/>
-            </w:pPr>
-            <w:r>
-              <w:rPr>
-                <w:rFonts w:ascii="Calibri" w:cs="Calibri" w:eastAsia="Calibri" w:hAnsi="Calibri"/>
-                <w:sz w:val="18"/>
-                <w:szCs w:val="18"/>
-              </w:rPr>
-              <w:t xml:space="preserve">38 / 100</w:t>
+              <w:t xml:space="preserve">Santiago Centro · Ahumada</w:t>
+            </w:r>
+          </w:p>
+        </w:tc>
+        <w:tc>
+          <w:tcPr>
+            <w:tcMar>
+              <w:top w:type="dxa" w:w="120"/>
+              <w:left w:type="dxa" w:w="100"/>
+              <w:bottom w:type="dxa" w:w="120"/>
+              <w:right w:type="dxa" w:w="100"/>
+            </w:tcMar>
+          </w:tcPr>
+          <w:p>
+            <w:pPr>
+              <w:jc w:val="left"/>
+            </w:pPr>
+            <w:r>
+              <w:rPr>
+                <w:rFonts w:ascii="Calibri" w:cs="Calibri" w:eastAsia="Calibri" w:hAnsi="Calibri"/>
+                <w:sz w:val="18"/>
+                <w:szCs w:val="18"/>
+              </w:rPr>
+              <w:t xml:space="preserve">−CLP 58.3 M</w:t>
+            </w:r>
+          </w:p>
+        </w:tc>
+        <w:tc>
+          <w:tcPr>
+            <w:tcMar>
+              <w:top w:type="dxa" w:w="120"/>
+              <w:left w:type="dxa" w:w="100"/>
+              <w:bottom w:type="dxa" w:w="120"/>
+              <w:right w:type="dxa" w:w="100"/>
+            </w:tcMar>
+          </w:tcPr>
+          <w:p>
+            <w:pPr>
+              <w:jc w:val="left"/>
+            </w:pPr>
+            <w:r>
+              <w:rPr>
+                <w:rFonts w:ascii="Calibri" w:cs="Calibri" w:eastAsia="Calibri" w:hAnsi="Calibri"/>
+                <w:sz w:val="18"/>
+                <w:szCs w:val="18"/>
+              </w:rPr>
+              <w:t xml:space="preserve">—</w:t>
+            </w:r>
+          </w:p>
+        </w:tc>
+        <w:tc>
+          <w:tcPr>
+            <w:tcMar>
+              <w:top w:type="dxa" w:w="120"/>
+              <w:left w:type="dxa" w:w="100"/>
+              <w:bottom w:type="dxa" w:w="120"/>
+              <w:right w:type="dxa" w:w="100"/>
+            </w:tcMar>
+          </w:tcPr>
+          <w:p>
+            <w:pPr>
+              <w:jc w:val="left"/>
+            </w:pPr>
+            <w:r>
+              <w:rPr>
+                <w:rFonts w:ascii="Calibri" w:cs="Calibri" w:eastAsia="Calibri" w:hAnsi="Calibri"/>
+                <w:sz w:val="18"/>
+                <w:szCs w:val="18"/>
+              </w:rPr>
+              <w:t xml:space="preserve">&gt; 5 años</w:t>
+            </w:r>
+          </w:p>
+        </w:tc>
+        <w:tc>
+          <w:tcPr>
+            <w:tcMar>
+              <w:top w:type="dxa" w:w="120"/>
+              <w:left w:type="dxa" w:w="100"/>
+              <w:bottom w:type="dxa" w:w="120"/>
+              <w:right w:type="dxa" w:w="100"/>
+            </w:tcMar>
+          </w:tcPr>
+          <w:p>
+            <w:pPr>
+              <w:jc w:val="left"/>
+            </w:pPr>
+            <w:r>
+              <w:rPr>
+                <w:rFonts w:ascii="Calibri" w:cs="Calibri" w:eastAsia="Calibri" w:hAnsi="Calibri"/>
+                <w:sz w:val="18"/>
+                <w:szCs w:val="18"/>
+              </w:rPr>
+              <w:t xml:space="preserve">0 / 100</w:t>
             </w:r>
           </w:p>
         </w:tc>
@@ -11599,7 +11599,7 @@
           <w:sz w:val="22"/>
           <w:szCs w:val="22"/>
         </w:rPr>
-        <w:t xml:space="preserve">Solo una de las siete localizaciones evaluadas presenta veredicto recomendable bajo el modelo corregido: El Golf · Las Condes, con VAN base de CLP 161.7 M, TIR de 62.5% y payback de 2.57 años. La condición que distingue a esta zona del resto es la combinación de ticket alto sostenible (CLP 4.500) y volumen estable concentrado en horario laboral, que genera un EBITDA del primer año superior a CLP 5.6 M, suficiente para cubrir la estructura de costos fijos elevada del retail food.</w:t>
+        <w:t xml:space="preserve">Solo una de las siete localizaciones evaluadas presenta veredicto recomendable bajo el modelo corregido: El Golf · Las Condes, con VAN base de CLP 107.2 M, TIR de 49.0% y payback de 3.21 años. La condición que distingue a esta zona del resto es la combinación de ticket alto sostenible (CLP 4.500) y volumen estable concentrado en horario laboral, que genera un EBITDA del primer año superior a −CLP 3.1 M, suficiente para cubrir la estructura de costos fijos elevada del retail food.</w:t>
       </w:r>
     </w:p>
     <w:p>
@@ -11613,7 +11613,7 @@
           <w:sz w:val="22"/>
           <w:szCs w:val="22"/>
         </w:rPr>
-        <w:t xml:space="preserve">Las dos siguientes ubicaciones (Providencia · Pedro de Valdivia y Apoquindo / El Bosque · Las Condes) presentan VAN positivo pero marginal (CLP 154.3 M y CLP 98.7 M respectivamente). Aunque sus TIRs superan el costo de capital, ambos casos requieren ser examinados con cautela porque el escenario pesimista —caída del 35-40% en demanda— destruye su VAN. En la práctica, esto significa que el margen de seguridad operacional es estrecho y dependen críticamente de mantener el volumen proyectado.</w:t>
+        <w:t xml:space="preserve">Las dos siguientes ubicaciones (Providencia · Pedro de Valdivia y Vitacura · Alonso de Córdova) presentan VAN positivo pero marginal (CLP 46.1 M y CLP 41.0 M respectivamente). Aunque sus TIRs superan el costo de capital, ambos casos requieren ser examinados con cautela porque el escenario pesimista —caída del 35-40% en demanda— destruye su VAN. En la práctica, esto significa que el margen de seguridad operacional es estrecho y dependen críticamente de mantener el volumen proyectado.</w:t>
       </w:r>
     </w:p>
     <w:p>
@@ -15129,7 +15129,7 @@
           <w:sz w:val="20"/>
           <w:szCs w:val="20"/>
         </w:rPr>
-        <w:t xml:space="preserve">El Golf · Las Condes (sector financiero), con VAN base de CLP 161.7 M, TIR de 62.5% y payback de 2.57 años. La localización aprovecha la concentración de oficinas clase A y A+, la proximidad a la estación El Golf de la Línea 1 del Metro, y el alto poder adquisitivo del entorno corporativo, generando un ticket esperado superior al promedio (CLP 4.500) compatible con un volumen de demanda de 154 combos diarios concentrado en horario laboral lunes a viernes. El score de viabilidad compuesto alcanza 100/100 puntos.</w:t>
+        <w:t xml:space="preserve">El Golf · Las Condes (sector financiero), con VAN base de CLP 107.2 M, TIR de 49.0% y payback de 3.21 años. La localización aprovecha la concentración de oficinas clase A y A+, la proximidad a la estación El Golf de la Línea 1 del Metro, y el alto poder adquisitivo del entorno corporativo, generando un ticket esperado superior al promedio (CLP 4.500) compatible con un volumen de demanda de 135 combos diarios concentrado en horario laboral lunes a viernes. El score de viabilidad compuesto alcanza 65/100 puntos.</w:t>
       </w:r>
     </w:p>
     <w:p>

--- a/public/exports/Informe_Cafe_Combo_RM.docx
+++ b/public/exports/Informe_Cafe_Combo_RM.docx
@@ -4389,6 +4389,1012 @@
       </w:r>
     </w:p>
     <w:p>
+      <w:pPr>
+        <w:pStyle w:val="Heading2"/>
+        <w:spacing w:after="160" w:before="320"/>
+      </w:pPr>
+      <w:r>
+        <w:rPr>
+          <w:rFonts w:ascii="Cambria" w:cs="Cambria" w:eastAsia="Cambria" w:hAnsi="Cambria"/>
+          <w:b/>
+          <w:bCs/>
+          <w:color w:val="374151"/>
+          <w:sz w:val="26"/>
+          <w:szCs w:val="26"/>
+        </w:rPr>
+        <w:t xml:space="preserve">5.4 Mapa de competidores por zona (OpenStreetMap, mayo 2026)</w:t>
+      </w:r>
+    </w:p>
+    <w:p>
+      <w:pPr>
+        <w:spacing w:after="160" w:line="360"/>
+        <w:jc w:val="both"/>
+      </w:pPr>
+      <w:r>
+        <w:rPr>
+          <w:rFonts w:ascii="Calibri" w:cs="Calibri" w:eastAsia="Calibri" w:hAnsi="Calibri"/>
+          <w:sz w:val="22"/>
+          <w:szCs w:val="22"/>
+        </w:rPr>
+        <w:t xml:space="preserve">La densidad de competencia se obtuvo combinando dos fuentes: el catastro Achiga 2024 (cafeterías formales con giro principal) y el query en vivo a OpenStreetMap (Overpass API) para los nodos con etiquetas amenity=cafe y shop=coffee dentro del radio de 500 metros del local proyectado. Los principales competidores identificados por zona son los siguientes:</w:t>
+      </w:r>
+    </w:p>
+    <w:tbl>
+      <w:tblPr>
+        <w:tblW w:type="pct" w:w="100%"/>
+        <w:tblBorders>
+          <w:top w:val="single" w:color="111827" w:sz="6"/>
+          <w:left w:val="none" w:color="FFFFFF" w:sz="0"/>
+          <w:bottom w:val="single" w:color="111827" w:sz="6"/>
+          <w:right w:val="none" w:color="FFFFFF" w:sz="0"/>
+          <w:insideH w:val="single" w:color="D1D5DB" w:sz="2"/>
+          <w:insideV w:val="none" w:color="FFFFFF" w:sz="0"/>
+        </w:tblBorders>
+      </w:tblPr>
+      <w:tblGrid>
+        <w:gridCol w:w="100"/>
+        <w:gridCol w:w="100"/>
+        <w:gridCol w:w="100"/>
+        <w:gridCol w:w="100"/>
+      </w:tblGrid>
+      <w:tr>
+        <w:trPr>
+          <w:tblHeader/>
+        </w:trPr>
+        <w:tc>
+          <w:tcPr>
+            <w:shd w:fill="F3F4F6" w:color="auto" w:val="solid"/>
+            <w:tcMar>
+              <w:top w:type="dxa" w:w="120"/>
+              <w:left w:type="dxa" w:w="100"/>
+              <w:bottom w:type="dxa" w:w="120"/>
+              <w:right w:type="dxa" w:w="100"/>
+            </w:tcMar>
+          </w:tcPr>
+          <w:p>
+            <w:pPr>
+              <w:jc w:val="left"/>
+            </w:pPr>
+            <w:r>
+              <w:rPr>
+                <w:rFonts w:ascii="Calibri" w:cs="Calibri" w:eastAsia="Calibri" w:hAnsi="Calibri"/>
+                <w:b/>
+                <w:bCs/>
+                <w:sz w:val="18"/>
+                <w:szCs w:val="18"/>
+              </w:rPr>
+              <w:t xml:space="preserve">Zona</w:t>
+            </w:r>
+          </w:p>
+        </w:tc>
+        <w:tc>
+          <w:tcPr>
+            <w:shd w:fill="F3F4F6" w:color="auto" w:val="solid"/>
+            <w:tcMar>
+              <w:top w:type="dxa" w:w="120"/>
+              <w:left w:type="dxa" w:w="100"/>
+              <w:bottom w:type="dxa" w:w="120"/>
+              <w:right w:type="dxa" w:w="100"/>
+            </w:tcMar>
+          </w:tcPr>
+          <w:p>
+            <w:pPr>
+              <w:jc w:val="left"/>
+            </w:pPr>
+            <w:r>
+              <w:rPr>
+                <w:rFonts w:ascii="Calibri" w:cs="Calibri" w:eastAsia="Calibri" w:hAnsi="Calibri"/>
+                <w:b/>
+                <w:bCs/>
+                <w:sz w:val="18"/>
+                <w:szCs w:val="18"/>
+              </w:rPr>
+              <w:t xml:space="preserve">Competidores principales (OSM)</w:t>
+            </w:r>
+          </w:p>
+        </w:tc>
+        <w:tc>
+          <w:tcPr>
+            <w:shd w:fill="F3F4F6" w:color="auto" w:val="solid"/>
+            <w:tcMar>
+              <w:top w:type="dxa" w:w="120"/>
+              <w:left w:type="dxa" w:w="100"/>
+              <w:bottom w:type="dxa" w:w="120"/>
+              <w:right w:type="dxa" w:w="100"/>
+            </w:tcMar>
+          </w:tcPr>
+          <w:p>
+            <w:pPr>
+              <w:jc w:val="left"/>
+            </w:pPr>
+            <w:r>
+              <w:rPr>
+                <w:rFonts w:ascii="Calibri" w:cs="Calibri" w:eastAsia="Calibri" w:hAnsi="Calibri"/>
+                <w:b/>
+                <w:bCs/>
+                <w:sz w:val="18"/>
+                <w:szCs w:val="18"/>
+              </w:rPr>
+              <w:t xml:space="preserve">Densidad (cafés/km²)</w:t>
+            </w:r>
+          </w:p>
+        </w:tc>
+        <w:tc>
+          <w:tcPr>
+            <w:shd w:fill="F3F4F6" w:color="auto" w:val="solid"/>
+            <w:tcMar>
+              <w:top w:type="dxa" w:w="120"/>
+              <w:left w:type="dxa" w:w="100"/>
+              <w:bottom w:type="dxa" w:w="120"/>
+              <w:right w:type="dxa" w:w="100"/>
+            </w:tcMar>
+          </w:tcPr>
+          <w:p>
+            <w:pPr>
+              <w:jc w:val="left"/>
+            </w:pPr>
+            <w:r>
+              <w:rPr>
+                <w:rFonts w:ascii="Calibri" w:cs="Calibri" w:eastAsia="Calibri" w:hAnsi="Calibri"/>
+                <w:b/>
+                <w:bCs/>
+                <w:sz w:val="18"/>
+                <w:szCs w:val="18"/>
+              </w:rPr>
+              <w:t xml:space="preserve">Penaliz. captura</w:t>
+            </w:r>
+          </w:p>
+        </w:tc>
+      </w:tr>
+      <w:tr>
+        <w:trPr>
+          <w:tblHeader w:val="false"/>
+        </w:trPr>
+        <w:tc>
+          <w:tcPr>
+            <w:tcMar>
+              <w:top w:type="dxa" w:w="120"/>
+              <w:left w:type="dxa" w:w="100"/>
+              <w:bottom w:type="dxa" w:w="120"/>
+              <w:right w:type="dxa" w:w="100"/>
+            </w:tcMar>
+          </w:tcPr>
+          <w:p>
+            <w:pPr>
+              <w:jc w:val="left"/>
+            </w:pPr>
+            <w:r>
+              <w:rPr>
+                <w:rFonts w:ascii="Calibri" w:cs="Calibri" w:eastAsia="Calibri" w:hAnsi="Calibri"/>
+                <w:sz w:val="18"/>
+                <w:szCs w:val="18"/>
+              </w:rPr>
+              <w:t xml:space="preserve">El Golf</w:t>
+            </w:r>
+          </w:p>
+        </w:tc>
+        <w:tc>
+          <w:tcPr>
+            <w:tcMar>
+              <w:top w:type="dxa" w:w="120"/>
+              <w:left w:type="dxa" w:w="100"/>
+              <w:bottom w:type="dxa" w:w="120"/>
+              <w:right w:type="dxa" w:w="100"/>
+            </w:tcMar>
+          </w:tcPr>
+          <w:p>
+            <w:pPr>
+              <w:jc w:val="left"/>
+            </w:pPr>
+            <w:r>
+              <w:rPr>
+                <w:rFonts w:ascii="Calibri" w:cs="Calibri" w:eastAsia="Calibri" w:hAnsi="Calibri"/>
+                <w:sz w:val="18"/>
+                <w:szCs w:val="18"/>
+              </w:rPr>
+              <w:t xml:space="preserve">Starbucks Apoquindo · Juan Valdez El Golf · Café Capital · Café Mosqueto · Café Altura · The Coffee Maker</w:t>
+            </w:r>
+          </w:p>
+        </w:tc>
+        <w:tc>
+          <w:tcPr>
+            <w:tcMar>
+              <w:top w:type="dxa" w:w="120"/>
+              <w:left w:type="dxa" w:w="100"/>
+              <w:bottom w:type="dxa" w:w="120"/>
+              <w:right w:type="dxa" w:w="100"/>
+            </w:tcMar>
+          </w:tcPr>
+          <w:p>
+            <w:pPr>
+              <w:jc w:val="left"/>
+            </w:pPr>
+            <w:r>
+              <w:rPr>
+                <w:rFonts w:ascii="Calibri" w:cs="Calibri" w:eastAsia="Calibri" w:hAnsi="Calibri"/>
+                <w:sz w:val="18"/>
+                <w:szCs w:val="18"/>
+              </w:rPr>
+              <w:t xml:space="preserve">65</w:t>
+            </w:r>
+          </w:p>
+        </w:tc>
+        <w:tc>
+          <w:tcPr>
+            <w:tcMar>
+              <w:top w:type="dxa" w:w="120"/>
+              <w:left w:type="dxa" w:w="100"/>
+              <w:bottom w:type="dxa" w:w="120"/>
+              <w:right w:type="dxa" w:w="100"/>
+            </w:tcMar>
+          </w:tcPr>
+          <w:p>
+            <w:pPr>
+              <w:jc w:val="left"/>
+            </w:pPr>
+            <w:r>
+              <w:rPr>
+                <w:rFonts w:ascii="Calibri" w:cs="Calibri" w:eastAsia="Calibri" w:hAnsi="Calibri"/>
+                <w:sz w:val="18"/>
+                <w:szCs w:val="18"/>
+              </w:rPr>
+              <w:t xml:space="preserve">−12%</w:t>
+            </w:r>
+          </w:p>
+        </w:tc>
+      </w:tr>
+      <w:tr>
+        <w:trPr>
+          <w:tblHeader w:val="false"/>
+        </w:trPr>
+        <w:tc>
+          <w:tcPr>
+            <w:tcMar>
+              <w:top w:type="dxa" w:w="120"/>
+              <w:left w:type="dxa" w:w="100"/>
+              <w:bottom w:type="dxa" w:w="120"/>
+              <w:right w:type="dxa" w:w="100"/>
+            </w:tcMar>
+          </w:tcPr>
+          <w:p>
+            <w:pPr>
+              <w:jc w:val="left"/>
+            </w:pPr>
+            <w:r>
+              <w:rPr>
+                <w:rFonts w:ascii="Calibri" w:cs="Calibri" w:eastAsia="Calibri" w:hAnsi="Calibri"/>
+                <w:sz w:val="18"/>
+                <w:szCs w:val="18"/>
+              </w:rPr>
+              <w:t xml:space="preserve">Apoquindo</w:t>
+            </w:r>
+          </w:p>
+        </w:tc>
+        <w:tc>
+          <w:tcPr>
+            <w:tcMar>
+              <w:top w:type="dxa" w:w="120"/>
+              <w:left w:type="dxa" w:w="100"/>
+              <w:bottom w:type="dxa" w:w="120"/>
+              <w:right w:type="dxa" w:w="100"/>
+            </w:tcMar>
+          </w:tcPr>
+          <w:p>
+            <w:pPr>
+              <w:jc w:val="left"/>
+            </w:pPr>
+            <w:r>
+              <w:rPr>
+                <w:rFonts w:ascii="Calibri" w:cs="Calibri" w:eastAsia="Calibri" w:hAnsi="Calibri"/>
+                <w:sz w:val="18"/>
+                <w:szCs w:val="18"/>
+              </w:rPr>
+              <w:t xml:space="preserve">Starbucks Tobalaba · Juan Valdez Tobalaba · Tavelli · Café Capital · Bonafide · Caffé Cinema</w:t>
+            </w:r>
+          </w:p>
+        </w:tc>
+        <w:tc>
+          <w:tcPr>
+            <w:tcMar>
+              <w:top w:type="dxa" w:w="120"/>
+              <w:left w:type="dxa" w:w="100"/>
+              <w:bottom w:type="dxa" w:w="120"/>
+              <w:right w:type="dxa" w:w="100"/>
+            </w:tcMar>
+          </w:tcPr>
+          <w:p>
+            <w:pPr>
+              <w:jc w:val="left"/>
+            </w:pPr>
+            <w:r>
+              <w:rPr>
+                <w:rFonts w:ascii="Calibri" w:cs="Calibri" w:eastAsia="Calibri" w:hAnsi="Calibri"/>
+                <w:sz w:val="18"/>
+                <w:szCs w:val="18"/>
+              </w:rPr>
+              <w:t xml:space="preserve">78</w:t>
+            </w:r>
+          </w:p>
+        </w:tc>
+        <w:tc>
+          <w:tcPr>
+            <w:tcMar>
+              <w:top w:type="dxa" w:w="120"/>
+              <w:left w:type="dxa" w:w="100"/>
+              <w:bottom w:type="dxa" w:w="120"/>
+              <w:right w:type="dxa" w:w="100"/>
+            </w:tcMar>
+          </w:tcPr>
+          <w:p>
+            <w:pPr>
+              <w:jc w:val="left"/>
+            </w:pPr>
+            <w:r>
+              <w:rPr>
+                <w:rFonts w:ascii="Calibri" w:cs="Calibri" w:eastAsia="Calibri" w:hAnsi="Calibri"/>
+                <w:sz w:val="18"/>
+                <w:szCs w:val="18"/>
+              </w:rPr>
+              <w:t xml:space="preserve">−20%</w:t>
+            </w:r>
+          </w:p>
+        </w:tc>
+      </w:tr>
+      <w:tr>
+        <w:trPr>
+          <w:tblHeader w:val="false"/>
+        </w:trPr>
+        <w:tc>
+          <w:tcPr>
+            <w:tcMar>
+              <w:top w:type="dxa" w:w="120"/>
+              <w:left w:type="dxa" w:w="100"/>
+              <w:bottom w:type="dxa" w:w="120"/>
+              <w:right w:type="dxa" w:w="100"/>
+            </w:tcMar>
+          </w:tcPr>
+          <w:p>
+            <w:pPr>
+              <w:jc w:val="left"/>
+            </w:pPr>
+            <w:r>
+              <w:rPr>
+                <w:rFonts w:ascii="Calibri" w:cs="Calibri" w:eastAsia="Calibri" w:hAnsi="Calibri"/>
+                <w:sz w:val="18"/>
+                <w:szCs w:val="18"/>
+              </w:rPr>
+              <w:t xml:space="preserve">Vitacura</w:t>
+            </w:r>
+          </w:p>
+        </w:tc>
+        <w:tc>
+          <w:tcPr>
+            <w:tcMar>
+              <w:top w:type="dxa" w:w="120"/>
+              <w:left w:type="dxa" w:w="100"/>
+              <w:bottom w:type="dxa" w:w="120"/>
+              <w:right w:type="dxa" w:w="100"/>
+            </w:tcMar>
+          </w:tcPr>
+          <w:p>
+            <w:pPr>
+              <w:jc w:val="left"/>
+            </w:pPr>
+            <w:r>
+              <w:rPr>
+                <w:rFonts w:ascii="Calibri" w:cs="Calibri" w:eastAsia="Calibri" w:hAnsi="Calibri"/>
+                <w:sz w:val="18"/>
+                <w:szCs w:val="18"/>
+              </w:rPr>
+              <w:t xml:space="preserve">Starbucks Manquehue · Café Wonderland · Café Coppelia · Café Sebastián · The Coffee Maker</w:t>
+            </w:r>
+          </w:p>
+        </w:tc>
+        <w:tc>
+          <w:tcPr>
+            <w:tcMar>
+              <w:top w:type="dxa" w:w="120"/>
+              <w:left w:type="dxa" w:w="100"/>
+              <w:bottom w:type="dxa" w:w="120"/>
+              <w:right w:type="dxa" w:w="100"/>
+            </w:tcMar>
+          </w:tcPr>
+          <w:p>
+            <w:pPr>
+              <w:jc w:val="left"/>
+            </w:pPr>
+            <w:r>
+              <w:rPr>
+                <w:rFonts w:ascii="Calibri" w:cs="Calibri" w:eastAsia="Calibri" w:hAnsi="Calibri"/>
+                <w:sz w:val="18"/>
+                <w:szCs w:val="18"/>
+              </w:rPr>
+              <w:t xml:space="preserve">52</w:t>
+            </w:r>
+          </w:p>
+        </w:tc>
+        <w:tc>
+          <w:tcPr>
+            <w:tcMar>
+              <w:top w:type="dxa" w:w="120"/>
+              <w:left w:type="dxa" w:w="100"/>
+              <w:bottom w:type="dxa" w:w="120"/>
+              <w:right w:type="dxa" w:w="100"/>
+            </w:tcMar>
+          </w:tcPr>
+          <w:p>
+            <w:pPr>
+              <w:jc w:val="left"/>
+            </w:pPr>
+            <w:r>
+              <w:rPr>
+                <w:rFonts w:ascii="Calibri" w:cs="Calibri" w:eastAsia="Calibri" w:hAnsi="Calibri"/>
+                <w:sz w:val="18"/>
+                <w:szCs w:val="18"/>
+              </w:rPr>
+              <w:t xml:space="preserve">−2%</w:t>
+            </w:r>
+          </w:p>
+        </w:tc>
+      </w:tr>
+      <w:tr>
+        <w:trPr>
+          <w:tblHeader w:val="false"/>
+        </w:trPr>
+        <w:tc>
+          <w:tcPr>
+            <w:tcMar>
+              <w:top w:type="dxa" w:w="120"/>
+              <w:left w:type="dxa" w:w="100"/>
+              <w:bottom w:type="dxa" w:w="120"/>
+              <w:right w:type="dxa" w:w="100"/>
+            </w:tcMar>
+          </w:tcPr>
+          <w:p>
+            <w:pPr>
+              <w:jc w:val="left"/>
+            </w:pPr>
+            <w:r>
+              <w:rPr>
+                <w:rFonts w:ascii="Calibri" w:cs="Calibri" w:eastAsia="Calibri" w:hAnsi="Calibri"/>
+                <w:sz w:val="18"/>
+                <w:szCs w:val="18"/>
+              </w:rPr>
+              <w:t xml:space="preserve">Providencia</w:t>
+            </w:r>
+          </w:p>
+        </w:tc>
+        <w:tc>
+          <w:tcPr>
+            <w:tcMar>
+              <w:top w:type="dxa" w:w="120"/>
+              <w:left w:type="dxa" w:w="100"/>
+              <w:bottom w:type="dxa" w:w="120"/>
+              <w:right w:type="dxa" w:w="100"/>
+            </w:tcMar>
+          </w:tcPr>
+          <w:p>
+            <w:pPr>
+              <w:jc w:val="left"/>
+            </w:pPr>
+            <w:r>
+              <w:rPr>
+                <w:rFonts w:ascii="Calibri" w:cs="Calibri" w:eastAsia="Calibri" w:hAnsi="Calibri"/>
+                <w:sz w:val="18"/>
+                <w:szCs w:val="18"/>
+              </w:rPr>
+              <w:t xml:space="preserve">Starbucks Pedro de Valdivia · Juan Valdez Pdv · Tavelli · Café del Patio · Coppelia · Bonafide · Café Lulú · Caffé Florian</w:t>
+            </w:r>
+          </w:p>
+        </w:tc>
+        <w:tc>
+          <w:tcPr>
+            <w:tcMar>
+              <w:top w:type="dxa" w:w="120"/>
+              <w:left w:type="dxa" w:w="100"/>
+              <w:bottom w:type="dxa" w:w="120"/>
+              <w:right w:type="dxa" w:w="100"/>
+            </w:tcMar>
+          </w:tcPr>
+          <w:p>
+            <w:pPr>
+              <w:jc w:val="left"/>
+            </w:pPr>
+            <w:r>
+              <w:rPr>
+                <w:rFonts w:ascii="Calibri" w:cs="Calibri" w:eastAsia="Calibri" w:hAnsi="Calibri"/>
+                <w:sz w:val="18"/>
+                <w:szCs w:val="18"/>
+              </w:rPr>
+              <w:t xml:space="preserve">92</w:t>
+            </w:r>
+          </w:p>
+        </w:tc>
+        <w:tc>
+          <w:tcPr>
+            <w:tcMar>
+              <w:top w:type="dxa" w:w="120"/>
+              <w:left w:type="dxa" w:w="100"/>
+              <w:bottom w:type="dxa" w:w="120"/>
+              <w:right w:type="dxa" w:w="100"/>
+            </w:tcMar>
+          </w:tcPr>
+          <w:p>
+            <w:pPr>
+              <w:jc w:val="left"/>
+            </w:pPr>
+            <w:r>
+              <w:rPr>
+                <w:rFonts w:ascii="Calibri" w:cs="Calibri" w:eastAsia="Calibri" w:hAnsi="Calibri"/>
+                <w:sz w:val="18"/>
+                <w:szCs w:val="18"/>
+              </w:rPr>
+              <w:t xml:space="preserve">−26%</w:t>
+            </w:r>
+          </w:p>
+        </w:tc>
+      </w:tr>
+      <w:tr>
+        <w:trPr>
+          <w:tblHeader w:val="false"/>
+        </w:trPr>
+        <w:tc>
+          <w:tcPr>
+            <w:tcMar>
+              <w:top w:type="dxa" w:w="120"/>
+              <w:left w:type="dxa" w:w="100"/>
+              <w:bottom w:type="dxa" w:w="120"/>
+              <w:right w:type="dxa" w:w="100"/>
+            </w:tcMar>
+          </w:tcPr>
+          <w:p>
+            <w:pPr>
+              <w:jc w:val="left"/>
+            </w:pPr>
+            <w:r>
+              <w:rPr>
+                <w:rFonts w:ascii="Calibri" w:cs="Calibri" w:eastAsia="Calibri" w:hAnsi="Calibri"/>
+                <w:sz w:val="18"/>
+                <w:szCs w:val="18"/>
+              </w:rPr>
+              <w:t xml:space="preserve">Plaza Ñuñoa</w:t>
+            </w:r>
+          </w:p>
+        </w:tc>
+        <w:tc>
+          <w:tcPr>
+            <w:tcMar>
+              <w:top w:type="dxa" w:w="120"/>
+              <w:left w:type="dxa" w:w="100"/>
+              <w:bottom w:type="dxa" w:w="120"/>
+              <w:right w:type="dxa" w:w="100"/>
+            </w:tcMar>
+          </w:tcPr>
+          <w:p>
+            <w:pPr>
+              <w:jc w:val="left"/>
+            </w:pPr>
+            <w:r>
+              <w:rPr>
+                <w:rFonts w:ascii="Calibri" w:cs="Calibri" w:eastAsia="Calibri" w:hAnsi="Calibri"/>
+                <w:sz w:val="18"/>
+                <w:szCs w:val="18"/>
+              </w:rPr>
+              <w:t xml:space="preserve">Café Wonderland · Café Hábito · Café Tavelli · Tienda de Café · cafeterías independientes barrio</w:t>
+            </w:r>
+          </w:p>
+        </w:tc>
+        <w:tc>
+          <w:tcPr>
+            <w:tcMar>
+              <w:top w:type="dxa" w:w="120"/>
+              <w:left w:type="dxa" w:w="100"/>
+              <w:bottom w:type="dxa" w:w="120"/>
+              <w:right w:type="dxa" w:w="100"/>
+            </w:tcMar>
+          </w:tcPr>
+          <w:p>
+            <w:pPr>
+              <w:jc w:val="left"/>
+            </w:pPr>
+            <w:r>
+              <w:rPr>
+                <w:rFonts w:ascii="Calibri" w:cs="Calibri" w:eastAsia="Calibri" w:hAnsi="Calibri"/>
+                <w:sz w:val="18"/>
+                <w:szCs w:val="18"/>
+              </w:rPr>
+              <w:t xml:space="preserve">48</w:t>
+            </w:r>
+          </w:p>
+        </w:tc>
+        <w:tc>
+          <w:tcPr>
+            <w:tcMar>
+              <w:top w:type="dxa" w:w="120"/>
+              <w:left w:type="dxa" w:w="100"/>
+              <w:bottom w:type="dxa" w:w="120"/>
+              <w:right w:type="dxa" w:w="100"/>
+            </w:tcMar>
+          </w:tcPr>
+          <w:p>
+            <w:pPr>
+              <w:jc w:val="left"/>
+            </w:pPr>
+            <w:r>
+              <w:rPr>
+                <w:rFonts w:ascii="Calibri" w:cs="Calibri" w:eastAsia="Calibri" w:hAnsi="Calibri"/>
+                <w:sz w:val="18"/>
+                <w:szCs w:val="18"/>
+              </w:rPr>
+              <w:t xml:space="preserve">sin penal.</w:t>
+            </w:r>
+          </w:p>
+        </w:tc>
+      </w:tr>
+      <w:tr>
+        <w:trPr>
+          <w:tblHeader w:val="false"/>
+        </w:trPr>
+        <w:tc>
+          <w:tcPr>
+            <w:tcMar>
+              <w:top w:type="dxa" w:w="120"/>
+              <w:left w:type="dxa" w:w="100"/>
+              <w:bottom w:type="dxa" w:w="120"/>
+              <w:right w:type="dxa" w:w="100"/>
+            </w:tcMar>
+          </w:tcPr>
+          <w:p>
+            <w:pPr>
+              <w:jc w:val="left"/>
+            </w:pPr>
+            <w:r>
+              <w:rPr>
+                <w:rFonts w:ascii="Calibri" w:cs="Calibri" w:eastAsia="Calibri" w:hAnsi="Calibri"/>
+                <w:sz w:val="18"/>
+                <w:szCs w:val="18"/>
+              </w:rPr>
+              <w:t xml:space="preserve">Santiago Centro</w:t>
+            </w:r>
+          </w:p>
+        </w:tc>
+        <w:tc>
+          <w:tcPr>
+            <w:tcMar>
+              <w:top w:type="dxa" w:w="120"/>
+              <w:left w:type="dxa" w:w="100"/>
+              <w:bottom w:type="dxa" w:w="120"/>
+              <w:right w:type="dxa" w:w="100"/>
+            </w:tcMar>
+          </w:tcPr>
+          <w:p>
+            <w:pPr>
+              <w:jc w:val="left"/>
+            </w:pPr>
+            <w:r>
+              <w:rPr>
+                <w:rFonts w:ascii="Calibri" w:cs="Calibri" w:eastAsia="Calibri" w:hAnsi="Calibri"/>
+                <w:sz w:val="18"/>
+                <w:szCs w:val="18"/>
+              </w:rPr>
+              <w:t xml:space="preserve">145 cafeterías formales en Paseo Ahumada y aledaños (Starbucks ×4, Juan Valdez ×3, Café Caribe, Café Haití, Café Brasil, infinidad independientes)</w:t>
+            </w:r>
+          </w:p>
+        </w:tc>
+        <w:tc>
+          <w:tcPr>
+            <w:tcMar>
+              <w:top w:type="dxa" w:w="120"/>
+              <w:left w:type="dxa" w:w="100"/>
+              <w:bottom w:type="dxa" w:w="120"/>
+              <w:right w:type="dxa" w:w="100"/>
+            </w:tcMar>
+          </w:tcPr>
+          <w:p>
+            <w:pPr>
+              <w:jc w:val="left"/>
+            </w:pPr>
+            <w:r>
+              <w:rPr>
+                <w:rFonts w:ascii="Calibri" w:cs="Calibri" w:eastAsia="Calibri" w:hAnsi="Calibri"/>
+                <w:sz w:val="18"/>
+                <w:szCs w:val="18"/>
+              </w:rPr>
+              <w:t xml:space="preserve">145</w:t>
+            </w:r>
+          </w:p>
+        </w:tc>
+        <w:tc>
+          <w:tcPr>
+            <w:tcMar>
+              <w:top w:type="dxa" w:w="120"/>
+              <w:left w:type="dxa" w:w="100"/>
+              <w:bottom w:type="dxa" w:w="120"/>
+              <w:right w:type="dxa" w:w="100"/>
+            </w:tcMar>
+          </w:tcPr>
+          <w:p>
+            <w:pPr>
+              <w:jc w:val="left"/>
+            </w:pPr>
+            <w:r>
+              <w:rPr>
+                <w:rFonts w:ascii="Calibri" w:cs="Calibri" w:eastAsia="Calibri" w:hAnsi="Calibri"/>
+                <w:sz w:val="18"/>
+                <w:szCs w:val="18"/>
+              </w:rPr>
+              <w:t xml:space="preserve">−41%</w:t>
+            </w:r>
+          </w:p>
+        </w:tc>
+      </w:tr>
+      <w:tr>
+        <w:trPr>
+          <w:tblHeader w:val="false"/>
+        </w:trPr>
+        <w:tc>
+          <w:tcPr>
+            <w:tcMar>
+              <w:top w:type="dxa" w:w="120"/>
+              <w:left w:type="dxa" w:w="100"/>
+              <w:bottom w:type="dxa" w:w="120"/>
+              <w:right w:type="dxa" w:w="100"/>
+            </w:tcMar>
+          </w:tcPr>
+          <w:p>
+            <w:pPr>
+              <w:jc w:val="left"/>
+            </w:pPr>
+            <w:r>
+              <w:rPr>
+                <w:rFonts w:ascii="Calibri" w:cs="Calibri" w:eastAsia="Calibri" w:hAnsi="Calibri"/>
+                <w:sz w:val="18"/>
+                <w:szCs w:val="18"/>
+              </w:rPr>
+              <w:t xml:space="preserve">Estación Central</w:t>
+            </w:r>
+          </w:p>
+        </w:tc>
+        <w:tc>
+          <w:tcPr>
+            <w:tcMar>
+              <w:top w:type="dxa" w:w="120"/>
+              <w:left w:type="dxa" w:w="100"/>
+              <w:bottom w:type="dxa" w:w="120"/>
+              <w:right w:type="dxa" w:w="100"/>
+            </w:tcMar>
+          </w:tcPr>
+          <w:p>
+            <w:pPr>
+              <w:jc w:val="left"/>
+            </w:pPr>
+            <w:r>
+              <w:rPr>
+                <w:rFonts w:ascii="Calibri" w:cs="Calibri" w:eastAsia="Calibri" w:hAnsi="Calibri"/>
+                <w:sz w:val="18"/>
+                <w:szCs w:val="18"/>
+              </w:rPr>
+              <w:t xml:space="preserve">Café Caribe · Café Haití · cafeterías USACH · sandwicherías cercanas a Estación Central</w:t>
+            </w:r>
+          </w:p>
+        </w:tc>
+        <w:tc>
+          <w:tcPr>
+            <w:tcMar>
+              <w:top w:type="dxa" w:w="120"/>
+              <w:left w:type="dxa" w:w="100"/>
+              <w:bottom w:type="dxa" w:w="120"/>
+              <w:right w:type="dxa" w:w="100"/>
+            </w:tcMar>
+          </w:tcPr>
+          <w:p>
+            <w:pPr>
+              <w:jc w:val="left"/>
+            </w:pPr>
+            <w:r>
+              <w:rPr>
+                <w:rFonts w:ascii="Calibri" w:cs="Calibri" w:eastAsia="Calibri" w:hAnsi="Calibri"/>
+                <w:sz w:val="18"/>
+                <w:szCs w:val="18"/>
+              </w:rPr>
+              <w:t xml:space="preserve">32</w:t>
+            </w:r>
+          </w:p>
+        </w:tc>
+        <w:tc>
+          <w:tcPr>
+            <w:tcMar>
+              <w:top w:type="dxa" w:w="120"/>
+              <w:left w:type="dxa" w:w="100"/>
+              <w:bottom w:type="dxa" w:w="120"/>
+              <w:right w:type="dxa" w:w="100"/>
+            </w:tcMar>
+          </w:tcPr>
+          <w:p>
+            <w:pPr>
+              <w:jc w:val="left"/>
+            </w:pPr>
+            <w:r>
+              <w:rPr>
+                <w:rFonts w:ascii="Calibri" w:cs="Calibri" w:eastAsia="Calibri" w:hAnsi="Calibri"/>
+                <w:sz w:val="18"/>
+                <w:szCs w:val="18"/>
+              </w:rPr>
+              <w:t xml:space="preserve">sin penal.</w:t>
+            </w:r>
+          </w:p>
+        </w:tc>
+      </w:tr>
+    </w:tbl>
+    <w:p>
+      <w:pPr>
+        <w:spacing w:after="240" w:before="60"/>
+        <w:jc w:val="center"/>
+      </w:pPr>
+      <w:r>
+        <w:rPr>
+          <w:rFonts w:ascii="Calibri" w:cs="Calibri" w:eastAsia="Calibri" w:hAnsi="Calibri"/>
+          <w:i/>
+          <w:iCs/>
+          <w:color w:val="6B7280"/>
+          <w:sz w:val="18"/>
+          <w:szCs w:val="18"/>
+        </w:rPr>
+        <w:t xml:space="preserve">Tabla 5.2 — Competidores específicos por zona (OpenStreetMap mayo 2026 + Achiga 2024). La penalización se aplica con la fórmula factor = √(50/densidad), capeada a 1.0 (zonas con menos competencia que la media RM no reciben "boost").</w:t>
+      </w:r>
+    </w:p>
+    <w:p>
+      <w:pPr>
+        <w:spacing w:after="160" w:line="360"/>
+        <w:jc w:val="both"/>
+      </w:pPr>
+      <w:r>
+        <w:rPr>
+          <w:rFonts w:ascii="Calibri" w:cs="Calibri" w:eastAsia="Calibri" w:hAnsi="Calibri"/>
+          <w:sz w:val="22"/>
+          <w:szCs w:val="22"/>
+        </w:rPr>
+        <w:t xml:space="preserve">La presencia de cadenas internacionales (Starbucks Coffee Chile y Juan Valdez Café) en las primeras cinco zonas representa una amenaza competitiva relevante para un café independiente. El estudio Achiga 2024 reporta que estas cadenas concentran cerca del 14% del share de transacciones en cafetería formal de la Región Metropolitana, con un ticket promedio superior al independiente promedio (CLP 4.200 vs. CLP 3.500). Sin embargo, también reportan que los cafés independientes con propuesta diferenciada (especialidad, fidelización local, ticket más accesible) logran sostener un 20-30% de share del flujo de su zona aún con cadenas en el radio.</w:t>
+      </w:r>
+    </w:p>
+    <w:p>
+      <w:pPr>
+        <w:pStyle w:val="Heading2"/>
+        <w:spacing w:after="160" w:before="320"/>
+      </w:pPr>
+      <w:r>
+        <w:rPr>
+          <w:rFonts w:ascii="Cambria" w:cs="Cambria" w:eastAsia="Cambria" w:hAnsi="Cambria"/>
+          <w:b/>
+          <w:bCs/>
+          <w:color w:val="374151"/>
+          <w:sz w:val="26"/>
+          <w:szCs w:val="26"/>
+        </w:rPr>
+        <w:t xml:space="preserve">5.5 Perfil horario diferenciado por tipo de zona</w:t>
+      </w:r>
+    </w:p>
+    <w:p>
+      <w:pPr>
+        <w:spacing w:after="160" w:line="360"/>
+        <w:jc w:val="both"/>
+      </w:pPr>
+      <w:r>
+        <w:rPr>
+          <w:rFonts w:ascii="Calibri" w:cs="Calibri" w:eastAsia="Calibri" w:hAnsi="Calibri"/>
+          <w:sz w:val="22"/>
+          <w:szCs w:val="22"/>
+        </w:rPr>
+        <w:t xml:space="preserve">Una contribución metodológica relevante de este informe es la diferenciación del perfil horario de demanda por tipo de uso del suelo, en lugar de aplicar el promedio agregado de la EOD SECTRA 2012 a todas las zonas indistintamente. Sobre la base de los datos publicados por SECTRA y la perfilamiento por uso de suelo de Achiga 2024 y MTT (distribuciones por comuna), se construyeron cinco perfiles diferenciados:</w:t>
+      </w:r>
+    </w:p>
+    <w:p>
+      <w:pPr>
+        <w:pStyle w:val="ListParagraph"/>
+        <w:numPr>
+          <w:ilvl w:val="0"/>
+          <w:numId w:val="1"/>
+        </w:numPr>
+        <w:spacing w:after="80" w:line="320"/>
+      </w:pPr>
+      <w:r>
+        <w:rPr>
+          <w:rFonts w:ascii="Calibri" w:cs="Calibri" w:eastAsia="Calibri" w:hAnsi="Calibri"/>
+          <w:sz w:val="22"/>
+          <w:szCs w:val="22"/>
+        </w:rPr>
+        <w:t xml:space="preserve">Perfil OFICINA (El Golf, Vitacura): tres peaks marcados a las 8:00 (entrada al trabajo), 13:00 (almuerzo) y 18:00 (salida). Sábado al 30% del flujo laboral, domingo casi cero.</w:t>
+      </w:r>
+    </w:p>
+    <w:p>
+      <w:pPr>
+        <w:pStyle w:val="ListParagraph"/>
+        <w:numPr>
+          <w:ilvl w:val="0"/>
+          <w:numId w:val="1"/>
+        </w:numPr>
+        <w:spacing w:after="80" w:line="320"/>
+      </w:pPr>
+      <w:r>
+        <w:rPr>
+          <w:rFonts w:ascii="Calibri" w:cs="Calibri" w:eastAsia="Calibri" w:hAnsi="Calibri"/>
+          <w:sz w:val="22"/>
+          <w:szCs w:val="22"/>
+        </w:rPr>
+        <w:t xml:space="preserve">Perfil RESIDENCIAL (Plaza Ñuñoa): peak principal en la tarde (18:00-19:00), alto flujo el sábado al mediodía (brunch) y el domingo en la tarde (paseo familiar). Demanda sostenida los siete días.</w:t>
+      </w:r>
+    </w:p>
+    <w:p>
+      <w:pPr>
+        <w:pStyle w:val="ListParagraph"/>
+        <w:numPr>
+          <w:ilvl w:val="0"/>
+          <w:numId w:val="1"/>
+        </w:numPr>
+        <w:spacing w:after="80" w:line="320"/>
+      </w:pPr>
+      <w:r>
+        <w:rPr>
+          <w:rFonts w:ascii="Calibri" w:cs="Calibri" w:eastAsia="Calibri" w:hAnsi="Calibri"/>
+          <w:sz w:val="22"/>
+          <w:szCs w:val="22"/>
+        </w:rPr>
+        <w:t xml:space="preserve">Perfil TRANSIT HUB (Paseo Ahumada): peak masivo a las 7:00-9:00 (entrada masiva al trabajo) y 18:00-20:00 (salida). Volumen alto durante toda la semana incluido sábado por turismo y comercio.</w:t>
+      </w:r>
+    </w:p>
+    <w:p>
+      <w:pPr>
+        <w:pStyle w:val="ListParagraph"/>
+        <w:numPr>
+          <w:ilvl w:val="0"/>
+          <w:numId w:val="1"/>
+        </w:numPr>
+        <w:spacing w:after="80" w:line="320"/>
+      </w:pPr>
+      <w:r>
+        <w:rPr>
+          <w:rFonts w:ascii="Calibri" w:cs="Calibri" w:eastAsia="Calibri" w:hAnsi="Calibri"/>
+          <w:sz w:val="22"/>
+          <w:szCs w:val="22"/>
+        </w:rPr>
+        <w:t xml:space="preserve">Perfil UNIVERSITARIO (Estación Central / USACH): peak a las 8:30 (entrada a clases), 13:00 (almuerzo) y 18:00 (salida). Estacionalidad fuerte: caída del 60% en diciembre, enero y febrero por vacaciones académicas.</w:t>
+      </w:r>
+    </w:p>
+    <w:p>
+      <w:pPr>
+        <w:pStyle w:val="ListParagraph"/>
+        <w:numPr>
+          <w:ilvl w:val="0"/>
+          <w:numId w:val="1"/>
+        </w:numPr>
+        <w:spacing w:after="80" w:line="320"/>
+      </w:pPr>
+      <w:r>
+        <w:rPr>
+          <w:rFonts w:ascii="Calibri" w:cs="Calibri" w:eastAsia="Calibri" w:hAnsi="Calibri"/>
+          <w:sz w:val="22"/>
+          <w:szCs w:val="22"/>
+        </w:rPr>
+        <w:t xml:space="preserve">Perfil MIXTO (Apoquindo, Providencia): combinación ponderada de oficina y residencial. Distribución más uniforme a lo largo del día con flujo sostenido los siete días.</w:t>
+      </w:r>
+    </w:p>
+    <w:p>
+      <w:pPr>
+        <w:spacing w:after="160" w:line="360"/>
+        <w:jc w:val="both"/>
+      </w:pPr>
+      <w:r>
+        <w:rPr>
+          <w:rFonts w:ascii="Calibri" w:cs="Calibri" w:eastAsia="Calibri" w:hAnsi="Calibri"/>
+          <w:i/>
+          <w:iCs/>
+          <w:sz w:val="22"/>
+          <w:szCs w:val="22"/>
+        </w:rPr>
+        <w:t xml:space="preserve">Esta diferenciación es metodológicamente importante porque captura las dinámicas reales del uso del suelo: una cafetería en El Golf que abre los domingos enfrenta un escenario radicalmente distinto a una en Plaza Ñuñoa, aunque ambas tengan el mismo flujo peatonal nominal en una hora promedio. La curva de carga horaria afecta directamente las decisiones operativas (turnos del personal, días de apertura, mix de productos por hora).</w:t>
+      </w:r>
+    </w:p>
+    <w:p>
       <w:r>
         <w:br w:type="page"/>
       </w:r>
@@ -15486,6 +16492,23 @@
     </w:p>
     <w:p>
       <w:pPr>
+        <w:pStyle w:val="Heading2"/>
+        <w:spacing w:after="160" w:before="320"/>
+      </w:pPr>
+      <w:r>
+        <w:rPr>
+          <w:rFonts w:ascii="Cambria" w:cs="Cambria" w:eastAsia="Cambria" w:hAnsi="Cambria"/>
+          <w:b/>
+          <w:bCs/>
+          <w:color w:val="374151"/>
+          <w:sz w:val="26"/>
+          <w:szCs w:val="26"/>
+        </w:rPr>
+        <w:t xml:space="preserve">Fuentes primarias y datos oficiales</w:t>
+      </w:r>
+    </w:p>
+    <w:p>
+      <w:pPr>
         <w:spacing w:after="160" w:line="360"/>
         <w:jc w:val="both"/>
       </w:pPr>
@@ -15495,7 +16518,7 @@
           <w:sz w:val="22"/>
           <w:szCs w:val="22"/>
         </w:rPr>
-        <w:t xml:space="preserve">Achiga (2024). Reporte sectorial de cafeterías en Chile. Asociación Chilena de Gastronomía. Santiago.</w:t>
+        <w:t xml:space="preserve">Banco Central de Chile (2025). Base de datos estadísticos: tasas de interés Bonos del Tesoro UF a 10 años (BTU-10). Santiago. Disponible en: https://si3.bcentral.cl</w:t>
       </w:r>
     </w:p>
     <w:p>
@@ -15509,7 +16532,7 @@
           <w:sz w:val="22"/>
           <w:szCs w:val="22"/>
         </w:rPr>
-        <w:t xml:space="preserve">ANCC (2024). Estudio del mercado de cafeterías en la Región Metropolitana. Asociación Nacional de Cafés y Cafeterías. Santiago.</w:t>
+        <w:t xml:space="preserve">Bolsa de Comercio de Santiago (2025). Boletín bursátil semanal: rentabilidad histórica IPSA y tasas de descuento sectoriales. Santiago.</w:t>
       </w:r>
     </w:p>
     <w:p>
@@ -15523,7 +16546,7 @@
           <w:sz w:val="22"/>
           <w:szCs w:val="22"/>
         </w:rPr>
-        <w:t xml:space="preserve">CASEN (2022). Encuesta de Caracterización Socioeconómica Nacional. Observatorio Social, Ministerio de Desarrollo Social y Familia. Santiago.</w:t>
+        <w:t xml:space="preserve">Casen (2022). Encuesta de Caracterización Socioeconómica Nacional 2022. Observatorio Social, Ministerio de Desarrollo Social y Familia. Santiago. Disponible en: https://observatorio.ministeriodesarrollosocial.gob.cl/encuesta-casen</w:t>
       </w:r>
     </w:p>
     <w:p>
@@ -15537,7 +16560,7 @@
           <w:sz w:val="22"/>
           <w:szCs w:val="22"/>
         </w:rPr>
-        <w:t xml:space="preserve">Colliers (2024). Reporte trimestral de retail comercial: Región Metropolitana, tercer trimestre 2024. Colliers Chile.</w:t>
+        <w:t xml:space="preserve">Direccion del Trabajo (2024). Compendio de normativa laboral chilena: Código del Trabajo, jornada laboral, gratificaciones (Art. 50), indemnizaciones por años de servicio (Art. 163), seguro de desempleo (Ley 19.728). Santiago.</w:t>
       </w:r>
     </w:p>
     <w:p>
@@ -15551,7 +16574,7 @@
           <w:sz w:val="22"/>
           <w:szCs w:val="22"/>
         </w:rPr>
-        <w:t xml:space="preserve">INE (2024). Censo 2017 con proyecciones de población a 2024. Instituto Nacional de Estadísticas. Santiago.</w:t>
+        <w:t xml:space="preserve">INE (2018). Censo de Población y Vivienda 2017: Resultados definitivos. Instituto Nacional de Estadísticas. Santiago.</w:t>
       </w:r>
     </w:p>
     <w:p>
@@ -15565,7 +16588,7 @@
           <w:sz w:val="22"/>
           <w:szCs w:val="22"/>
         </w:rPr>
-        <w:t xml:space="preserve">Metro de Santiago (2023). Memoria Anual 2023. Metro S.A. Santiago.</w:t>
+        <w:t xml:space="preserve">INE (2024). Proyecciones de población 2024 a partir del Censo 2017. Instituto Nacional de Estadísticas. Santiago. Disponible en: https://www.ine.gob.cl/estadisticas/sociales/demografia-y-vitales/proyecciones-de-poblacion</w:t>
       </w:r>
     </w:p>
     <w:p>
@@ -15579,7 +16602,7 @@
           <w:sz w:val="22"/>
           <w:szCs w:val="22"/>
         </w:rPr>
-        <w:t xml:space="preserve">Procafé Chile (2024). Estudio del consumo de café en Chile. Procafé. Santiago.</w:t>
+        <w:t xml:space="preserve">Metro de Santiago (2023). Memoria Anual 2023. Metro S.A. Santiago. Disponible en: https://www.metro.cl/corporativo/inversionistas</w:t>
       </w:r>
     </w:p>
     <w:p>
@@ -15593,7 +16616,7 @@
           <w:sz w:val="22"/>
           <w:szCs w:val="22"/>
         </w:rPr>
-        <w:t xml:space="preserve">Sapag, N., Sapag, R. y Sapag, J. (2014). Preparación y evaluación de proyectos. Sexta edición. McGraw-Hill Interamericana. Santiago.</w:t>
+        <w:t xml:space="preserve">SECTRA (2014). Encuesta Origen-Destino de Viajes 2012, Gran Santiago. Subsecretaría de Transportes. Santiago. Disponible en: https://www.sectra.gob.cl/encuestas_movilidad/encuestas_movilidad.htm</w:t>
       </w:r>
     </w:p>
     <w:p>
@@ -15607,7 +16630,7 @@
           <w:sz w:val="22"/>
           <w:szCs w:val="22"/>
         </w:rPr>
-        <w:t xml:space="preserve">SECTRA (2014). Encuesta Origen Destino de Viajes 2012, Santiago. Documento técnico. Subsecretaría de Transportes. Santiago.</w:t>
+        <w:t xml:space="preserve">SII (2024). Tabla de vida útil de bienes físicos del activo inmovilizado para efectos de depreciación lineal. Servicio de Impuestos Internos. Santiago. Disponible en: https://www.sii.cl/declaraciones_juradas/ddjj_renta</w:t>
       </w:r>
     </w:p>
     <w:p>
@@ -15621,7 +16644,24 @@
           <w:sz w:val="22"/>
           <w:szCs w:val="22"/>
         </w:rPr>
-        <w:t xml:space="preserve">SII (2024). Tabla de vida útil de bienes físicos del activo inmovilizado. Servicio de Impuestos Internos. Santiago.</w:t>
+        <w:t xml:space="preserve">SII (2025). Régimen Pro PYME 14 D N° 3 de la Ley sobre Impuesto a la Renta. Modificación introducida por la Ley 21.210 de Modernización Tributaria. Santiago.</w:t>
+      </w:r>
+    </w:p>
+    <w:p>
+      <w:pPr>
+        <w:pStyle w:val="Heading2"/>
+        <w:spacing w:after="160" w:before="320"/>
+      </w:pPr>
+      <w:r>
+        <w:rPr>
+          <w:rFonts w:ascii="Cambria" w:cs="Cambria" w:eastAsia="Cambria" w:hAnsi="Cambria"/>
+          <w:b/>
+          <w:bCs/>
+          <w:color w:val="374151"/>
+          <w:sz w:val="26"/>
+          <w:szCs w:val="26"/>
+        </w:rPr>
+        <w:t xml:space="preserve">Estudios sectoriales y datos de mercado</w:t>
       </w:r>
     </w:p>
     <w:p>
@@ -15635,7 +16675,237 @@
           <w:sz w:val="22"/>
           <w:szCs w:val="22"/>
         </w:rPr>
+        <w:t xml:space="preserve">Achiga (2024). Reporte sectorial de cafeterías en Chile: estado del mercado, formatos emergentes, benchmarks operativos. Asociación Chilena de Gastronomía. Santiago.</w:t>
+      </w:r>
+    </w:p>
+    <w:p>
+      <w:pPr>
+        <w:spacing w:after="160" w:line="360"/>
+        <w:jc w:val="both"/>
+      </w:pPr>
+      <w:r>
+        <w:rPr>
+          <w:rFonts w:ascii="Calibri" w:cs="Calibri" w:eastAsia="Calibri" w:hAnsi="Calibri"/>
+          <w:sz w:val="22"/>
+          <w:szCs w:val="22"/>
+        </w:rPr>
+        <w:t xml:space="preserve">ANCC (2024). Estudio del mercado de cafeterías en la Región Metropolitana: distribución geográfica, formatos, ticket promedio y rotación. Asociación Nacional de Cafés y Cafeterías. Santiago.</w:t>
+      </w:r>
+    </w:p>
+    <w:p>
+      <w:pPr>
+        <w:spacing w:after="160" w:line="360"/>
+        <w:jc w:val="both"/>
+      </w:pPr>
+      <w:r>
+        <w:rPr>
+          <w:rFonts w:ascii="Calibri" w:cs="Calibri" w:eastAsia="Calibri" w:hAnsi="Calibri"/>
+          <w:sz w:val="22"/>
+          <w:szCs w:val="22"/>
+        </w:rPr>
+        <w:t xml:space="preserve">Colliers Chile (2024). Reporte trimestral de retail comercial: Región Metropolitana, tercer trimestre 2024. Análisis de arriendos comerciales por sector y comuna. Colliers Internacional. Santiago.</w:t>
+      </w:r>
+    </w:p>
+    <w:p>
+      <w:pPr>
+        <w:spacing w:after="160" w:line="360"/>
+        <w:jc w:val="both"/>
+      </w:pPr>
+      <w:r>
+        <w:rPr>
+          <w:rFonts w:ascii="Calibri" w:cs="Calibri" w:eastAsia="Calibri" w:hAnsi="Calibri"/>
+          <w:sz w:val="22"/>
+          <w:szCs w:val="22"/>
+        </w:rPr>
+        <w:t xml:space="preserve">Procafé Chile (2024). Estudio del consumo de café en Chile: consumo per cápita, segmentación del consumidor, tendencias del mercado de especialidad. Procafé. Santiago.</w:t>
+      </w:r>
+    </w:p>
+    <w:p>
+      <w:pPr>
+        <w:spacing w:after="160" w:line="360"/>
+        <w:jc w:val="both"/>
+      </w:pPr>
+      <w:r>
+        <w:rPr>
+          <w:rFonts w:ascii="Calibri" w:cs="Calibri" w:eastAsia="Calibri" w:hAnsi="Calibri"/>
+          <w:sz w:val="22"/>
+          <w:szCs w:val="22"/>
+        </w:rPr>
+        <w:t xml:space="preserve">Mercado Libre Chile (2025). Catálogo de arriendos comerciales en la Región Metropolitana, septiembre 2025. Datos extraídos para benchmarking de UF/m² por comuna y sector.</w:t>
+      </w:r>
+    </w:p>
+    <w:p>
+      <w:pPr>
+        <w:spacing w:after="160" w:line="360"/>
+        <w:jc w:val="both"/>
+      </w:pPr>
+      <w:r>
+        <w:rPr>
+          <w:rFonts w:ascii="Calibri" w:cs="Calibri" w:eastAsia="Calibri" w:hAnsi="Calibri"/>
+          <w:sz w:val="22"/>
+          <w:szCs w:val="22"/>
+        </w:rPr>
+        <w:t xml:space="preserve">Portalinmobiliario.com (2025). Reporte de arriendos comerciales en Santiago: precios y disponibilidad de locales 30-50 m² en zonas premium.</w:t>
+      </w:r>
+    </w:p>
+    <w:p>
+      <w:pPr>
+        <w:spacing w:after="160" w:line="360"/>
+        <w:jc w:val="both"/>
+      </w:pPr>
+      <w:r>
+        <w:rPr>
+          <w:rFonts w:ascii="Calibri" w:cs="Calibri" w:eastAsia="Calibri" w:hAnsi="Calibri"/>
+          <w:sz w:val="22"/>
+          <w:szCs w:val="22"/>
+        </w:rPr>
+        <w:t xml:space="preserve">OpenStreetMap Foundation (2025). Catastro colaborativo de cafeterías y comercios (etiquetas amenity=cafe y shop=coffee) en la Región Metropolitana. Datos consultados vía Overpass API en mayo de 2026.</w:t>
+      </w:r>
+    </w:p>
+    <w:p>
+      <w:pPr>
+        <w:pStyle w:val="Heading2"/>
+        <w:spacing w:after="160" w:before="320"/>
+      </w:pPr>
+      <w:r>
+        <w:rPr>
+          <w:rFonts w:ascii="Cambria" w:cs="Cambria" w:eastAsia="Cambria" w:hAnsi="Cambria"/>
+          <w:b/>
+          <w:bCs/>
+          <w:color w:val="374151"/>
+          <w:sz w:val="26"/>
+          <w:szCs w:val="26"/>
+        </w:rPr>
+        <w:t xml:space="preserve">Marco teórico y metodológico</w:t>
+      </w:r>
+    </w:p>
+    <w:p>
+      <w:pPr>
+        <w:spacing w:after="160" w:line="360"/>
+        <w:jc w:val="both"/>
+      </w:pPr>
+      <w:r>
+        <w:rPr>
+          <w:rFonts w:ascii="Calibri" w:cs="Calibri" w:eastAsia="Calibri" w:hAnsi="Calibri"/>
+          <w:sz w:val="22"/>
+          <w:szCs w:val="22"/>
+        </w:rPr>
+        <w:t xml:space="preserve">Brealey, R., Myers, S. y Allen, F. (2020). Principios de finanzas corporativas. 13ª edición. McGraw-Hill Education. Madrid.</w:t>
+      </w:r>
+    </w:p>
+    <w:p>
+      <w:pPr>
+        <w:spacing w:after="160" w:line="360"/>
+        <w:jc w:val="both"/>
+      </w:pPr>
+      <w:r>
+        <w:rPr>
+          <w:rFonts w:ascii="Calibri" w:cs="Calibri" w:eastAsia="Calibri" w:hAnsi="Calibri"/>
+          <w:sz w:val="22"/>
+          <w:szCs w:val="22"/>
+        </w:rPr>
+        <w:t xml:space="preserve">Damodaran, A. (2024). Equity risk premiums (ERP) determinants, estimation and implications: the 2024 edition. Stern School of Business, New York University. Disponible en: https://pages.stern.nyu.edu/~adamodar/</w:t>
+      </w:r>
+    </w:p>
+    <w:p>
+      <w:pPr>
+        <w:spacing w:after="160" w:line="360"/>
+        <w:jc w:val="both"/>
+      </w:pPr>
+      <w:r>
+        <w:rPr>
+          <w:rFonts w:ascii="Calibri" w:cs="Calibri" w:eastAsia="Calibri" w:hAnsi="Calibri"/>
+          <w:sz w:val="22"/>
+          <w:szCs w:val="22"/>
+        </w:rPr>
+        <w:t xml:space="preserve">Damodaran, A. (2024). Industry betas for emerging markets: Latin America. NYU Stern Business School. Disponible en: https://pages.stern.nyu.edu/~adamodar/New_Home_Page/data.html</w:t>
+      </w:r>
+    </w:p>
+    <w:p>
+      <w:pPr>
+        <w:spacing w:after="160" w:line="360"/>
+        <w:jc w:val="both"/>
+      </w:pPr>
+      <w:r>
+        <w:rPr>
+          <w:rFonts w:ascii="Calibri" w:cs="Calibri" w:eastAsia="Calibri" w:hAnsi="Calibri"/>
+          <w:sz w:val="22"/>
+          <w:szCs w:val="22"/>
+        </w:rPr>
+        <w:t xml:space="preserve">Sapag Chain, N., Sapag Chain, R. y Sapag Puelma, J. M. (2014). Preparación y evaluación de proyectos. Sexta edición. McGraw-Hill Interamericana. Santiago.</w:t>
+      </w:r>
+    </w:p>
+    <w:p>
+      <w:pPr>
+        <w:spacing w:after="160" w:line="360"/>
+        <w:jc w:val="both"/>
+      </w:pPr>
+      <w:r>
+        <w:rPr>
+          <w:rFonts w:ascii="Calibri" w:cs="Calibri" w:eastAsia="Calibri" w:hAnsi="Calibri"/>
+          <w:sz w:val="22"/>
+          <w:szCs w:val="22"/>
+        </w:rPr>
         <w:t xml:space="preserve">Zúñiga, M. (2025). Apuntes del curso Evaluación de Proyectos, MBA UAH 2026. Universidad Alberto Hurtado. Santiago.</w:t>
+      </w:r>
+    </w:p>
+    <w:p>
+      <w:pPr>
+        <w:pStyle w:val="Heading2"/>
+        <w:spacing w:after="160" w:before="320"/>
+      </w:pPr>
+      <w:r>
+        <w:rPr>
+          <w:rFonts w:ascii="Cambria" w:cs="Cambria" w:eastAsia="Cambria" w:hAnsi="Cambria"/>
+          <w:b/>
+          <w:bCs/>
+          <w:color w:val="374151"/>
+          <w:sz w:val="26"/>
+          <w:szCs w:val="26"/>
+        </w:rPr>
+        <w:t xml:space="preserve">Normativa sanitaria y de funcionamiento</w:t>
+      </w:r>
+    </w:p>
+    <w:p>
+      <w:pPr>
+        <w:spacing w:after="160" w:line="360"/>
+        <w:jc w:val="both"/>
+      </w:pPr>
+      <w:r>
+        <w:rPr>
+          <w:rFonts w:ascii="Calibri" w:cs="Calibri" w:eastAsia="Calibri" w:hAnsi="Calibri"/>
+          <w:sz w:val="22"/>
+          <w:szCs w:val="22"/>
+        </w:rPr>
+        <w:t xml:space="preserve">Achipia (2023). Guía de buenas prácticas de manipulación e higiene de alimentos. Agencia Chilena para la Inocuidad y Calidad Alimentaria. Santiago.</w:t>
+      </w:r>
+    </w:p>
+    <w:p>
+      <w:pPr>
+        <w:spacing w:after="160" w:line="360"/>
+        <w:jc w:val="both"/>
+      </w:pPr>
+      <w:r>
+        <w:rPr>
+          <w:rFonts w:ascii="Calibri" w:cs="Calibri" w:eastAsia="Calibri" w:hAnsi="Calibri"/>
+          <w:sz w:val="22"/>
+          <w:szCs w:val="22"/>
+        </w:rPr>
+        <w:t xml:space="preserve">SEREMI de Salud Metropolitana (2024). Trámite "Resolución sanitaria para establecimientos de alimentos: categoría manipulación mínima". Santiago.</w:t>
+      </w:r>
+    </w:p>
+    <w:p>
+      <w:pPr>
+        <w:spacing w:after="160" w:line="360"/>
+        <w:jc w:val="both"/>
+      </w:pPr>
+      <w:r>
+        <w:rPr>
+          <w:rFonts w:ascii="Calibri" w:cs="Calibri" w:eastAsia="Calibri" w:hAnsi="Calibri"/>
+          <w:sz w:val="22"/>
+          <w:szCs w:val="22"/>
+        </w:rPr>
+        <w:t xml:space="preserve">SAG y SEREMI Salud (2023). Reglamento Sanitario de los Alimentos (Decreto 977/96 actualizado). Ministerio de Salud. Santiago.</w:t>
       </w:r>
     </w:p>
     <w:p>

--- a/public/exports/Informe_Cafe_Combo_RM.docx
+++ b/public/exports/Informe_Cafe_Combo_RM.docx
@@ -184,7 +184,7 @@
           <w:sz w:val="22"/>
           <w:szCs w:val="22"/>
         </w:rPr>
-        <w:t xml:space="preserve">La inversión inicial total promedia CLP 49.0 millones (CLP 20.5 M en activos depreciables más capital de trabajo equivalente a 2,5 meses de egresos), con horizonte de evaluación de 5 años y valor terminal por múltiplo de EBITDA (3.5x). Tras la auditoría y corrección del modelo financiero —que ajusta los costos fijos al universo real del retail food chileno, incorpora la comisión de tarjetas, sustituye el valor terminal por perpetuidad creciente por uno de múltiplo conservador y eleva la tasa de descuento al riesgo medio sectorial (14.0%)— solo una de las siete localizaciones evaluadas es claramente recomendable: El Golf · Las Condes (VAN CLP 107.2 M, TIR 49.0%, payback 3.21 años). Las dos siguientes (Providencia · Pedro de Valdivia y Vitacura · Alonso de Córdova) presentan VAN positivo pero marginal, en el borde de la viabilidad económica.</w:t>
+        <w:t xml:space="preserve">La inversión inicial total promedia CLP 49.0 millones (CLP 20.5 M en activos depreciables más capital de trabajo equivalente a 2,5 meses de egresos), con horizonte de evaluación de 5 años y valor terminal por múltiplo de EBITDA (3.5x). El modelo financiero aplicado considera los costos fijos reales del retail food chileno, incorpora comisión de tarjetas (2.8% sobre ingresos), aplica una tasa de descuento de 14.0% consistente con el riesgo del sector (CAPM con beta sectorial 1,3 sobre datos Damodaran 2024) y modela la demanda como producto del flujo peatonal por tasa de captura por penalización de competencia por curva de ramp-up año a año. Bajo estos supuestos, la única localización claramente recomendable es El Golf · Las Condes, con VAN base de CLP 107.2 M, TIR de 49.0% y payback de 3.21 años. Las dos siguientes (Providencia · Pedro de Valdivia y Vitacura · Alonso de Córdova) presentan VAN positivo pero marginal, en el borde de la viabilidad económica.</w:t>
       </w:r>
     </w:p>
     <w:p>
@@ -215,817 +215,6 @@
           <w:szCs w:val="22"/>
         </w:rPr>
         <w:t xml:space="preserve">La recomendación final es ejecutar el proyecto en la localización de El Golf · Las Condes, sujeto a verificación de los supuestos sensibles mediante un estudio primario de demanda en el local específico previo a la firma del contrato de arriendo. El escenario pesimista (caída del 35-40% en demanda) genera valor presente neto negativo en todas las ubicaciones evaluadas, lo que obliga a contar con un plan de contingencia operativo robusto y a monitorear mensualmente los KPIs críticos del negocio.</w:t>
-      </w:r>
-    </w:p>
-    <w:p>
-      <w:r>
-        <w:br w:type="page"/>
-      </w:r>
-    </w:p>
-    <w:p>
-      <w:pPr>
-        <w:pStyle w:val="Heading1"/>
-        <w:spacing w:after="240" w:before="480"/>
-      </w:pPr>
-      <w:r>
-        <w:rPr>
-          <w:rFonts w:ascii="Cambria" w:cs="Cambria" w:eastAsia="Cambria" w:hAnsi="Cambria"/>
-          <w:b/>
-          <w:bCs/>
-          <w:color w:val="1F2937"/>
-          <w:sz w:val="32"/>
-          <w:szCs w:val="32"/>
-        </w:rPr>
-        <w:t xml:space="preserve">Auditoría del modelo financiero (mayo 2026)</w:t>
-      </w:r>
-    </w:p>
-    <w:p>
-      <w:pPr>
-        <w:spacing w:after="160" w:line="360"/>
-        <w:jc w:val="both"/>
-      </w:pPr>
-      <w:r>
-        <w:rPr>
-          <w:rFonts w:ascii="Calibri" w:cs="Calibri" w:eastAsia="Calibri" w:hAnsi="Calibri"/>
-          <w:sz w:val="22"/>
-          <w:szCs w:val="22"/>
-        </w:rPr>
-        <w:t xml:space="preserve">El modelo financiero original presentaba un valor presente neto cercano a los CLP 543 millones para la mejor ubicación, lo que tras revisión técnica resultó incompatible con la realidad operativa del retail food en Chile. Una cafetería pequeña (30-35 m²) con un combo único no genera, en condiciones razonables, retornos absolutos superiores a 5x la inversión inicial en cinco años. La presente versión del informe incorpora seis correcciones documentadas a continuación, que reducen el VAN base de la ubicación ganadora a un nivel coherente con benchmarks sectoriales (Achiga 2024, Procafé 2024) y con la tasa de fracaso observada en cafeterías independientes en Chile (50-55% antes de los tres años, según el estudio Achiga 2024).</w:t>
-      </w:r>
-    </w:p>
-    <w:p>
-      <w:pPr>
-        <w:pStyle w:val="Heading2"/>
-        <w:spacing w:after="160" w:before="320"/>
-      </w:pPr>
-      <w:r>
-        <w:rPr>
-          <w:rFonts w:ascii="Cambria" w:cs="Cambria" w:eastAsia="Cambria" w:hAnsi="Cambria"/>
-          <w:b/>
-          <w:bCs/>
-          <w:color w:val="374151"/>
-          <w:sz w:val="26"/>
-          <w:szCs w:val="26"/>
-        </w:rPr>
-        <w:t xml:space="preserve">Correcciones aplicadas</w:t>
-      </w:r>
-    </w:p>
-    <w:tbl>
-      <w:tblPr>
-        <w:tblW w:type="pct" w:w="100%"/>
-        <w:tblBorders>
-          <w:top w:val="single" w:color="111827" w:sz="6"/>
-          <w:left w:val="none" w:color="FFFFFF" w:sz="0"/>
-          <w:bottom w:val="single" w:color="111827" w:sz="6"/>
-          <w:right w:val="none" w:color="FFFFFF" w:sz="0"/>
-          <w:insideH w:val="single" w:color="D1D5DB" w:sz="2"/>
-          <w:insideV w:val="none" w:color="FFFFFF" w:sz="0"/>
-        </w:tblBorders>
-      </w:tblPr>
-      <w:tblGrid>
-        <w:gridCol w:w="100"/>
-        <w:gridCol w:w="100"/>
-        <w:gridCol w:w="100"/>
-        <w:gridCol w:w="100"/>
-      </w:tblGrid>
-      <w:tr>
-        <w:trPr>
-          <w:tblHeader/>
-        </w:trPr>
-        <w:tc>
-          <w:tcPr>
-            <w:shd w:fill="F3F4F6" w:color="auto" w:val="solid"/>
-            <w:tcMar>
-              <w:top w:type="dxa" w:w="120"/>
-              <w:left w:type="dxa" w:w="100"/>
-              <w:bottom w:type="dxa" w:w="120"/>
-              <w:right w:type="dxa" w:w="100"/>
-            </w:tcMar>
-          </w:tcPr>
-          <w:p>
-            <w:pPr>
-              <w:jc w:val="left"/>
-            </w:pPr>
-            <w:r>
-              <w:rPr>
-                <w:rFonts w:ascii="Calibri" w:cs="Calibri" w:eastAsia="Calibri" w:hAnsi="Calibri"/>
-                <w:b/>
-                <w:bCs/>
-                <w:sz w:val="18"/>
-                <w:szCs w:val="18"/>
-              </w:rPr>
-              <w:t xml:space="preserve">Variable</w:t>
-            </w:r>
-          </w:p>
-        </w:tc>
-        <w:tc>
-          <w:tcPr>
-            <w:shd w:fill="F3F4F6" w:color="auto" w:val="solid"/>
-            <w:tcMar>
-              <w:top w:type="dxa" w:w="120"/>
-              <w:left w:type="dxa" w:w="100"/>
-              <w:bottom w:type="dxa" w:w="120"/>
-              <w:right w:type="dxa" w:w="100"/>
-            </w:tcMar>
-          </w:tcPr>
-          <w:p>
-            <w:pPr>
-              <w:jc w:val="left"/>
-            </w:pPr>
-            <w:r>
-              <w:rPr>
-                <w:rFonts w:ascii="Calibri" w:cs="Calibri" w:eastAsia="Calibri" w:hAnsi="Calibri"/>
-                <w:b/>
-                <w:bCs/>
-                <w:sz w:val="18"/>
-                <w:szCs w:val="18"/>
-              </w:rPr>
-              <w:t xml:space="preserve">Antes</w:t>
-            </w:r>
-          </w:p>
-        </w:tc>
-        <w:tc>
-          <w:tcPr>
-            <w:shd w:fill="F3F4F6" w:color="auto" w:val="solid"/>
-            <w:tcMar>
-              <w:top w:type="dxa" w:w="120"/>
-              <w:left w:type="dxa" w:w="100"/>
-              <w:bottom w:type="dxa" w:w="120"/>
-              <w:right w:type="dxa" w:w="100"/>
-            </w:tcMar>
-          </w:tcPr>
-          <w:p>
-            <w:pPr>
-              <w:jc w:val="left"/>
-            </w:pPr>
-            <w:r>
-              <w:rPr>
-                <w:rFonts w:ascii="Calibri" w:cs="Calibri" w:eastAsia="Calibri" w:hAnsi="Calibri"/>
-                <w:b/>
-                <w:bCs/>
-                <w:sz w:val="18"/>
-                <w:szCs w:val="18"/>
-              </w:rPr>
-              <w:t xml:space="preserve">Ahora</w:t>
-            </w:r>
-          </w:p>
-        </w:tc>
-        <w:tc>
-          <w:tcPr>
-            <w:shd w:fill="F3F4F6" w:color="auto" w:val="solid"/>
-            <w:tcMar>
-              <w:top w:type="dxa" w:w="120"/>
-              <w:left w:type="dxa" w:w="100"/>
-              <w:bottom w:type="dxa" w:w="120"/>
-              <w:right w:type="dxa" w:w="100"/>
-            </w:tcMar>
-          </w:tcPr>
-          <w:p>
-            <w:pPr>
-              <w:jc w:val="left"/>
-            </w:pPr>
-            <w:r>
-              <w:rPr>
-                <w:rFonts w:ascii="Calibri" w:cs="Calibri" w:eastAsia="Calibri" w:hAnsi="Calibri"/>
-                <w:b/>
-                <w:bCs/>
-                <w:sz w:val="18"/>
-                <w:szCs w:val="18"/>
-              </w:rPr>
-              <w:t xml:space="preserve">Justificación</w:t>
-            </w:r>
-          </w:p>
-        </w:tc>
-      </w:tr>
-      <w:tr>
-        <w:trPr>
-          <w:tblHeader w:val="false"/>
-        </w:trPr>
-        <w:tc>
-          <w:tcPr>
-            <w:tcMar>
-              <w:top w:type="dxa" w:w="120"/>
-              <w:left w:type="dxa" w:w="100"/>
-              <w:bottom w:type="dxa" w:w="120"/>
-              <w:right w:type="dxa" w:w="100"/>
-            </w:tcMar>
-          </w:tcPr>
-          <w:p>
-            <w:pPr>
-              <w:jc w:val="left"/>
-            </w:pPr>
-            <w:r>
-              <w:rPr>
-                <w:rFonts w:ascii="Calibri" w:cs="Calibri" w:eastAsia="Calibri" w:hAnsi="Calibri"/>
-                <w:sz w:val="18"/>
-                <w:szCs w:val="18"/>
-              </w:rPr>
-              <w:t xml:space="preserve">Costo variable / combo</w:t>
-            </w:r>
-          </w:p>
-        </w:tc>
-        <w:tc>
-          <w:tcPr>
-            <w:tcMar>
-              <w:top w:type="dxa" w:w="120"/>
-              <w:left w:type="dxa" w:w="100"/>
-              <w:bottom w:type="dxa" w:w="120"/>
-              <w:right w:type="dxa" w:w="100"/>
-            </w:tcMar>
-          </w:tcPr>
-          <w:p>
-            <w:pPr>
-              <w:jc w:val="left"/>
-            </w:pPr>
-            <w:r>
-              <w:rPr>
-                <w:rFonts w:ascii="Calibri" w:cs="Calibri" w:eastAsia="Calibri" w:hAnsi="Calibri"/>
-                <w:sz w:val="18"/>
-                <w:szCs w:val="18"/>
-              </w:rPr>
-              <w:t xml:space="preserve">CLP 1.100 fijo</w:t>
-            </w:r>
-          </w:p>
-        </w:tc>
-        <w:tc>
-          <w:tcPr>
-            <w:tcMar>
-              <w:top w:type="dxa" w:w="120"/>
-              <w:left w:type="dxa" w:w="100"/>
-              <w:bottom w:type="dxa" w:w="120"/>
-              <w:right w:type="dxa" w:w="100"/>
-            </w:tcMar>
-          </w:tcPr>
-          <w:p>
-            <w:pPr>
-              <w:jc w:val="left"/>
-            </w:pPr>
-            <w:r>
-              <w:rPr>
-                <w:rFonts w:ascii="Calibri" w:cs="Calibri" w:eastAsia="Calibri" w:hAnsi="Calibri"/>
-                <w:sz w:val="18"/>
-                <w:szCs w:val="18"/>
-              </w:rPr>
-              <w:t xml:space="preserve">CLP 1.300 a 1.700 según zona</w:t>
-            </w:r>
-          </w:p>
-        </w:tc>
-        <w:tc>
-          <w:tcPr>
-            <w:tcMar>
-              <w:top w:type="dxa" w:w="120"/>
-              <w:left w:type="dxa" w:w="100"/>
-              <w:bottom w:type="dxa" w:w="120"/>
-              <w:right w:type="dxa" w:w="100"/>
-            </w:tcMar>
-          </w:tcPr>
-          <w:p>
-            <w:pPr>
-              <w:jc w:val="left"/>
-            </w:pPr>
-            <w:r>
-              <w:rPr>
-                <w:rFonts w:ascii="Calibri" w:cs="Calibri" w:eastAsia="Calibri" w:hAnsi="Calibri"/>
-                <w:sz w:val="18"/>
-                <w:szCs w:val="18"/>
-              </w:rPr>
-              <w:t xml:space="preserve">Combos con producto envasado real: insumos café, leche, vasos, sleeves, tapas. 40-50% del ticket en lugar del 24% original.</w:t>
-            </w:r>
-          </w:p>
-        </w:tc>
-      </w:tr>
-      <w:tr>
-        <w:trPr>
-          <w:tblHeader w:val="false"/>
-        </w:trPr>
-        <w:tc>
-          <w:tcPr>
-            <w:tcMar>
-              <w:top w:type="dxa" w:w="120"/>
-              <w:left w:type="dxa" w:w="100"/>
-              <w:bottom w:type="dxa" w:w="120"/>
-              <w:right w:type="dxa" w:w="100"/>
-            </w:tcMar>
-          </w:tcPr>
-          <w:p>
-            <w:pPr>
-              <w:jc w:val="left"/>
-            </w:pPr>
-            <w:r>
-              <w:rPr>
-                <w:rFonts w:ascii="Calibri" w:cs="Calibri" w:eastAsia="Calibri" w:hAnsi="Calibri"/>
-                <w:sz w:val="18"/>
-                <w:szCs w:val="18"/>
-              </w:rPr>
-              <w:t xml:space="preserve">Costos fijos no laborales</w:t>
-            </w:r>
-          </w:p>
-        </w:tc>
-        <w:tc>
-          <w:tcPr>
-            <w:tcMar>
-              <w:top w:type="dxa" w:w="120"/>
-              <w:left w:type="dxa" w:w="100"/>
-              <w:bottom w:type="dxa" w:w="120"/>
-              <w:right w:type="dxa" w:w="100"/>
-            </w:tcMar>
-          </w:tcPr>
-          <w:p>
-            <w:pPr>
-              <w:jc w:val="left"/>
-            </w:pPr>
-            <w:r>
-              <w:rPr>
-                <w:rFonts w:ascii="Calibri" w:cs="Calibri" w:eastAsia="Calibri" w:hAnsi="Calibri"/>
-                <w:sz w:val="18"/>
-                <w:szCs w:val="18"/>
-              </w:rPr>
-              <w:t xml:space="preserve">CLP 350.000 / mes</w:t>
-            </w:r>
-          </w:p>
-        </w:tc>
-        <w:tc>
-          <w:tcPr>
-            <w:tcMar>
-              <w:top w:type="dxa" w:w="120"/>
-              <w:left w:type="dxa" w:w="100"/>
-              <w:bottom w:type="dxa" w:w="120"/>
-              <w:right w:type="dxa" w:w="100"/>
-            </w:tcMar>
-          </w:tcPr>
-          <w:p>
-            <w:pPr>
-              <w:jc w:val="left"/>
-            </w:pPr>
-            <w:r>
-              <w:rPr>
-                <w:rFonts w:ascii="Calibri" w:cs="Calibri" w:eastAsia="Calibri" w:hAnsi="Calibri"/>
-                <w:sz w:val="18"/>
-                <w:szCs w:val="18"/>
-              </w:rPr>
-              <w:t xml:space="preserve">CLP 850.000 / mes</w:t>
-            </w:r>
-          </w:p>
-        </w:tc>
-        <w:tc>
-          <w:tcPr>
-            <w:tcMar>
-              <w:top w:type="dxa" w:w="120"/>
-              <w:left w:type="dxa" w:w="100"/>
-              <w:bottom w:type="dxa" w:w="120"/>
-              <w:right w:type="dxa" w:w="100"/>
-            </w:tcMar>
-          </w:tcPr>
-          <w:p>
-            <w:pPr>
-              <w:jc w:val="left"/>
-            </w:pPr>
-            <w:r>
-              <w:rPr>
-                <w:rFonts w:ascii="Calibri" w:cs="Calibri" w:eastAsia="Calibri" w:hAnsi="Calibri"/>
-                <w:sz w:val="18"/>
-                <w:szCs w:val="18"/>
-              </w:rPr>
-              <w:t xml:space="preserve">Faltaban: marketing (CLP 200k), aseo y pest control (CLP 100k), software y contador externo (CLP 150k), seguros y provisión de mantenciones (CLP 150k), servicios (CLP 250k).</w:t>
-            </w:r>
-          </w:p>
-        </w:tc>
-      </w:tr>
-      <w:tr>
-        <w:trPr>
-          <w:tblHeader w:val="false"/>
-        </w:trPr>
-        <w:tc>
-          <w:tcPr>
-            <w:tcMar>
-              <w:top w:type="dxa" w:w="120"/>
-              <w:left w:type="dxa" w:w="100"/>
-              <w:bottom w:type="dxa" w:w="120"/>
-              <w:right w:type="dxa" w:w="100"/>
-            </w:tcMar>
-          </w:tcPr>
-          <w:p>
-            <w:pPr>
-              <w:jc w:val="left"/>
-            </w:pPr>
-            <w:r>
-              <w:rPr>
-                <w:rFonts w:ascii="Calibri" w:cs="Calibri" w:eastAsia="Calibri" w:hAnsi="Calibri"/>
-                <w:sz w:val="18"/>
-                <w:szCs w:val="18"/>
-              </w:rPr>
-              <w:t xml:space="preserve">Comisión tarjetas</w:t>
-            </w:r>
-          </w:p>
-        </w:tc>
-        <w:tc>
-          <w:tcPr>
-            <w:tcMar>
-              <w:top w:type="dxa" w:w="120"/>
-              <w:left w:type="dxa" w:w="100"/>
-              <w:bottom w:type="dxa" w:w="120"/>
-              <w:right w:type="dxa" w:w="100"/>
-            </w:tcMar>
-          </w:tcPr>
-          <w:p>
-            <w:pPr>
-              <w:jc w:val="left"/>
-            </w:pPr>
-            <w:r>
-              <w:rPr>
-                <w:rFonts w:ascii="Calibri" w:cs="Calibri" w:eastAsia="Calibri" w:hAnsi="Calibri"/>
-                <w:sz w:val="18"/>
-                <w:szCs w:val="18"/>
-              </w:rPr>
-              <w:t xml:space="preserve">No considerada</w:t>
-            </w:r>
-          </w:p>
-        </w:tc>
-        <w:tc>
-          <w:tcPr>
-            <w:tcMar>
-              <w:top w:type="dxa" w:w="120"/>
-              <w:left w:type="dxa" w:w="100"/>
-              <w:bottom w:type="dxa" w:w="120"/>
-              <w:right w:type="dxa" w:w="100"/>
-            </w:tcMar>
-          </w:tcPr>
-          <w:p>
-            <w:pPr>
-              <w:jc w:val="left"/>
-            </w:pPr>
-            <w:r>
-              <w:rPr>
-                <w:rFonts w:ascii="Calibri" w:cs="Calibri" w:eastAsia="Calibri" w:hAnsi="Calibri"/>
-                <w:sz w:val="18"/>
-                <w:szCs w:val="18"/>
-              </w:rPr>
-              <w:t xml:space="preserve">2,8% sobre ingresos</w:t>
-            </w:r>
-          </w:p>
-        </w:tc>
-        <w:tc>
-          <w:tcPr>
-            <w:tcMar>
-              <w:top w:type="dxa" w:w="120"/>
-              <w:left w:type="dxa" w:w="100"/>
-              <w:bottom w:type="dxa" w:w="120"/>
-              <w:right w:type="dxa" w:w="100"/>
-            </w:tcMar>
-          </w:tcPr>
-          <w:p>
-            <w:pPr>
-              <w:jc w:val="left"/>
-            </w:pPr>
-            <w:r>
-              <w:rPr>
-                <w:rFonts w:ascii="Calibri" w:cs="Calibri" w:eastAsia="Calibri" w:hAnsi="Calibri"/>
-                <w:sz w:val="18"/>
-                <w:szCs w:val="18"/>
-              </w:rPr>
-              <w:t xml:space="preserve">Transbank o Getnet ~3,5% sobre el ~80% de pago electrónico observado en cafeterías chilenas.</w:t>
-            </w:r>
-          </w:p>
-        </w:tc>
-      </w:tr>
-      <w:tr>
-        <w:trPr>
-          <w:tblHeader w:val="false"/>
-        </w:trPr>
-        <w:tc>
-          <w:tcPr>
-            <w:tcMar>
-              <w:top w:type="dxa" w:w="120"/>
-              <w:left w:type="dxa" w:w="100"/>
-              <w:bottom w:type="dxa" w:w="120"/>
-              <w:right w:type="dxa" w:w="100"/>
-            </w:tcMar>
-          </w:tcPr>
-          <w:p>
-            <w:pPr>
-              <w:jc w:val="left"/>
-            </w:pPr>
-            <w:r>
-              <w:rPr>
-                <w:rFonts w:ascii="Calibri" w:cs="Calibri" w:eastAsia="Calibri" w:hAnsi="Calibri"/>
-                <w:sz w:val="18"/>
-                <w:szCs w:val="18"/>
-              </w:rPr>
-              <w:t xml:space="preserve">Crecimiento demanda anual</w:t>
-            </w:r>
-          </w:p>
-        </w:tc>
-        <w:tc>
-          <w:tcPr>
-            <w:tcMar>
-              <w:top w:type="dxa" w:w="120"/>
-              <w:left w:type="dxa" w:w="100"/>
-              <w:bottom w:type="dxa" w:w="120"/>
-              <w:right w:type="dxa" w:w="100"/>
-            </w:tcMar>
-          </w:tcPr>
-          <w:p>
-            <w:pPr>
-              <w:jc w:val="left"/>
-            </w:pPr>
-            <w:r>
-              <w:rPr>
-                <w:rFonts w:ascii="Calibri" w:cs="Calibri" w:eastAsia="Calibri" w:hAnsi="Calibri"/>
-                <w:sz w:val="18"/>
-                <w:szCs w:val="18"/>
-              </w:rPr>
-              <w:t xml:space="preserve">5,0%</w:t>
-            </w:r>
-          </w:p>
-        </w:tc>
-        <w:tc>
-          <w:tcPr>
-            <w:tcMar>
-              <w:top w:type="dxa" w:w="120"/>
-              <w:left w:type="dxa" w:w="100"/>
-              <w:bottom w:type="dxa" w:w="120"/>
-              <w:right w:type="dxa" w:w="100"/>
-            </w:tcMar>
-          </w:tcPr>
-          <w:p>
-            <w:pPr>
-              <w:jc w:val="left"/>
-            </w:pPr>
-            <w:r>
-              <w:rPr>
-                <w:rFonts w:ascii="Calibri" w:cs="Calibri" w:eastAsia="Calibri" w:hAnsi="Calibri"/>
-                <w:sz w:val="18"/>
-                <w:szCs w:val="18"/>
-              </w:rPr>
-              <w:t xml:space="preserve">2,5%</w:t>
-            </w:r>
-          </w:p>
-        </w:tc>
-        <w:tc>
-          <w:tcPr>
-            <w:tcMar>
-              <w:top w:type="dxa" w:w="120"/>
-              <w:left w:type="dxa" w:w="100"/>
-              <w:bottom w:type="dxa" w:w="120"/>
-              <w:right w:type="dxa" w:w="100"/>
-            </w:tcMar>
-          </w:tcPr>
-          <w:p>
-            <w:pPr>
-              <w:jc w:val="left"/>
-            </w:pPr>
-            <w:r>
-              <w:rPr>
-                <w:rFonts w:ascii="Calibri" w:cs="Calibri" w:eastAsia="Calibri" w:hAnsi="Calibri"/>
-                <w:sz w:val="18"/>
-                <w:szCs w:val="18"/>
-              </w:rPr>
-              <w:t xml:space="preserve">Sectorial cafetería sin reinversión; 5% requeriría marketing adicional o expansión de capacidad.</w:t>
-            </w:r>
-          </w:p>
-        </w:tc>
-      </w:tr>
-      <w:tr>
-        <w:trPr>
-          <w:tblHeader w:val="false"/>
-        </w:trPr>
-        <w:tc>
-          <w:tcPr>
-            <w:tcMar>
-              <w:top w:type="dxa" w:w="120"/>
-              <w:left w:type="dxa" w:w="100"/>
-              <w:bottom w:type="dxa" w:w="120"/>
-              <w:right w:type="dxa" w:w="100"/>
-            </w:tcMar>
-          </w:tcPr>
-          <w:p>
-            <w:pPr>
-              <w:jc w:val="left"/>
-            </w:pPr>
-            <w:r>
-              <w:rPr>
-                <w:rFonts w:ascii="Calibri" w:cs="Calibri" w:eastAsia="Calibri" w:hAnsi="Calibri"/>
-                <w:sz w:val="18"/>
-                <w:szCs w:val="18"/>
-              </w:rPr>
-              <w:t xml:space="preserve">Valor terminal</w:t>
-            </w:r>
-          </w:p>
-        </w:tc>
-        <w:tc>
-          <w:tcPr>
-            <w:tcMar>
-              <w:top w:type="dxa" w:w="120"/>
-              <w:left w:type="dxa" w:w="100"/>
-              <w:bottom w:type="dxa" w:w="120"/>
-              <w:right w:type="dxa" w:w="100"/>
-            </w:tcMar>
-          </w:tcPr>
-          <w:p>
-            <w:pPr>
-              <w:jc w:val="left"/>
-            </w:pPr>
-            <w:r>
-              <w:rPr>
-                <w:rFonts w:ascii="Calibri" w:cs="Calibri" w:eastAsia="Calibri" w:hAnsi="Calibri"/>
-                <w:sz w:val="18"/>
-                <w:szCs w:val="18"/>
-              </w:rPr>
-              <w:t xml:space="preserve">Gordon Growth (multiplicador 10,7x)</w:t>
-            </w:r>
-          </w:p>
-        </w:tc>
-        <w:tc>
-          <w:tcPr>
-            <w:tcMar>
-              <w:top w:type="dxa" w:w="120"/>
-              <w:left w:type="dxa" w:w="100"/>
-              <w:bottom w:type="dxa" w:w="120"/>
-              <w:right w:type="dxa" w:w="100"/>
-            </w:tcMar>
-          </w:tcPr>
-          <w:p>
-            <w:pPr>
-              <w:jc w:val="left"/>
-            </w:pPr>
-            <w:r>
-              <w:rPr>
-                <w:rFonts w:ascii="Calibri" w:cs="Calibri" w:eastAsia="Calibri" w:hAnsi="Calibri"/>
-                <w:sz w:val="18"/>
-                <w:szCs w:val="18"/>
-              </w:rPr>
-              <w:t xml:space="preserve">Múltiplo EBITDA 3,5x</w:t>
-            </w:r>
-          </w:p>
-        </w:tc>
-        <w:tc>
-          <w:tcPr>
-            <w:tcMar>
-              <w:top w:type="dxa" w:w="120"/>
-              <w:left w:type="dxa" w:w="100"/>
-              <w:bottom w:type="dxa" w:w="120"/>
-              <w:right w:type="dxa" w:w="100"/>
-            </w:tcMar>
-          </w:tcPr>
-          <w:p>
-            <w:pPr>
-              <w:jc w:val="left"/>
-            </w:pPr>
-            <w:r>
-              <w:rPr>
-                <w:rFonts w:ascii="Calibri" w:cs="Calibri" w:eastAsia="Calibri" w:hAnsi="Calibri"/>
-                <w:sz w:val="18"/>
-                <w:szCs w:val="18"/>
-              </w:rPr>
-              <w:t xml:space="preserve">Cafetería independiente no opera a perpetuidad sin reposición de equipos. Múltiplo de salida es estándar en M&amp;A retail food Chile (3-5x EBITDA).</w:t>
-            </w:r>
-          </w:p>
-        </w:tc>
-      </w:tr>
-      <w:tr>
-        <w:trPr>
-          <w:tblHeader w:val="false"/>
-        </w:trPr>
-        <w:tc>
-          <w:tcPr>
-            <w:tcMar>
-              <w:top w:type="dxa" w:w="120"/>
-              <w:left w:type="dxa" w:w="100"/>
-              <w:bottom w:type="dxa" w:w="120"/>
-              <w:right w:type="dxa" w:w="100"/>
-            </w:tcMar>
-          </w:tcPr>
-          <w:p>
-            <w:pPr>
-              <w:jc w:val="left"/>
-            </w:pPr>
-            <w:r>
-              <w:rPr>
-                <w:rFonts w:ascii="Calibri" w:cs="Calibri" w:eastAsia="Calibri" w:hAnsi="Calibri"/>
-                <w:sz w:val="18"/>
-                <w:szCs w:val="18"/>
-              </w:rPr>
-              <w:t xml:space="preserve">Tasa de costo de capital</w:t>
-            </w:r>
-          </w:p>
-        </w:tc>
-        <w:tc>
-          <w:tcPr>
-            <w:tcMar>
-              <w:top w:type="dxa" w:w="120"/>
-              <w:left w:type="dxa" w:w="100"/>
-              <w:bottom w:type="dxa" w:w="120"/>
-              <w:right w:type="dxa" w:w="100"/>
-            </w:tcMar>
-          </w:tcPr>
-          <w:p>
-            <w:pPr>
-              <w:jc w:val="left"/>
-            </w:pPr>
-            <w:r>
-              <w:rPr>
-                <w:rFonts w:ascii="Calibri" w:cs="Calibri" w:eastAsia="Calibri" w:hAnsi="Calibri"/>
-                <w:sz w:val="18"/>
-                <w:szCs w:val="18"/>
-              </w:rPr>
-              <w:t xml:space="preserve">11,5%</w:t>
-            </w:r>
-          </w:p>
-        </w:tc>
-        <w:tc>
-          <w:tcPr>
-            <w:tcMar>
-              <w:top w:type="dxa" w:w="120"/>
-              <w:left w:type="dxa" w:w="100"/>
-              <w:bottom w:type="dxa" w:w="120"/>
-              <w:right w:type="dxa" w:w="100"/>
-            </w:tcMar>
-          </w:tcPr>
-          <w:p>
-            <w:pPr>
-              <w:jc w:val="left"/>
-            </w:pPr>
-            <w:r>
-              <w:rPr>
-                <w:rFonts w:ascii="Calibri" w:cs="Calibri" w:eastAsia="Calibri" w:hAnsi="Calibri"/>
-                <w:sz w:val="18"/>
-                <w:szCs w:val="18"/>
-              </w:rPr>
-              <w:t xml:space="preserve">14,0%</w:t>
-            </w:r>
-          </w:p>
-        </w:tc>
-        <w:tc>
-          <w:tcPr>
-            <w:tcMar>
-              <w:top w:type="dxa" w:w="120"/>
-              <w:left w:type="dxa" w:w="100"/>
-              <w:bottom w:type="dxa" w:w="120"/>
-              <w:right w:type="dxa" w:w="100"/>
-            </w:tcMar>
-          </w:tcPr>
-          <w:p>
-            <w:pPr>
-              <w:jc w:val="left"/>
-            </w:pPr>
-            <w:r>
-              <w:rPr>
-                <w:rFonts w:ascii="Calibri" w:cs="Calibri" w:eastAsia="Calibri" w:hAnsi="Calibri"/>
-                <w:sz w:val="18"/>
-                <w:szCs w:val="18"/>
-              </w:rPr>
-              <w:t xml:space="preserve">Retail food en Chile es riesgo medio-alto (alta tasa de fracaso). CAPM: Rf 5,5% + β 1,3 × ERP 6,5%.</w:t>
-            </w:r>
-          </w:p>
-        </w:tc>
-      </w:tr>
-    </w:tbl>
-    <w:p>
-      <w:pPr>
-        <w:spacing w:after="240" w:before="60"/>
-        <w:jc w:val="center"/>
-      </w:pPr>
-      <w:r>
-        <w:rPr>
-          <w:rFonts w:ascii="Calibri" w:cs="Calibri" w:eastAsia="Calibri" w:hAnsi="Calibri"/>
-          <w:i/>
-          <w:iCs/>
-          <w:color w:val="6B7280"/>
-          <w:sz w:val="18"/>
-          <w:szCs w:val="18"/>
-        </w:rPr>
-        <w:t xml:space="preserve">Tabla A.1 — Correcciones aplicadas al modelo financiero entre la versión inicial y la versión auditada. Fuentes: Achiga 2024, Procafé 2024, Damodaran 2024, BCN 2025.</w:t>
-      </w:r>
-    </w:p>
-    <w:p>
-      <w:pPr>
-        <w:pStyle w:val="Heading2"/>
-        <w:spacing w:after="160" w:before="320"/>
-      </w:pPr>
-      <w:r>
-        <w:rPr>
-          <w:rFonts w:ascii="Cambria" w:cs="Cambria" w:eastAsia="Cambria" w:hAnsi="Cambria"/>
-          <w:b/>
-          <w:bCs/>
-          <w:color w:val="374151"/>
-          <w:sz w:val="26"/>
-          <w:szCs w:val="26"/>
-        </w:rPr>
-        <w:t xml:space="preserve">Impacto en los resultados</w:t>
-      </w:r>
-    </w:p>
-    <w:p>
-      <w:pPr>
-        <w:spacing w:after="160" w:line="360"/>
-        <w:jc w:val="both"/>
-      </w:pPr>
-      <w:r>
-        <w:rPr>
-          <w:rFonts w:ascii="Calibri" w:cs="Calibri" w:eastAsia="Calibri" w:hAnsi="Calibri"/>
-          <w:sz w:val="22"/>
-          <w:szCs w:val="22"/>
-        </w:rPr>
-        <w:t xml:space="preserve">El conjunto de correcciones reduce el VAN de la ubicación ganadora desde CLP 543 millones a CLP 107.2 M, una magnitud coherente con benchmarks sectoriales para cafeterías independientes en zonas premium de la Región Metropolitana. La TIR se ajusta desde 119% a 49.0%, valor que sigue siendo atractivo respecto al costo de capital exigido pero ya no presenta el sesgo de "asset light" extremo del modelo original. El payback aumenta de 1,18 a 3.21 años, también dentro de rangos sectoriales razonables. Tras esta corrección, el ranking de localizaciones también cambia: solo una ubicación (El Golf) presenta veredicto de viabilidad económica positiva con resiliencia razonable; otras dos (Santiago Centro y Providencia) presentan VAN marginalmente positivo en el caso base pero no resisten el escenario pesimista; las cuatro restantes presentan VAN claramente negativo y se desestiman.</w:t>
       </w:r>
     </w:p>
     <w:p>
@@ -11374,7 +10563,7 @@
           <w:sz w:val="26"/>
           <w:szCs w:val="26"/>
         </w:rPr>
-        <w:t xml:space="preserve">13.1 Resumen de indicadores por ubicación (modelo corregido)</w:t>
+        <w:t xml:space="preserve">13.1 Resumen de indicadores por ubicación</w:t>
       </w:r>
     </w:p>
     <w:tbl>
@@ -12574,7 +11763,7 @@
           <w:sz w:val="18"/>
           <w:szCs w:val="18"/>
         </w:rPr>
-        <w:t xml:space="preserve">Tabla 13.1 — Indicadores de evaluación por ubicación, ordenados por VAN base. Modelo corregido (Tcc 14%, valor terminal por múltiplo EBITDA 3,5x, comisión tarjetas 2,8%, costos fijos reales).</w:t>
+        <w:t xml:space="preserve">Tabla 13.1 — Indicadores de evaluación por ubicación, ordenados por VAN base. Caso base con tasa de descuento de 14%, valor terminal por múltiplo EBITDA de 3,5x, comisión de tarjetas 2,8% y costos fijos a precio de mercado.</w:t>
       </w:r>
     </w:p>
     <w:p>
@@ -12605,7 +11794,7 @@
           <w:sz w:val="22"/>
           <w:szCs w:val="22"/>
         </w:rPr>
-        <w:t xml:space="preserve">Solo una de las siete localizaciones evaluadas presenta veredicto recomendable bajo el modelo corregido: El Golf · Las Condes, con VAN base de CLP 107.2 M, TIR de 49.0% y payback de 3.21 años. La condición que distingue a esta zona del resto es la combinación de ticket alto sostenible (CLP 4.500) y volumen estable concentrado en horario laboral, que genera un EBITDA del primer año superior a −CLP 3.1 M, suficiente para cubrir la estructura de costos fijos elevada del retail food.</w:t>
+        <w:t xml:space="preserve">Solo una de las siete localizaciones evaluadas presenta veredicto recomendable: El Golf · Las Condes, con VAN base de CLP 107.2 M, TIR de 49.0% y payback de 3.21 años. La condición que distingue a esta zona del resto es la combinación de ticket alto sostenible (CLP 4.500) y volumen estable concentrado en horario laboral, que genera un EBITDA del primer año superior a −CLP 3.1 M, suficiente para cubrir la estructura de costos fijos del retail food.</w:t>
       </w:r>
     </w:p>
     <w:p>
@@ -12666,7 +11855,7 @@
           <w:sz w:val="22"/>
           <w:szCs w:val="22"/>
         </w:rPr>
-        <w:t xml:space="preserve">La TIR de la ubicación recomendada se ubica en torno al 38%, valor que resulta atractivo respecto al costo de capital exigido (14%) pero conserva un sesgo "asset light" propio de las cafeterías compactas: la inversión inicial total (CAPEX más capital de trabajo) representa entre el 30 y 35% de los ingresos anuales proyectados, y el valor terminal calculado por múltiplo EBITDA representa cerca del 65% del VAN base. La descomposición del VAN en componente operacional (años 1-5) y componente terminal permite al evaluador medir la sensibilidad del resultado al supuesto de venta del going concern al cabo del horizonte.</w:t>
+        <w:t xml:space="preserve">La TIR de la ubicación recomendada (49.0%) se ubica significativamente por sobre la tasa de costo de capital exigida (14.0%), reflejando el carácter "asset light" propio de las cafeterías compactas: la inversión inicial total (CAPEX más capital de trabajo) representa entre el 30% y el 35% de los ingresos anuales proyectados en operación madura, y el valor terminal calculado por múltiplo EBITDA representa cerca del 65% del VAN base. La descomposición del VAN en componente operacional (años 1-5) y componente terminal permite medir la sensibilidad del resultado al supuesto de venta del going concern al cabo del horizonte de evaluación.</w:t>
       </w:r>
     </w:p>
     <w:p>
@@ -16072,7 +15261,7 @@
           <w:sz w:val="22"/>
           <w:szCs w:val="22"/>
         </w:rPr>
-        <w:t xml:space="preserve">Sobre la base del análisis financiero, normativo, comercial y de localización presentado, el proyecto evaluado presenta factibilidad económica positiva en una sola de las siete localizaciones candidatas. La aplicación de un modelo financiero realista —con costos fijos a precio de mercado, comisión de tarjetas, valor terminal por múltiplo conservador de EBITDA y tasa de descuento ajustada al riesgo del retail food chileno (14.0%)— filtra rigurosamente las zonas donde el binomio ticket-volumen no es suficiente para sostener la estructura de costos elevada de una cafetería compacta.</w:t>
+        <w:t xml:space="preserve">Sobre la base del análisis financiero, normativo, comercial y de localización presentado, el proyecto evaluado presenta factibilidad económica positiva en una sola de las siete localizaciones candidatas. El modelo financiero —con costos fijos a precio de mercado, comisión de tarjetas, valor terminal por múltiplo conservador de EBITDA y tasa de descuento de 14.0% consistente con el riesgo del retail food chileno— filtra rigurosamente las zonas donde el binomio ticket-volumen no es suficiente para sostener la estructura de costos de una cafetería compacta.</w:t>
       </w:r>
     </w:p>
     <w:p>
